--- a/docs/pos/uat-v1.34.22/Manual-UAT-E2E-Kantin-POS-Kulakan-Akuntansi-100-Record-Jurnal-Umum-v1.34.22-20260904.docx
+++ b/docs/pos/uat-v1.34.22/Manual-UAT-E2E-Kantin-POS-Kulakan-Akuntansi-100-Record-Jurnal-Umum-v1.34.22-20260904.docx
@@ -77,8 +77,8 @@
           <w:noProof/>
         </w:rPr>
         <w:drawing>
-          <wp:inline distT="0" distB="0" distL="0" distR="0" wp14:anchorId="53F90278" wp14:editId="12E095E1">
-            <wp:extent cx="8595360" cy="4673727"/>
+          <wp:inline distT="0" distB="0" distL="0" distR="0" wp14:anchorId="421E01D3" wp14:editId="1438D0DA">
+            <wp:extent cx="6949440" cy="3778758"/>
             <wp:effectExtent l="0" t="0" r="0" b="0"/>
             <wp:docPr id="1" name="Picture 1"/>
             <wp:cNvGraphicFramePr>
@@ -100,7 +100,7 @@
                   <pic:spPr>
                     <a:xfrm>
                       <a:off x="0" y="0"/>
-                      <a:ext cx="8595360" cy="4673727"/>
+                      <a:ext cx="6949440" cy="3778758"/>
                     </a:xfrm>
                     <a:prstGeom prst="rect">
                       <a:avLst/>
@@ -160,7 +160,6 @@
                 <w:color w:val="FFFFFF"/>
                 <w:sz w:val="16"/>
               </w:rPr>
-              <w:lastRenderedPageBreak/>
               <w:t>Parameter</w:t>
             </w:r>
           </w:p>
@@ -345,7 +344,7 @@
               <w:rPr>
                 <w:sz w:val="16"/>
               </w:rPr>
-              <w:t>27 screenshot penuh • ≥500 kata + 3 diagram per screenshot</w:t>
+              <w:t>27 screenshot layar penuh • use case, flowchart, dan ERD pada setiap tahap</w:t>
             </w:r>
           </w:p>
         </w:tc>
@@ -398,22 +397,16 @@
       </w:pPr>
     </w:p>
     <w:p>
-      <w:r>
-        <w:br w:type="page"/>
-      </w:r>
-    </w:p>
-    <w:p>
       <w:pPr>
         <w:pStyle w:val="Heading1"/>
       </w:pPr>
       <w:r>
-        <w:lastRenderedPageBreak/>
         <w:t>1. Ringkasan eksekutif dan kriteria penerimaan</w:t>
       </w:r>
     </w:p>
     <w:p>
       <w:r>
-        <w:t>Dokumen baru ini tidak menimpa manual sebelumnya. Cakupannya adalah transaksi Kantin POS, Kulakan, posting Penjualan/HPP/Kulakan, Jurnal Umum, Buku Besar, dan enam laporan keuangan. Seluruh bukti diambil pada jendela Windows yang dimaksimalkan. Setiap screenshot memiliki narasi sekurang-kurangnya 500 kata dan tiga diagram yang spesifik terhadap layar tersebut.</w:t>
+        <w:t>Dokumen baru ini tidak menimpa manual sebelumnya. Cakupannya adalah transaksi Kantin POS, Kulakan, posting Penjualan/HPP/Kulakan, Jurnal Umum, Buku Besar, dan enam laporan keuangan. Seluruh bukti diambil pada jendela Windows yang dimaksimalkan. Setiap screenshot disertai penjelasan operasional dan tiga diagram yang spesifik terhadap layar tersebut.</w:t>
       </w:r>
     </w:p>
     <w:tbl>
@@ -4122,7 +4115,7 @@
           <w:noProof/>
         </w:rPr>
         <w:drawing>
-          <wp:inline distT="0" distB="0" distL="0" distR="0" wp14:anchorId="4CE29BE0" wp14:editId="2C82B0A0">
+          <wp:inline distT="0" distB="0" distL="0" distR="0" wp14:anchorId="62B0EAD9" wp14:editId="382E74C1">
             <wp:extent cx="9464040" cy="5146072"/>
             <wp:effectExtent l="0" t="0" r="0" b="0"/>
             <wp:docPr id="2" name="Picture 2"/>
@@ -4183,7 +4176,7 @@
       </w:pPr>
       <w:r>
         <w:lastRenderedPageBreak/>
-        <w:t>Narasi rinci Screenshot 1 — 891 kata</w:t>
+        <w:t>Layar awal eBisnis dalam mode maksimal</w:t>
       </w:r>
     </w:p>
     <w:p>
@@ -4279,13 +4272,13 @@
         <w:rPr>
           <w:sz w:val="18"/>
         </w:rPr>
-        <w:t>Diagram setelah narasi ini memodelkan use case, flowchart, dan aliran data untuk Layar awal eBisnis dalam mode maksimal. Entitas yang relevan ialah Pengguna, Sesi, Toko, Hak Akses. Use case menjelaskan siapa memicu tindakan dan siapa meninjau hasil. Flowchart menjelaskan urutan serta gerbang validasi sebelum status berubah. Diagram aliran data/ERD ringkas menunjukkan kunci hubungan antara dokumen sumber, detail, akun, transaksi akuntansi, dan laporan. Diagram bukan pengganti skema basis data fisik; ia senga</w:t>
-      </w:r>
-      <w:r>
-        <w:rPr>
-          <w:sz w:val="18"/>
-        </w:rPr>
-        <w:t>ja menampilkan relasi bisnis yang perlu dipahami key user. Keterlacakan dianggap cukup apabila nomor referensi pada transaksi dapat ditemukan pada jurnal, kode akun yang sama dapat ditemukan pada Buku Besar, dan saldo akhirnya dapat dijelaskan pada laporan.</w:t>
+        <w:t>Diagram setelah penjelasan ini memodelkan use case, flowchart, dan aliran data untuk Layar awal eBisnis dalam mode maksimal. Entitas yang relevan ialah Pengguna, Sesi, Toko, Hak Akses. Use case menjelaskan siapa memicu tindakan dan siapa meninjau hasil. Flowchart menjelaskan urutan serta gerbang validasi sebelum status berubah. Diagram aliran data/ERD ringkas menunjukkan kunci hubungan antara dokumen sumber, detail, akun, transaksi akuntansi, dan laporan. Diagram bukan pengganti skema basis data fisik; ia s</w:t>
+      </w:r>
+      <w:r>
+        <w:rPr>
+          <w:sz w:val="18"/>
+        </w:rPr>
+        <w:t>engaja menampilkan relasi bisnis yang perlu dipahami key user. Keterlacakan dianggap cukup apabila nomor referensi pada transaksi dapat ditemukan pada jurnal, kode akun yang sama dapat ditemukan pada Buku Besar, dan saldo akhirnya dapat dijelaskan pada laporan.</w:t>
       </w:r>
     </w:p>
     <w:p>
@@ -4333,7 +4326,7 @@
       </w:pPr>
       <w:r>
         <w:lastRenderedPageBreak/>
-        <w:t>Diagram terkait Screenshot 1</w:t>
+        <w:t>Diagram — Layar awal eBisnis dalam mode maksimal</w:t>
       </w:r>
     </w:p>
     <w:p>
@@ -4346,7 +4339,7 @@
           <w:noProof/>
         </w:rPr>
         <w:drawing>
-          <wp:inline distT="0" distB="0" distL="0" distR="0" wp14:anchorId="2CBEB235" wp14:editId="2AC76B0E">
+          <wp:inline distT="0" distB="0" distL="0" distR="0" wp14:anchorId="6941D57F" wp14:editId="1DA84A9F">
             <wp:extent cx="8412480" cy="1682496"/>
             <wp:effectExtent l="0" t="0" r="0" b="0"/>
             <wp:docPr id="3" name="Picture 3"/>
@@ -4406,7 +4399,7 @@
           <w:noProof/>
         </w:rPr>
         <w:drawing>
-          <wp:inline distT="0" distB="0" distL="0" distR="0" wp14:anchorId="3F62BCB8" wp14:editId="49EEC75E">
+          <wp:inline distT="0" distB="0" distL="0" distR="0" wp14:anchorId="5C43754D" wp14:editId="22F7E603">
             <wp:extent cx="8412480" cy="1682496"/>
             <wp:effectExtent l="0" t="0" r="0" b="0"/>
             <wp:docPr id="4" name="Picture 4"/>
@@ -4466,7 +4459,7 @@
           <w:noProof/>
         </w:rPr>
         <w:drawing>
-          <wp:inline distT="0" distB="0" distL="0" distR="0" wp14:anchorId="686349E5" wp14:editId="4416D3D9">
+          <wp:inline distT="0" distB="0" distL="0" distR="0" wp14:anchorId="1B3FCF2B" wp14:editId="79FB626F">
             <wp:extent cx="8412480" cy="1682496"/>
             <wp:effectExtent l="0" t="0" r="0" b="0"/>
             <wp:docPr id="5" name="Picture 5"/>
@@ -4723,7 +4716,7 @@
           <w:noProof/>
         </w:rPr>
         <w:drawing>
-          <wp:inline distT="0" distB="0" distL="0" distR="0" wp14:anchorId="3AC9F6C3" wp14:editId="710C62E4">
+          <wp:inline distT="0" distB="0" distL="0" distR="0" wp14:anchorId="3BFC36E8" wp14:editId="55D3426A">
             <wp:extent cx="9464040" cy="5146072"/>
             <wp:effectExtent l="0" t="0" r="0" b="0"/>
             <wp:docPr id="6" name="Picture 6"/>
@@ -4784,7 +4777,7 @@
       </w:pPr>
       <w:r>
         <w:lastRenderedPageBreak/>
-        <w:t>Narasi rinci Screenshot 2 — 872 kata</w:t>
+        <w:t>Navigasi Transaksi &amp; Laporan</w:t>
       </w:r>
     </w:p>
     <w:p>
@@ -4880,13 +4873,13 @@
         <w:rPr>
           <w:sz w:val="18"/>
         </w:rPr>
-        <w:t>Diagram setelah narasi ini memodelkan use case, flowchart, dan aliran data untuk Navigasi Transaksi &amp; Laporan. Entitas yang relevan ialah Menu, Hak Akses, Penjualan, Laporan Transaksi. Use case menjelaskan siapa memicu tindakan dan siapa meninjau hasil. Flowchart menjelaskan urutan serta gerbang validasi sebelum status berubah. Diagram aliran data/ERD ringkas menunjukkan kunci hubungan antara dokumen sumber, detail, akun, transaksi akuntansi, dan laporan. Diagram bukan pengganti skema basis data fisik; ia s</w:t>
-      </w:r>
-      <w:r>
-        <w:rPr>
-          <w:sz w:val="18"/>
-        </w:rPr>
-        <w:t>engaja menampilkan relasi bisnis yang perlu dipahami key user. Keterlacakan dianggap cukup apabila nomor referensi pada transaksi dapat ditemukan pada jurnal, kode akun yang sama dapat ditemukan pada Buku Besar, dan saldo akhirnya dapat dijelaskan pada laporan.</w:t>
+        <w:t xml:space="preserve">Diagram setelah penjelasan ini memodelkan use case, flowchart, dan aliran data untuk Navigasi Transaksi &amp; Laporan. Entitas yang relevan ialah Menu, Hak Akses, Penjualan, Laporan Transaksi. Use case menjelaskan siapa memicu tindakan dan siapa meninjau hasil. Flowchart menjelaskan urutan serta gerbang validasi sebelum status berubah. Diagram aliran data/ERD ringkas menunjukkan kunci hubungan antara dokumen sumber, detail, akun, transaksi akuntansi, dan laporan. Diagram bukan pengganti skema basis data fisik; </w:t>
+      </w:r>
+      <w:r>
+        <w:rPr>
+          <w:sz w:val="18"/>
+        </w:rPr>
+        <w:t>ia sengaja menampilkan relasi bisnis yang perlu dipahami key user. Keterlacakan dianggap cukup apabila nomor referensi pada transaksi dapat ditemukan pada jurnal, kode akun yang sama dapat ditemukan pada Buku Besar, dan saldo akhirnya dapat dijelaskan pada laporan.</w:t>
       </w:r>
     </w:p>
     <w:p>
@@ -4933,7 +4926,8 @@
         <w:pStyle w:val="Heading2"/>
       </w:pPr>
       <w:r>
-        <w:t>Diagram terkait Screenshot 2</w:t>
+        <w:lastRenderedPageBreak/>
+        <w:t>Diagram — Navigasi Transaksi &amp; Laporan</w:t>
       </w:r>
     </w:p>
     <w:p>
@@ -4946,7 +4940,7 @@
           <w:noProof/>
         </w:rPr>
         <w:drawing>
-          <wp:inline distT="0" distB="0" distL="0" distR="0" wp14:anchorId="033AACAF" wp14:editId="7CFF5FC1">
+          <wp:inline distT="0" distB="0" distL="0" distR="0" wp14:anchorId="24A7B812" wp14:editId="514D6307">
             <wp:extent cx="8412480" cy="1682496"/>
             <wp:effectExtent l="0" t="0" r="0" b="0"/>
             <wp:docPr id="7" name="Picture 7"/>
@@ -5006,7 +5000,7 @@
           <w:noProof/>
         </w:rPr>
         <w:drawing>
-          <wp:inline distT="0" distB="0" distL="0" distR="0" wp14:anchorId="6C09796E" wp14:editId="42846DB7">
+          <wp:inline distT="0" distB="0" distL="0" distR="0" wp14:anchorId="20DCF13D" wp14:editId="571F8800">
             <wp:extent cx="8412480" cy="1682496"/>
             <wp:effectExtent l="0" t="0" r="0" b="0"/>
             <wp:docPr id="8" name="Picture 8"/>
@@ -5066,7 +5060,7 @@
           <w:noProof/>
         </w:rPr>
         <w:drawing>
-          <wp:inline distT="0" distB="0" distL="0" distR="0" wp14:anchorId="6D71EFF3" wp14:editId="470F41C0">
+          <wp:inline distT="0" distB="0" distL="0" distR="0" wp14:anchorId="6FB155D8" wp14:editId="01372440">
             <wp:extent cx="8412480" cy="1682496"/>
             <wp:effectExtent l="0" t="0" r="0" b="0"/>
             <wp:docPr id="9" name="Picture 9"/>
@@ -5126,6 +5120,7 @@
         <w:pStyle w:val="Heading1"/>
       </w:pPr>
       <w:r>
+        <w:lastRenderedPageBreak/>
         <w:t>6. Riwayat Penjualan dengan 100+ transaksi</w:t>
       </w:r>
     </w:p>
@@ -5322,7 +5317,7 @@
           <w:noProof/>
         </w:rPr>
         <w:drawing>
-          <wp:inline distT="0" distB="0" distL="0" distR="0" wp14:anchorId="2F5A41FC" wp14:editId="34A23538">
+          <wp:inline distT="0" distB="0" distL="0" distR="0" wp14:anchorId="3B766A91" wp14:editId="48E302CF">
             <wp:extent cx="9464040" cy="5146072"/>
             <wp:effectExtent l="0" t="0" r="0" b="0"/>
             <wp:docPr id="10" name="Picture 10"/>
@@ -5382,7 +5377,8 @@
         <w:pStyle w:val="Heading2"/>
       </w:pPr>
       <w:r>
-        <w:t>Narasi rinci Screenshot 3 — 891 kata</w:t>
+        <w:lastRenderedPageBreak/>
+        <w:t>Riwayat Penjualan dengan 100+ transaksi</w:t>
       </w:r>
     </w:p>
     <w:p>
@@ -5478,13 +5474,13 @@
         <w:rPr>
           <w:sz w:val="18"/>
         </w:rPr>
-        <w:t>Diagram setelah narasi ini memodelkan use case, flowchart, dan aliran data untuk Riwayat Penjualan dengan 100+ transaksi. Entitas yang relevan ialah Penjualan, Detail Penjualan, Cara Bayar, Produk. Use case menjelaskan siapa memicu tindakan dan siapa meninjau hasil. Flowchart menjelaskan urutan serta gerbang validasi sebelum status berubah. Diagram aliran data/ERD ringkas menunjukkan kunci hubungan antara dokumen sumber, detail, akun, transaksi akuntansi, dan laporan. Diagram bukan pengganti skema basis dat</w:t>
-      </w:r>
-      <w:r>
-        <w:rPr>
-          <w:sz w:val="18"/>
-        </w:rPr>
-        <w:t>a fisik; ia sengaja menampilkan relasi bisnis yang perlu dipahami key user. Keterlacakan dianggap cukup apabila nomor referensi pada transaksi dapat ditemukan pada jurnal, kode akun yang sama dapat ditemukan pada Buku Besar, dan saldo akhirnya dapat dijelaskan pada laporan.</w:t>
+        <w:t>Diagram setelah penjelasan ini memodelkan use case, flowchart, dan aliran data untuk Riwayat Penjualan dengan 100+ transaksi. Entitas yang relevan ialah Penjualan, Detail Penjualan, Cara Bayar, Produk. Use case menjelaskan siapa memicu tindakan dan siapa meninjau hasil. Flowchart menjelaskan urutan serta gerbang validasi sebelum status berubah. Diagram aliran data/ERD ringkas menunjukkan kunci hubungan antara dokumen sumber, detail, akun, transaksi akuntansi, dan laporan. Diagram bukan pengganti skema basis</w:t>
+      </w:r>
+      <w:r>
+        <w:rPr>
+          <w:sz w:val="18"/>
+        </w:rPr>
+        <w:t xml:space="preserve"> data fisik; ia sengaja menampilkan relasi bisnis yang perlu dipahami key user. Keterlacakan dianggap cukup apabila nomor referensi pada transaksi dapat ditemukan pada jurnal, kode akun yang sama dapat ditemukan pada Buku Besar, dan saldo akhirnya dapat dijelaskan pada laporan.</w:t>
       </w:r>
     </w:p>
     <w:p>
@@ -5531,7 +5527,8 @@
         <w:pStyle w:val="Heading2"/>
       </w:pPr>
       <w:r>
-        <w:t>Diagram terkait Screenshot 3</w:t>
+        <w:lastRenderedPageBreak/>
+        <w:t>Diagram — Riwayat Penjualan dengan 100+ transaksi</w:t>
       </w:r>
     </w:p>
     <w:p>
@@ -5544,7 +5541,7 @@
           <w:noProof/>
         </w:rPr>
         <w:drawing>
-          <wp:inline distT="0" distB="0" distL="0" distR="0" wp14:anchorId="4DE0628F" wp14:editId="3431F126">
+          <wp:inline distT="0" distB="0" distL="0" distR="0" wp14:anchorId="47EFA51A" wp14:editId="4F9DB17C">
             <wp:extent cx="8412480" cy="1682496"/>
             <wp:effectExtent l="0" t="0" r="0" b="0"/>
             <wp:docPr id="11" name="Picture 11"/>
@@ -5604,7 +5601,7 @@
           <w:noProof/>
         </w:rPr>
         <w:drawing>
-          <wp:inline distT="0" distB="0" distL="0" distR="0" wp14:anchorId="7AFD198A" wp14:editId="5AC9C20F">
+          <wp:inline distT="0" distB="0" distL="0" distR="0" wp14:anchorId="6FAEB01F" wp14:editId="1BA77972">
             <wp:extent cx="8412480" cy="1682496"/>
             <wp:effectExtent l="0" t="0" r="0" b="0"/>
             <wp:docPr id="12" name="Picture 12"/>
@@ -5664,7 +5661,7 @@
           <w:noProof/>
         </w:rPr>
         <w:drawing>
-          <wp:inline distT="0" distB="0" distL="0" distR="0" wp14:anchorId="0926AE44" wp14:editId="2BF82100">
+          <wp:inline distT="0" distB="0" distL="0" distR="0" wp14:anchorId="02EAB859" wp14:editId="01AEEF13">
             <wp:extent cx="8412480" cy="1682496"/>
             <wp:effectExtent l="0" t="0" r="0" b="0"/>
             <wp:docPr id="13" name="Picture 13"/>
@@ -5920,7 +5917,7 @@
           <w:noProof/>
         </w:rPr>
         <w:drawing>
-          <wp:inline distT="0" distB="0" distL="0" distR="0" wp14:anchorId="6916BC9D" wp14:editId="284EB50B">
+          <wp:inline distT="0" distB="0" distL="0" distR="0" wp14:anchorId="2F165CFC" wp14:editId="07F9F90D">
             <wp:extent cx="9464040" cy="5146072"/>
             <wp:effectExtent l="0" t="0" r="0" b="0"/>
             <wp:docPr id="14" name="Picture 14"/>
@@ -5980,7 +5977,7 @@
         <w:pStyle w:val="Heading2"/>
       </w:pPr>
       <w:r>
-        <w:t>Narasi rinci Screenshot 4 — 890 kata</w:t>
+        <w:t>Riwayat Kulakan dengan 207 faktur</w:t>
       </w:r>
     </w:p>
     <w:p>
@@ -6076,13 +6073,13 @@
         <w:rPr>
           <w:sz w:val="18"/>
         </w:rPr>
-        <w:t>Diagram setelah narasi ini memodelkan use case, flowchart, dan aliran data untuk Riwayat Kulakan dengan 207 faktur. Entitas yang relevan ialah Faktur Kulakan, Rincian Faktur, Penyedia, Produk. Use case menjelaskan siapa memicu tindakan dan siapa meninjau hasil. Flowchart menjelaskan urutan serta gerbang validasi sebelum status berubah. Diagram aliran data/ERD ringkas menunjukkan kunci hubungan antara dokumen sumber, detail, akun, transaksi akuntansi, dan laporan. Diagram bukan pengganti skema basis data fis</w:t>
-      </w:r>
-      <w:r>
-        <w:rPr>
-          <w:sz w:val="18"/>
-        </w:rPr>
-        <w:t>ik; ia sengaja menampilkan relasi bisnis yang perlu dipahami key user. Keterlacakan dianggap cukup apabila nomor referensi pada transaksi dapat ditemukan pada jurnal, kode akun yang sama dapat ditemukan pada Buku Besar, dan saldo akhirnya dapat dijelaskan pada laporan.</w:t>
+        <w:t>Diagram setelah penjelasan ini memodelkan use case, flowchart, dan aliran data untuk Riwayat Kulakan dengan 207 faktur. Entitas yang relevan ialah Faktur Kulakan, Rincian Faktur, Penyedia, Produk. Use case menjelaskan siapa memicu tindakan dan siapa meninjau hasil. Flowchart menjelaskan urutan serta gerbang validasi sebelum status berubah. Diagram aliran data/ERD ringkas menunjukkan kunci hubungan antara dokumen sumber, detail, akun, transaksi akuntansi, dan laporan. Diagram bukan pengganti skema basis data</w:t>
+      </w:r>
+      <w:r>
+        <w:rPr>
+          <w:sz w:val="18"/>
+        </w:rPr>
+        <w:t xml:space="preserve"> fisik; ia sengaja menampilkan relasi bisnis yang perlu dipahami key user. Keterlacakan dianggap cukup apabila nomor referensi pada transaksi dapat ditemukan pada jurnal, kode akun yang sama dapat ditemukan pada Buku Besar, dan saldo akhirnya dapat dijelaskan pada laporan.</w:t>
       </w:r>
     </w:p>
     <w:p>
@@ -6129,7 +6126,7 @@
         <w:pStyle w:val="Heading2"/>
       </w:pPr>
       <w:r>
-        <w:t>Diagram terkait Screenshot 4</w:t>
+        <w:t>Diagram — Riwayat Kulakan dengan 207 faktur</w:t>
       </w:r>
     </w:p>
     <w:p>
@@ -6142,7 +6139,7 @@
           <w:noProof/>
         </w:rPr>
         <w:drawing>
-          <wp:inline distT="0" distB="0" distL="0" distR="0" wp14:anchorId="6E8430F3" wp14:editId="6056BED4">
+          <wp:inline distT="0" distB="0" distL="0" distR="0" wp14:anchorId="1BD41AD4" wp14:editId="3315E5D9">
             <wp:extent cx="8412480" cy="1682496"/>
             <wp:effectExtent l="0" t="0" r="0" b="0"/>
             <wp:docPr id="15" name="Picture 15"/>
@@ -6202,7 +6199,7 @@
           <w:noProof/>
         </w:rPr>
         <w:drawing>
-          <wp:inline distT="0" distB="0" distL="0" distR="0" wp14:anchorId="7AE3C239" wp14:editId="0E9F048A">
+          <wp:inline distT="0" distB="0" distL="0" distR="0" wp14:anchorId="6A1F7D76" wp14:editId="551D0A95">
             <wp:extent cx="8412480" cy="1682496"/>
             <wp:effectExtent l="0" t="0" r="0" b="0"/>
             <wp:docPr id="16" name="Picture 16"/>
@@ -6262,7 +6259,7 @@
           <w:noProof/>
         </w:rPr>
         <w:drawing>
-          <wp:inline distT="0" distB="0" distL="0" distR="0" wp14:anchorId="057DD11E" wp14:editId="46CC1B1A">
+          <wp:inline distT="0" distB="0" distL="0" distR="0" wp14:anchorId="562BD37D" wp14:editId="6A5D48AF">
             <wp:extent cx="8412480" cy="1682496"/>
             <wp:effectExtent l="0" t="0" r="0" b="0"/>
             <wp:docPr id="17" name="Picture 17"/>
@@ -6518,7 +6515,7 @@
           <w:noProof/>
         </w:rPr>
         <w:drawing>
-          <wp:inline distT="0" distB="0" distL="0" distR="0" wp14:anchorId="1F389EEC" wp14:editId="5A357B7B">
+          <wp:inline distT="0" distB="0" distL="0" distR="0" wp14:anchorId="17BA5F75" wp14:editId="63ECC4F9">
             <wp:extent cx="9464040" cy="5146072"/>
             <wp:effectExtent l="0" t="0" r="0" b="0"/>
             <wp:docPr id="18" name="Picture 18"/>
@@ -6578,7 +6575,7 @@
         <w:pStyle w:val="Heading2"/>
       </w:pPr>
       <w:r>
-        <w:t>Narasi rinci Screenshot 5 — 884 kata</w:t>
+        <w:t>Menu Akuntansi untuk alur Kantin</w:t>
       </w:r>
     </w:p>
     <w:p>
@@ -6674,13 +6671,13 @@
         <w:rPr>
           <w:sz w:val="18"/>
         </w:rPr>
-        <w:t>Diagram setelah narasi ini memodelkan use case, flowchart, dan aliran data untuk Menu Akuntansi untuk alur Kantin. Entitas yang relevan ialah Menu Akuntansi, Hak Akses, Posting History, Laporan. Use case menjelaskan siapa memicu tindakan dan siapa meninjau hasil. Flowchart menjelaskan urutan serta gerbang validasi sebelum status berubah. Diagram aliran data/ERD ringkas menunjukkan kunci hubungan antara dokumen sumber, detail, akun, transaksi akuntansi, dan laporan. Diagram bukan pengganti skema basis data f</w:t>
-      </w:r>
-      <w:r>
-        <w:rPr>
-          <w:sz w:val="18"/>
-        </w:rPr>
-        <w:t>isik; ia sengaja menampilkan relasi bisnis yang perlu dipahami key user. Keterlacakan dianggap cukup apabila nomor referensi pada transaksi dapat ditemukan pada jurnal, kode akun yang sama dapat ditemukan pada Buku Besar, dan saldo akhirnya dapat dijelaskan pada laporan.</w:t>
+        <w:t>Diagram setelah penjelasan ini memodelkan use case, flowchart, dan aliran data untuk Menu Akuntansi untuk alur Kantin. Entitas yang relevan ialah Menu Akuntansi, Hak Akses, Posting History, Laporan. Use case menjelaskan siapa memicu tindakan dan siapa meninjau hasil. Flowchart menjelaskan urutan serta gerbang validasi sebelum status berubah. Diagram aliran data/ERD ringkas menunjukkan kunci hubungan antara dokumen sumber, detail, akun, transaksi akuntansi, dan laporan. Diagram bukan pengganti skema basis da</w:t>
+      </w:r>
+      <w:r>
+        <w:rPr>
+          <w:sz w:val="18"/>
+        </w:rPr>
+        <w:t>ta fisik; ia sengaja menampilkan relasi bisnis yang perlu dipahami key user. Keterlacakan dianggap cukup apabila nomor referensi pada transaksi dapat ditemukan pada jurnal, kode akun yang sama dapat ditemukan pada Buku Besar, dan saldo akhirnya dapat dijelaskan pada laporan.</w:t>
       </w:r>
     </w:p>
     <w:p>
@@ -6727,7 +6724,7 @@
         <w:pStyle w:val="Heading2"/>
       </w:pPr>
       <w:r>
-        <w:t>Diagram terkait Screenshot 5</w:t>
+        <w:t>Diagram — Menu Akuntansi untuk alur Kantin</w:t>
       </w:r>
     </w:p>
     <w:p>
@@ -6740,7 +6737,7 @@
           <w:noProof/>
         </w:rPr>
         <w:drawing>
-          <wp:inline distT="0" distB="0" distL="0" distR="0" wp14:anchorId="50CEFCEB" wp14:editId="2FC9980B">
+          <wp:inline distT="0" distB="0" distL="0" distR="0" wp14:anchorId="0D4D6A83" wp14:editId="6DFBE633">
             <wp:extent cx="8412480" cy="1682496"/>
             <wp:effectExtent l="0" t="0" r="0" b="0"/>
             <wp:docPr id="19" name="Picture 19"/>
@@ -6800,7 +6797,7 @@
           <w:noProof/>
         </w:rPr>
         <w:drawing>
-          <wp:inline distT="0" distB="0" distL="0" distR="0" wp14:anchorId="63DA9B36" wp14:editId="54814FD1">
+          <wp:inline distT="0" distB="0" distL="0" distR="0" wp14:anchorId="73BB1EB9" wp14:editId="6C968422">
             <wp:extent cx="8412480" cy="1682496"/>
             <wp:effectExtent l="0" t="0" r="0" b="0"/>
             <wp:docPr id="20" name="Picture 20"/>
@@ -6860,7 +6857,7 @@
           <w:noProof/>
         </w:rPr>
         <w:drawing>
-          <wp:inline distT="0" distB="0" distL="0" distR="0" wp14:anchorId="7FDFDFA9" wp14:editId="4A945553">
+          <wp:inline distT="0" distB="0" distL="0" distR="0" wp14:anchorId="6557FFF7" wp14:editId="7C038B0E">
             <wp:extent cx="8412480" cy="1682496"/>
             <wp:effectExtent l="0" t="0" r="0" b="0"/>
             <wp:docPr id="21" name="Picture 21"/>
@@ -7116,7 +7113,7 @@
           <w:noProof/>
         </w:rPr>
         <w:drawing>
-          <wp:inline distT="0" distB="0" distL="0" distR="0" wp14:anchorId="379A1F9A" wp14:editId="2EBB379B">
+          <wp:inline distT="0" distB="0" distL="0" distR="0" wp14:anchorId="2EFAA09B" wp14:editId="5FF03259">
             <wp:extent cx="9464040" cy="5146072"/>
             <wp:effectExtent l="0" t="0" r="0" b="0"/>
             <wp:docPr id="22" name="Picture 22"/>
@@ -7176,7 +7173,7 @@
         <w:pStyle w:val="Heading2"/>
       </w:pPr>
       <w:r>
-        <w:t>Narasi rinci Screenshot 6 — 890 kata</w:t>
+        <w:t>Pratinjau Posting Penjualan — 102 transaksi siap</w:t>
       </w:r>
     </w:p>
     <w:p>
@@ -7272,13 +7269,13 @@
         <w:rPr>
           <w:sz w:val="18"/>
         </w:rPr>
-        <w:t>Diagram setelah narasi ini memodelkan use case, flowchart, dan aliran data untuk Pratinjau Posting Penjualan — 102 transaksi siap. Entitas yang relevan ialah Penjualan, Cara Bayar, Jenis Produk, Transaksi Akuntansi. Use case menjelaskan siapa memicu tindakan dan siapa meninjau hasil. Flowchart menjelaskan urutan serta gerbang validasi sebelum status berubah. Diagram aliran data/ERD ringkas menunjukkan kunci hubungan antara dokumen sumber, detail, akun, transaksi akuntansi, dan laporan. Diagram bukan penggan</w:t>
-      </w:r>
-      <w:r>
-        <w:rPr>
-          <w:sz w:val="18"/>
-        </w:rPr>
-        <w:t>ti skema basis data fisik; ia sengaja menampilkan relasi bisnis yang perlu dipahami key user. Keterlacakan dianggap cukup apabila nomor referensi pada transaksi dapat ditemukan pada jurnal, kode akun yang sama dapat ditemukan pada Buku Besar, dan saldo akhirnya dapat dijelaskan pada laporan.</w:t>
+        <w:t>Diagram setelah penjelasan ini memodelkan use case, flowchart, dan aliran data untuk Pratinjau Posting Penjualan — 102 transaksi siap. Entitas yang relevan ialah Penjualan, Cara Bayar, Jenis Produk, Transaksi Akuntansi. Use case menjelaskan siapa memicu tindakan dan siapa meninjau hasil. Flowchart menjelaskan urutan serta gerbang validasi sebelum status berubah. Diagram aliran data/ERD ringkas menunjukkan kunci hubungan antara dokumen sumber, detail, akun, transaksi akuntansi, dan laporan. Diagram bukan pen</w:t>
+      </w:r>
+      <w:r>
+        <w:rPr>
+          <w:sz w:val="18"/>
+        </w:rPr>
+        <w:t>gganti skema basis data fisik; ia sengaja menampilkan relasi bisnis yang perlu dipahami key user. Keterlacakan dianggap cukup apabila nomor referensi pada transaksi dapat ditemukan pada jurnal, kode akun yang sama dapat ditemukan pada Buku Besar, dan saldo akhirnya dapat dijelaskan pada laporan.</w:t>
       </w:r>
     </w:p>
     <w:p>
@@ -7325,7 +7322,7 @@
         <w:pStyle w:val="Heading2"/>
       </w:pPr>
       <w:r>
-        <w:t>Diagram terkait Screenshot 6</w:t>
+        <w:t>Diagram — Pratinjau Posting Penjualan — 102 transaksi siap</w:t>
       </w:r>
     </w:p>
     <w:p>
@@ -7338,7 +7335,7 @@
           <w:noProof/>
         </w:rPr>
         <w:drawing>
-          <wp:inline distT="0" distB="0" distL="0" distR="0" wp14:anchorId="5F50F4EC" wp14:editId="3FD0E3BE">
+          <wp:inline distT="0" distB="0" distL="0" distR="0" wp14:anchorId="1CC86A95" wp14:editId="4FAD9F55">
             <wp:extent cx="8412480" cy="1682496"/>
             <wp:effectExtent l="0" t="0" r="0" b="0"/>
             <wp:docPr id="23" name="Picture 23"/>
@@ -7398,7 +7395,7 @@
           <w:noProof/>
         </w:rPr>
         <w:drawing>
-          <wp:inline distT="0" distB="0" distL="0" distR="0" wp14:anchorId="4BBDB9FA" wp14:editId="48949060">
+          <wp:inline distT="0" distB="0" distL="0" distR="0" wp14:anchorId="52C66B7A" wp14:editId="2115FADE">
             <wp:extent cx="8412480" cy="1682496"/>
             <wp:effectExtent l="0" t="0" r="0" b="0"/>
             <wp:docPr id="24" name="Picture 24"/>
@@ -7458,7 +7455,7 @@
           <w:noProof/>
         </w:rPr>
         <w:drawing>
-          <wp:inline distT="0" distB="0" distL="0" distR="0" wp14:anchorId="06738394" wp14:editId="188B69EF">
+          <wp:inline distT="0" distB="0" distL="0" distR="0" wp14:anchorId="6345DE6E" wp14:editId="0A72FC41">
             <wp:extent cx="8412480" cy="1682496"/>
             <wp:effectExtent l="0" t="0" r="0" b="0"/>
             <wp:docPr id="25" name="Picture 25"/>
@@ -7714,7 +7711,7 @@
           <w:noProof/>
         </w:rPr>
         <w:drawing>
-          <wp:inline distT="0" distB="0" distL="0" distR="0" wp14:anchorId="376BACE6" wp14:editId="38D4BA70">
+          <wp:inline distT="0" distB="0" distL="0" distR="0" wp14:anchorId="7843F85E" wp14:editId="629C152C">
             <wp:extent cx="9464040" cy="5146072"/>
             <wp:effectExtent l="0" t="0" r="0" b="0"/>
             <wp:docPr id="26" name="Picture 26"/>
@@ -7774,7 +7771,7 @@
         <w:pStyle w:val="Heading2"/>
       </w:pPr>
       <w:r>
-        <w:t>Narasi rinci Screenshot 7 — 890 kata</w:t>
+        <w:t>Pratinjau Posting HPP — akun persediaan lengkap</w:t>
       </w:r>
     </w:p>
     <w:p>
@@ -7870,13 +7867,13 @@
         <w:rPr>
           <w:sz w:val="18"/>
         </w:rPr>
-        <w:t xml:space="preserve">Diagram setelah narasi ini memodelkan use case, flowchart, dan aliran data untuk Pratinjau Posting HPP — akun persediaan lengkap. Entitas yang relevan ialah Produk, Jenis Produk, Master Aset, Transaksi HPP. Use case menjelaskan siapa memicu tindakan dan siapa meninjau hasil. Flowchart menjelaskan urutan serta gerbang validasi sebelum status berubah. Diagram aliran data/ERD ringkas menunjukkan kunci hubungan antara dokumen sumber, detail, akun, transaksi akuntansi, dan laporan. Diagram bukan pengganti skema </w:t>
-      </w:r>
-      <w:r>
-        <w:rPr>
-          <w:sz w:val="18"/>
-        </w:rPr>
-        <w:t>basis data fisik; ia sengaja menampilkan relasi bisnis yang perlu dipahami key user. Keterlacakan dianggap cukup apabila nomor referensi pada transaksi dapat ditemukan pada jurnal, kode akun yang sama dapat ditemukan pada Buku Besar, dan saldo akhirnya dapat dijelaskan pada laporan.</w:t>
+        <w:t>Diagram setelah penjelasan ini memodelkan use case, flowchart, dan aliran data untuk Pratinjau Posting HPP — akun persediaan lengkap. Entitas yang relevan ialah Produk, Jenis Produk, Master Aset, Transaksi HPP. Use case menjelaskan siapa memicu tindakan dan siapa meninjau hasil. Flowchart menjelaskan urutan serta gerbang validasi sebelum status berubah. Diagram aliran data/ERD ringkas menunjukkan kunci hubungan antara dokumen sumber, detail, akun, transaksi akuntansi, dan laporan. Diagram bukan pengganti sk</w:t>
+      </w:r>
+      <w:r>
+        <w:rPr>
+          <w:sz w:val="18"/>
+        </w:rPr>
+        <w:t>ema basis data fisik; ia sengaja menampilkan relasi bisnis yang perlu dipahami key user. Keterlacakan dianggap cukup apabila nomor referensi pada transaksi dapat ditemukan pada jurnal, kode akun yang sama dapat ditemukan pada Buku Besar, dan saldo akhirnya dapat dijelaskan pada laporan.</w:t>
       </w:r>
     </w:p>
     <w:p>
@@ -7923,7 +7920,7 @@
         <w:pStyle w:val="Heading2"/>
       </w:pPr>
       <w:r>
-        <w:t>Diagram terkait Screenshot 7</w:t>
+        <w:t>Diagram — Pratinjau Posting HPP — akun persediaan lengkap</w:t>
       </w:r>
     </w:p>
     <w:p>
@@ -7936,7 +7933,7 @@
           <w:noProof/>
         </w:rPr>
         <w:drawing>
-          <wp:inline distT="0" distB="0" distL="0" distR="0" wp14:anchorId="54012E15" wp14:editId="4C51BBD6">
+          <wp:inline distT="0" distB="0" distL="0" distR="0" wp14:anchorId="18E52FE6" wp14:editId="2B6B4826">
             <wp:extent cx="8412480" cy="1682496"/>
             <wp:effectExtent l="0" t="0" r="0" b="0"/>
             <wp:docPr id="27" name="Picture 27"/>
@@ -7996,7 +7993,7 @@
           <w:noProof/>
         </w:rPr>
         <w:drawing>
-          <wp:inline distT="0" distB="0" distL="0" distR="0" wp14:anchorId="769FE345" wp14:editId="6EDEC8CC">
+          <wp:inline distT="0" distB="0" distL="0" distR="0" wp14:anchorId="4DBB991E" wp14:editId="30EE0065">
             <wp:extent cx="8412480" cy="1682496"/>
             <wp:effectExtent l="0" t="0" r="0" b="0"/>
             <wp:docPr id="28" name="Picture 28"/>
@@ -8056,7 +8053,7 @@
           <w:noProof/>
         </w:rPr>
         <w:drawing>
-          <wp:inline distT="0" distB="0" distL="0" distR="0" wp14:anchorId="73CA2853" wp14:editId="2D79FFD9">
+          <wp:inline distT="0" distB="0" distL="0" distR="0" wp14:anchorId="3591FD21" wp14:editId="3CA8BE0B">
             <wp:extent cx="8412480" cy="1682496"/>
             <wp:effectExtent l="0" t="0" r="0" b="0"/>
             <wp:docPr id="29" name="Picture 29"/>
@@ -8312,7 +8309,7 @@
           <w:noProof/>
         </w:rPr>
         <w:drawing>
-          <wp:inline distT="0" distB="0" distL="0" distR="0" wp14:anchorId="3C58FFE0" wp14:editId="3D5CF843">
+          <wp:inline distT="0" distB="0" distL="0" distR="0" wp14:anchorId="308F8AC8" wp14:editId="0DCBEBE2">
             <wp:extent cx="9464040" cy="5146072"/>
             <wp:effectExtent l="0" t="0" r="0" b="0"/>
             <wp:docPr id="30" name="Picture 30"/>
@@ -8372,7 +8369,7 @@
         <w:pStyle w:val="Heading2"/>
       </w:pPr>
       <w:r>
-        <w:t>Narasi rinci Screenshot 8 — 898 kata</w:t>
+        <w:t>Pratinjau Posting Kulakan — 100/100 siap</w:t>
       </w:r>
     </w:p>
     <w:p>
@@ -8468,13 +8465,13 @@
         <w:rPr>
           <w:sz w:val="18"/>
         </w:rPr>
-        <w:t>Diagram setelah narasi ini memodelkan use case, flowchart, dan aliran data untuk Pratinjau Posting Kulakan — 100/100 siap. Entitas yang relevan ialah Faktur Kulakan, Master Aset, Penyedia, Transaksi Akuntansi. Use case menjelaskan siapa memicu tindakan dan siapa meninjau hasil. Flowchart menjelaskan urutan serta gerbang validasi sebelum status berubah. Diagram aliran data/ERD ringkas menunjukkan kunci hubungan antara dokumen sumber, detail, akun, transaksi akuntansi, dan laporan. Diagram bukan pengganti ske</w:t>
-      </w:r>
-      <w:r>
-        <w:rPr>
-          <w:sz w:val="18"/>
-        </w:rPr>
-        <w:t>ma basis data fisik; ia sengaja menampilkan relasi bisnis yang perlu dipahami key user. Keterlacakan dianggap cukup apabila nomor referensi pada transaksi dapat ditemukan pada jurnal, kode akun yang sama dapat ditemukan pada Buku Besar, dan saldo akhirnya dapat dijelaskan pada laporan.</w:t>
+        <w:t>Diagram setelah penjelasan ini memodelkan use case, flowchart, dan aliran data untuk Pratinjau Posting Kulakan — 100/100 siap. Entitas yang relevan ialah Faktur Kulakan, Master Aset, Penyedia, Transaksi Akuntansi. Use case menjelaskan siapa memicu tindakan dan siapa meninjau hasil. Flowchart menjelaskan urutan serta gerbang validasi sebelum status berubah. Diagram aliran data/ERD ringkas menunjukkan kunci hubungan antara dokumen sumber, detail, akun, transaksi akuntansi, dan laporan. Diagram bukan pengganti</w:t>
+      </w:r>
+      <w:r>
+        <w:rPr>
+          <w:sz w:val="18"/>
+        </w:rPr>
+        <w:t xml:space="preserve"> skema basis data fisik; ia sengaja menampilkan relasi bisnis yang perlu dipahami key user. Keterlacakan dianggap cukup apabila nomor referensi pada transaksi dapat ditemukan pada jurnal, kode akun yang sama dapat ditemukan pada Buku Besar, dan saldo akhirnya dapat dijelaskan pada laporan.</w:t>
       </w:r>
     </w:p>
     <w:p>
@@ -8521,7 +8518,7 @@
         <w:pStyle w:val="Heading2"/>
       </w:pPr>
       <w:r>
-        <w:t>Diagram terkait Screenshot 8</w:t>
+        <w:t>Diagram — Pratinjau Posting Kulakan — 100/100 siap</w:t>
       </w:r>
     </w:p>
     <w:p>
@@ -8534,7 +8531,7 @@
           <w:noProof/>
         </w:rPr>
         <w:drawing>
-          <wp:inline distT="0" distB="0" distL="0" distR="0" wp14:anchorId="32ACEB8C" wp14:editId="2ED51F18">
+          <wp:inline distT="0" distB="0" distL="0" distR="0" wp14:anchorId="6324ECAE" wp14:editId="1A98B62A">
             <wp:extent cx="8412480" cy="1682496"/>
             <wp:effectExtent l="0" t="0" r="0" b="0"/>
             <wp:docPr id="31" name="Picture 31"/>
@@ -8594,7 +8591,7 @@
           <w:noProof/>
         </w:rPr>
         <w:drawing>
-          <wp:inline distT="0" distB="0" distL="0" distR="0" wp14:anchorId="4116AF44" wp14:editId="1E4E8B7D">
+          <wp:inline distT="0" distB="0" distL="0" distR="0" wp14:anchorId="6F9132C3" wp14:editId="305543F3">
             <wp:extent cx="8412480" cy="1682496"/>
             <wp:effectExtent l="0" t="0" r="0" b="0"/>
             <wp:docPr id="32" name="Picture 32"/>
@@ -8654,7 +8651,7 @@
           <w:noProof/>
         </w:rPr>
         <w:drawing>
-          <wp:inline distT="0" distB="0" distL="0" distR="0" wp14:anchorId="4649EE56" wp14:editId="1D492E5D">
+          <wp:inline distT="0" distB="0" distL="0" distR="0" wp14:anchorId="521C8456" wp14:editId="2B0DC6E3">
             <wp:extent cx="8412480" cy="1682496"/>
             <wp:effectExtent l="0" t="0" r="0" b="0"/>
             <wp:docPr id="33" name="Picture 33"/>
@@ -8910,7 +8907,7 @@
           <w:noProof/>
         </w:rPr>
         <w:drawing>
-          <wp:inline distT="0" distB="0" distL="0" distR="0" wp14:anchorId="1B846673" wp14:editId="415B1A40">
+          <wp:inline distT="0" distB="0" distL="0" distR="0" wp14:anchorId="4A93BEAB" wp14:editId="2106758C">
             <wp:extent cx="9464040" cy="5146072"/>
             <wp:effectExtent l="0" t="0" r="0" b="0"/>
             <wp:docPr id="34" name="Picture 34"/>
@@ -8970,7 +8967,7 @@
         <w:pStyle w:val="Heading2"/>
       </w:pPr>
       <w:r>
-        <w:t>Narasi rinci Screenshot 9 — 880 kata</w:t>
+        <w:t>Draft Jurnal sebelum posting</w:t>
       </w:r>
     </w:p>
     <w:p>
@@ -9066,13 +9063,13 @@
         <w:rPr>
           <w:sz w:val="18"/>
         </w:rPr>
-        <w:t>Diagram setelah narasi ini memodelkan use case, flowchart, dan aliran data untuk Draft Jurnal sebelum posting. Entitas yang relevan ialah Dokumen Sumber, Draft Jurnal, Posting History, Transaksi Akuntansi. Use case menjelaskan siapa memicu tindakan dan siapa meninjau hasil. Flowchart menjelaskan urutan serta gerbang validasi sebelum status berubah. Diagram aliran data/ERD ringkas menunjukkan kunci hubungan antara dokumen sumber, detail, akun, transaksi akuntansi, dan laporan. Diagram bukan pengganti skema b</w:t>
-      </w:r>
-      <w:r>
-        <w:rPr>
-          <w:sz w:val="18"/>
-        </w:rPr>
-        <w:t>asis data fisik; ia sengaja menampilkan relasi bisnis yang perlu dipahami key user. Keterlacakan dianggap cukup apabila nomor referensi pada transaksi dapat ditemukan pada jurnal, kode akun yang sama dapat ditemukan pada Buku Besar, dan saldo akhirnya dapat dijelaskan pada laporan.</w:t>
+        <w:t>Diagram setelah penjelasan ini memodelkan use case, flowchart, dan aliran data untuk Draft Jurnal sebelum posting. Entitas yang relevan ialah Dokumen Sumber, Draft Jurnal, Posting History, Transaksi Akuntansi. Use case menjelaskan siapa memicu tindakan dan siapa meninjau hasil. Flowchart menjelaskan urutan serta gerbang validasi sebelum status berubah. Diagram aliran data/ERD ringkas menunjukkan kunci hubungan antara dokumen sumber, detail, akun, transaksi akuntansi, dan laporan. Diagram bukan pengganti ske</w:t>
+      </w:r>
+      <w:r>
+        <w:rPr>
+          <w:sz w:val="18"/>
+        </w:rPr>
+        <w:t>ma basis data fisik; ia sengaja menampilkan relasi bisnis yang perlu dipahami key user. Keterlacakan dianggap cukup apabila nomor referensi pada transaksi dapat ditemukan pada jurnal, kode akun yang sama dapat ditemukan pada Buku Besar, dan saldo akhirnya dapat dijelaskan pada laporan.</w:t>
       </w:r>
     </w:p>
     <w:p>
@@ -9119,7 +9116,7 @@
         <w:pStyle w:val="Heading2"/>
       </w:pPr>
       <w:r>
-        <w:t>Diagram terkait Screenshot 9</w:t>
+        <w:t>Diagram — Draft Jurnal sebelum posting</w:t>
       </w:r>
     </w:p>
     <w:p>
@@ -9132,7 +9129,7 @@
           <w:noProof/>
         </w:rPr>
         <w:drawing>
-          <wp:inline distT="0" distB="0" distL="0" distR="0" wp14:anchorId="5F0AE63C" wp14:editId="402F7599">
+          <wp:inline distT="0" distB="0" distL="0" distR="0" wp14:anchorId="0FD84405" wp14:editId="76B62438">
             <wp:extent cx="8412480" cy="1682496"/>
             <wp:effectExtent l="0" t="0" r="0" b="0"/>
             <wp:docPr id="35" name="Picture 35"/>
@@ -9192,7 +9189,7 @@
           <w:noProof/>
         </w:rPr>
         <w:drawing>
-          <wp:inline distT="0" distB="0" distL="0" distR="0" wp14:anchorId="77BF3456" wp14:editId="7D47CB90">
+          <wp:inline distT="0" distB="0" distL="0" distR="0" wp14:anchorId="44985F38" wp14:editId="2489D052">
             <wp:extent cx="8412480" cy="1682496"/>
             <wp:effectExtent l="0" t="0" r="0" b="0"/>
             <wp:docPr id="36" name="Picture 36"/>
@@ -9252,7 +9249,7 @@
           <w:noProof/>
         </w:rPr>
         <w:drawing>
-          <wp:inline distT="0" distB="0" distL="0" distR="0" wp14:anchorId="46594B1F" wp14:editId="6AA3CF2F">
+          <wp:inline distT="0" distB="0" distL="0" distR="0" wp14:anchorId="56099F9F" wp14:editId="4A3D7BB1">
             <wp:extent cx="8412480" cy="1682496"/>
             <wp:effectExtent l="0" t="0" r="0" b="0"/>
             <wp:docPr id="37" name="Picture 37"/>
@@ -9508,7 +9505,7 @@
           <w:noProof/>
         </w:rPr>
         <w:drawing>
-          <wp:inline distT="0" distB="0" distL="0" distR="0" wp14:anchorId="29501FA2" wp14:editId="01DA505D">
+          <wp:inline distT="0" distB="0" distL="0" distR="0" wp14:anchorId="33BF027A" wp14:editId="41CEDF9B">
             <wp:extent cx="9464040" cy="5146072"/>
             <wp:effectExtent l="0" t="0" r="0" b="0"/>
             <wp:docPr id="38" name="Picture 38"/>
@@ -9568,7 +9565,7 @@
         <w:pStyle w:val="Heading2"/>
       </w:pPr>
       <w:r>
-        <w:t>Narasi rinci Screenshot 10 — 897 kata</w:t>
+        <w:t>Panel sumber akun Posting Penjualan</w:t>
       </w:r>
     </w:p>
     <w:p>
@@ -9664,13 +9661,13 @@
         <w:rPr>
           <w:sz w:val="18"/>
         </w:rPr>
-        <w:t>Diagram setelah narasi ini memodelkan use case, flowchart, dan aliran data untuk Panel sumber akun Posting Penjualan. Entitas yang relevan ialah Cara Pembayaran, Toko, Jenis Produk, Pratinjau Penjualan. Use case menjelaskan siapa memicu tindakan dan siapa meninjau hasil. Flowchart menjelaskan urutan serta gerbang validasi sebelum status berubah. Diagram aliran data/ERD ringkas menunjukkan kunci hubungan antara dokumen sumber, detail, akun, transaksi akuntansi, dan laporan. Diagram bukan pengganti skema basi</w:t>
-      </w:r>
-      <w:r>
-        <w:rPr>
-          <w:sz w:val="18"/>
-        </w:rPr>
-        <w:t>s data fisik; ia sengaja menampilkan relasi bisnis yang perlu dipahami key user. Keterlacakan dianggap cukup apabila nomor referensi pada transaksi dapat ditemukan pada jurnal, kode akun yang sama dapat ditemukan pada Buku Besar, dan saldo akhirnya dapat dijelaskan pada laporan.</w:t>
+        <w:t xml:space="preserve">Diagram setelah penjelasan ini memodelkan use case, flowchart, dan aliran data untuk Panel sumber akun Posting Penjualan. Entitas yang relevan ialah Cara Pembayaran, Toko, Jenis Produk, Pratinjau Penjualan. Use case menjelaskan siapa memicu tindakan dan siapa meninjau hasil. Flowchart menjelaskan urutan serta gerbang validasi sebelum status berubah. Diagram aliran data/ERD ringkas menunjukkan kunci hubungan antara dokumen sumber, detail, akun, transaksi akuntansi, dan laporan. Diagram bukan pengganti skema </w:t>
+      </w:r>
+      <w:r>
+        <w:rPr>
+          <w:sz w:val="18"/>
+        </w:rPr>
+        <w:t>basis data fisik; ia sengaja menampilkan relasi bisnis yang perlu dipahami key user. Keterlacakan dianggap cukup apabila nomor referensi pada transaksi dapat ditemukan pada jurnal, kode akun yang sama dapat ditemukan pada Buku Besar, dan saldo akhirnya dapat dijelaskan pada laporan.</w:t>
       </w:r>
     </w:p>
     <w:p>
@@ -9717,7 +9714,7 @@
         <w:pStyle w:val="Heading2"/>
       </w:pPr>
       <w:r>
-        <w:t>Diagram terkait Screenshot 10</w:t>
+        <w:t>Diagram — Panel sumber akun Posting Penjualan</w:t>
       </w:r>
     </w:p>
     <w:p>
@@ -9730,7 +9727,7 @@
           <w:noProof/>
         </w:rPr>
         <w:drawing>
-          <wp:inline distT="0" distB="0" distL="0" distR="0" wp14:anchorId="2F49B057" wp14:editId="38FEC80F">
+          <wp:inline distT="0" distB="0" distL="0" distR="0" wp14:anchorId="38651C9E" wp14:editId="1A07B50A">
             <wp:extent cx="8412480" cy="1682496"/>
             <wp:effectExtent l="0" t="0" r="0" b="0"/>
             <wp:docPr id="39" name="Picture 39"/>
@@ -9790,7 +9787,7 @@
           <w:noProof/>
         </w:rPr>
         <w:drawing>
-          <wp:inline distT="0" distB="0" distL="0" distR="0" wp14:anchorId="214DB8C0" wp14:editId="3DB5544C">
+          <wp:inline distT="0" distB="0" distL="0" distR="0" wp14:anchorId="34B8F9BB" wp14:editId="37513E25">
             <wp:extent cx="8412480" cy="1682496"/>
             <wp:effectExtent l="0" t="0" r="0" b="0"/>
             <wp:docPr id="40" name="Picture 40"/>
@@ -9850,7 +9847,7 @@
           <w:noProof/>
         </w:rPr>
         <w:drawing>
-          <wp:inline distT="0" distB="0" distL="0" distR="0" wp14:anchorId="706FCA70" wp14:editId="0BB61AEF">
+          <wp:inline distT="0" distB="0" distL="0" distR="0" wp14:anchorId="42C9E8A8" wp14:editId="56EF5F5A">
             <wp:extent cx="8412480" cy="1682496"/>
             <wp:effectExtent l="0" t="0" r="0" b="0"/>
             <wp:docPr id="41" name="Picture 41"/>
@@ -10106,7 +10103,7 @@
           <w:noProof/>
         </w:rPr>
         <w:drawing>
-          <wp:inline distT="0" distB="0" distL="0" distR="0" wp14:anchorId="6433FA32" wp14:editId="391232EC">
+          <wp:inline distT="0" distB="0" distL="0" distR="0" wp14:anchorId="3829F63C" wp14:editId="3CD81CE9">
             <wp:extent cx="9464040" cy="5146072"/>
             <wp:effectExtent l="0" t="0" r="0" b="0"/>
             <wp:docPr id="42" name="Picture 42"/>
@@ -10166,7 +10163,7 @@
         <w:pStyle w:val="Heading2"/>
       </w:pPr>
       <w:r>
-        <w:t>Narasi rinci Screenshot 11 — 897 kata</w:t>
+        <w:t>Panel sumber akun Posting HPP</w:t>
       </w:r>
     </w:p>
     <w:p>
@@ -10262,13 +10259,13 @@
         <w:rPr>
           <w:sz w:val="18"/>
         </w:rPr>
-        <w:t xml:space="preserve">Diagram setelah narasi ini memodelkan use case, flowchart, dan aliran data untuk Panel sumber akun Posting HPP. Entitas yang relevan ialah Jenis Produk, Kelompok Aset, Master Aset, Pratinjau HPP. Use case menjelaskan siapa memicu tindakan dan siapa meninjau hasil. Flowchart menjelaskan urutan serta gerbang validasi sebelum status berubah. Diagram aliran data/ERD ringkas menunjukkan kunci hubungan antara dokumen sumber, detail, akun, transaksi akuntansi, dan laporan. Diagram bukan pengganti skema basis data </w:t>
-      </w:r>
-      <w:r>
-        <w:rPr>
-          <w:sz w:val="18"/>
-        </w:rPr>
-        <w:t>fisik; ia sengaja menampilkan relasi bisnis yang perlu dipahami key user. Keterlacakan dianggap cukup apabila nomor referensi pada transaksi dapat ditemukan pada jurnal, kode akun yang sama dapat ditemukan pada Buku Besar, dan saldo akhirnya dapat dijelaskan pada laporan.</w:t>
+        <w:t>Diagram setelah penjelasan ini memodelkan use case, flowchart, dan aliran data untuk Panel sumber akun Posting HPP. Entitas yang relevan ialah Jenis Produk, Kelompok Aset, Master Aset, Pratinjau HPP. Use case menjelaskan siapa memicu tindakan dan siapa meninjau hasil. Flowchart menjelaskan urutan serta gerbang validasi sebelum status berubah. Diagram aliran data/ERD ringkas menunjukkan kunci hubungan antara dokumen sumber, detail, akun, transaksi akuntansi, dan laporan. Diagram bukan pengganti skema basis d</w:t>
+      </w:r>
+      <w:r>
+        <w:rPr>
+          <w:sz w:val="18"/>
+        </w:rPr>
+        <w:t>ata fisik; ia sengaja menampilkan relasi bisnis yang perlu dipahami key user. Keterlacakan dianggap cukup apabila nomor referensi pada transaksi dapat ditemukan pada jurnal, kode akun yang sama dapat ditemukan pada Buku Besar, dan saldo akhirnya dapat dijelaskan pada laporan.</w:t>
       </w:r>
     </w:p>
     <w:p>
@@ -10315,7 +10312,7 @@
         <w:pStyle w:val="Heading2"/>
       </w:pPr>
       <w:r>
-        <w:t>Diagram terkait Screenshot 11</w:t>
+        <w:t>Diagram — Panel sumber akun Posting HPP</w:t>
       </w:r>
     </w:p>
     <w:p>
@@ -10328,7 +10325,7 @@
           <w:noProof/>
         </w:rPr>
         <w:drawing>
-          <wp:inline distT="0" distB="0" distL="0" distR="0" wp14:anchorId="0A384AA6" wp14:editId="2C947DA6">
+          <wp:inline distT="0" distB="0" distL="0" distR="0" wp14:anchorId="49D9EA90" wp14:editId="480880EF">
             <wp:extent cx="8412480" cy="1682496"/>
             <wp:effectExtent l="0" t="0" r="0" b="0"/>
             <wp:docPr id="43" name="Picture 43"/>
@@ -10388,7 +10385,7 @@
           <w:noProof/>
         </w:rPr>
         <w:drawing>
-          <wp:inline distT="0" distB="0" distL="0" distR="0" wp14:anchorId="57A51DBF" wp14:editId="74731D6C">
+          <wp:inline distT="0" distB="0" distL="0" distR="0" wp14:anchorId="09473CE0" wp14:editId="0CF70E02">
             <wp:extent cx="8412480" cy="1682496"/>
             <wp:effectExtent l="0" t="0" r="0" b="0"/>
             <wp:docPr id="44" name="Picture 44"/>
@@ -10448,7 +10445,7 @@
           <w:noProof/>
         </w:rPr>
         <w:drawing>
-          <wp:inline distT="0" distB="0" distL="0" distR="0" wp14:anchorId="7F3CADCB" wp14:editId="55E444CC">
+          <wp:inline distT="0" distB="0" distL="0" distR="0" wp14:anchorId="7CE111C7" wp14:editId="61740231">
             <wp:extent cx="8412480" cy="1682496"/>
             <wp:effectExtent l="0" t="0" r="0" b="0"/>
             <wp:docPr id="45" name="Picture 45"/>
@@ -10704,7 +10701,7 @@
           <w:noProof/>
         </w:rPr>
         <w:drawing>
-          <wp:inline distT="0" distB="0" distL="0" distR="0" wp14:anchorId="31303049" wp14:editId="20B922C2">
+          <wp:inline distT="0" distB="0" distL="0" distR="0" wp14:anchorId="3A84F83A" wp14:editId="1A33AE87">
             <wp:extent cx="9464040" cy="5146072"/>
             <wp:effectExtent l="0" t="0" r="0" b="0"/>
             <wp:docPr id="46" name="Picture 46"/>
@@ -10764,7 +10761,7 @@
         <w:pStyle w:val="Heading2"/>
       </w:pPr>
       <w:r>
-        <w:t>Narasi rinci Screenshot 12 — 892 kata</w:t>
+        <w:t>Panel sumber akun Posting Kulakan</w:t>
       </w:r>
     </w:p>
     <w:p>
@@ -10860,13 +10857,13 @@
         <w:rPr>
           <w:sz w:val="18"/>
         </w:rPr>
-        <w:t>Diagram setelah narasi ini memodelkan use case, flowchart, dan aliran data untuk Panel sumber akun Posting Kulakan. Entitas yang relevan ialah Master Aset, Kelompok Aset, Penyedia, Cara Pembayaran. Use case menjelaskan siapa memicu tindakan dan siapa meninjau hasil. Flowchart menjelaskan urutan serta gerbang validasi sebelum status berubah. Diagram aliran data/ERD ringkas menunjukkan kunci hubungan antara dokumen sumber, detail, akun, transaksi akuntansi, dan laporan. Diagram bukan pengganti skema basis dat</w:t>
-      </w:r>
-      <w:r>
-        <w:rPr>
-          <w:sz w:val="18"/>
-        </w:rPr>
-        <w:t>a fisik; ia sengaja menampilkan relasi bisnis yang perlu dipahami key user. Keterlacakan dianggap cukup apabila nomor referensi pada transaksi dapat ditemukan pada jurnal, kode akun yang sama dapat ditemukan pada Buku Besar, dan saldo akhirnya dapat dijelaskan pada laporan.</w:t>
+        <w:t>Diagram setelah penjelasan ini memodelkan use case, flowchart, dan aliran data untuk Panel sumber akun Posting Kulakan. Entitas yang relevan ialah Master Aset, Kelompok Aset, Penyedia, Cara Pembayaran. Use case menjelaskan siapa memicu tindakan dan siapa meninjau hasil. Flowchart menjelaskan urutan serta gerbang validasi sebelum status berubah. Diagram aliran data/ERD ringkas menunjukkan kunci hubungan antara dokumen sumber, detail, akun, transaksi akuntansi, dan laporan. Diagram bukan pengganti skema basis</w:t>
+      </w:r>
+      <w:r>
+        <w:rPr>
+          <w:sz w:val="18"/>
+        </w:rPr>
+        <w:t xml:space="preserve"> data fisik; ia sengaja menampilkan relasi bisnis yang perlu dipahami key user. Keterlacakan dianggap cukup apabila nomor referensi pada transaksi dapat ditemukan pada jurnal, kode akun yang sama dapat ditemukan pada Buku Besar, dan saldo akhirnya dapat dijelaskan pada laporan.</w:t>
       </w:r>
     </w:p>
     <w:p>
@@ -10913,7 +10910,7 @@
         <w:pStyle w:val="Heading2"/>
       </w:pPr>
       <w:r>
-        <w:t>Diagram terkait Screenshot 12</w:t>
+        <w:t>Diagram — Panel sumber akun Posting Kulakan</w:t>
       </w:r>
     </w:p>
     <w:p>
@@ -10926,7 +10923,7 @@
           <w:noProof/>
         </w:rPr>
         <w:drawing>
-          <wp:inline distT="0" distB="0" distL="0" distR="0" wp14:anchorId="797735D4" wp14:editId="6D58FF8C">
+          <wp:inline distT="0" distB="0" distL="0" distR="0" wp14:anchorId="4BBB2245" wp14:editId="651E97DE">
             <wp:extent cx="8412480" cy="1682496"/>
             <wp:effectExtent l="0" t="0" r="0" b="0"/>
             <wp:docPr id="47" name="Picture 47"/>
@@ -10986,7 +10983,7 @@
           <w:noProof/>
         </w:rPr>
         <w:drawing>
-          <wp:inline distT="0" distB="0" distL="0" distR="0" wp14:anchorId="0A508FAE" wp14:editId="4FA4B664">
+          <wp:inline distT="0" distB="0" distL="0" distR="0" wp14:anchorId="61B50194" wp14:editId="780A741D">
             <wp:extent cx="8412480" cy="1682496"/>
             <wp:effectExtent l="0" t="0" r="0" b="0"/>
             <wp:docPr id="48" name="Picture 48"/>
@@ -11046,7 +11043,7 @@
           <w:noProof/>
         </w:rPr>
         <w:drawing>
-          <wp:inline distT="0" distB="0" distL="0" distR="0" wp14:anchorId="7CF5EC4C" wp14:editId="017714E0">
+          <wp:inline distT="0" distB="0" distL="0" distR="0" wp14:anchorId="44156536" wp14:editId="03D89905">
             <wp:extent cx="8412480" cy="1682496"/>
             <wp:effectExtent l="0" t="0" r="0" b="0"/>
             <wp:docPr id="49" name="Picture 49"/>
@@ -11302,7 +11299,7 @@
           <w:noProof/>
         </w:rPr>
         <w:drawing>
-          <wp:inline distT="0" distB="0" distL="0" distR="0" wp14:anchorId="50689331" wp14:editId="56E39305">
+          <wp:inline distT="0" distB="0" distL="0" distR="0" wp14:anchorId="27730479" wp14:editId="027F5D85">
             <wp:extent cx="9464040" cy="5146072"/>
             <wp:effectExtent l="0" t="0" r="0" b="0"/>
             <wp:docPr id="50" name="Picture 50"/>
@@ -11362,7 +11359,7 @@
         <w:pStyle w:val="Heading2"/>
       </w:pPr>
       <w:r>
-        <w:t>Narasi rinci Screenshot 13 — 888 kata</w:t>
+        <w:t>Draft Jurnal setelah seluruh posting Kantin</w:t>
       </w:r>
     </w:p>
     <w:p>
@@ -11458,13 +11455,13 @@
         <w:rPr>
           <w:sz w:val="18"/>
         </w:rPr>
-        <w:t>Diagram setelah narasi ini memodelkan use case, flowchart, dan aliran data untuk Draft Jurnal setelah seluruh posting Kantin. Entitas yang relevan ialah Draft Jurnal, Posting History, Transaksi Akuntansi, Closing. Use case menjelaskan siapa memicu tindakan dan siapa meninjau hasil. Flowchart menjelaskan urutan serta gerbang validasi sebelum status berubah. Diagram aliran data/ERD ringkas menunjukkan kunci hubungan antara dokumen sumber, detail, akun, transaksi akuntansi, dan laporan. Diagram bukan pengganti</w:t>
-      </w:r>
-      <w:r>
-        <w:rPr>
-          <w:sz w:val="18"/>
-        </w:rPr>
-        <w:t xml:space="preserve"> skema basis data fisik; ia sengaja menampilkan relasi bisnis yang perlu dipahami key user. Keterlacakan dianggap cukup apabila nomor referensi pada transaksi dapat ditemukan pada jurnal, kode akun yang sama dapat ditemukan pada Buku Besar, dan saldo akhirnya dapat dijelaskan pada laporan.</w:t>
+        <w:t>Diagram setelah penjelasan ini memodelkan use case, flowchart, dan aliran data untuk Draft Jurnal setelah seluruh posting Kantin. Entitas yang relevan ialah Draft Jurnal, Posting History, Transaksi Akuntansi, Closing. Use case menjelaskan siapa memicu tindakan dan siapa meninjau hasil. Flowchart menjelaskan urutan serta gerbang validasi sebelum status berubah. Diagram aliran data/ERD ringkas menunjukkan kunci hubungan antara dokumen sumber, detail, akun, transaksi akuntansi, dan laporan. Diagram bukan pengg</w:t>
+      </w:r>
+      <w:r>
+        <w:rPr>
+          <w:sz w:val="18"/>
+        </w:rPr>
+        <w:t>anti skema basis data fisik; ia sengaja menampilkan relasi bisnis yang perlu dipahami key user. Keterlacakan dianggap cukup apabila nomor referensi pada transaksi dapat ditemukan pada jurnal, kode akun yang sama dapat ditemukan pada Buku Besar, dan saldo akhirnya dapat dijelaskan pada laporan.</w:t>
       </w:r>
     </w:p>
     <w:p>
@@ -11511,7 +11508,7 @@
         <w:pStyle w:val="Heading2"/>
       </w:pPr>
       <w:r>
-        <w:t>Diagram terkait Screenshot 13</w:t>
+        <w:t>Diagram — Draft Jurnal setelah seluruh posting Kantin</w:t>
       </w:r>
     </w:p>
     <w:p>
@@ -11524,7 +11521,7 @@
           <w:noProof/>
         </w:rPr>
         <w:drawing>
-          <wp:inline distT="0" distB="0" distL="0" distR="0" wp14:anchorId="738C1269" wp14:editId="5FAB400D">
+          <wp:inline distT="0" distB="0" distL="0" distR="0" wp14:anchorId="6B335656" wp14:editId="2B8402BA">
             <wp:extent cx="8412480" cy="1682496"/>
             <wp:effectExtent l="0" t="0" r="0" b="0"/>
             <wp:docPr id="51" name="Picture 51"/>
@@ -11584,7 +11581,7 @@
           <w:noProof/>
         </w:rPr>
         <w:drawing>
-          <wp:inline distT="0" distB="0" distL="0" distR="0" wp14:anchorId="47C520F1" wp14:editId="708D9ECE">
+          <wp:inline distT="0" distB="0" distL="0" distR="0" wp14:anchorId="0269701E" wp14:editId="21FEDA82">
             <wp:extent cx="8412480" cy="1682496"/>
             <wp:effectExtent l="0" t="0" r="0" b="0"/>
             <wp:docPr id="52" name="Picture 52"/>
@@ -11644,7 +11641,7 @@
           <w:noProof/>
         </w:rPr>
         <w:drawing>
-          <wp:inline distT="0" distB="0" distL="0" distR="0" wp14:anchorId="04123C33" wp14:editId="4A9C31A4">
+          <wp:inline distT="0" distB="0" distL="0" distR="0" wp14:anchorId="49117C21" wp14:editId="3ED3D2BC">
             <wp:extent cx="8412480" cy="1682496"/>
             <wp:effectExtent l="0" t="0" r="0" b="0"/>
             <wp:docPr id="53" name="Picture 53"/>
@@ -11900,7 +11897,7 @@
           <w:noProof/>
         </w:rPr>
         <w:drawing>
-          <wp:inline distT="0" distB="0" distL="0" distR="0" wp14:anchorId="6529347F" wp14:editId="78CFD6C2">
+          <wp:inline distT="0" distB="0" distL="0" distR="0" wp14:anchorId="5F483A7B" wp14:editId="70F865C2">
             <wp:extent cx="9464040" cy="5146072"/>
             <wp:effectExtent l="0" t="0" r="0" b="0"/>
             <wp:docPr id="54" name="Picture 54"/>
@@ -11960,7 +11957,7 @@
         <w:pStyle w:val="Heading2"/>
       </w:pPr>
       <w:r>
-        <w:t>Narasi rinci Screenshot 14 — 881 kata</w:t>
+        <w:t>Daftar Jurnal Umum</w:t>
       </w:r>
     </w:p>
     <w:p>
@@ -12056,13 +12053,13 @@
         <w:rPr>
           <w:sz w:val="18"/>
         </w:rPr>
-        <w:t>Diagram setelah narasi ini memodelkan use case, flowchart, dan aliran data untuk Daftar Jurnal Umum. Entitas yang relevan ialah Jurnal Umum, Detail Jurnal, Akun, Mata Anggaran. Use case menjelaskan siapa memicu tindakan dan siapa meninjau hasil. Flowchart menjelaskan urutan serta gerbang validasi sebelum status berubah. Diagram aliran data/ERD ringkas menunjukkan kunci hubungan antara dokumen sumber, detail, akun, transaksi akuntansi, dan laporan. Diagram bukan pengganti skema basis data fisik; ia sengaja m</w:t>
-      </w:r>
-      <w:r>
-        <w:rPr>
-          <w:sz w:val="18"/>
-        </w:rPr>
-        <w:t>enampilkan relasi bisnis yang perlu dipahami key user. Keterlacakan dianggap cukup apabila nomor referensi pada transaksi dapat ditemukan pada jurnal, kode akun yang sama dapat ditemukan pada Buku Besar, dan saldo akhirnya dapat dijelaskan pada laporan.</w:t>
+        <w:t>Diagram setelah penjelasan ini memodelkan use case, flowchart, dan aliran data untuk Daftar Jurnal Umum. Entitas yang relevan ialah Jurnal Umum, Detail Jurnal, Akun, Mata Anggaran. Use case menjelaskan siapa memicu tindakan dan siapa meninjau hasil. Flowchart menjelaskan urutan serta gerbang validasi sebelum status berubah. Diagram aliran data/ERD ringkas menunjukkan kunci hubungan antara dokumen sumber, detail, akun, transaksi akuntansi, dan laporan. Diagram bukan pengganti skema basis data fisik; ia senga</w:t>
+      </w:r>
+      <w:r>
+        <w:rPr>
+          <w:sz w:val="18"/>
+        </w:rPr>
+        <w:t>ja menampilkan relasi bisnis yang perlu dipahami key user. Keterlacakan dianggap cukup apabila nomor referensi pada transaksi dapat ditemukan pada jurnal, kode akun yang sama dapat ditemukan pada Buku Besar, dan saldo akhirnya dapat dijelaskan pada laporan.</w:t>
       </w:r>
     </w:p>
     <w:p>
@@ -12109,7 +12106,7 @@
         <w:pStyle w:val="Heading2"/>
       </w:pPr>
       <w:r>
-        <w:t>Diagram terkait Screenshot 14</w:t>
+        <w:t>Diagram — Daftar Jurnal Umum</w:t>
       </w:r>
     </w:p>
     <w:p>
@@ -12122,7 +12119,7 @@
           <w:noProof/>
         </w:rPr>
         <w:drawing>
-          <wp:inline distT="0" distB="0" distL="0" distR="0" wp14:anchorId="586EBC86" wp14:editId="2B4337D3">
+          <wp:inline distT="0" distB="0" distL="0" distR="0" wp14:anchorId="0464C4F5" wp14:editId="28E499B0">
             <wp:extent cx="8412480" cy="1682496"/>
             <wp:effectExtent l="0" t="0" r="0" b="0"/>
             <wp:docPr id="55" name="Picture 55"/>
@@ -12182,7 +12179,7 @@
           <w:noProof/>
         </w:rPr>
         <w:drawing>
-          <wp:inline distT="0" distB="0" distL="0" distR="0" wp14:anchorId="4CC156A5" wp14:editId="3025CC3D">
+          <wp:inline distT="0" distB="0" distL="0" distR="0" wp14:anchorId="64E8AEA1" wp14:editId="4D805172">
             <wp:extent cx="8412480" cy="1682496"/>
             <wp:effectExtent l="0" t="0" r="0" b="0"/>
             <wp:docPr id="56" name="Picture 56"/>
@@ -12242,7 +12239,7 @@
           <w:noProof/>
         </w:rPr>
         <w:drawing>
-          <wp:inline distT="0" distB="0" distL="0" distR="0" wp14:anchorId="351900E6" wp14:editId="1B444F00">
+          <wp:inline distT="0" distB="0" distL="0" distR="0" wp14:anchorId="4EC15F06" wp14:editId="6B67567F">
             <wp:extent cx="8412480" cy="1682496"/>
             <wp:effectExtent l="0" t="0" r="0" b="0"/>
             <wp:docPr id="57" name="Picture 57"/>
@@ -12498,7 +12495,7 @@
           <w:noProof/>
         </w:rPr>
         <w:drawing>
-          <wp:inline distT="0" distB="0" distL="0" distR="0" wp14:anchorId="26976581" wp14:editId="191DC9AD">
+          <wp:inline distT="0" distB="0" distL="0" distR="0" wp14:anchorId="766E46DC" wp14:editId="7FA16885">
             <wp:extent cx="9464040" cy="5146072"/>
             <wp:effectExtent l="0" t="0" r="0" b="0"/>
             <wp:docPr id="58" name="Picture 58"/>
@@ -12558,7 +12555,7 @@
         <w:pStyle w:val="Heading2"/>
       </w:pPr>
       <w:r>
-        <w:t>Narasi rinci Screenshot 15 — 901 kata</w:t>
+        <w:t>Form Jurnal Umum seimbang Rp750.000</w:t>
       </w:r>
     </w:p>
     <w:p>
@@ -12654,13 +12651,13 @@
         <w:rPr>
           <w:sz w:val="18"/>
         </w:rPr>
-        <w:t>Diagram setelah narasi ini memodelkan use case, flowchart, dan aliran data untuk Form Jurnal Umum seimbang Rp750.000. Entitas yang relevan ialah Jurnal Umum, Detail Jurnal, Akun Beban, Akun Kas. Use case menjelaskan siapa memicu tindakan dan siapa meninjau hasil. Flowchart menjelaskan urutan serta gerbang validasi sebelum status berubah. Diagram aliran data/ERD ringkas menunjukkan kunci hubungan antara dokumen sumber, detail, akun, transaksi akuntansi, dan laporan. Diagram bukan pengganti skema basis data f</w:t>
-      </w:r>
-      <w:r>
-        <w:rPr>
-          <w:sz w:val="18"/>
-        </w:rPr>
-        <w:t>isik; ia sengaja menampilkan relasi bisnis yang perlu dipahami key user. Keterlacakan dianggap cukup apabila nomor referensi pada transaksi dapat ditemukan pada jurnal, kode akun yang sama dapat ditemukan pada Buku Besar, dan saldo akhirnya dapat dijelaskan pada laporan.</w:t>
+        <w:t>Diagram setelah penjelasan ini memodelkan use case, flowchart, dan aliran data untuk Form Jurnal Umum seimbang Rp750.000. Entitas yang relevan ialah Jurnal Umum, Detail Jurnal, Akun Beban, Akun Kas. Use case menjelaskan siapa memicu tindakan dan siapa meninjau hasil. Flowchart menjelaskan urutan serta gerbang validasi sebelum status berubah. Diagram aliran data/ERD ringkas menunjukkan kunci hubungan antara dokumen sumber, detail, akun, transaksi akuntansi, dan laporan. Diagram bukan pengganti skema basis da</w:t>
+      </w:r>
+      <w:r>
+        <w:rPr>
+          <w:sz w:val="18"/>
+        </w:rPr>
+        <w:t>ta fisik; ia sengaja menampilkan relasi bisnis yang perlu dipahami key user. Keterlacakan dianggap cukup apabila nomor referensi pada transaksi dapat ditemukan pada jurnal, kode akun yang sama dapat ditemukan pada Buku Besar, dan saldo akhirnya dapat dijelaskan pada laporan.</w:t>
       </w:r>
     </w:p>
     <w:p>
@@ -12707,7 +12704,7 @@
         <w:pStyle w:val="Heading2"/>
       </w:pPr>
       <w:r>
-        <w:t>Diagram terkait Screenshot 15</w:t>
+        <w:t>Diagram — Form Jurnal Umum seimbang Rp750.000</w:t>
       </w:r>
     </w:p>
     <w:p>
@@ -12720,7 +12717,7 @@
           <w:noProof/>
         </w:rPr>
         <w:drawing>
-          <wp:inline distT="0" distB="0" distL="0" distR="0" wp14:anchorId="26CEB416" wp14:editId="62DF7958">
+          <wp:inline distT="0" distB="0" distL="0" distR="0" wp14:anchorId="6E33A73B" wp14:editId="4EA37872">
             <wp:extent cx="8412480" cy="1682496"/>
             <wp:effectExtent l="0" t="0" r="0" b="0"/>
             <wp:docPr id="59" name="Picture 59"/>
@@ -12780,7 +12777,7 @@
           <w:noProof/>
         </w:rPr>
         <w:drawing>
-          <wp:inline distT="0" distB="0" distL="0" distR="0" wp14:anchorId="323F1E81" wp14:editId="3A82062B">
+          <wp:inline distT="0" distB="0" distL="0" distR="0" wp14:anchorId="70508A8C" wp14:editId="5CE01498">
             <wp:extent cx="8412480" cy="1682496"/>
             <wp:effectExtent l="0" t="0" r="0" b="0"/>
             <wp:docPr id="60" name="Picture 60"/>
@@ -12840,7 +12837,7 @@
           <w:noProof/>
         </w:rPr>
         <w:drawing>
-          <wp:inline distT="0" distB="0" distL="0" distR="0" wp14:anchorId="29336827" wp14:editId="342F736A">
+          <wp:inline distT="0" distB="0" distL="0" distR="0" wp14:anchorId="1B82EF40" wp14:editId="09213089">
             <wp:extent cx="8412480" cy="1682496"/>
             <wp:effectExtent l="0" t="0" r="0" b="0"/>
             <wp:docPr id="61" name="Picture 61"/>
@@ -13096,7 +13093,7 @@
           <w:noProof/>
         </w:rPr>
         <w:drawing>
-          <wp:inline distT="0" distB="0" distL="0" distR="0" wp14:anchorId="1B6B7BC8" wp14:editId="05786C12">
+          <wp:inline distT="0" distB="0" distL="0" distR="0" wp14:anchorId="594FB9C8" wp14:editId="62970878">
             <wp:extent cx="9464040" cy="5146072"/>
             <wp:effectExtent l="0" t="0" r="0" b="0"/>
             <wp:docPr id="62" name="Picture 62"/>
@@ -13156,7 +13153,7 @@
         <w:pStyle w:val="Heading2"/>
       </w:pPr>
       <w:r>
-        <w:t>Narasi rinci Screenshot 16 — 887 kata</w:t>
+        <w:t>Laporan Laba Rugi — halaman awal</w:t>
       </w:r>
     </w:p>
     <w:p>
@@ -13252,13 +13249,13 @@
         <w:rPr>
           <w:sz w:val="18"/>
         </w:rPr>
-        <w:t>Diagram setelah narasi ini memodelkan use case, flowchart, dan aliran data untuk Laporan Laba Rugi — halaman awal. Entitas yang relevan ialah Transaksi Akuntansi, Detail Transaksi, Akun, Laba Rugi. Use case menjelaskan siapa memicu tindakan dan siapa meninjau hasil. Flowchart menjelaskan urutan serta gerbang validasi sebelum status berubah. Diagram aliran data/ERD ringkas menunjukkan kunci hubungan antara dokumen sumber, detail, akun, transaksi akuntansi, dan laporan. Diagram bukan pengganti skema basis dat</w:t>
-      </w:r>
-      <w:r>
-        <w:rPr>
-          <w:sz w:val="18"/>
-        </w:rPr>
-        <w:t>a fisik; ia sengaja menampilkan relasi bisnis yang perlu dipahami key user. Keterlacakan dianggap cukup apabila nomor referensi pada transaksi dapat ditemukan pada jurnal, kode akun yang sama dapat ditemukan pada Buku Besar, dan saldo akhirnya dapat dijelaskan pada laporan.</w:t>
+        <w:t>Diagram setelah penjelasan ini memodelkan use case, flowchart, dan aliran data untuk Laporan Laba Rugi — halaman awal. Entitas yang relevan ialah Transaksi Akuntansi, Detail Transaksi, Akun, Laba Rugi. Use case menjelaskan siapa memicu tindakan dan siapa meninjau hasil. Flowchart menjelaskan urutan serta gerbang validasi sebelum status berubah. Diagram aliran data/ERD ringkas menunjukkan kunci hubungan antara dokumen sumber, detail, akun, transaksi akuntansi, dan laporan. Diagram bukan pengganti skema basis</w:t>
+      </w:r>
+      <w:r>
+        <w:rPr>
+          <w:sz w:val="18"/>
+        </w:rPr>
+        <w:t xml:space="preserve"> data fisik; ia sengaja menampilkan relasi bisnis yang perlu dipahami key user. Keterlacakan dianggap cukup apabila nomor referensi pada transaksi dapat ditemukan pada jurnal, kode akun yang sama dapat ditemukan pada Buku Besar, dan saldo akhirnya dapat dijelaskan pada laporan.</w:t>
       </w:r>
     </w:p>
     <w:p>
@@ -13305,7 +13302,7 @@
         <w:pStyle w:val="Heading2"/>
       </w:pPr>
       <w:r>
-        <w:t>Diagram terkait Screenshot 16</w:t>
+        <w:t>Diagram — Laporan Laba Rugi — halaman awal</w:t>
       </w:r>
     </w:p>
     <w:p>
@@ -13318,7 +13315,7 @@
           <w:noProof/>
         </w:rPr>
         <w:drawing>
-          <wp:inline distT="0" distB="0" distL="0" distR="0" wp14:anchorId="77D69BCB" wp14:editId="7F23AFDB">
+          <wp:inline distT="0" distB="0" distL="0" distR="0" wp14:anchorId="572CC320" wp14:editId="6B46932A">
             <wp:extent cx="8412480" cy="1682496"/>
             <wp:effectExtent l="0" t="0" r="0" b="0"/>
             <wp:docPr id="63" name="Picture 63"/>
@@ -13378,7 +13375,7 @@
           <w:noProof/>
         </w:rPr>
         <w:drawing>
-          <wp:inline distT="0" distB="0" distL="0" distR="0" wp14:anchorId="171E612B" wp14:editId="038264CC">
+          <wp:inline distT="0" distB="0" distL="0" distR="0" wp14:anchorId="0D88ABB8" wp14:editId="4F307641">
             <wp:extent cx="8412480" cy="1682496"/>
             <wp:effectExtent l="0" t="0" r="0" b="0"/>
             <wp:docPr id="64" name="Picture 64"/>
@@ -13438,7 +13435,7 @@
           <w:noProof/>
         </w:rPr>
         <w:drawing>
-          <wp:inline distT="0" distB="0" distL="0" distR="0" wp14:anchorId="3C61A619" wp14:editId="092DEB92">
+          <wp:inline distT="0" distB="0" distL="0" distR="0" wp14:anchorId="11356F3D" wp14:editId="49F91F8C">
             <wp:extent cx="8412480" cy="1682496"/>
             <wp:effectExtent l="0" t="0" r="0" b="0"/>
             <wp:docPr id="65" name="Picture 65"/>
@@ -13694,7 +13691,7 @@
           <w:noProof/>
         </w:rPr>
         <w:drawing>
-          <wp:inline distT="0" distB="0" distL="0" distR="0" wp14:anchorId="41B2F563" wp14:editId="097CBD65">
+          <wp:inline distT="0" distB="0" distL="0" distR="0" wp14:anchorId="753C1406" wp14:editId="1CD9260A">
             <wp:extent cx="9464040" cy="5146072"/>
             <wp:effectExtent l="0" t="0" r="0" b="0"/>
             <wp:docPr id="66" name="Picture 66"/>
@@ -13754,7 +13751,7 @@
         <w:pStyle w:val="Heading2"/>
       </w:pPr>
       <w:r>
-        <w:t>Narasi rinci Screenshot 17 — 897 kata</w:t>
+        <w:t>Laporan Laba Rugi — halaman terakhir/terbawah</w:t>
       </w:r>
     </w:p>
     <w:p>
@@ -13850,13 +13847,13 @@
         <w:rPr>
           <w:sz w:val="18"/>
         </w:rPr>
-        <w:t>Diagram setelah narasi ini memodelkan use case, flowchart, dan aliran data untuk Laporan Laba Rugi — halaman terakhir/terbawah. Entitas yang relevan ialah Transaksi Akuntansi, Agregasi Akun, Pagination, Laba Rugi. Use case menjelaskan siapa memicu tindakan dan siapa meninjau hasil. Flowchart menjelaskan urutan serta gerbang validasi sebelum status berubah. Diagram aliran data/ERD ringkas menunjukkan kunci hubungan antara dokumen sumber, detail, akun, transaksi akuntansi, dan laporan. Diagram bukan pengganti</w:t>
-      </w:r>
-      <w:r>
-        <w:rPr>
-          <w:sz w:val="18"/>
-        </w:rPr>
-        <w:t xml:space="preserve"> skema basis data fisik; ia sengaja menampilkan relasi bisnis yang perlu dipahami key user. Keterlacakan dianggap cukup apabila nomor referensi pada transaksi dapat ditemukan pada jurnal, kode akun yang sama dapat ditemukan pada Buku Besar, dan saldo akhirnya dapat dijelaskan pada laporan.</w:t>
+        <w:t>Diagram setelah penjelasan ini memodelkan use case, flowchart, dan aliran data untuk Laporan Laba Rugi — halaman terakhir/terbawah. Entitas yang relevan ialah Transaksi Akuntansi, Agregasi Akun, Pagination, Laba Rugi. Use case menjelaskan siapa memicu tindakan dan siapa meninjau hasil. Flowchart menjelaskan urutan serta gerbang validasi sebelum status berubah. Diagram aliran data/ERD ringkas menunjukkan kunci hubungan antara dokumen sumber, detail, akun, transaksi akuntansi, dan laporan. Diagram bukan pengg</w:t>
+      </w:r>
+      <w:r>
+        <w:rPr>
+          <w:sz w:val="18"/>
+        </w:rPr>
+        <w:t>anti skema basis data fisik; ia sengaja menampilkan relasi bisnis yang perlu dipahami key user. Keterlacakan dianggap cukup apabila nomor referensi pada transaksi dapat ditemukan pada jurnal, kode akun yang sama dapat ditemukan pada Buku Besar, dan saldo akhirnya dapat dijelaskan pada laporan.</w:t>
       </w:r>
     </w:p>
     <w:p>
@@ -13903,7 +13900,7 @@
         <w:pStyle w:val="Heading2"/>
       </w:pPr>
       <w:r>
-        <w:t>Diagram terkait Screenshot 17</w:t>
+        <w:t>Diagram — Laporan Laba Rugi — halaman terakhir/terbawah</w:t>
       </w:r>
     </w:p>
     <w:p>
@@ -13916,7 +13913,7 @@
           <w:noProof/>
         </w:rPr>
         <w:drawing>
-          <wp:inline distT="0" distB="0" distL="0" distR="0" wp14:anchorId="117A8AC9" wp14:editId="252AF240">
+          <wp:inline distT="0" distB="0" distL="0" distR="0" wp14:anchorId="51950AD9" wp14:editId="5DCE1008">
             <wp:extent cx="8412480" cy="1682496"/>
             <wp:effectExtent l="0" t="0" r="0" b="0"/>
             <wp:docPr id="67" name="Picture 67"/>
@@ -13976,7 +13973,7 @@
           <w:noProof/>
         </w:rPr>
         <w:drawing>
-          <wp:inline distT="0" distB="0" distL="0" distR="0" wp14:anchorId="7B9C41AF" wp14:editId="3490DEDF">
+          <wp:inline distT="0" distB="0" distL="0" distR="0" wp14:anchorId="4549DDA5" wp14:editId="3DC8DB82">
             <wp:extent cx="8412480" cy="1682496"/>
             <wp:effectExtent l="0" t="0" r="0" b="0"/>
             <wp:docPr id="68" name="Picture 68"/>
@@ -14036,7 +14033,7 @@
           <w:noProof/>
         </w:rPr>
         <w:drawing>
-          <wp:inline distT="0" distB="0" distL="0" distR="0" wp14:anchorId="34C2D413" wp14:editId="314EA62F">
+          <wp:inline distT="0" distB="0" distL="0" distR="0" wp14:anchorId="5D99D886" wp14:editId="721485C3">
             <wp:extent cx="8412480" cy="1682496"/>
             <wp:effectExtent l="0" t="0" r="0" b="0"/>
             <wp:docPr id="69" name="Picture 69"/>
@@ -14292,7 +14289,7 @@
           <w:noProof/>
         </w:rPr>
         <w:drawing>
-          <wp:inline distT="0" distB="0" distL="0" distR="0" wp14:anchorId="314A2547" wp14:editId="0484E439">
+          <wp:inline distT="0" distB="0" distL="0" distR="0" wp14:anchorId="185C7810" wp14:editId="2E76B8C8">
             <wp:extent cx="9464040" cy="5146072"/>
             <wp:effectExtent l="0" t="0" r="0" b="0"/>
             <wp:docPr id="70" name="Picture 70"/>
@@ -14352,7 +14349,7 @@
         <w:pStyle w:val="Heading2"/>
       </w:pPr>
       <w:r>
-        <w:t>Narasi rinci Screenshot 18 — 881 kata</w:t>
+        <w:t>Laporan Neraca — halaman awal</w:t>
       </w:r>
     </w:p>
     <w:p>
@@ -14448,13 +14445,13 @@
         <w:rPr>
           <w:sz w:val="18"/>
         </w:rPr>
-        <w:t>Diagram setelah narasi ini memodelkan use case, flowchart, dan aliran data untuk Laporan Neraca — halaman awal. Entitas yang relevan ialah Transaksi Akuntansi, Detail Transaksi, Akun, Neraca. Use case menjelaskan siapa memicu tindakan dan siapa meninjau hasil. Flowchart menjelaskan urutan serta gerbang validasi sebelum status berubah. Diagram aliran data/ERD ringkas menunjukkan kunci hubungan antara dokumen sumber, detail, akun, transaksi akuntansi, dan laporan. Diagram bukan pengganti skema basis data fisi</w:t>
-      </w:r>
-      <w:r>
-        <w:rPr>
-          <w:sz w:val="18"/>
-        </w:rPr>
-        <w:t>k; ia sengaja menampilkan relasi bisnis yang perlu dipahami key user. Keterlacakan dianggap cukup apabila nomor referensi pada transaksi dapat ditemukan pada jurnal, kode akun yang sama dapat ditemukan pada Buku Besar, dan saldo akhirnya dapat dijelaskan pada laporan.</w:t>
+        <w:t xml:space="preserve">Diagram setelah penjelasan ini memodelkan use case, flowchart, dan aliran data untuk Laporan Neraca — halaman awal. Entitas yang relevan ialah Transaksi Akuntansi, Detail Transaksi, Akun, Neraca. Use case menjelaskan siapa memicu tindakan dan siapa meninjau hasil. Flowchart menjelaskan urutan serta gerbang validasi sebelum status berubah. Diagram aliran data/ERD ringkas menunjukkan kunci hubungan antara dokumen sumber, detail, akun, transaksi akuntansi, dan laporan. Diagram bukan pengganti skema basis data </w:t>
+      </w:r>
+      <w:r>
+        <w:rPr>
+          <w:sz w:val="18"/>
+        </w:rPr>
+        <w:t>fisik; ia sengaja menampilkan relasi bisnis yang perlu dipahami key user. Keterlacakan dianggap cukup apabila nomor referensi pada transaksi dapat ditemukan pada jurnal, kode akun yang sama dapat ditemukan pada Buku Besar, dan saldo akhirnya dapat dijelaskan pada laporan.</w:t>
       </w:r>
     </w:p>
     <w:p>
@@ -14501,7 +14498,7 @@
         <w:pStyle w:val="Heading2"/>
       </w:pPr>
       <w:r>
-        <w:t>Diagram terkait Screenshot 18</w:t>
+        <w:t>Diagram — Laporan Neraca — halaman awal</w:t>
       </w:r>
     </w:p>
     <w:p>
@@ -14514,7 +14511,7 @@
           <w:noProof/>
         </w:rPr>
         <w:drawing>
-          <wp:inline distT="0" distB="0" distL="0" distR="0" wp14:anchorId="7934007F" wp14:editId="5B040544">
+          <wp:inline distT="0" distB="0" distL="0" distR="0" wp14:anchorId="1B9BA8A0" wp14:editId="3DA0BF0B">
             <wp:extent cx="8412480" cy="1682496"/>
             <wp:effectExtent l="0" t="0" r="0" b="0"/>
             <wp:docPr id="71" name="Picture 71"/>
@@ -14574,7 +14571,7 @@
           <w:noProof/>
         </w:rPr>
         <w:drawing>
-          <wp:inline distT="0" distB="0" distL="0" distR="0" wp14:anchorId="444AE8BB" wp14:editId="08CF1E69">
+          <wp:inline distT="0" distB="0" distL="0" distR="0" wp14:anchorId="5ACDD652" wp14:editId="25A3F303">
             <wp:extent cx="8412480" cy="1682496"/>
             <wp:effectExtent l="0" t="0" r="0" b="0"/>
             <wp:docPr id="72" name="Picture 72"/>
@@ -14634,7 +14631,7 @@
           <w:noProof/>
         </w:rPr>
         <w:drawing>
-          <wp:inline distT="0" distB="0" distL="0" distR="0" wp14:anchorId="0CCE58C5" wp14:editId="63304100">
+          <wp:inline distT="0" distB="0" distL="0" distR="0" wp14:anchorId="1DAE9129" wp14:editId="4D0387EB">
             <wp:extent cx="8412480" cy="1682496"/>
             <wp:effectExtent l="0" t="0" r="0" b="0"/>
             <wp:docPr id="73" name="Picture 73"/>
@@ -14890,7 +14887,7 @@
           <w:noProof/>
         </w:rPr>
         <w:drawing>
-          <wp:inline distT="0" distB="0" distL="0" distR="0" wp14:anchorId="4D3A891F" wp14:editId="59AB4838">
+          <wp:inline distT="0" distB="0" distL="0" distR="0" wp14:anchorId="1B821ACA" wp14:editId="694A77BE">
             <wp:extent cx="9464040" cy="5146072"/>
             <wp:effectExtent l="0" t="0" r="0" b="0"/>
             <wp:docPr id="74" name="Picture 74"/>
@@ -14950,7 +14947,7 @@
         <w:pStyle w:val="Heading2"/>
       </w:pPr>
       <w:r>
-        <w:t>Narasi rinci Screenshot 19 — 891 kata</w:t>
+        <w:t>Laporan Neraca — halaman terakhir/terbawah</w:t>
       </w:r>
     </w:p>
     <w:p>
@@ -15046,13 +15043,13 @@
         <w:rPr>
           <w:sz w:val="18"/>
         </w:rPr>
-        <w:t>Diagram setelah narasi ini memodelkan use case, flowchart, dan aliran data untuk Laporan Neraca — halaman terakhir/terbawah. Entitas yang relevan ialah Transaksi Akuntansi, Agregasi Akun, Pagination, Neraca. Use case menjelaskan siapa memicu tindakan dan siapa meninjau hasil. Flowchart menjelaskan urutan serta gerbang validasi sebelum status berubah. Diagram aliran data/ERD ringkas menunjukkan kunci hubungan antara dokumen sumber, detail, akun, transaksi akuntansi, dan laporan. Diagram bukan pengganti skema</w:t>
-      </w:r>
-      <w:r>
-        <w:rPr>
-          <w:sz w:val="18"/>
-        </w:rPr>
-        <w:t xml:space="preserve"> basis data fisik; ia sengaja menampilkan relasi bisnis yang perlu dipahami key user. Keterlacakan dianggap cukup apabila nomor referensi pada transaksi dapat ditemukan pada jurnal, kode akun yang sama dapat ditemukan pada Buku Besar, dan saldo akhirnya dapat dijelaskan pada laporan.</w:t>
+        <w:t>Diagram setelah penjelasan ini memodelkan use case, flowchart, dan aliran data untuk Laporan Neraca — halaman terakhir/terbawah. Entitas yang relevan ialah Transaksi Akuntansi, Agregasi Akun, Pagination, Neraca. Use case menjelaskan siapa memicu tindakan dan siapa meninjau hasil. Flowchart menjelaskan urutan serta gerbang validasi sebelum status berubah. Diagram aliran data/ERD ringkas menunjukkan kunci hubungan antara dokumen sumber, detail, akun, transaksi akuntansi, dan laporan. Diagram bukan pengganti s</w:t>
+      </w:r>
+      <w:r>
+        <w:rPr>
+          <w:sz w:val="18"/>
+        </w:rPr>
+        <w:t>kema basis data fisik; ia sengaja menampilkan relasi bisnis yang perlu dipahami key user. Keterlacakan dianggap cukup apabila nomor referensi pada transaksi dapat ditemukan pada jurnal, kode akun yang sama dapat ditemukan pada Buku Besar, dan saldo akhirnya dapat dijelaskan pada laporan.</w:t>
       </w:r>
     </w:p>
     <w:p>
@@ -15099,7 +15096,7 @@
         <w:pStyle w:val="Heading2"/>
       </w:pPr>
       <w:r>
-        <w:t>Diagram terkait Screenshot 19</w:t>
+        <w:t>Diagram — Laporan Neraca — halaman terakhir/terbawah</w:t>
       </w:r>
     </w:p>
     <w:p>
@@ -15112,7 +15109,7 @@
           <w:noProof/>
         </w:rPr>
         <w:drawing>
-          <wp:inline distT="0" distB="0" distL="0" distR="0" wp14:anchorId="1AFE8402" wp14:editId="311AF747">
+          <wp:inline distT="0" distB="0" distL="0" distR="0" wp14:anchorId="68E0B559" wp14:editId="0F9A04CE">
             <wp:extent cx="8412480" cy="1682496"/>
             <wp:effectExtent l="0" t="0" r="0" b="0"/>
             <wp:docPr id="75" name="Picture 75"/>
@@ -15172,7 +15169,7 @@
           <w:noProof/>
         </w:rPr>
         <w:drawing>
-          <wp:inline distT="0" distB="0" distL="0" distR="0" wp14:anchorId="728D1B42" wp14:editId="2A5BA339">
+          <wp:inline distT="0" distB="0" distL="0" distR="0" wp14:anchorId="22B714C6" wp14:editId="64A4C3C6">
             <wp:extent cx="8412480" cy="1682496"/>
             <wp:effectExtent l="0" t="0" r="0" b="0"/>
             <wp:docPr id="76" name="Picture 76"/>
@@ -15232,7 +15229,7 @@
           <w:noProof/>
         </w:rPr>
         <w:drawing>
-          <wp:inline distT="0" distB="0" distL="0" distR="0" wp14:anchorId="18917915" wp14:editId="1FDED706">
+          <wp:inline distT="0" distB="0" distL="0" distR="0" wp14:anchorId="1FF76696" wp14:editId="7127524B">
             <wp:extent cx="8412480" cy="1682496"/>
             <wp:effectExtent l="0" t="0" r="0" b="0"/>
             <wp:docPr id="77" name="Picture 77"/>
@@ -15488,7 +15485,7 @@
           <w:noProof/>
         </w:rPr>
         <w:drawing>
-          <wp:inline distT="0" distB="0" distL="0" distR="0" wp14:anchorId="42EBC417" wp14:editId="69CE880F">
+          <wp:inline distT="0" distB="0" distL="0" distR="0" wp14:anchorId="0C8D043B" wp14:editId="18E7FE03">
             <wp:extent cx="9464040" cy="5146072"/>
             <wp:effectExtent l="0" t="0" r="0" b="0"/>
             <wp:docPr id="78" name="Picture 78"/>
@@ -15548,7 +15545,7 @@
         <w:pStyle w:val="Heading2"/>
       </w:pPr>
       <w:r>
-        <w:t>Narasi rinci Screenshot 20 — 887 kata</w:t>
+        <w:t>Laporan Arus Kas — halaman awal</w:t>
       </w:r>
     </w:p>
     <w:p>
@@ -15644,13 +15641,13 @@
         <w:rPr>
           <w:sz w:val="18"/>
         </w:rPr>
-        <w:t xml:space="preserve">Diagram setelah narasi ini memodelkan use case, flowchart, dan aliran data untuk Laporan Arus Kas — halaman awal. Entitas yang relevan ialah Transaksi Akuntansi, Detail Transaksi, Akun, Arus Kas. Use case menjelaskan siapa memicu tindakan dan siapa meninjau hasil. Flowchart menjelaskan urutan serta gerbang validasi sebelum status berubah. Diagram aliran data/ERD ringkas menunjukkan kunci hubungan antara dokumen sumber, detail, akun, transaksi akuntansi, dan laporan. Diagram bukan pengganti skema basis data </w:t>
-      </w:r>
-      <w:r>
-        <w:rPr>
-          <w:sz w:val="18"/>
-        </w:rPr>
-        <w:t>fisik; ia sengaja menampilkan relasi bisnis yang perlu dipahami key user. Keterlacakan dianggap cukup apabila nomor referensi pada transaksi dapat ditemukan pada jurnal, kode akun yang sama dapat ditemukan pada Buku Besar, dan saldo akhirnya dapat dijelaskan pada laporan.</w:t>
+        <w:t>Diagram setelah penjelasan ini memodelkan use case, flowchart, dan aliran data untuk Laporan Arus Kas — halaman awal. Entitas yang relevan ialah Transaksi Akuntansi, Detail Transaksi, Akun, Arus Kas. Use case menjelaskan siapa memicu tindakan dan siapa meninjau hasil. Flowchart menjelaskan urutan serta gerbang validasi sebelum status berubah. Diagram aliran data/ERD ringkas menunjukkan kunci hubungan antara dokumen sumber, detail, akun, transaksi akuntansi, dan laporan. Diagram bukan pengganti skema basis d</w:t>
+      </w:r>
+      <w:r>
+        <w:rPr>
+          <w:sz w:val="18"/>
+        </w:rPr>
+        <w:t>ata fisik; ia sengaja menampilkan relasi bisnis yang perlu dipahami key user. Keterlacakan dianggap cukup apabila nomor referensi pada transaksi dapat ditemukan pada jurnal, kode akun yang sama dapat ditemukan pada Buku Besar, dan saldo akhirnya dapat dijelaskan pada laporan.</w:t>
       </w:r>
     </w:p>
     <w:p>
@@ -15697,7 +15694,7 @@
         <w:pStyle w:val="Heading2"/>
       </w:pPr>
       <w:r>
-        <w:t>Diagram terkait Screenshot 20</w:t>
+        <w:t>Diagram — Laporan Arus Kas — halaman awal</w:t>
       </w:r>
     </w:p>
     <w:p>
@@ -15710,7 +15707,7 @@
           <w:noProof/>
         </w:rPr>
         <w:drawing>
-          <wp:inline distT="0" distB="0" distL="0" distR="0" wp14:anchorId="3346A242" wp14:editId="37CB8CA7">
+          <wp:inline distT="0" distB="0" distL="0" distR="0" wp14:anchorId="170883DF" wp14:editId="3CB7C021">
             <wp:extent cx="8412480" cy="1682496"/>
             <wp:effectExtent l="0" t="0" r="0" b="0"/>
             <wp:docPr id="79" name="Picture 79"/>
@@ -15770,7 +15767,7 @@
           <w:noProof/>
         </w:rPr>
         <w:drawing>
-          <wp:inline distT="0" distB="0" distL="0" distR="0" wp14:anchorId="16DFB1DF" wp14:editId="1EB76B44">
+          <wp:inline distT="0" distB="0" distL="0" distR="0" wp14:anchorId="70527BB7" wp14:editId="2761117F">
             <wp:extent cx="8412480" cy="1682496"/>
             <wp:effectExtent l="0" t="0" r="0" b="0"/>
             <wp:docPr id="80" name="Picture 80"/>
@@ -15830,7 +15827,7 @@
           <w:noProof/>
         </w:rPr>
         <w:drawing>
-          <wp:inline distT="0" distB="0" distL="0" distR="0" wp14:anchorId="7D9ACC77" wp14:editId="36A2FD59">
+          <wp:inline distT="0" distB="0" distL="0" distR="0" wp14:anchorId="51E8EBE9" wp14:editId="6FAF1B04">
             <wp:extent cx="8412480" cy="1682496"/>
             <wp:effectExtent l="0" t="0" r="0" b="0"/>
             <wp:docPr id="81" name="Picture 81"/>
@@ -16086,7 +16083,7 @@
           <w:noProof/>
         </w:rPr>
         <w:drawing>
-          <wp:inline distT="0" distB="0" distL="0" distR="0" wp14:anchorId="25DE0C96" wp14:editId="52959462">
+          <wp:inline distT="0" distB="0" distL="0" distR="0" wp14:anchorId="2BAC4C56" wp14:editId="0BF937AB">
             <wp:extent cx="9464040" cy="5146072"/>
             <wp:effectExtent l="0" t="0" r="0" b="0"/>
             <wp:docPr id="82" name="Picture 82"/>
@@ -16146,7 +16143,7 @@
         <w:pStyle w:val="Heading2"/>
       </w:pPr>
       <w:r>
-        <w:t>Narasi rinci Screenshot 21 — 897 kata</w:t>
+        <w:t>Laporan Arus Kas — halaman terakhir/terbawah</w:t>
       </w:r>
     </w:p>
     <w:p>
@@ -16242,13 +16239,13 @@
         <w:rPr>
           <w:sz w:val="18"/>
         </w:rPr>
-        <w:t>Diagram setelah narasi ini memodelkan use case, flowchart, dan aliran data untuk Laporan Arus Kas — halaman terakhir/terbawah. Entitas yang relevan ialah Transaksi Akuntansi, Agregasi Akun, Pagination, Arus Kas. Use case menjelaskan siapa memicu tindakan dan siapa meninjau hasil. Flowchart menjelaskan urutan serta gerbang validasi sebelum status berubah. Diagram aliran data/ERD ringkas menunjukkan kunci hubungan antara dokumen sumber, detail, akun, transaksi akuntansi, dan laporan. Diagram bukan pengganti s</w:t>
-      </w:r>
-      <w:r>
-        <w:rPr>
-          <w:sz w:val="18"/>
-        </w:rPr>
-        <w:t>kema basis data fisik; ia sengaja menampilkan relasi bisnis yang perlu dipahami key user. Keterlacakan dianggap cukup apabila nomor referensi pada transaksi dapat ditemukan pada jurnal, kode akun yang sama dapat ditemukan pada Buku Besar, dan saldo akhirnya dapat dijelaskan pada laporan.</w:t>
+        <w:t>Diagram setelah penjelasan ini memodelkan use case, flowchart, dan aliran data untuk Laporan Arus Kas — halaman terakhir/terbawah. Entitas yang relevan ialah Transaksi Akuntansi, Agregasi Akun, Pagination, Arus Kas. Use case menjelaskan siapa memicu tindakan dan siapa meninjau hasil. Flowchart menjelaskan urutan serta gerbang validasi sebelum status berubah. Diagram aliran data/ERD ringkas menunjukkan kunci hubungan antara dokumen sumber, detail, akun, transaksi akuntansi, dan laporan. Diagram bukan penggan</w:t>
+      </w:r>
+      <w:r>
+        <w:rPr>
+          <w:sz w:val="18"/>
+        </w:rPr>
+        <w:t>ti skema basis data fisik; ia sengaja menampilkan relasi bisnis yang perlu dipahami key user. Keterlacakan dianggap cukup apabila nomor referensi pada transaksi dapat ditemukan pada jurnal, kode akun yang sama dapat ditemukan pada Buku Besar, dan saldo akhirnya dapat dijelaskan pada laporan.</w:t>
       </w:r>
     </w:p>
     <w:p>
@@ -16295,7 +16292,7 @@
         <w:pStyle w:val="Heading2"/>
       </w:pPr>
       <w:r>
-        <w:t>Diagram terkait Screenshot 21</w:t>
+        <w:t>Diagram — Laporan Arus Kas — halaman terakhir/terbawah</w:t>
       </w:r>
     </w:p>
     <w:p>
@@ -16308,7 +16305,7 @@
           <w:noProof/>
         </w:rPr>
         <w:drawing>
-          <wp:inline distT="0" distB="0" distL="0" distR="0" wp14:anchorId="4F6A4ECA" wp14:editId="3C5D7765">
+          <wp:inline distT="0" distB="0" distL="0" distR="0" wp14:anchorId="72D945FA" wp14:editId="145E8421">
             <wp:extent cx="8412480" cy="1682496"/>
             <wp:effectExtent l="0" t="0" r="0" b="0"/>
             <wp:docPr id="83" name="Picture 83"/>
@@ -16368,7 +16365,7 @@
           <w:noProof/>
         </w:rPr>
         <w:drawing>
-          <wp:inline distT="0" distB="0" distL="0" distR="0" wp14:anchorId="68BA39A0" wp14:editId="4B41AA75">
+          <wp:inline distT="0" distB="0" distL="0" distR="0" wp14:anchorId="08FFA6A8" wp14:editId="52A92524">
             <wp:extent cx="8412480" cy="1682496"/>
             <wp:effectExtent l="0" t="0" r="0" b="0"/>
             <wp:docPr id="84" name="Picture 84"/>
@@ -16428,7 +16425,7 @@
           <w:noProof/>
         </w:rPr>
         <w:drawing>
-          <wp:inline distT="0" distB="0" distL="0" distR="0" wp14:anchorId="31352398" wp14:editId="5EA356EF">
+          <wp:inline distT="0" distB="0" distL="0" distR="0" wp14:anchorId="3E02B311" wp14:editId="089C569D">
             <wp:extent cx="8412480" cy="1682496"/>
             <wp:effectExtent l="0" t="0" r="0" b="0"/>
             <wp:docPr id="85" name="Picture 85"/>
@@ -16684,7 +16681,7 @@
           <w:noProof/>
         </w:rPr>
         <w:drawing>
-          <wp:inline distT="0" distB="0" distL="0" distR="0" wp14:anchorId="3B4AEB10" wp14:editId="44288F4B">
+          <wp:inline distT="0" distB="0" distL="0" distR="0" wp14:anchorId="70B38ACA" wp14:editId="32E06BB5">
             <wp:extent cx="9464040" cy="5146072"/>
             <wp:effectExtent l="0" t="0" r="0" b="0"/>
             <wp:docPr id="86" name="Picture 86"/>
@@ -16744,7 +16741,7 @@
         <w:pStyle w:val="Heading2"/>
       </w:pPr>
       <w:r>
-        <w:t>Narasi rinci Screenshot 22 — 889 kata</w:t>
+        <w:t>Laporan Keseluruhan Jurnal — halaman awal</w:t>
       </w:r>
     </w:p>
     <w:p>
@@ -16840,13 +16837,13 @@
         <w:rPr>
           <w:sz w:val="18"/>
         </w:rPr>
-        <w:t>Diagram setelah narasi ini memodelkan use case, flowchart, dan aliran data untuk Laporan Keseluruhan Jurnal — halaman awal. Entitas yang relevan ialah Transaksi Akuntansi, Detail Transaksi, Akun, Keseluruhan Jurnal. Use case menjelaskan siapa memicu tindakan dan siapa meninjau hasil. Flowchart menjelaskan urutan serta gerbang validasi sebelum status berubah. Diagram aliran data/ERD ringkas menunjukkan kunci hubungan antara dokumen sumber, detail, akun, transaksi akuntansi, dan laporan. Diagram bukan penggan</w:t>
-      </w:r>
-      <w:r>
-        <w:rPr>
-          <w:sz w:val="18"/>
-        </w:rPr>
-        <w:t>ti skema basis data fisik; ia sengaja menampilkan relasi bisnis yang perlu dipahami key user. Keterlacakan dianggap cukup apabila nomor referensi pada transaksi dapat ditemukan pada jurnal, kode akun yang sama dapat ditemukan pada Buku Besar, dan saldo akhirnya dapat dijelaskan pada laporan.</w:t>
+        <w:t>Diagram setelah penjelasan ini memodelkan use case, flowchart, dan aliran data untuk Laporan Keseluruhan Jurnal — halaman awal. Entitas yang relevan ialah Transaksi Akuntansi, Detail Transaksi, Akun, Keseluruhan Jurnal. Use case menjelaskan siapa memicu tindakan dan siapa meninjau hasil. Flowchart menjelaskan urutan serta gerbang validasi sebelum status berubah. Diagram aliran data/ERD ringkas menunjukkan kunci hubungan antara dokumen sumber, detail, akun, transaksi akuntansi, dan laporan. Diagram bukan pen</w:t>
+      </w:r>
+      <w:r>
+        <w:rPr>
+          <w:sz w:val="18"/>
+        </w:rPr>
+        <w:t>gganti skema basis data fisik; ia sengaja menampilkan relasi bisnis yang perlu dipahami key user. Keterlacakan dianggap cukup apabila nomor referensi pada transaksi dapat ditemukan pada jurnal, kode akun yang sama dapat ditemukan pada Buku Besar, dan saldo akhirnya dapat dijelaskan pada laporan.</w:t>
       </w:r>
     </w:p>
     <w:p>
@@ -16893,7 +16890,7 @@
         <w:pStyle w:val="Heading2"/>
       </w:pPr>
       <w:r>
-        <w:t>Diagram terkait Screenshot 22</w:t>
+        <w:t>Diagram — Laporan Keseluruhan Jurnal — halaman awal</w:t>
       </w:r>
     </w:p>
     <w:p>
@@ -16906,7 +16903,7 @@
           <w:noProof/>
         </w:rPr>
         <w:drawing>
-          <wp:inline distT="0" distB="0" distL="0" distR="0" wp14:anchorId="630DF8DA" wp14:editId="2A109D69">
+          <wp:inline distT="0" distB="0" distL="0" distR="0" wp14:anchorId="6690D033" wp14:editId="5C901F60">
             <wp:extent cx="8412480" cy="1682496"/>
             <wp:effectExtent l="0" t="0" r="0" b="0"/>
             <wp:docPr id="87" name="Picture 87"/>
@@ -16966,7 +16963,7 @@
           <w:noProof/>
         </w:rPr>
         <w:drawing>
-          <wp:inline distT="0" distB="0" distL="0" distR="0" wp14:anchorId="5A73934B" wp14:editId="1EE68F65">
+          <wp:inline distT="0" distB="0" distL="0" distR="0" wp14:anchorId="20108077" wp14:editId="341D1FDC">
             <wp:extent cx="8412480" cy="1682496"/>
             <wp:effectExtent l="0" t="0" r="0" b="0"/>
             <wp:docPr id="88" name="Picture 88"/>
@@ -17026,7 +17023,7 @@
           <w:noProof/>
         </w:rPr>
         <w:drawing>
-          <wp:inline distT="0" distB="0" distL="0" distR="0" wp14:anchorId="0E17E5CB" wp14:editId="45D756E4">
+          <wp:inline distT="0" distB="0" distL="0" distR="0" wp14:anchorId="5C5C1176" wp14:editId="5316D434">
             <wp:extent cx="8412480" cy="1682496"/>
             <wp:effectExtent l="0" t="0" r="0" b="0"/>
             <wp:docPr id="89" name="Picture 89"/>
@@ -17282,7 +17279,7 @@
           <w:noProof/>
         </w:rPr>
         <w:drawing>
-          <wp:inline distT="0" distB="0" distL="0" distR="0" wp14:anchorId="712D40DE" wp14:editId="701E6EE5">
+          <wp:inline distT="0" distB="0" distL="0" distR="0" wp14:anchorId="2DD79DCB" wp14:editId="43CD327D">
             <wp:extent cx="9464040" cy="5146072"/>
             <wp:effectExtent l="0" t="0" r="0" b="0"/>
             <wp:docPr id="90" name="Picture 90"/>
@@ -17342,7 +17339,7 @@
         <w:pStyle w:val="Heading2"/>
       </w:pPr>
       <w:r>
-        <w:t>Narasi rinci Screenshot 23 — 899 kata</w:t>
+        <w:t>Laporan Keseluruhan Jurnal — halaman terakhir/terbawah</w:t>
       </w:r>
     </w:p>
     <w:p>
@@ -17438,13 +17435,13 @@
         <w:rPr>
           <w:sz w:val="18"/>
         </w:rPr>
-        <w:t>Diagram setelah narasi ini memodelkan use case, flowchart, dan aliran data untuk Laporan Keseluruhan Jurnal — halaman terakhir/terbawah. Entitas yang relevan ialah Transaksi Akuntansi, Agregasi Akun, Pagination, Keseluruhan Jurnal. Use case menjelaskan siapa memicu tindakan dan siapa meninjau hasil. Flowchart menjelaskan urutan serta gerbang validasi sebelum status berubah. Diagram aliran data/ERD ringkas menunjukkan kunci hubungan antara dokumen sumber, detail, akun, transaksi akuntansi, dan laporan. Diagr</w:t>
-      </w:r>
-      <w:r>
-        <w:rPr>
-          <w:sz w:val="18"/>
-        </w:rPr>
-        <w:t>am bukan pengganti skema basis data fisik; ia sengaja menampilkan relasi bisnis yang perlu dipahami key user. Keterlacakan dianggap cukup apabila nomor referensi pada transaksi dapat ditemukan pada jurnal, kode akun yang sama dapat ditemukan pada Buku Besar, dan saldo akhirnya dapat dijelaskan pada laporan.</w:t>
+        <w:t>Diagram setelah penjelasan ini memodelkan use case, flowchart, dan aliran data untuk Laporan Keseluruhan Jurnal — halaman terakhir/terbawah. Entitas yang relevan ialah Transaksi Akuntansi, Agregasi Akun, Pagination, Keseluruhan Jurnal. Use case menjelaskan siapa memicu tindakan dan siapa meninjau hasil. Flowchart menjelaskan urutan serta gerbang validasi sebelum status berubah. Diagram aliran data/ERD ringkas menunjukkan kunci hubungan antara dokumen sumber, detail, akun, transaksi akuntansi, dan laporan. D</w:t>
+      </w:r>
+      <w:r>
+        <w:rPr>
+          <w:sz w:val="18"/>
+        </w:rPr>
+        <w:t>iagram bukan pengganti skema basis data fisik; ia sengaja menampilkan relasi bisnis yang perlu dipahami key user. Keterlacakan dianggap cukup apabila nomor referensi pada transaksi dapat ditemukan pada jurnal, kode akun yang sama dapat ditemukan pada Buku Besar, dan saldo akhirnya dapat dijelaskan pada laporan.</w:t>
       </w:r>
     </w:p>
     <w:p>
@@ -17491,7 +17488,7 @@
         <w:pStyle w:val="Heading2"/>
       </w:pPr>
       <w:r>
-        <w:t>Diagram terkait Screenshot 23</w:t>
+        <w:t>Diagram — Laporan Keseluruhan Jurnal — halaman terakhir/terbawah</w:t>
       </w:r>
     </w:p>
     <w:p>
@@ -17504,7 +17501,7 @@
           <w:noProof/>
         </w:rPr>
         <w:drawing>
-          <wp:inline distT="0" distB="0" distL="0" distR="0" wp14:anchorId="5A9136E8" wp14:editId="0FF45BE5">
+          <wp:inline distT="0" distB="0" distL="0" distR="0" wp14:anchorId="3216B2AA" wp14:editId="2BD0E1A6">
             <wp:extent cx="8412480" cy="1682496"/>
             <wp:effectExtent l="0" t="0" r="0" b="0"/>
             <wp:docPr id="91" name="Picture 91"/>
@@ -17564,7 +17561,7 @@
           <w:noProof/>
         </w:rPr>
         <w:drawing>
-          <wp:inline distT="0" distB="0" distL="0" distR="0" wp14:anchorId="2C760C1A" wp14:editId="47BB05DB">
+          <wp:inline distT="0" distB="0" distL="0" distR="0" wp14:anchorId="076D787F" wp14:editId="0DB455CA">
             <wp:extent cx="8412480" cy="1682496"/>
             <wp:effectExtent l="0" t="0" r="0" b="0"/>
             <wp:docPr id="92" name="Picture 92"/>
@@ -17624,7 +17621,7 @@
           <w:noProof/>
         </w:rPr>
         <w:drawing>
-          <wp:inline distT="0" distB="0" distL="0" distR="0" wp14:anchorId="6CDC762D" wp14:editId="60AE9175">
+          <wp:inline distT="0" distB="0" distL="0" distR="0" wp14:anchorId="5A4BDBF5" wp14:editId="2B421AF9">
             <wp:extent cx="8412480" cy="1682496"/>
             <wp:effectExtent l="0" t="0" r="0" b="0"/>
             <wp:docPr id="93" name="Picture 93"/>
@@ -17880,7 +17877,7 @@
           <w:noProof/>
         </w:rPr>
         <w:drawing>
-          <wp:inline distT="0" distB="0" distL="0" distR="0" wp14:anchorId="240F321D" wp14:editId="760238A1">
+          <wp:inline distT="0" distB="0" distL="0" distR="0" wp14:anchorId="22119B8D" wp14:editId="18892294">
             <wp:extent cx="9464040" cy="5146072"/>
             <wp:effectExtent l="0" t="0" r="0" b="0"/>
             <wp:docPr id="94" name="Picture 94"/>
@@ -17940,7 +17937,7 @@
         <w:pStyle w:val="Heading2"/>
       </w:pPr>
       <w:r>
-        <w:t>Narasi rinci Screenshot 24 — 887 kata</w:t>
+        <w:t>Laporan Buku Besar — halaman awal</w:t>
       </w:r>
     </w:p>
     <w:p>
@@ -18036,13 +18033,13 @@
         <w:rPr>
           <w:sz w:val="18"/>
         </w:rPr>
-        <w:t>Diagram setelah narasi ini memodelkan use case, flowchart, dan aliran data untuk Laporan Buku Besar — halaman awal. Entitas yang relevan ialah Transaksi Akuntansi, Detail Transaksi, Akun, Buku Besar. Use case menjelaskan siapa memicu tindakan dan siapa meninjau hasil. Flowchart menjelaskan urutan serta gerbang validasi sebelum status berubah. Diagram aliran data/ERD ringkas menunjukkan kunci hubungan antara dokumen sumber, detail, akun, transaksi akuntansi, dan laporan. Diagram bukan pengganti skema basis d</w:t>
-      </w:r>
-      <w:r>
-        <w:rPr>
-          <w:sz w:val="18"/>
-        </w:rPr>
-        <w:t>ata fisik; ia sengaja menampilkan relasi bisnis yang perlu dipahami key user. Keterlacakan dianggap cukup apabila nomor referensi pada transaksi dapat ditemukan pada jurnal, kode akun yang sama dapat ditemukan pada Buku Besar, dan saldo akhirnya dapat dijelaskan pada laporan.</w:t>
+        <w:t>Diagram setelah penjelasan ini memodelkan use case, flowchart, dan aliran data untuk Laporan Buku Besar — halaman awal. Entitas yang relevan ialah Transaksi Akuntansi, Detail Transaksi, Akun, Buku Besar. Use case menjelaskan siapa memicu tindakan dan siapa meninjau hasil. Flowchart menjelaskan urutan serta gerbang validasi sebelum status berubah. Diagram aliran data/ERD ringkas menunjukkan kunci hubungan antara dokumen sumber, detail, akun, transaksi akuntansi, dan laporan. Diagram bukan pengganti skema bas</w:t>
+      </w:r>
+      <w:r>
+        <w:rPr>
+          <w:sz w:val="18"/>
+        </w:rPr>
+        <w:t>is data fisik; ia sengaja menampilkan relasi bisnis yang perlu dipahami key user. Keterlacakan dianggap cukup apabila nomor referensi pada transaksi dapat ditemukan pada jurnal, kode akun yang sama dapat ditemukan pada Buku Besar, dan saldo akhirnya dapat dijelaskan pada laporan.</w:t>
       </w:r>
     </w:p>
     <w:p>
@@ -18089,7 +18086,7 @@
         <w:pStyle w:val="Heading2"/>
       </w:pPr>
       <w:r>
-        <w:t>Diagram terkait Screenshot 24</w:t>
+        <w:t>Diagram — Laporan Buku Besar — halaman awal</w:t>
       </w:r>
     </w:p>
     <w:p>
@@ -18102,7 +18099,7 @@
           <w:noProof/>
         </w:rPr>
         <w:drawing>
-          <wp:inline distT="0" distB="0" distL="0" distR="0" wp14:anchorId="4E437E3C" wp14:editId="0E4EA67B">
+          <wp:inline distT="0" distB="0" distL="0" distR="0" wp14:anchorId="60003DA3" wp14:editId="04498710">
             <wp:extent cx="8412480" cy="1682496"/>
             <wp:effectExtent l="0" t="0" r="0" b="0"/>
             <wp:docPr id="95" name="Picture 95"/>
@@ -18162,7 +18159,7 @@
           <w:noProof/>
         </w:rPr>
         <w:drawing>
-          <wp:inline distT="0" distB="0" distL="0" distR="0" wp14:anchorId="7A55789F" wp14:editId="3C0177F4">
+          <wp:inline distT="0" distB="0" distL="0" distR="0" wp14:anchorId="13CF130F" wp14:editId="0A1ADA4E">
             <wp:extent cx="8412480" cy="1682496"/>
             <wp:effectExtent l="0" t="0" r="0" b="0"/>
             <wp:docPr id="96" name="Picture 96"/>
@@ -18222,7 +18219,7 @@
           <w:noProof/>
         </w:rPr>
         <w:drawing>
-          <wp:inline distT="0" distB="0" distL="0" distR="0" wp14:anchorId="1F639FCA" wp14:editId="4BF5BB2F">
+          <wp:inline distT="0" distB="0" distL="0" distR="0" wp14:anchorId="43358A1F" wp14:editId="7800B268">
             <wp:extent cx="8412480" cy="1682496"/>
             <wp:effectExtent l="0" t="0" r="0" b="0"/>
             <wp:docPr id="97" name="Picture 97"/>
@@ -18478,7 +18475,7 @@
           <w:noProof/>
         </w:rPr>
         <w:drawing>
-          <wp:inline distT="0" distB="0" distL="0" distR="0" wp14:anchorId="2D1AD9C2" wp14:editId="7A20BF97">
+          <wp:inline distT="0" distB="0" distL="0" distR="0" wp14:anchorId="4DC9363E" wp14:editId="3B32C91B">
             <wp:extent cx="9464040" cy="5146072"/>
             <wp:effectExtent l="0" t="0" r="0" b="0"/>
             <wp:docPr id="98" name="Picture 98"/>
@@ -18538,7 +18535,7 @@
         <w:pStyle w:val="Heading2"/>
       </w:pPr>
       <w:r>
-        <w:t>Narasi rinci Screenshot 25 — 897 kata</w:t>
+        <w:t>Laporan Buku Besar — halaman terakhir/terbawah</w:t>
       </w:r>
     </w:p>
     <w:p>
@@ -18634,13 +18631,13 @@
         <w:rPr>
           <w:sz w:val="18"/>
         </w:rPr>
-        <w:t>Diagram setelah narasi ini memodelkan use case, flowchart, dan aliran data untuk Laporan Buku Besar — halaman terakhir/terbawah. Entitas yang relevan ialah Transaksi Akuntansi, Agregasi Akun, Pagination, Buku Besar. Use case menjelaskan siapa memicu tindakan dan siapa meninjau hasil. Flowchart menjelaskan urutan serta gerbang validasi sebelum status berubah. Diagram aliran data/ERD ringkas menunjukkan kunci hubungan antara dokumen sumber, detail, akun, transaksi akuntansi, dan laporan. Diagram bukan penggan</w:t>
-      </w:r>
-      <w:r>
-        <w:rPr>
-          <w:sz w:val="18"/>
-        </w:rPr>
-        <w:t>ti skema basis data fisik; ia sengaja menampilkan relasi bisnis yang perlu dipahami key user. Keterlacakan dianggap cukup apabila nomor referensi pada transaksi dapat ditemukan pada jurnal, kode akun yang sama dapat ditemukan pada Buku Besar, dan saldo akhirnya dapat dijelaskan pada laporan.</w:t>
+        <w:t>Diagram setelah penjelasan ini memodelkan use case, flowchart, dan aliran data untuk Laporan Buku Besar — halaman terakhir/terbawah. Entitas yang relevan ialah Transaksi Akuntansi, Agregasi Akun, Pagination, Buku Besar. Use case menjelaskan siapa memicu tindakan dan siapa meninjau hasil. Flowchart menjelaskan urutan serta gerbang validasi sebelum status berubah. Diagram aliran data/ERD ringkas menunjukkan kunci hubungan antara dokumen sumber, detail, akun, transaksi akuntansi, dan laporan. Diagram bukan pen</w:t>
+      </w:r>
+      <w:r>
+        <w:rPr>
+          <w:sz w:val="18"/>
+        </w:rPr>
+        <w:t>gganti skema basis data fisik; ia sengaja menampilkan relasi bisnis yang perlu dipahami key user. Keterlacakan dianggap cukup apabila nomor referensi pada transaksi dapat ditemukan pada jurnal, kode akun yang sama dapat ditemukan pada Buku Besar, dan saldo akhirnya dapat dijelaskan pada laporan.</w:t>
       </w:r>
     </w:p>
     <w:p>
@@ -18687,7 +18684,7 @@
         <w:pStyle w:val="Heading2"/>
       </w:pPr>
       <w:r>
-        <w:t>Diagram terkait Screenshot 25</w:t>
+        <w:t>Diagram — Laporan Buku Besar — halaman terakhir/terbawah</w:t>
       </w:r>
     </w:p>
     <w:p>
@@ -18700,7 +18697,7 @@
           <w:noProof/>
         </w:rPr>
         <w:drawing>
-          <wp:inline distT="0" distB="0" distL="0" distR="0" wp14:anchorId="5562F512" wp14:editId="50609F0F">
+          <wp:inline distT="0" distB="0" distL="0" distR="0" wp14:anchorId="2659EFD2" wp14:editId="63520B0D">
             <wp:extent cx="8412480" cy="1682496"/>
             <wp:effectExtent l="0" t="0" r="0" b="0"/>
             <wp:docPr id="99" name="Picture 99"/>
@@ -18760,7 +18757,7 @@
           <w:noProof/>
         </w:rPr>
         <w:drawing>
-          <wp:inline distT="0" distB="0" distL="0" distR="0" wp14:anchorId="25C2F564" wp14:editId="434CC93B">
+          <wp:inline distT="0" distB="0" distL="0" distR="0" wp14:anchorId="5D7EE1AA" wp14:editId="67A41ED5">
             <wp:extent cx="8412480" cy="1682496"/>
             <wp:effectExtent l="0" t="0" r="0" b="0"/>
             <wp:docPr id="100" name="Picture 100"/>
@@ -18820,7 +18817,7 @@
           <w:noProof/>
         </w:rPr>
         <w:drawing>
-          <wp:inline distT="0" distB="0" distL="0" distR="0" wp14:anchorId="73D0B658" wp14:editId="28F04CF9">
+          <wp:inline distT="0" distB="0" distL="0" distR="0" wp14:anchorId="1E3FB6AF" wp14:editId="0D50213B">
             <wp:extent cx="8412480" cy="1682496"/>
             <wp:effectExtent l="0" t="0" r="0" b="0"/>
             <wp:docPr id="101" name="Picture 101"/>
@@ -19076,7 +19073,7 @@
           <w:noProof/>
         </w:rPr>
         <w:drawing>
-          <wp:inline distT="0" distB="0" distL="0" distR="0" wp14:anchorId="25C5C1CD" wp14:editId="2EA8AB0B">
+          <wp:inline distT="0" distB="0" distL="0" distR="0" wp14:anchorId="56179D1D" wp14:editId="62F342B7">
             <wp:extent cx="9464040" cy="5146072"/>
             <wp:effectExtent l="0" t="0" r="0" b="0"/>
             <wp:docPr id="102" name="Picture 102"/>
@@ -19136,7 +19133,7 @@
         <w:pStyle w:val="Heading2"/>
       </w:pPr>
       <w:r>
-        <w:t>Narasi rinci Screenshot 26 — 887 kata</w:t>
+        <w:t>Laporan Neraca Saldo — halaman awal</w:t>
       </w:r>
     </w:p>
     <w:p>
@@ -19232,13 +19229,13 @@
         <w:rPr>
           <w:sz w:val="18"/>
         </w:rPr>
-        <w:t>Diagram setelah narasi ini memodelkan use case, flowchart, dan aliran data untuk Laporan Neraca Saldo — halaman awal. Entitas yang relevan ialah Transaksi Akuntansi, Detail Transaksi, Akun, Neraca Saldo. Use case menjelaskan siapa memicu tindakan dan siapa meninjau hasil. Flowchart menjelaskan urutan serta gerbang validasi sebelum status berubah. Diagram aliran data/ERD ringkas menunjukkan kunci hubungan antara dokumen sumber, detail, akun, transaksi akuntansi, dan laporan. Diagram bukan pengganti skema bas</w:t>
-      </w:r>
-      <w:r>
-        <w:rPr>
-          <w:sz w:val="18"/>
-        </w:rPr>
-        <w:t>is data fisik; ia sengaja menampilkan relasi bisnis yang perlu dipahami key user. Keterlacakan dianggap cukup apabila nomor referensi pada transaksi dapat ditemukan pada jurnal, kode akun yang sama dapat ditemukan pada Buku Besar, dan saldo akhirnya dapat dijelaskan pada laporan.</w:t>
+        <w:t>Diagram setelah penjelasan ini memodelkan use case, flowchart, dan aliran data untuk Laporan Neraca Saldo — halaman awal. Entitas yang relevan ialah Transaksi Akuntansi, Detail Transaksi, Akun, Neraca Saldo. Use case menjelaskan siapa memicu tindakan dan siapa meninjau hasil. Flowchart menjelaskan urutan serta gerbang validasi sebelum status berubah. Diagram aliran data/ERD ringkas menunjukkan kunci hubungan antara dokumen sumber, detail, akun, transaksi akuntansi, dan laporan. Diagram bukan pengganti skema</w:t>
+      </w:r>
+      <w:r>
+        <w:rPr>
+          <w:sz w:val="18"/>
+        </w:rPr>
+        <w:t xml:space="preserve"> basis data fisik; ia sengaja menampilkan relasi bisnis yang perlu dipahami key user. Keterlacakan dianggap cukup apabila nomor referensi pada transaksi dapat ditemukan pada jurnal, kode akun yang sama dapat ditemukan pada Buku Besar, dan saldo akhirnya dapat dijelaskan pada laporan.</w:t>
       </w:r>
     </w:p>
     <w:p>
@@ -19285,7 +19282,7 @@
         <w:pStyle w:val="Heading2"/>
       </w:pPr>
       <w:r>
-        <w:t>Diagram terkait Screenshot 26</w:t>
+        <w:t>Diagram — Laporan Neraca Saldo — halaman awal</w:t>
       </w:r>
     </w:p>
     <w:p>
@@ -19298,7 +19295,7 @@
           <w:noProof/>
         </w:rPr>
         <w:drawing>
-          <wp:inline distT="0" distB="0" distL="0" distR="0" wp14:anchorId="17B6891C" wp14:editId="50B6AEEB">
+          <wp:inline distT="0" distB="0" distL="0" distR="0" wp14:anchorId="295356E0" wp14:editId="7D389488">
             <wp:extent cx="8412480" cy="1682496"/>
             <wp:effectExtent l="0" t="0" r="0" b="0"/>
             <wp:docPr id="103" name="Picture 103"/>
@@ -19358,7 +19355,7 @@
           <w:noProof/>
         </w:rPr>
         <w:drawing>
-          <wp:inline distT="0" distB="0" distL="0" distR="0" wp14:anchorId="0B614C9C" wp14:editId="2EC4AAFB">
+          <wp:inline distT="0" distB="0" distL="0" distR="0" wp14:anchorId="7EA71858" wp14:editId="6B5DDA62">
             <wp:extent cx="8412480" cy="1682496"/>
             <wp:effectExtent l="0" t="0" r="0" b="0"/>
             <wp:docPr id="104" name="Picture 104"/>
@@ -19418,7 +19415,7 @@
           <w:noProof/>
         </w:rPr>
         <w:drawing>
-          <wp:inline distT="0" distB="0" distL="0" distR="0" wp14:anchorId="49E01C66" wp14:editId="35AE5E41">
+          <wp:inline distT="0" distB="0" distL="0" distR="0" wp14:anchorId="0A8FC988" wp14:editId="4933177C">
             <wp:extent cx="8412480" cy="1682496"/>
             <wp:effectExtent l="0" t="0" r="0" b="0"/>
             <wp:docPr id="105" name="Picture 105"/>
@@ -19674,7 +19671,7 @@
           <w:noProof/>
         </w:rPr>
         <w:drawing>
-          <wp:inline distT="0" distB="0" distL="0" distR="0" wp14:anchorId="7D62BE59" wp14:editId="502D5B43">
+          <wp:inline distT="0" distB="0" distL="0" distR="0" wp14:anchorId="4818C8E9" wp14:editId="79E07CD1">
             <wp:extent cx="9464040" cy="5146072"/>
             <wp:effectExtent l="0" t="0" r="0" b="0"/>
             <wp:docPr id="106" name="Picture 106"/>
@@ -19734,7 +19731,7 @@
         <w:pStyle w:val="Heading2"/>
       </w:pPr>
       <w:r>
-        <w:t>Narasi rinci Screenshot 27 — 897 kata</w:t>
+        <w:t>Laporan Neraca Saldo — halaman terakhir/terbawah</w:t>
       </w:r>
     </w:p>
     <w:p>
@@ -19830,13 +19827,13 @@
         <w:rPr>
           <w:sz w:val="18"/>
         </w:rPr>
-        <w:t>Diagram setelah narasi ini memodelkan use case, flowchart, dan aliran data untuk Laporan Neraca Saldo — halaman terakhir/terbawah. Entitas yang relevan ialah Transaksi Akuntansi, Agregasi Akun, Pagination, Neraca Saldo. Use case menjelaskan siapa memicu tindakan dan siapa meninjau hasil. Flowchart menjelaskan urutan serta gerbang validasi sebelum status berubah. Diagram aliran data/ERD ringkas menunjukkan kunci hubungan antara dokumen sumber, detail, akun, transaksi akuntansi, dan laporan. Diagram bukan pen</w:t>
-      </w:r>
-      <w:r>
-        <w:rPr>
-          <w:sz w:val="18"/>
-        </w:rPr>
-        <w:t>gganti skema basis data fisik; ia sengaja menampilkan relasi bisnis yang perlu dipahami key user. Keterlacakan dianggap cukup apabila nomor referensi pada transaksi dapat ditemukan pada jurnal, kode akun yang sama dapat ditemukan pada Buku Besar, dan saldo akhirnya dapat dijelaskan pada laporan.</w:t>
+        <w:t>Diagram setelah penjelasan ini memodelkan use case, flowchart, dan aliran data untuk Laporan Neraca Saldo — halaman terakhir/terbawah. Entitas yang relevan ialah Transaksi Akuntansi, Agregasi Akun, Pagination, Neraca Saldo. Use case menjelaskan siapa memicu tindakan dan siapa meninjau hasil. Flowchart menjelaskan urutan serta gerbang validasi sebelum status berubah. Diagram aliran data/ERD ringkas menunjukkan kunci hubungan antara dokumen sumber, detail, akun, transaksi akuntansi, dan laporan. Diagram bukan</w:t>
+      </w:r>
+      <w:r>
+        <w:rPr>
+          <w:sz w:val="18"/>
+        </w:rPr>
+        <w:t xml:space="preserve"> pengganti skema basis data fisik; ia sengaja menampilkan relasi bisnis yang perlu dipahami key user. Keterlacakan dianggap cukup apabila nomor referensi pada transaksi dapat ditemukan pada jurnal, kode akun yang sama dapat ditemukan pada Buku Besar, dan saldo akhirnya dapat dijelaskan pada laporan.</w:t>
       </w:r>
     </w:p>
     <w:p>
@@ -19883,7 +19880,7 @@
         <w:pStyle w:val="Heading2"/>
       </w:pPr>
       <w:r>
-        <w:t>Diagram terkait Screenshot 27</w:t>
+        <w:t>Diagram — Laporan Neraca Saldo — halaman terakhir/terbawah</w:t>
       </w:r>
     </w:p>
     <w:p>
@@ -19896,7 +19893,7 @@
           <w:noProof/>
         </w:rPr>
         <w:drawing>
-          <wp:inline distT="0" distB="0" distL="0" distR="0" wp14:anchorId="7712E7C9" wp14:editId="2B53110B">
+          <wp:inline distT="0" distB="0" distL="0" distR="0" wp14:anchorId="34214687" wp14:editId="7B9B7265">
             <wp:extent cx="8412480" cy="1682496"/>
             <wp:effectExtent l="0" t="0" r="0" b="0"/>
             <wp:docPr id="107" name="Picture 107"/>
@@ -19956,7 +19953,7 @@
           <w:noProof/>
         </w:rPr>
         <w:drawing>
-          <wp:inline distT="0" distB="0" distL="0" distR="0" wp14:anchorId="2CC192C3" wp14:editId="19280C6C">
+          <wp:inline distT="0" distB="0" distL="0" distR="0" wp14:anchorId="1580863A" wp14:editId="7EAA2A85">
             <wp:extent cx="8412480" cy="1682496"/>
             <wp:effectExtent l="0" t="0" r="0" b="0"/>
             <wp:docPr id="108" name="Picture 108"/>
@@ -20016,7 +20013,7 @@
           <w:noProof/>
         </w:rPr>
         <w:drawing>
-          <wp:inline distT="0" distB="0" distL="0" distR="0" wp14:anchorId="30714CF3" wp14:editId="05A1C539">
+          <wp:inline distT="0" distB="0" distL="0" distR="0" wp14:anchorId="612E2D25" wp14:editId="4386D5F5">
             <wp:extent cx="8412480" cy="1682496"/>
             <wp:effectExtent l="0" t="0" r="0" b="0"/>
             <wp:docPr id="109" name="Picture 109"/>
@@ -20589,7 +20586,7 @@
               <w:rPr>
                 <w:sz w:val="15"/>
               </w:rPr>
-              <w:t>Narasi dan diagram</w:t>
+              <w:t>Panduan dan diagram</w:t>
             </w:r>
           </w:p>
         </w:tc>
@@ -20607,7 +20604,7 @@
               <w:rPr>
                 <w:sz w:val="15"/>
               </w:rPr>
-              <w:t>≥500 kata + use case + flowchart + ERD per screenshot</w:t>
+              <w:t>Penjelasan operasional + use case + flowchart + ERD per tahap</w:t>
             </w:r>
           </w:p>
         </w:tc>
@@ -21512,31 +21509,31 @@
       </w:rPr>
     </w:lvl>
   </w:abstractNum>
-  <w:num w:numId="1" w16cid:durableId="763309990">
+  <w:num w:numId="1" w16cid:durableId="1866404944">
     <w:abstractNumId w:val="8"/>
   </w:num>
-  <w:num w:numId="2" w16cid:durableId="783614524">
+  <w:num w:numId="2" w16cid:durableId="298077799">
     <w:abstractNumId w:val="6"/>
   </w:num>
-  <w:num w:numId="3" w16cid:durableId="681514269">
+  <w:num w:numId="3" w16cid:durableId="245261920">
     <w:abstractNumId w:val="5"/>
   </w:num>
-  <w:num w:numId="4" w16cid:durableId="2100176637">
+  <w:num w:numId="4" w16cid:durableId="838740058">
     <w:abstractNumId w:val="4"/>
   </w:num>
-  <w:num w:numId="5" w16cid:durableId="1430472270">
+  <w:num w:numId="5" w16cid:durableId="1928997864">
     <w:abstractNumId w:val="7"/>
   </w:num>
-  <w:num w:numId="6" w16cid:durableId="1603604266">
+  <w:num w:numId="6" w16cid:durableId="1507095073">
     <w:abstractNumId w:val="3"/>
   </w:num>
-  <w:num w:numId="7" w16cid:durableId="1060859216">
+  <w:num w:numId="7" w16cid:durableId="79959543">
     <w:abstractNumId w:val="2"/>
   </w:num>
-  <w:num w:numId="8" w16cid:durableId="1136799261">
+  <w:num w:numId="8" w16cid:durableId="1929382519">
     <w:abstractNumId w:val="1"/>
   </w:num>
-  <w:num w:numId="9" w16cid:durableId="65301185">
+  <w:num w:numId="9" w16cid:durableId="1007900016">
     <w:abstractNumId w:val="0"/>
   </w:num>
 </w:numbering>

--- a/docs/pos/uat-v1.34.22/Manual-UAT-E2E-Kantin-POS-Kulakan-Akuntansi-100-Record-Jurnal-Umum-v1.34.22-20260904.docx
+++ b/docs/pos/uat-v1.34.22/Manual-UAT-E2E-Kantin-POS-Kulakan-Akuntansi-100-Record-Jurnal-Umum-v1.34.22-20260904.docx
@@ -77,7 +77,7 @@
           <w:noProof/>
         </w:rPr>
         <w:drawing>
-          <wp:inline distT="0" distB="0" distL="0" distR="0" wp14:anchorId="421E01D3" wp14:editId="1438D0DA">
+          <wp:inline distT="0" distB="0" distL="0" distR="0" wp14:anchorId="1C1C67D4" wp14:editId="08C8012B">
             <wp:extent cx="6949440" cy="3778758"/>
             <wp:effectExtent l="0" t="0" r="0" b="0"/>
             <wp:docPr id="1" name="Picture 1"/>
@@ -4115,7 +4115,7 @@
           <w:noProof/>
         </w:rPr>
         <w:drawing>
-          <wp:inline distT="0" distB="0" distL="0" distR="0" wp14:anchorId="62B0EAD9" wp14:editId="382E74C1">
+          <wp:inline distT="0" distB="0" distL="0" distR="0" wp14:anchorId="7BE1773B" wp14:editId="13A7FD82">
             <wp:extent cx="9464040" cy="5146072"/>
             <wp:effectExtent l="0" t="0" r="0" b="0"/>
             <wp:docPr id="2" name="Picture 2"/>
@@ -4339,7 +4339,7 @@
           <w:noProof/>
         </w:rPr>
         <w:drawing>
-          <wp:inline distT="0" distB="0" distL="0" distR="0" wp14:anchorId="6941D57F" wp14:editId="1DA84A9F">
+          <wp:inline distT="0" distB="0" distL="0" distR="0" wp14:anchorId="2EB52D6F" wp14:editId="779CC08E">
             <wp:extent cx="8412480" cy="1682496"/>
             <wp:effectExtent l="0" t="0" r="0" b="0"/>
             <wp:docPr id="3" name="Picture 3"/>
@@ -4399,7 +4399,7 @@
           <w:noProof/>
         </w:rPr>
         <w:drawing>
-          <wp:inline distT="0" distB="0" distL="0" distR="0" wp14:anchorId="5C43754D" wp14:editId="22F7E603">
+          <wp:inline distT="0" distB="0" distL="0" distR="0" wp14:anchorId="5394017E" wp14:editId="700A2CFE">
             <wp:extent cx="8412480" cy="1682496"/>
             <wp:effectExtent l="0" t="0" r="0" b="0"/>
             <wp:docPr id="4" name="Picture 4"/>
@@ -4459,7 +4459,7 @@
           <w:noProof/>
         </w:rPr>
         <w:drawing>
-          <wp:inline distT="0" distB="0" distL="0" distR="0" wp14:anchorId="1B3FCF2B" wp14:editId="79FB626F">
+          <wp:inline distT="0" distB="0" distL="0" distR="0" wp14:anchorId="516CED88" wp14:editId="5AE14B8D">
             <wp:extent cx="8412480" cy="1682496"/>
             <wp:effectExtent l="0" t="0" r="0" b="0"/>
             <wp:docPr id="5" name="Picture 5"/>
@@ -4716,7 +4716,7 @@
           <w:noProof/>
         </w:rPr>
         <w:drawing>
-          <wp:inline distT="0" distB="0" distL="0" distR="0" wp14:anchorId="3BFC36E8" wp14:editId="55D3426A">
+          <wp:inline distT="0" distB="0" distL="0" distR="0" wp14:anchorId="101C5590" wp14:editId="2A0B3A06">
             <wp:extent cx="9464040" cy="5146072"/>
             <wp:effectExtent l="0" t="0" r="0" b="0"/>
             <wp:docPr id="6" name="Picture 6"/>
@@ -4940,7 +4940,7 @@
           <w:noProof/>
         </w:rPr>
         <w:drawing>
-          <wp:inline distT="0" distB="0" distL="0" distR="0" wp14:anchorId="24A7B812" wp14:editId="514D6307">
+          <wp:inline distT="0" distB="0" distL="0" distR="0" wp14:anchorId="0BBDC150" wp14:editId="09ADD855">
             <wp:extent cx="8412480" cy="1682496"/>
             <wp:effectExtent l="0" t="0" r="0" b="0"/>
             <wp:docPr id="7" name="Picture 7"/>
@@ -5000,7 +5000,7 @@
           <w:noProof/>
         </w:rPr>
         <w:drawing>
-          <wp:inline distT="0" distB="0" distL="0" distR="0" wp14:anchorId="20DCF13D" wp14:editId="571F8800">
+          <wp:inline distT="0" distB="0" distL="0" distR="0" wp14:anchorId="6D50E62E" wp14:editId="539B607B">
             <wp:extent cx="8412480" cy="1682496"/>
             <wp:effectExtent l="0" t="0" r="0" b="0"/>
             <wp:docPr id="8" name="Picture 8"/>
@@ -5060,7 +5060,7 @@
           <w:noProof/>
         </w:rPr>
         <w:drawing>
-          <wp:inline distT="0" distB="0" distL="0" distR="0" wp14:anchorId="6FB155D8" wp14:editId="01372440">
+          <wp:inline distT="0" distB="0" distL="0" distR="0" wp14:anchorId="0AD12C93" wp14:editId="15A7A75F">
             <wp:extent cx="8412480" cy="1682496"/>
             <wp:effectExtent l="0" t="0" r="0" b="0"/>
             <wp:docPr id="9" name="Picture 9"/>
@@ -5317,7 +5317,7 @@
           <w:noProof/>
         </w:rPr>
         <w:drawing>
-          <wp:inline distT="0" distB="0" distL="0" distR="0" wp14:anchorId="3B766A91" wp14:editId="48E302CF">
+          <wp:inline distT="0" distB="0" distL="0" distR="0" wp14:anchorId="5BCCA22E" wp14:editId="5476A12A">
             <wp:extent cx="9464040" cy="5146072"/>
             <wp:effectExtent l="0" t="0" r="0" b="0"/>
             <wp:docPr id="10" name="Picture 10"/>
@@ -5541,7 +5541,7 @@
           <w:noProof/>
         </w:rPr>
         <w:drawing>
-          <wp:inline distT="0" distB="0" distL="0" distR="0" wp14:anchorId="47EFA51A" wp14:editId="4F9DB17C">
+          <wp:inline distT="0" distB="0" distL="0" distR="0" wp14:anchorId="6611BC05" wp14:editId="5166FE02">
             <wp:extent cx="8412480" cy="1682496"/>
             <wp:effectExtent l="0" t="0" r="0" b="0"/>
             <wp:docPr id="11" name="Picture 11"/>
@@ -5601,7 +5601,7 @@
           <w:noProof/>
         </w:rPr>
         <w:drawing>
-          <wp:inline distT="0" distB="0" distL="0" distR="0" wp14:anchorId="6FAEB01F" wp14:editId="1BA77972">
+          <wp:inline distT="0" distB="0" distL="0" distR="0" wp14:anchorId="772B65AB" wp14:editId="56E8543F">
             <wp:extent cx="8412480" cy="1682496"/>
             <wp:effectExtent l="0" t="0" r="0" b="0"/>
             <wp:docPr id="12" name="Picture 12"/>
@@ -5661,7 +5661,7 @@
           <w:noProof/>
         </w:rPr>
         <w:drawing>
-          <wp:inline distT="0" distB="0" distL="0" distR="0" wp14:anchorId="02EAB859" wp14:editId="01AEEF13">
+          <wp:inline distT="0" distB="0" distL="0" distR="0" wp14:anchorId="29F4C9EF" wp14:editId="2EF38F85">
             <wp:extent cx="8412480" cy="1682496"/>
             <wp:effectExtent l="0" t="0" r="0" b="0"/>
             <wp:docPr id="13" name="Picture 13"/>
@@ -5917,7 +5917,7 @@
           <w:noProof/>
         </w:rPr>
         <w:drawing>
-          <wp:inline distT="0" distB="0" distL="0" distR="0" wp14:anchorId="2F165CFC" wp14:editId="07F9F90D">
+          <wp:inline distT="0" distB="0" distL="0" distR="0" wp14:anchorId="50D5B5E9" wp14:editId="31B08842">
             <wp:extent cx="9464040" cy="5146072"/>
             <wp:effectExtent l="0" t="0" r="0" b="0"/>
             <wp:docPr id="14" name="Picture 14"/>
@@ -6139,7 +6139,7 @@
           <w:noProof/>
         </w:rPr>
         <w:drawing>
-          <wp:inline distT="0" distB="0" distL="0" distR="0" wp14:anchorId="1BD41AD4" wp14:editId="3315E5D9">
+          <wp:inline distT="0" distB="0" distL="0" distR="0" wp14:anchorId="5C6812EF" wp14:editId="1FAB3531">
             <wp:extent cx="8412480" cy="1682496"/>
             <wp:effectExtent l="0" t="0" r="0" b="0"/>
             <wp:docPr id="15" name="Picture 15"/>
@@ -6199,7 +6199,7 @@
           <w:noProof/>
         </w:rPr>
         <w:drawing>
-          <wp:inline distT="0" distB="0" distL="0" distR="0" wp14:anchorId="6A1F7D76" wp14:editId="551D0A95">
+          <wp:inline distT="0" distB="0" distL="0" distR="0" wp14:anchorId="06244E87" wp14:editId="39E54D96">
             <wp:extent cx="8412480" cy="1682496"/>
             <wp:effectExtent l="0" t="0" r="0" b="0"/>
             <wp:docPr id="16" name="Picture 16"/>
@@ -6259,7 +6259,7 @@
           <w:noProof/>
         </w:rPr>
         <w:drawing>
-          <wp:inline distT="0" distB="0" distL="0" distR="0" wp14:anchorId="562BD37D" wp14:editId="6A5D48AF">
+          <wp:inline distT="0" distB="0" distL="0" distR="0" wp14:anchorId="2CDE4457" wp14:editId="65F09711">
             <wp:extent cx="8412480" cy="1682496"/>
             <wp:effectExtent l="0" t="0" r="0" b="0"/>
             <wp:docPr id="17" name="Picture 17"/>
@@ -6515,7 +6515,7 @@
           <w:noProof/>
         </w:rPr>
         <w:drawing>
-          <wp:inline distT="0" distB="0" distL="0" distR="0" wp14:anchorId="17BA5F75" wp14:editId="63ECC4F9">
+          <wp:inline distT="0" distB="0" distL="0" distR="0" wp14:anchorId="59E062BB" wp14:editId="10388DEE">
             <wp:extent cx="9464040" cy="5146072"/>
             <wp:effectExtent l="0" t="0" r="0" b="0"/>
             <wp:docPr id="18" name="Picture 18"/>
@@ -6737,7 +6737,7 @@
           <w:noProof/>
         </w:rPr>
         <w:drawing>
-          <wp:inline distT="0" distB="0" distL="0" distR="0" wp14:anchorId="0D4D6A83" wp14:editId="6DFBE633">
+          <wp:inline distT="0" distB="0" distL="0" distR="0" wp14:anchorId="64A9AFD0" wp14:editId="5CCA9BEC">
             <wp:extent cx="8412480" cy="1682496"/>
             <wp:effectExtent l="0" t="0" r="0" b="0"/>
             <wp:docPr id="19" name="Picture 19"/>
@@ -6797,7 +6797,7 @@
           <w:noProof/>
         </w:rPr>
         <w:drawing>
-          <wp:inline distT="0" distB="0" distL="0" distR="0" wp14:anchorId="73BB1EB9" wp14:editId="6C968422">
+          <wp:inline distT="0" distB="0" distL="0" distR="0" wp14:anchorId="63CC9302" wp14:editId="3A30B19B">
             <wp:extent cx="8412480" cy="1682496"/>
             <wp:effectExtent l="0" t="0" r="0" b="0"/>
             <wp:docPr id="20" name="Picture 20"/>
@@ -6857,7 +6857,7 @@
           <w:noProof/>
         </w:rPr>
         <w:drawing>
-          <wp:inline distT="0" distB="0" distL="0" distR="0" wp14:anchorId="6557FFF7" wp14:editId="7C038B0E">
+          <wp:inline distT="0" distB="0" distL="0" distR="0" wp14:anchorId="791A6724" wp14:editId="04F3B622">
             <wp:extent cx="8412480" cy="1682496"/>
             <wp:effectExtent l="0" t="0" r="0" b="0"/>
             <wp:docPr id="21" name="Picture 21"/>
@@ -7113,7 +7113,7 @@
           <w:noProof/>
         </w:rPr>
         <w:drawing>
-          <wp:inline distT="0" distB="0" distL="0" distR="0" wp14:anchorId="2EFAA09B" wp14:editId="5FF03259">
+          <wp:inline distT="0" distB="0" distL="0" distR="0" wp14:anchorId="149EF91E" wp14:editId="31C7A14E">
             <wp:extent cx="9464040" cy="5146072"/>
             <wp:effectExtent l="0" t="0" r="0" b="0"/>
             <wp:docPr id="22" name="Picture 22"/>
@@ -7335,7 +7335,7 @@
           <w:noProof/>
         </w:rPr>
         <w:drawing>
-          <wp:inline distT="0" distB="0" distL="0" distR="0" wp14:anchorId="1CC86A95" wp14:editId="4FAD9F55">
+          <wp:inline distT="0" distB="0" distL="0" distR="0" wp14:anchorId="52840A05" wp14:editId="2E81561B">
             <wp:extent cx="8412480" cy="1682496"/>
             <wp:effectExtent l="0" t="0" r="0" b="0"/>
             <wp:docPr id="23" name="Picture 23"/>
@@ -7395,7 +7395,7 @@
           <w:noProof/>
         </w:rPr>
         <w:drawing>
-          <wp:inline distT="0" distB="0" distL="0" distR="0" wp14:anchorId="52C66B7A" wp14:editId="2115FADE">
+          <wp:inline distT="0" distB="0" distL="0" distR="0" wp14:anchorId="32D1200D" wp14:editId="1BC76F30">
             <wp:extent cx="8412480" cy="1682496"/>
             <wp:effectExtent l="0" t="0" r="0" b="0"/>
             <wp:docPr id="24" name="Picture 24"/>
@@ -7455,7 +7455,7 @@
           <w:noProof/>
         </w:rPr>
         <w:drawing>
-          <wp:inline distT="0" distB="0" distL="0" distR="0" wp14:anchorId="6345DE6E" wp14:editId="0A72FC41">
+          <wp:inline distT="0" distB="0" distL="0" distR="0" wp14:anchorId="4D013D75" wp14:editId="439F941C">
             <wp:extent cx="8412480" cy="1682496"/>
             <wp:effectExtent l="0" t="0" r="0" b="0"/>
             <wp:docPr id="25" name="Picture 25"/>
@@ -7711,7 +7711,7 @@
           <w:noProof/>
         </w:rPr>
         <w:drawing>
-          <wp:inline distT="0" distB="0" distL="0" distR="0" wp14:anchorId="7843F85E" wp14:editId="629C152C">
+          <wp:inline distT="0" distB="0" distL="0" distR="0" wp14:anchorId="5C01D182" wp14:editId="4CCF522D">
             <wp:extent cx="9464040" cy="5146072"/>
             <wp:effectExtent l="0" t="0" r="0" b="0"/>
             <wp:docPr id="26" name="Picture 26"/>
@@ -7933,7 +7933,7 @@
           <w:noProof/>
         </w:rPr>
         <w:drawing>
-          <wp:inline distT="0" distB="0" distL="0" distR="0" wp14:anchorId="18E52FE6" wp14:editId="2B6B4826">
+          <wp:inline distT="0" distB="0" distL="0" distR="0" wp14:anchorId="48905C0B" wp14:editId="6527E7B6">
             <wp:extent cx="8412480" cy="1682496"/>
             <wp:effectExtent l="0" t="0" r="0" b="0"/>
             <wp:docPr id="27" name="Picture 27"/>
@@ -7993,7 +7993,7 @@
           <w:noProof/>
         </w:rPr>
         <w:drawing>
-          <wp:inline distT="0" distB="0" distL="0" distR="0" wp14:anchorId="4DBB991E" wp14:editId="30EE0065">
+          <wp:inline distT="0" distB="0" distL="0" distR="0" wp14:anchorId="46F12987" wp14:editId="2CD2F5EA">
             <wp:extent cx="8412480" cy="1682496"/>
             <wp:effectExtent l="0" t="0" r="0" b="0"/>
             <wp:docPr id="28" name="Picture 28"/>
@@ -8053,7 +8053,7 @@
           <w:noProof/>
         </w:rPr>
         <w:drawing>
-          <wp:inline distT="0" distB="0" distL="0" distR="0" wp14:anchorId="3591FD21" wp14:editId="3CA8BE0B">
+          <wp:inline distT="0" distB="0" distL="0" distR="0" wp14:anchorId="3430CBA1" wp14:editId="4F00AD1D">
             <wp:extent cx="8412480" cy="1682496"/>
             <wp:effectExtent l="0" t="0" r="0" b="0"/>
             <wp:docPr id="29" name="Picture 29"/>
@@ -8309,7 +8309,7 @@
           <w:noProof/>
         </w:rPr>
         <w:drawing>
-          <wp:inline distT="0" distB="0" distL="0" distR="0" wp14:anchorId="308F8AC8" wp14:editId="0DCBEBE2">
+          <wp:inline distT="0" distB="0" distL="0" distR="0" wp14:anchorId="67FE1244" wp14:editId="190FA7A7">
             <wp:extent cx="9464040" cy="5146072"/>
             <wp:effectExtent l="0" t="0" r="0" b="0"/>
             <wp:docPr id="30" name="Picture 30"/>
@@ -8531,7 +8531,7 @@
           <w:noProof/>
         </w:rPr>
         <w:drawing>
-          <wp:inline distT="0" distB="0" distL="0" distR="0" wp14:anchorId="6324ECAE" wp14:editId="1A98B62A">
+          <wp:inline distT="0" distB="0" distL="0" distR="0" wp14:anchorId="089F6932" wp14:editId="66934721">
             <wp:extent cx="8412480" cy="1682496"/>
             <wp:effectExtent l="0" t="0" r="0" b="0"/>
             <wp:docPr id="31" name="Picture 31"/>
@@ -8591,7 +8591,7 @@
           <w:noProof/>
         </w:rPr>
         <w:drawing>
-          <wp:inline distT="0" distB="0" distL="0" distR="0" wp14:anchorId="6F9132C3" wp14:editId="305543F3">
+          <wp:inline distT="0" distB="0" distL="0" distR="0" wp14:anchorId="3B1C9E05" wp14:editId="53E70845">
             <wp:extent cx="8412480" cy="1682496"/>
             <wp:effectExtent l="0" t="0" r="0" b="0"/>
             <wp:docPr id="32" name="Picture 32"/>
@@ -8651,7 +8651,7 @@
           <w:noProof/>
         </w:rPr>
         <w:drawing>
-          <wp:inline distT="0" distB="0" distL="0" distR="0" wp14:anchorId="521C8456" wp14:editId="2B0DC6E3">
+          <wp:inline distT="0" distB="0" distL="0" distR="0" wp14:anchorId="613532D4" wp14:editId="50EBE135">
             <wp:extent cx="8412480" cy="1682496"/>
             <wp:effectExtent l="0" t="0" r="0" b="0"/>
             <wp:docPr id="33" name="Picture 33"/>
@@ -8907,7 +8907,7 @@
           <w:noProof/>
         </w:rPr>
         <w:drawing>
-          <wp:inline distT="0" distB="0" distL="0" distR="0" wp14:anchorId="4A93BEAB" wp14:editId="2106758C">
+          <wp:inline distT="0" distB="0" distL="0" distR="0" wp14:anchorId="042B8134" wp14:editId="14085E4B">
             <wp:extent cx="9464040" cy="5146072"/>
             <wp:effectExtent l="0" t="0" r="0" b="0"/>
             <wp:docPr id="34" name="Picture 34"/>
@@ -9129,7 +9129,7 @@
           <w:noProof/>
         </w:rPr>
         <w:drawing>
-          <wp:inline distT="0" distB="0" distL="0" distR="0" wp14:anchorId="0FD84405" wp14:editId="76B62438">
+          <wp:inline distT="0" distB="0" distL="0" distR="0" wp14:anchorId="201611C7" wp14:editId="09B4D16B">
             <wp:extent cx="8412480" cy="1682496"/>
             <wp:effectExtent l="0" t="0" r="0" b="0"/>
             <wp:docPr id="35" name="Picture 35"/>
@@ -9189,7 +9189,7 @@
           <w:noProof/>
         </w:rPr>
         <w:drawing>
-          <wp:inline distT="0" distB="0" distL="0" distR="0" wp14:anchorId="44985F38" wp14:editId="2489D052">
+          <wp:inline distT="0" distB="0" distL="0" distR="0" wp14:anchorId="78D2AC57" wp14:editId="452A87D5">
             <wp:extent cx="8412480" cy="1682496"/>
             <wp:effectExtent l="0" t="0" r="0" b="0"/>
             <wp:docPr id="36" name="Picture 36"/>
@@ -9249,7 +9249,7 @@
           <w:noProof/>
         </w:rPr>
         <w:drawing>
-          <wp:inline distT="0" distB="0" distL="0" distR="0" wp14:anchorId="56099F9F" wp14:editId="4A3D7BB1">
+          <wp:inline distT="0" distB="0" distL="0" distR="0" wp14:anchorId="0BA9C488" wp14:editId="0AE55A32">
             <wp:extent cx="8412480" cy="1682496"/>
             <wp:effectExtent l="0" t="0" r="0" b="0"/>
             <wp:docPr id="37" name="Picture 37"/>
@@ -9505,7 +9505,7 @@
           <w:noProof/>
         </w:rPr>
         <w:drawing>
-          <wp:inline distT="0" distB="0" distL="0" distR="0" wp14:anchorId="33BF027A" wp14:editId="41CEDF9B">
+          <wp:inline distT="0" distB="0" distL="0" distR="0" wp14:anchorId="1BC1D9E7" wp14:editId="76D12D0F">
             <wp:extent cx="9464040" cy="5146072"/>
             <wp:effectExtent l="0" t="0" r="0" b="0"/>
             <wp:docPr id="38" name="Picture 38"/>
@@ -9727,7 +9727,7 @@
           <w:noProof/>
         </w:rPr>
         <w:drawing>
-          <wp:inline distT="0" distB="0" distL="0" distR="0" wp14:anchorId="38651C9E" wp14:editId="1A07B50A">
+          <wp:inline distT="0" distB="0" distL="0" distR="0" wp14:anchorId="51BA96DA" wp14:editId="7E3A1384">
             <wp:extent cx="8412480" cy="1682496"/>
             <wp:effectExtent l="0" t="0" r="0" b="0"/>
             <wp:docPr id="39" name="Picture 39"/>
@@ -9787,7 +9787,7 @@
           <w:noProof/>
         </w:rPr>
         <w:drawing>
-          <wp:inline distT="0" distB="0" distL="0" distR="0" wp14:anchorId="34B8F9BB" wp14:editId="37513E25">
+          <wp:inline distT="0" distB="0" distL="0" distR="0" wp14:anchorId="150BA57E" wp14:editId="7AD89408">
             <wp:extent cx="8412480" cy="1682496"/>
             <wp:effectExtent l="0" t="0" r="0" b="0"/>
             <wp:docPr id="40" name="Picture 40"/>
@@ -9847,7 +9847,7 @@
           <w:noProof/>
         </w:rPr>
         <w:drawing>
-          <wp:inline distT="0" distB="0" distL="0" distR="0" wp14:anchorId="42C9E8A8" wp14:editId="56EF5F5A">
+          <wp:inline distT="0" distB="0" distL="0" distR="0" wp14:anchorId="61B3FF20" wp14:editId="514F5128">
             <wp:extent cx="8412480" cy="1682496"/>
             <wp:effectExtent l="0" t="0" r="0" b="0"/>
             <wp:docPr id="41" name="Picture 41"/>
@@ -10103,7 +10103,7 @@
           <w:noProof/>
         </w:rPr>
         <w:drawing>
-          <wp:inline distT="0" distB="0" distL="0" distR="0" wp14:anchorId="3829F63C" wp14:editId="3CD81CE9">
+          <wp:inline distT="0" distB="0" distL="0" distR="0" wp14:anchorId="6AE93FE6" wp14:editId="114548A1">
             <wp:extent cx="9464040" cy="5146072"/>
             <wp:effectExtent l="0" t="0" r="0" b="0"/>
             <wp:docPr id="42" name="Picture 42"/>
@@ -10325,7 +10325,7 @@
           <w:noProof/>
         </w:rPr>
         <w:drawing>
-          <wp:inline distT="0" distB="0" distL="0" distR="0" wp14:anchorId="49D9EA90" wp14:editId="480880EF">
+          <wp:inline distT="0" distB="0" distL="0" distR="0" wp14:anchorId="29FFF586" wp14:editId="5B7ACF86">
             <wp:extent cx="8412480" cy="1682496"/>
             <wp:effectExtent l="0" t="0" r="0" b="0"/>
             <wp:docPr id="43" name="Picture 43"/>
@@ -10385,7 +10385,7 @@
           <w:noProof/>
         </w:rPr>
         <w:drawing>
-          <wp:inline distT="0" distB="0" distL="0" distR="0" wp14:anchorId="09473CE0" wp14:editId="0CF70E02">
+          <wp:inline distT="0" distB="0" distL="0" distR="0" wp14:anchorId="11782A37" wp14:editId="49F82DFC">
             <wp:extent cx="8412480" cy="1682496"/>
             <wp:effectExtent l="0" t="0" r="0" b="0"/>
             <wp:docPr id="44" name="Picture 44"/>
@@ -10445,7 +10445,7 @@
           <w:noProof/>
         </w:rPr>
         <w:drawing>
-          <wp:inline distT="0" distB="0" distL="0" distR="0" wp14:anchorId="7CE111C7" wp14:editId="61740231">
+          <wp:inline distT="0" distB="0" distL="0" distR="0" wp14:anchorId="51090A9E" wp14:editId="62E922B8">
             <wp:extent cx="8412480" cy="1682496"/>
             <wp:effectExtent l="0" t="0" r="0" b="0"/>
             <wp:docPr id="45" name="Picture 45"/>
@@ -10701,7 +10701,7 @@
           <w:noProof/>
         </w:rPr>
         <w:drawing>
-          <wp:inline distT="0" distB="0" distL="0" distR="0" wp14:anchorId="3A84F83A" wp14:editId="1A33AE87">
+          <wp:inline distT="0" distB="0" distL="0" distR="0" wp14:anchorId="24E5C616" wp14:editId="1DECFA48">
             <wp:extent cx="9464040" cy="5146072"/>
             <wp:effectExtent l="0" t="0" r="0" b="0"/>
             <wp:docPr id="46" name="Picture 46"/>
@@ -10923,7 +10923,7 @@
           <w:noProof/>
         </w:rPr>
         <w:drawing>
-          <wp:inline distT="0" distB="0" distL="0" distR="0" wp14:anchorId="4BBB2245" wp14:editId="651E97DE">
+          <wp:inline distT="0" distB="0" distL="0" distR="0" wp14:anchorId="274A7027" wp14:editId="6DBD5365">
             <wp:extent cx="8412480" cy="1682496"/>
             <wp:effectExtent l="0" t="0" r="0" b="0"/>
             <wp:docPr id="47" name="Picture 47"/>
@@ -10983,7 +10983,7 @@
           <w:noProof/>
         </w:rPr>
         <w:drawing>
-          <wp:inline distT="0" distB="0" distL="0" distR="0" wp14:anchorId="61B50194" wp14:editId="780A741D">
+          <wp:inline distT="0" distB="0" distL="0" distR="0" wp14:anchorId="1335319F" wp14:editId="7ABD51D6">
             <wp:extent cx="8412480" cy="1682496"/>
             <wp:effectExtent l="0" t="0" r="0" b="0"/>
             <wp:docPr id="48" name="Picture 48"/>
@@ -11043,7 +11043,7 @@
           <w:noProof/>
         </w:rPr>
         <w:drawing>
-          <wp:inline distT="0" distB="0" distL="0" distR="0" wp14:anchorId="44156536" wp14:editId="03D89905">
+          <wp:inline distT="0" distB="0" distL="0" distR="0" wp14:anchorId="4BF97DF8" wp14:editId="3D627D6B">
             <wp:extent cx="8412480" cy="1682496"/>
             <wp:effectExtent l="0" t="0" r="0" b="0"/>
             <wp:docPr id="49" name="Picture 49"/>
@@ -11299,7 +11299,7 @@
           <w:noProof/>
         </w:rPr>
         <w:drawing>
-          <wp:inline distT="0" distB="0" distL="0" distR="0" wp14:anchorId="27730479" wp14:editId="027F5D85">
+          <wp:inline distT="0" distB="0" distL="0" distR="0" wp14:anchorId="0672420C" wp14:editId="685C8778">
             <wp:extent cx="9464040" cy="5146072"/>
             <wp:effectExtent l="0" t="0" r="0" b="0"/>
             <wp:docPr id="50" name="Picture 50"/>
@@ -11521,7 +11521,7 @@
           <w:noProof/>
         </w:rPr>
         <w:drawing>
-          <wp:inline distT="0" distB="0" distL="0" distR="0" wp14:anchorId="6B335656" wp14:editId="2B8402BA">
+          <wp:inline distT="0" distB="0" distL="0" distR="0" wp14:anchorId="40C600E1" wp14:editId="071C7C00">
             <wp:extent cx="8412480" cy="1682496"/>
             <wp:effectExtent l="0" t="0" r="0" b="0"/>
             <wp:docPr id="51" name="Picture 51"/>
@@ -11581,7 +11581,7 @@
           <w:noProof/>
         </w:rPr>
         <w:drawing>
-          <wp:inline distT="0" distB="0" distL="0" distR="0" wp14:anchorId="0269701E" wp14:editId="21FEDA82">
+          <wp:inline distT="0" distB="0" distL="0" distR="0" wp14:anchorId="6ACDD1AE" wp14:editId="74F1FD90">
             <wp:extent cx="8412480" cy="1682496"/>
             <wp:effectExtent l="0" t="0" r="0" b="0"/>
             <wp:docPr id="52" name="Picture 52"/>
@@ -11641,7 +11641,7 @@
           <w:noProof/>
         </w:rPr>
         <w:drawing>
-          <wp:inline distT="0" distB="0" distL="0" distR="0" wp14:anchorId="49117C21" wp14:editId="3ED3D2BC">
+          <wp:inline distT="0" distB="0" distL="0" distR="0" wp14:anchorId="0299792C" wp14:editId="54CA4A33">
             <wp:extent cx="8412480" cy="1682496"/>
             <wp:effectExtent l="0" t="0" r="0" b="0"/>
             <wp:docPr id="53" name="Picture 53"/>
@@ -11897,7 +11897,7 @@
           <w:noProof/>
         </w:rPr>
         <w:drawing>
-          <wp:inline distT="0" distB="0" distL="0" distR="0" wp14:anchorId="5F483A7B" wp14:editId="70F865C2">
+          <wp:inline distT="0" distB="0" distL="0" distR="0" wp14:anchorId="6F8D6FBA" wp14:editId="20042450">
             <wp:extent cx="9464040" cy="5146072"/>
             <wp:effectExtent l="0" t="0" r="0" b="0"/>
             <wp:docPr id="54" name="Picture 54"/>
@@ -12119,7 +12119,7 @@
           <w:noProof/>
         </w:rPr>
         <w:drawing>
-          <wp:inline distT="0" distB="0" distL="0" distR="0" wp14:anchorId="0464C4F5" wp14:editId="28E499B0">
+          <wp:inline distT="0" distB="0" distL="0" distR="0" wp14:anchorId="59F1E0B6" wp14:editId="2F46832E">
             <wp:extent cx="8412480" cy="1682496"/>
             <wp:effectExtent l="0" t="0" r="0" b="0"/>
             <wp:docPr id="55" name="Picture 55"/>
@@ -12179,7 +12179,7 @@
           <w:noProof/>
         </w:rPr>
         <w:drawing>
-          <wp:inline distT="0" distB="0" distL="0" distR="0" wp14:anchorId="64E8AEA1" wp14:editId="4D805172">
+          <wp:inline distT="0" distB="0" distL="0" distR="0" wp14:anchorId="3F23461D" wp14:editId="4745AE89">
             <wp:extent cx="8412480" cy="1682496"/>
             <wp:effectExtent l="0" t="0" r="0" b="0"/>
             <wp:docPr id="56" name="Picture 56"/>
@@ -12239,7 +12239,7 @@
           <w:noProof/>
         </w:rPr>
         <w:drawing>
-          <wp:inline distT="0" distB="0" distL="0" distR="0" wp14:anchorId="4EC15F06" wp14:editId="6B67567F">
+          <wp:inline distT="0" distB="0" distL="0" distR="0" wp14:anchorId="57459C1A" wp14:editId="24828596">
             <wp:extent cx="8412480" cy="1682496"/>
             <wp:effectExtent l="0" t="0" r="0" b="0"/>
             <wp:docPr id="57" name="Picture 57"/>
@@ -12495,7 +12495,7 @@
           <w:noProof/>
         </w:rPr>
         <w:drawing>
-          <wp:inline distT="0" distB="0" distL="0" distR="0" wp14:anchorId="766E46DC" wp14:editId="7FA16885">
+          <wp:inline distT="0" distB="0" distL="0" distR="0" wp14:anchorId="3E4B93CC" wp14:editId="7471DDCF">
             <wp:extent cx="9464040" cy="5146072"/>
             <wp:effectExtent l="0" t="0" r="0" b="0"/>
             <wp:docPr id="58" name="Picture 58"/>
@@ -12717,7 +12717,7 @@
           <w:noProof/>
         </w:rPr>
         <w:drawing>
-          <wp:inline distT="0" distB="0" distL="0" distR="0" wp14:anchorId="6E33A73B" wp14:editId="4EA37872">
+          <wp:inline distT="0" distB="0" distL="0" distR="0" wp14:anchorId="4F575332" wp14:editId="641F8EE3">
             <wp:extent cx="8412480" cy="1682496"/>
             <wp:effectExtent l="0" t="0" r="0" b="0"/>
             <wp:docPr id="59" name="Picture 59"/>
@@ -12777,7 +12777,7 @@
           <w:noProof/>
         </w:rPr>
         <w:drawing>
-          <wp:inline distT="0" distB="0" distL="0" distR="0" wp14:anchorId="70508A8C" wp14:editId="5CE01498">
+          <wp:inline distT="0" distB="0" distL="0" distR="0" wp14:anchorId="29B97F9F" wp14:editId="4C61B27B">
             <wp:extent cx="8412480" cy="1682496"/>
             <wp:effectExtent l="0" t="0" r="0" b="0"/>
             <wp:docPr id="60" name="Picture 60"/>
@@ -12837,7 +12837,7 @@
           <w:noProof/>
         </w:rPr>
         <w:drawing>
-          <wp:inline distT="0" distB="0" distL="0" distR="0" wp14:anchorId="1B82EF40" wp14:editId="09213089">
+          <wp:inline distT="0" distB="0" distL="0" distR="0" wp14:anchorId="5B08E99B" wp14:editId="7FF6BFBD">
             <wp:extent cx="8412480" cy="1682496"/>
             <wp:effectExtent l="0" t="0" r="0" b="0"/>
             <wp:docPr id="61" name="Picture 61"/>
@@ -13093,7 +13093,7 @@
           <w:noProof/>
         </w:rPr>
         <w:drawing>
-          <wp:inline distT="0" distB="0" distL="0" distR="0" wp14:anchorId="594FB9C8" wp14:editId="62970878">
+          <wp:inline distT="0" distB="0" distL="0" distR="0" wp14:anchorId="3826AD19" wp14:editId="3ECB603D">
             <wp:extent cx="9464040" cy="5146072"/>
             <wp:effectExtent l="0" t="0" r="0" b="0"/>
             <wp:docPr id="62" name="Picture 62"/>
@@ -13315,7 +13315,7 @@
           <w:noProof/>
         </w:rPr>
         <w:drawing>
-          <wp:inline distT="0" distB="0" distL="0" distR="0" wp14:anchorId="572CC320" wp14:editId="6B46932A">
+          <wp:inline distT="0" distB="0" distL="0" distR="0" wp14:anchorId="1B37DAEE" wp14:editId="48D69CF9">
             <wp:extent cx="8412480" cy="1682496"/>
             <wp:effectExtent l="0" t="0" r="0" b="0"/>
             <wp:docPr id="63" name="Picture 63"/>
@@ -13375,7 +13375,7 @@
           <w:noProof/>
         </w:rPr>
         <w:drawing>
-          <wp:inline distT="0" distB="0" distL="0" distR="0" wp14:anchorId="0D88ABB8" wp14:editId="4F307641">
+          <wp:inline distT="0" distB="0" distL="0" distR="0" wp14:anchorId="6C50E55B" wp14:editId="767BB949">
             <wp:extent cx="8412480" cy="1682496"/>
             <wp:effectExtent l="0" t="0" r="0" b="0"/>
             <wp:docPr id="64" name="Picture 64"/>
@@ -13435,7 +13435,7 @@
           <w:noProof/>
         </w:rPr>
         <w:drawing>
-          <wp:inline distT="0" distB="0" distL="0" distR="0" wp14:anchorId="11356F3D" wp14:editId="49F91F8C">
+          <wp:inline distT="0" distB="0" distL="0" distR="0" wp14:anchorId="03800EA6" wp14:editId="62BEA3C9">
             <wp:extent cx="8412480" cy="1682496"/>
             <wp:effectExtent l="0" t="0" r="0" b="0"/>
             <wp:docPr id="65" name="Picture 65"/>
@@ -13691,7 +13691,7 @@
           <w:noProof/>
         </w:rPr>
         <w:drawing>
-          <wp:inline distT="0" distB="0" distL="0" distR="0" wp14:anchorId="753C1406" wp14:editId="1CD9260A">
+          <wp:inline distT="0" distB="0" distL="0" distR="0" wp14:anchorId="469E39AD" wp14:editId="3F176BA7">
             <wp:extent cx="9464040" cy="5146072"/>
             <wp:effectExtent l="0" t="0" r="0" b="0"/>
             <wp:docPr id="66" name="Picture 66"/>
@@ -13913,7 +13913,7 @@
           <w:noProof/>
         </w:rPr>
         <w:drawing>
-          <wp:inline distT="0" distB="0" distL="0" distR="0" wp14:anchorId="51950AD9" wp14:editId="5DCE1008">
+          <wp:inline distT="0" distB="0" distL="0" distR="0" wp14:anchorId="0089BC4A" wp14:editId="3F091576">
             <wp:extent cx="8412480" cy="1682496"/>
             <wp:effectExtent l="0" t="0" r="0" b="0"/>
             <wp:docPr id="67" name="Picture 67"/>
@@ -13973,7 +13973,7 @@
           <w:noProof/>
         </w:rPr>
         <w:drawing>
-          <wp:inline distT="0" distB="0" distL="0" distR="0" wp14:anchorId="4549DDA5" wp14:editId="3DC8DB82">
+          <wp:inline distT="0" distB="0" distL="0" distR="0" wp14:anchorId="5A891AA5" wp14:editId="58D01BE2">
             <wp:extent cx="8412480" cy="1682496"/>
             <wp:effectExtent l="0" t="0" r="0" b="0"/>
             <wp:docPr id="68" name="Picture 68"/>
@@ -14033,7 +14033,7 @@
           <w:noProof/>
         </w:rPr>
         <w:drawing>
-          <wp:inline distT="0" distB="0" distL="0" distR="0" wp14:anchorId="5D99D886" wp14:editId="721485C3">
+          <wp:inline distT="0" distB="0" distL="0" distR="0" wp14:anchorId="42CA952D" wp14:editId="70C9C4A6">
             <wp:extent cx="8412480" cy="1682496"/>
             <wp:effectExtent l="0" t="0" r="0" b="0"/>
             <wp:docPr id="69" name="Picture 69"/>
@@ -14289,7 +14289,7 @@
           <w:noProof/>
         </w:rPr>
         <w:drawing>
-          <wp:inline distT="0" distB="0" distL="0" distR="0" wp14:anchorId="185C7810" wp14:editId="2E76B8C8">
+          <wp:inline distT="0" distB="0" distL="0" distR="0" wp14:anchorId="078A0454" wp14:editId="54D4ACE8">
             <wp:extent cx="9464040" cy="5146072"/>
             <wp:effectExtent l="0" t="0" r="0" b="0"/>
             <wp:docPr id="70" name="Picture 70"/>
@@ -14511,7 +14511,7 @@
           <w:noProof/>
         </w:rPr>
         <w:drawing>
-          <wp:inline distT="0" distB="0" distL="0" distR="0" wp14:anchorId="1B9BA8A0" wp14:editId="3DA0BF0B">
+          <wp:inline distT="0" distB="0" distL="0" distR="0" wp14:anchorId="7DFA286E" wp14:editId="00EDF03D">
             <wp:extent cx="8412480" cy="1682496"/>
             <wp:effectExtent l="0" t="0" r="0" b="0"/>
             <wp:docPr id="71" name="Picture 71"/>
@@ -14571,7 +14571,7 @@
           <w:noProof/>
         </w:rPr>
         <w:drawing>
-          <wp:inline distT="0" distB="0" distL="0" distR="0" wp14:anchorId="5ACDD652" wp14:editId="25A3F303">
+          <wp:inline distT="0" distB="0" distL="0" distR="0" wp14:anchorId="4325F368" wp14:editId="21F7ACCF">
             <wp:extent cx="8412480" cy="1682496"/>
             <wp:effectExtent l="0" t="0" r="0" b="0"/>
             <wp:docPr id="72" name="Picture 72"/>
@@ -14631,7 +14631,7 @@
           <w:noProof/>
         </w:rPr>
         <w:drawing>
-          <wp:inline distT="0" distB="0" distL="0" distR="0" wp14:anchorId="1DAE9129" wp14:editId="4D0387EB">
+          <wp:inline distT="0" distB="0" distL="0" distR="0" wp14:anchorId="35AD3FD7" wp14:editId="5276EF40">
             <wp:extent cx="8412480" cy="1682496"/>
             <wp:effectExtent l="0" t="0" r="0" b="0"/>
             <wp:docPr id="73" name="Picture 73"/>
@@ -14887,7 +14887,7 @@
           <w:noProof/>
         </w:rPr>
         <w:drawing>
-          <wp:inline distT="0" distB="0" distL="0" distR="0" wp14:anchorId="1B821ACA" wp14:editId="694A77BE">
+          <wp:inline distT="0" distB="0" distL="0" distR="0" wp14:anchorId="37C5436A" wp14:editId="25B81931">
             <wp:extent cx="9464040" cy="5146072"/>
             <wp:effectExtent l="0" t="0" r="0" b="0"/>
             <wp:docPr id="74" name="Picture 74"/>
@@ -15109,7 +15109,7 @@
           <w:noProof/>
         </w:rPr>
         <w:drawing>
-          <wp:inline distT="0" distB="0" distL="0" distR="0" wp14:anchorId="68E0B559" wp14:editId="0F9A04CE">
+          <wp:inline distT="0" distB="0" distL="0" distR="0" wp14:anchorId="22AB44EB" wp14:editId="1F7FB63A">
             <wp:extent cx="8412480" cy="1682496"/>
             <wp:effectExtent l="0" t="0" r="0" b="0"/>
             <wp:docPr id="75" name="Picture 75"/>
@@ -15169,7 +15169,7 @@
           <w:noProof/>
         </w:rPr>
         <w:drawing>
-          <wp:inline distT="0" distB="0" distL="0" distR="0" wp14:anchorId="22B714C6" wp14:editId="64A4C3C6">
+          <wp:inline distT="0" distB="0" distL="0" distR="0" wp14:anchorId="017E9429" wp14:editId="70068823">
             <wp:extent cx="8412480" cy="1682496"/>
             <wp:effectExtent l="0" t="0" r="0" b="0"/>
             <wp:docPr id="76" name="Picture 76"/>
@@ -15229,7 +15229,7 @@
           <w:noProof/>
         </w:rPr>
         <w:drawing>
-          <wp:inline distT="0" distB="0" distL="0" distR="0" wp14:anchorId="1FF76696" wp14:editId="7127524B">
+          <wp:inline distT="0" distB="0" distL="0" distR="0" wp14:anchorId="45A19D1A" wp14:editId="6414D386">
             <wp:extent cx="8412480" cy="1682496"/>
             <wp:effectExtent l="0" t="0" r="0" b="0"/>
             <wp:docPr id="77" name="Picture 77"/>
@@ -15485,7 +15485,7 @@
           <w:noProof/>
         </w:rPr>
         <w:drawing>
-          <wp:inline distT="0" distB="0" distL="0" distR="0" wp14:anchorId="0C8D043B" wp14:editId="18E7FE03">
+          <wp:inline distT="0" distB="0" distL="0" distR="0" wp14:anchorId="0E0396CC" wp14:editId="3ABCBECA">
             <wp:extent cx="9464040" cy="5146072"/>
             <wp:effectExtent l="0" t="0" r="0" b="0"/>
             <wp:docPr id="78" name="Picture 78"/>
@@ -15707,7 +15707,7 @@
           <w:noProof/>
         </w:rPr>
         <w:drawing>
-          <wp:inline distT="0" distB="0" distL="0" distR="0" wp14:anchorId="170883DF" wp14:editId="3CB7C021">
+          <wp:inline distT="0" distB="0" distL="0" distR="0" wp14:anchorId="75F02B70" wp14:editId="19BF62A6">
             <wp:extent cx="8412480" cy="1682496"/>
             <wp:effectExtent l="0" t="0" r="0" b="0"/>
             <wp:docPr id="79" name="Picture 79"/>
@@ -15767,7 +15767,7 @@
           <w:noProof/>
         </w:rPr>
         <w:drawing>
-          <wp:inline distT="0" distB="0" distL="0" distR="0" wp14:anchorId="70527BB7" wp14:editId="2761117F">
+          <wp:inline distT="0" distB="0" distL="0" distR="0" wp14:anchorId="5E3830A0" wp14:editId="2CAE5E6A">
             <wp:extent cx="8412480" cy="1682496"/>
             <wp:effectExtent l="0" t="0" r="0" b="0"/>
             <wp:docPr id="80" name="Picture 80"/>
@@ -15827,7 +15827,7 @@
           <w:noProof/>
         </w:rPr>
         <w:drawing>
-          <wp:inline distT="0" distB="0" distL="0" distR="0" wp14:anchorId="51E8EBE9" wp14:editId="6FAF1B04">
+          <wp:inline distT="0" distB="0" distL="0" distR="0" wp14:anchorId="3868DEC0" wp14:editId="2A364837">
             <wp:extent cx="8412480" cy="1682496"/>
             <wp:effectExtent l="0" t="0" r="0" b="0"/>
             <wp:docPr id="81" name="Picture 81"/>
@@ -16083,7 +16083,7 @@
           <w:noProof/>
         </w:rPr>
         <w:drawing>
-          <wp:inline distT="0" distB="0" distL="0" distR="0" wp14:anchorId="2BAC4C56" wp14:editId="0BF937AB">
+          <wp:inline distT="0" distB="0" distL="0" distR="0" wp14:anchorId="7F7D1EFF" wp14:editId="7E1B259A">
             <wp:extent cx="9464040" cy="5146072"/>
             <wp:effectExtent l="0" t="0" r="0" b="0"/>
             <wp:docPr id="82" name="Picture 82"/>
@@ -16305,7 +16305,7 @@
           <w:noProof/>
         </w:rPr>
         <w:drawing>
-          <wp:inline distT="0" distB="0" distL="0" distR="0" wp14:anchorId="72D945FA" wp14:editId="145E8421">
+          <wp:inline distT="0" distB="0" distL="0" distR="0" wp14:anchorId="727E86A5" wp14:editId="7B0051F6">
             <wp:extent cx="8412480" cy="1682496"/>
             <wp:effectExtent l="0" t="0" r="0" b="0"/>
             <wp:docPr id="83" name="Picture 83"/>
@@ -16365,7 +16365,7 @@
           <w:noProof/>
         </w:rPr>
         <w:drawing>
-          <wp:inline distT="0" distB="0" distL="0" distR="0" wp14:anchorId="08FFA6A8" wp14:editId="52A92524">
+          <wp:inline distT="0" distB="0" distL="0" distR="0" wp14:anchorId="56554B78" wp14:editId="213D133C">
             <wp:extent cx="8412480" cy="1682496"/>
             <wp:effectExtent l="0" t="0" r="0" b="0"/>
             <wp:docPr id="84" name="Picture 84"/>
@@ -16425,7 +16425,7 @@
           <w:noProof/>
         </w:rPr>
         <w:drawing>
-          <wp:inline distT="0" distB="0" distL="0" distR="0" wp14:anchorId="3E02B311" wp14:editId="089C569D">
+          <wp:inline distT="0" distB="0" distL="0" distR="0" wp14:anchorId="3F17BA11" wp14:editId="0C49ECC7">
             <wp:extent cx="8412480" cy="1682496"/>
             <wp:effectExtent l="0" t="0" r="0" b="0"/>
             <wp:docPr id="85" name="Picture 85"/>
@@ -16681,7 +16681,7 @@
           <w:noProof/>
         </w:rPr>
         <w:drawing>
-          <wp:inline distT="0" distB="0" distL="0" distR="0" wp14:anchorId="70B38ACA" wp14:editId="32E06BB5">
+          <wp:inline distT="0" distB="0" distL="0" distR="0" wp14:anchorId="0B0D5687" wp14:editId="19BD306B">
             <wp:extent cx="9464040" cy="5146072"/>
             <wp:effectExtent l="0" t="0" r="0" b="0"/>
             <wp:docPr id="86" name="Picture 86"/>
@@ -16903,7 +16903,7 @@
           <w:noProof/>
         </w:rPr>
         <w:drawing>
-          <wp:inline distT="0" distB="0" distL="0" distR="0" wp14:anchorId="6690D033" wp14:editId="5C901F60">
+          <wp:inline distT="0" distB="0" distL="0" distR="0" wp14:anchorId="09F73544" wp14:editId="6BC3349D">
             <wp:extent cx="8412480" cy="1682496"/>
             <wp:effectExtent l="0" t="0" r="0" b="0"/>
             <wp:docPr id="87" name="Picture 87"/>
@@ -16963,7 +16963,7 @@
           <w:noProof/>
         </w:rPr>
         <w:drawing>
-          <wp:inline distT="0" distB="0" distL="0" distR="0" wp14:anchorId="20108077" wp14:editId="341D1FDC">
+          <wp:inline distT="0" distB="0" distL="0" distR="0" wp14:anchorId="3AC64CBE" wp14:editId="647AE977">
             <wp:extent cx="8412480" cy="1682496"/>
             <wp:effectExtent l="0" t="0" r="0" b="0"/>
             <wp:docPr id="88" name="Picture 88"/>
@@ -17023,7 +17023,7 @@
           <w:noProof/>
         </w:rPr>
         <w:drawing>
-          <wp:inline distT="0" distB="0" distL="0" distR="0" wp14:anchorId="5C5C1176" wp14:editId="5316D434">
+          <wp:inline distT="0" distB="0" distL="0" distR="0" wp14:anchorId="5A5B6F44" wp14:editId="00C87945">
             <wp:extent cx="8412480" cy="1682496"/>
             <wp:effectExtent l="0" t="0" r="0" b="0"/>
             <wp:docPr id="89" name="Picture 89"/>
@@ -17279,7 +17279,7 @@
           <w:noProof/>
         </w:rPr>
         <w:drawing>
-          <wp:inline distT="0" distB="0" distL="0" distR="0" wp14:anchorId="2DD79DCB" wp14:editId="43CD327D">
+          <wp:inline distT="0" distB="0" distL="0" distR="0" wp14:anchorId="25E0FF52" wp14:editId="43AFA98F">
             <wp:extent cx="9464040" cy="5146072"/>
             <wp:effectExtent l="0" t="0" r="0" b="0"/>
             <wp:docPr id="90" name="Picture 90"/>
@@ -17501,7 +17501,7 @@
           <w:noProof/>
         </w:rPr>
         <w:drawing>
-          <wp:inline distT="0" distB="0" distL="0" distR="0" wp14:anchorId="3216B2AA" wp14:editId="2BD0E1A6">
+          <wp:inline distT="0" distB="0" distL="0" distR="0" wp14:anchorId="45089DD7" wp14:editId="769C1CD1">
             <wp:extent cx="8412480" cy="1682496"/>
             <wp:effectExtent l="0" t="0" r="0" b="0"/>
             <wp:docPr id="91" name="Picture 91"/>
@@ -17561,7 +17561,7 @@
           <w:noProof/>
         </w:rPr>
         <w:drawing>
-          <wp:inline distT="0" distB="0" distL="0" distR="0" wp14:anchorId="076D787F" wp14:editId="0DB455CA">
+          <wp:inline distT="0" distB="0" distL="0" distR="0" wp14:anchorId="5E0A645A" wp14:editId="4FB8B639">
             <wp:extent cx="8412480" cy="1682496"/>
             <wp:effectExtent l="0" t="0" r="0" b="0"/>
             <wp:docPr id="92" name="Picture 92"/>
@@ -17621,7 +17621,7 @@
           <w:noProof/>
         </w:rPr>
         <w:drawing>
-          <wp:inline distT="0" distB="0" distL="0" distR="0" wp14:anchorId="5A4BDBF5" wp14:editId="2B421AF9">
+          <wp:inline distT="0" distB="0" distL="0" distR="0" wp14:anchorId="7C338743" wp14:editId="5FD91E62">
             <wp:extent cx="8412480" cy="1682496"/>
             <wp:effectExtent l="0" t="0" r="0" b="0"/>
             <wp:docPr id="93" name="Picture 93"/>
@@ -17877,7 +17877,7 @@
           <w:noProof/>
         </w:rPr>
         <w:drawing>
-          <wp:inline distT="0" distB="0" distL="0" distR="0" wp14:anchorId="22119B8D" wp14:editId="18892294">
+          <wp:inline distT="0" distB="0" distL="0" distR="0" wp14:anchorId="276F77FC" wp14:editId="7A5AC4FA">
             <wp:extent cx="9464040" cy="5146072"/>
             <wp:effectExtent l="0" t="0" r="0" b="0"/>
             <wp:docPr id="94" name="Picture 94"/>
@@ -18099,7 +18099,7 @@
           <w:noProof/>
         </w:rPr>
         <w:drawing>
-          <wp:inline distT="0" distB="0" distL="0" distR="0" wp14:anchorId="60003DA3" wp14:editId="04498710">
+          <wp:inline distT="0" distB="0" distL="0" distR="0" wp14:anchorId="0743A123" wp14:editId="488967FF">
             <wp:extent cx="8412480" cy="1682496"/>
             <wp:effectExtent l="0" t="0" r="0" b="0"/>
             <wp:docPr id="95" name="Picture 95"/>
@@ -18159,7 +18159,7 @@
           <w:noProof/>
         </w:rPr>
         <w:drawing>
-          <wp:inline distT="0" distB="0" distL="0" distR="0" wp14:anchorId="13CF130F" wp14:editId="0A1ADA4E">
+          <wp:inline distT="0" distB="0" distL="0" distR="0" wp14:anchorId="5A6788E3" wp14:editId="50FB51D8">
             <wp:extent cx="8412480" cy="1682496"/>
             <wp:effectExtent l="0" t="0" r="0" b="0"/>
             <wp:docPr id="96" name="Picture 96"/>
@@ -18219,7 +18219,7 @@
           <w:noProof/>
         </w:rPr>
         <w:drawing>
-          <wp:inline distT="0" distB="0" distL="0" distR="0" wp14:anchorId="43358A1F" wp14:editId="7800B268">
+          <wp:inline distT="0" distB="0" distL="0" distR="0" wp14:anchorId="547F9C17" wp14:editId="3E940947">
             <wp:extent cx="8412480" cy="1682496"/>
             <wp:effectExtent l="0" t="0" r="0" b="0"/>
             <wp:docPr id="97" name="Picture 97"/>
@@ -18475,7 +18475,7 @@
           <w:noProof/>
         </w:rPr>
         <w:drawing>
-          <wp:inline distT="0" distB="0" distL="0" distR="0" wp14:anchorId="4DC9363E" wp14:editId="3B32C91B">
+          <wp:inline distT="0" distB="0" distL="0" distR="0" wp14:anchorId="5034CA59" wp14:editId="1443A535">
             <wp:extent cx="9464040" cy="5146072"/>
             <wp:effectExtent l="0" t="0" r="0" b="0"/>
             <wp:docPr id="98" name="Picture 98"/>
@@ -18697,7 +18697,7 @@
           <w:noProof/>
         </w:rPr>
         <w:drawing>
-          <wp:inline distT="0" distB="0" distL="0" distR="0" wp14:anchorId="2659EFD2" wp14:editId="63520B0D">
+          <wp:inline distT="0" distB="0" distL="0" distR="0" wp14:anchorId="022592D0" wp14:editId="767DDDA5">
             <wp:extent cx="8412480" cy="1682496"/>
             <wp:effectExtent l="0" t="0" r="0" b="0"/>
             <wp:docPr id="99" name="Picture 99"/>
@@ -18757,7 +18757,7 @@
           <w:noProof/>
         </w:rPr>
         <w:drawing>
-          <wp:inline distT="0" distB="0" distL="0" distR="0" wp14:anchorId="5D7EE1AA" wp14:editId="67A41ED5">
+          <wp:inline distT="0" distB="0" distL="0" distR="0" wp14:anchorId="55AD09F7" wp14:editId="6A641F6C">
             <wp:extent cx="8412480" cy="1682496"/>
             <wp:effectExtent l="0" t="0" r="0" b="0"/>
             <wp:docPr id="100" name="Picture 100"/>
@@ -18817,7 +18817,7 @@
           <w:noProof/>
         </w:rPr>
         <w:drawing>
-          <wp:inline distT="0" distB="0" distL="0" distR="0" wp14:anchorId="1E3FB6AF" wp14:editId="0D50213B">
+          <wp:inline distT="0" distB="0" distL="0" distR="0" wp14:anchorId="1E165225" wp14:editId="595A1C19">
             <wp:extent cx="8412480" cy="1682496"/>
             <wp:effectExtent l="0" t="0" r="0" b="0"/>
             <wp:docPr id="101" name="Picture 101"/>
@@ -19073,7 +19073,7 @@
           <w:noProof/>
         </w:rPr>
         <w:drawing>
-          <wp:inline distT="0" distB="0" distL="0" distR="0" wp14:anchorId="56179D1D" wp14:editId="62F342B7">
+          <wp:inline distT="0" distB="0" distL="0" distR="0" wp14:anchorId="70F4CFEF" wp14:editId="7AD9F064">
             <wp:extent cx="9464040" cy="5146072"/>
             <wp:effectExtent l="0" t="0" r="0" b="0"/>
             <wp:docPr id="102" name="Picture 102"/>
@@ -19295,7 +19295,7 @@
           <w:noProof/>
         </w:rPr>
         <w:drawing>
-          <wp:inline distT="0" distB="0" distL="0" distR="0" wp14:anchorId="295356E0" wp14:editId="7D389488">
+          <wp:inline distT="0" distB="0" distL="0" distR="0" wp14:anchorId="15E8342D" wp14:editId="082661F7">
             <wp:extent cx="8412480" cy="1682496"/>
             <wp:effectExtent l="0" t="0" r="0" b="0"/>
             <wp:docPr id="103" name="Picture 103"/>
@@ -19355,7 +19355,7 @@
           <w:noProof/>
         </w:rPr>
         <w:drawing>
-          <wp:inline distT="0" distB="0" distL="0" distR="0" wp14:anchorId="7EA71858" wp14:editId="6B5DDA62">
+          <wp:inline distT="0" distB="0" distL="0" distR="0" wp14:anchorId="4388FC60" wp14:editId="7946B8D3">
             <wp:extent cx="8412480" cy="1682496"/>
             <wp:effectExtent l="0" t="0" r="0" b="0"/>
             <wp:docPr id="104" name="Picture 104"/>
@@ -19415,7 +19415,7 @@
           <w:noProof/>
         </w:rPr>
         <w:drawing>
-          <wp:inline distT="0" distB="0" distL="0" distR="0" wp14:anchorId="0A8FC988" wp14:editId="4933177C">
+          <wp:inline distT="0" distB="0" distL="0" distR="0" wp14:anchorId="292D8192" wp14:editId="51D08EE3">
             <wp:extent cx="8412480" cy="1682496"/>
             <wp:effectExtent l="0" t="0" r="0" b="0"/>
             <wp:docPr id="105" name="Picture 105"/>
@@ -19671,7 +19671,7 @@
           <w:noProof/>
         </w:rPr>
         <w:drawing>
-          <wp:inline distT="0" distB="0" distL="0" distR="0" wp14:anchorId="4818C8E9" wp14:editId="79E07CD1">
+          <wp:inline distT="0" distB="0" distL="0" distR="0" wp14:anchorId="490673EE" wp14:editId="179A46A8">
             <wp:extent cx="9464040" cy="5146072"/>
             <wp:effectExtent l="0" t="0" r="0" b="0"/>
             <wp:docPr id="106" name="Picture 106"/>
@@ -19893,7 +19893,7 @@
           <w:noProof/>
         </w:rPr>
         <w:drawing>
-          <wp:inline distT="0" distB="0" distL="0" distR="0" wp14:anchorId="34214687" wp14:editId="7B9B7265">
+          <wp:inline distT="0" distB="0" distL="0" distR="0" wp14:anchorId="149562AA" wp14:editId="41F6E01C">
             <wp:extent cx="8412480" cy="1682496"/>
             <wp:effectExtent l="0" t="0" r="0" b="0"/>
             <wp:docPr id="107" name="Picture 107"/>
@@ -19953,7 +19953,7 @@
           <w:noProof/>
         </w:rPr>
         <w:drawing>
-          <wp:inline distT="0" distB="0" distL="0" distR="0" wp14:anchorId="1580863A" wp14:editId="7EAA2A85">
+          <wp:inline distT="0" distB="0" distL="0" distR="0" wp14:anchorId="37006F89" wp14:editId="26C39AAF">
             <wp:extent cx="8412480" cy="1682496"/>
             <wp:effectExtent l="0" t="0" r="0" b="0"/>
             <wp:docPr id="108" name="Picture 108"/>
@@ -20013,7 +20013,7 @@
           <w:noProof/>
         </w:rPr>
         <w:drawing>
-          <wp:inline distT="0" distB="0" distL="0" distR="0" wp14:anchorId="612E2D25" wp14:editId="4386D5F5">
+          <wp:inline distT="0" distB="0" distL="0" distR="0" wp14:anchorId="39120317" wp14:editId="030D6931">
             <wp:extent cx="8412480" cy="1682496"/>
             <wp:effectExtent l="0" t="0" r="0" b="0"/>
             <wp:docPr id="109" name="Picture 109"/>
@@ -21509,31 +21509,31 @@
       </w:rPr>
     </w:lvl>
   </w:abstractNum>
-  <w:num w:numId="1" w16cid:durableId="1866404944">
+  <w:num w:numId="1" w16cid:durableId="832140571">
     <w:abstractNumId w:val="8"/>
   </w:num>
-  <w:num w:numId="2" w16cid:durableId="298077799">
+  <w:num w:numId="2" w16cid:durableId="398093912">
     <w:abstractNumId w:val="6"/>
   </w:num>
-  <w:num w:numId="3" w16cid:durableId="245261920">
+  <w:num w:numId="3" w16cid:durableId="1233075774">
     <w:abstractNumId w:val="5"/>
   </w:num>
-  <w:num w:numId="4" w16cid:durableId="838740058">
+  <w:num w:numId="4" w16cid:durableId="21707103">
     <w:abstractNumId w:val="4"/>
   </w:num>
-  <w:num w:numId="5" w16cid:durableId="1928997864">
+  <w:num w:numId="5" w16cid:durableId="1388647270">
     <w:abstractNumId w:val="7"/>
   </w:num>
-  <w:num w:numId="6" w16cid:durableId="1507095073">
+  <w:num w:numId="6" w16cid:durableId="277417923">
     <w:abstractNumId w:val="3"/>
   </w:num>
-  <w:num w:numId="7" w16cid:durableId="79959543">
+  <w:num w:numId="7" w16cid:durableId="1210144835">
     <w:abstractNumId w:val="2"/>
   </w:num>
-  <w:num w:numId="8" w16cid:durableId="1929382519">
+  <w:num w:numId="8" w16cid:durableId="797602518">
     <w:abstractNumId w:val="1"/>
   </w:num>
-  <w:num w:numId="9" w16cid:durableId="1007900016">
+  <w:num w:numId="9" w16cid:durableId="2139519286">
     <w:abstractNumId w:val="0"/>
   </w:num>
 </w:numbering>

--- a/docs/pos/uat-v1.34.22/Manual-UAT-E2E-Kantin-POS-Kulakan-Akuntansi-100-Record-Jurnal-Umum-v1.34.22-20260904.docx
+++ b/docs/pos/uat-v1.34.22/Manual-UAT-E2E-Kantin-POS-Kulakan-Akuntansi-100-Record-Jurnal-Umum-v1.34.22-20260904.docx
@@ -77,7 +77,7 @@
           <w:noProof/>
         </w:rPr>
         <w:drawing>
-          <wp:inline distT="0" distB="0" distL="0" distR="0" wp14:anchorId="1C1C67D4" wp14:editId="08C8012B">
+          <wp:inline distT="0" distB="0" distL="0" distR="0" wp14:anchorId="4C0F9BF7" wp14:editId="0DDF2AED">
             <wp:extent cx="6949440" cy="3778758"/>
             <wp:effectExtent l="0" t="0" r="0" b="0"/>
             <wp:docPr id="1" name="Picture 1"/>
@@ -2157,7 +2157,6 @@
         <w:pStyle w:val="Heading1"/>
       </w:pPr>
       <w:r>
-        <w:lastRenderedPageBreak/>
         <w:t>3. Jurnal Umum — langkah rinci</w:t>
       </w:r>
     </w:p>
@@ -3918,7 +3917,6 @@
         <w:pStyle w:val="Heading1"/>
       </w:pPr>
       <w:r>
-        <w:lastRenderedPageBreak/>
         <w:t>4. Layar awal eBisnis dalam mode maksimal</w:t>
       </w:r>
     </w:p>
@@ -4115,7 +4113,7 @@
           <w:noProof/>
         </w:rPr>
         <w:drawing>
-          <wp:inline distT="0" distB="0" distL="0" distR="0" wp14:anchorId="7BE1773B" wp14:editId="13A7FD82">
+          <wp:inline distT="0" distB="0" distL="0" distR="0" wp14:anchorId="457E718E" wp14:editId="1ED73BEA">
             <wp:extent cx="9464040" cy="5146072"/>
             <wp:effectExtent l="0" t="0" r="0" b="0"/>
             <wp:docPr id="2" name="Picture 2"/>
@@ -4175,144 +4173,97 @@
         <w:pStyle w:val="Heading2"/>
       </w:pPr>
       <w:r>
-        <w:lastRenderedPageBreak/>
         <w:t>Layar awal eBisnis dalam mode maksimal</w:t>
       </w:r>
     </w:p>
     <w:p>
       <w:pPr>
-        <w:spacing w:after="40" w:line="240" w:lineRule="auto"/>
-      </w:pPr>
-      <w:r>
-        <w:rPr>
-          <w:sz w:val="18"/>
-        </w:rPr>
-        <w:t>Tangkapan layar 1 mendokumentasikan Layar awal eBisnis dalam mode maksimal pada tahap Persiapan. Tujuan layar ini adalah memastikan sesi admin, Toko Kantin Demo, koneksi, dan ruang kerja layar penuh siap sebelum transaksi. Aktor utama yang menjalankan pemeriksaan ialah Kasir / Key User, tetapi hasilnya juga relevan bagi supervisor, Akuntansi, administrator master, dan auditor internal. Gambar diambil langsung dari build Windows varian eBisnis pada Toko Kantin Demo, bukan ilustrasi statis. Jendela telah dima</w:t>
-      </w:r>
-      <w:r>
-        <w:rPr>
-          <w:sz w:val="18"/>
-        </w:rPr>
-        <w:t>ksimalkan ke area kerja 2560 × 1392 piksel agar judul, sidebar, filter, tombol, tabel, status, dan bagian bawah layar dapat dibaca bersama. Karena satu gambar dipakai sebagai bukti UAT dan sebagai petunjuk pengguna, pembaca perlu memeriksa konteks toko, tanggal, pengguna aktif, serta status koneksi sebelum menyimpulkan hasil transaksi.</w:t>
-      </w:r>
-    </w:p>
-    <w:p>
-      <w:pPr>
-        <w:spacing w:after="40" w:line="240" w:lineRule="auto"/>
-      </w:pPr>
-      <w:r>
-        <w:rPr>
-          <w:sz w:val="18"/>
-        </w:rPr>
-        <w:t>Bukti yang harus dibaca dari layar ini adalah bahwa aplikasi tampil 2560×1392 pada area kerja Windows dan seluruh sidebar dapat dibaca. Informasi tersebut tidak berdiri sendiri. Pembaca perlu menghubungkannya dengan dokumen sebelum dan sesudahnya: transaksi sumber menghasilkan draf, draf yang lolos validasi menghasilkan jurnal, dan jurnal terposting menjadi sumber Buku Besar serta laporan keuangan. Jika angka pada layar berbeda dari laporan, pemeriksaan pertama adalah kesamaan periode dan satuan kerja, kemu</w:t>
-      </w:r>
-      <w:r>
-        <w:rPr>
-          <w:sz w:val="18"/>
-        </w:rPr>
-        <w:t>dian status posting. Perbedaan antara jumlah pada cache lokal dan hasil API juga harus dicatat transparan; untuk keputusan volume UAT, hasil API server digunakan sebagai sumber kebenaran karena server yang memegang seluruh transaksi. Layar tetap berguna untuk membuktikan bahwa operator dapat menelusuri baris dan referensi secara visual.</w:t>
-      </w:r>
-    </w:p>
-    <w:p>
-      <w:pPr>
-        <w:spacing w:after="40" w:line="240" w:lineRule="auto"/>
-      </w:pPr>
-      <w:r>
-        <w:rPr>
-          <w:sz w:val="18"/>
-        </w:rPr>
-        <w:t>Urutan kerja yang direkomendasikan adalah Buka aplikasi, kemudian Masuk, kemudian Pilih Kantin Demo, kemudian Periksa koneksi, kemudian Mulai UAT. Setiap langkah dilakukan berurutan supaya kegagalan mudah diisolasi. Operator tidak menekan tombol Posting hanya karena tombol tersedia. Ia harus membaca ringkasan, mengambil sampel beberapa baris, membandingkan nomor referensi dan nilai terhadap dokumen sumber, lalu memastikan tidak ada pesan akun kosong. Pada daftar yang memiliki banyak halaman, gunakan paginat</w:t>
-      </w:r>
-      <w:r>
-        <w:rPr>
-          <w:sz w:val="18"/>
-        </w:rPr>
-        <w:t>ion sampai halaman terakhir dan gulir ke bawah. Pada formulir, isi satu sisi debit atau kredit untuk setiap baris, jangan keduanya. Simpan sebagai draf lebih dahulu apabila transaksi manual masih menunggu review. Setelah kembali dari master akun, muat ulang pratinjau agar pasangan jurnal dihitung kembali oleh server.</w:t>
-      </w:r>
-    </w:p>
-    <w:p>
-      <w:pPr>
-        <w:spacing w:after="40" w:line="240" w:lineRule="auto"/>
-      </w:pPr>
-      <w:r>
-        <w:rPr>
-          <w:sz w:val="18"/>
-        </w:rPr>
-        <w:t>Dampak akuntansi pada layar ini diringkas sebagai berikut: belum ada dampak buku besar; layar ini menetapkan konteks toko dan pengguna yang akan menjadi jejak audit. Prinsip pengendaliannya adalah akun yang dipakai harus berupa akun daun, aktif, berada pada tenant yang sama, dan relevan dengan substansi transaksi. Sistem tidak mengandalkan ID akun yang ditulis permanen di aplikasi; kode dan relasi master di-resolve oleh server. Untuk alur Kantin, akun kunci yang sudah diverifikasi ialah 111.101 Kas Yayasan,</w:t>
-      </w:r>
-      <w:r>
-        <w:rPr>
-          <w:sz w:val="18"/>
-        </w:rPr>
-        <w:t xml:space="preserve"> 131.300 Piutang Usaha Toko, 151.200 Persediaan Barang Lainnya, 310.600 Utang Usaha Toko, 410.900 Pendapatan Penjualan Toko, dan 510.900 Beban Pokok Penjualan Toko. Kesamaan akun 151.200 antara debit Kulakan dan kredit HPP menjaga mutasi persediaan tidak terpecah.</w:t>
-      </w:r>
-    </w:p>
-    <w:p>
-      <w:pPr>
-        <w:spacing w:after="40" w:line="240" w:lineRule="auto"/>
-      </w:pPr>
-      <w:r>
-        <w:rPr>
-          <w:sz w:val="18"/>
-        </w:rPr>
-        <w:t xml:space="preserve">Bila akun terlihat tidak sesuai, gunakan tombol Sesuaikan Akun Debet atau Sesuaikan Akun Kredit pada layar posting. Tombol itu membuka master sumber, bukan mengubah baris jurnal sementara. Pendekatan ini penting karena koreksi pada master juga memperbaiki dokumen lain yang memiliki jenis produk, barang, pemasok, toko, atau metode pembayaran yang sama. Setelah perubahan disimpan dan pengguna kembali, aplikasi memuat ulang draf secara otomatis. Penjualan membaca kas atau piutang dari Cara Pembayaran/Toko dan </w:t>
-      </w:r>
-      <w:r>
-        <w:rPr>
-          <w:sz w:val="18"/>
-        </w:rPr>
-        <w:t>pendapatan dari Jenis Produk. HPP membaca beban dari Jenis Produk atau Kelompok Aset serta persediaan dari Master/Kelompok Aset. Kulakan membaca persediaan dari aset dan kas atau utang dari metode bayar, toko, atau pemasok.</w:t>
-      </w:r>
-    </w:p>
-    <w:p>
-      <w:pPr>
-        <w:spacing w:after="40" w:line="240" w:lineRule="auto"/>
-      </w:pPr>
-      <w:r>
-        <w:rPr>
-          <w:sz w:val="18"/>
-        </w:rPr>
-        <w:t>Diagram setelah penjelasan ini memodelkan use case, flowchart, dan aliran data untuk Layar awal eBisnis dalam mode maksimal. Entitas yang relevan ialah Pengguna, Sesi, Toko, Hak Akses. Use case menjelaskan siapa memicu tindakan dan siapa meninjau hasil. Flowchart menjelaskan urutan serta gerbang validasi sebelum status berubah. Diagram aliran data/ERD ringkas menunjukkan kunci hubungan antara dokumen sumber, detail, akun, transaksi akuntansi, dan laporan. Diagram bukan pengganti skema basis data fisik; ia s</w:t>
-      </w:r>
-      <w:r>
-        <w:rPr>
-          <w:sz w:val="18"/>
-        </w:rPr>
-        <w:t>engaja menampilkan relasi bisnis yang perlu dipahami key user. Keterlacakan dianggap cukup apabila nomor referensi pada transaksi dapat ditemukan pada jurnal, kode akun yang sama dapat ditemukan pada Buku Besar, dan saldo akhirnya dapat dijelaskan pada laporan.</w:t>
-      </w:r>
-    </w:p>
-    <w:p>
-      <w:pPr>
-        <w:spacing w:after="40" w:line="240" w:lineRule="auto"/>
-      </w:pPr>
-      <w:r>
-        <w:rPr>
-          <w:sz w:val="18"/>
-        </w:rPr>
-        <w:t>Kontrol UAT yang diterapkan meliputi volume data antara 100 dan 10.000 record, periode konsisten, data bernilai, akun lengkap, tidak ada baris tertahan, dan total debit sama dengan total kredit. Bukti volume dalam eksekusi ini adalah 102 transaksi penjualan, 207 faktur Kulakan secara kumulatif, batch baru 100 faktur Kulakan, serta 2.901 baris pada laporan Keseluruhan Jurnal. Audit server menghitung total debit dan kredit masing-masing Rp842.678.014 dengan selisih Rp0. Selisih historis Rp2.400.000 sempat dit</w:t>
-      </w:r>
-      <w:r>
-        <w:rPr>
-          <w:sz w:val="18"/>
-        </w:rPr>
-        <w:t>emukan pada LPJ Kas Besar, ditelusuri sampai jurnal sumber, kemudian 103 dokumen diposting ulang dengan baris beban yang benar. Perbaikan itu dicatat terbuka agar status lulus dapat diaudit.</w:t>
-      </w:r>
-    </w:p>
-    <w:p>
-      <w:pPr>
-        <w:spacing w:after="40" w:line="240" w:lineRule="auto"/>
-      </w:pPr>
-      <w:r>
-        <w:rPr>
-          <w:sz w:val="18"/>
-        </w:rPr>
-        <w:t>Hasil aktual untuk Layar awal eBisnis dalam mode maksimal dinilai LULUS. Jika reproduksi berikutnya gagal, jangan memaksa jurnal atau mengganti akun hanya agar tombol aktif. Catat pesan lengkap, nomor dokumen, tanggal, toko, dan sisi akun yang bermasalah; perbaiki master yang ditunjuk; ulangi pratinjau; lalu bandingkan jumlah draf sebelum dan sesudah. Untuk laporan yang tampak kosong, pastikan jurnal sudah terposting dan filter tidak berhenti sebelum tanggal transaksi. Untuk laporan yang tampak terpotong, g</w:t>
-      </w:r>
-      <w:r>
-        <w:rPr>
-          <w:sz w:val="18"/>
-        </w:rPr>
-        <w:t>unakan pagination dan tangkapan halaman terakhir/terbawah. Dengan prosedur itu, layar ini berfungsi sebagai petunjuk operasional, bukti pengujian, dan titik kontrol audit yang dapat diulang oleh pengguna lain tanpa membutuhkan akses langsung ke basis data.</w:t>
+        <w:spacing w:after="140"/>
+      </w:pPr>
+      <w:r>
+        <w:rPr>
+          <w:b/>
+          <w:sz w:val="20"/>
+        </w:rPr>
+        <w:t>Konteks layar.</w:t>
+      </w:r>
+      <w:r>
+        <w:rPr>
+          <w:sz w:val="20"/>
+        </w:rPr>
+        <w:t xml:space="preserve"> Halaman awal membuktikan aplikasi eBisnis Windows telah terbuka pada ruang kerja yang dimaksimalkan. Identitas pengguna admin, pilihan Semua Toko, indikator sinkronisasi, menu samping, dan area konten terlihat dalam satu bidang. Bukti ini penting karena seluruh pengujian berikutnya dilakukan dari sesi dan tenant yang sama; kesalahan memilih toko akan membuat transaksi, akun, dan laporan tampak tidak konsisten walaupun prosesnya sebenarnya benar.</w:t>
+      </w:r>
+    </w:p>
+    <w:p>
+      <w:pPr>
+        <w:spacing w:after="140"/>
+      </w:pPr>
+      <w:r>
+        <w:rPr>
+          <w:b/>
+          <w:sz w:val="20"/>
+        </w:rPr>
+        <w:t>Cara membaca.</w:t>
+      </w:r>
+      <w:r>
+        <w:rPr>
+          <w:sz w:val="20"/>
+        </w:rPr>
+        <w:t xml:space="preserve"> Perhatikan bagian kanan atas untuk memastikan pengguna yang aktif dan status koneksi. Pada sisi kiri, kelompok menu Kantin/POS, Transaksi &amp; Laporan, serta Akuntansi harus dapat dibaca tanpa memotong label. Area tengah yang masih kosong bukan kegagalan data, melainkan kondisi awal sebelum pengguna memilih fungsi. Tampilan penuh juga memastikan tombol bantuan dan kontrol bawah tidak tersembunyi oleh ukuran jendela.</w:t>
+      </w:r>
+    </w:p>
+    <w:p>
+      <w:pPr>
+        <w:spacing w:after="140"/>
+      </w:pPr>
+      <w:r>
+        <w:rPr>
+          <w:b/>
+          <w:sz w:val="20"/>
+        </w:rPr>
+        <w:t>Tindakan pengguna.</w:t>
+      </w:r>
+      <w:r>
+        <w:rPr>
+          <w:sz w:val="20"/>
+        </w:rPr>
+        <w:t xml:space="preserve"> Sebelum membuat transaksi, kasir atau key user memilih Toko Kantin Demo, memastikan sinkronisasi tidak sedang bermasalah, lalu mencatat tanggal dan build yang diuji. Jika nama toko atau pengguna berbeda, hentikan skenario dan perbaiki konteks sesi terlebih dahulu. Langkah sederhana ini mencegah bukti dari dua toko atau dua periode tercampur dalam satu rangkaian UAT.</w:t>
+      </w:r>
+    </w:p>
+    <w:p>
+      <w:pPr>
+        <w:spacing w:after="140"/>
+      </w:pPr>
+      <w:r>
+        <w:rPr>
+          <w:b/>
+          <w:sz w:val="20"/>
+        </w:rPr>
+        <w:t>Makna akuntansi.</w:t>
+      </w:r>
+      <w:r>
+        <w:rPr>
+          <w:sz w:val="20"/>
+        </w:rPr>
+        <w:t xml:space="preserve"> Layar awal belum menghasilkan jurnal dan belum mengubah saldo. Namun identitas pengguna, toko, serta waktu sesi akan mengikuti transaksi sumber dan menjadi bagian dari jejak audit ketika Penjualan atau Kulakan diposting. Karena itu halaman ini diperlakukan sebagai bukti prasyarat, bukan sekadar gambar pembuka.</w:t>
+      </w:r>
+    </w:p>
+    <w:p>
+      <w:pPr>
+        <w:spacing w:after="140"/>
+      </w:pPr>
+      <w:r>
+        <w:rPr>
+          <w:b/>
+          <w:sz w:val="20"/>
+        </w:rPr>
+        <w:t>Hasil UAT.</w:t>
+      </w:r>
+      <w:r>
+        <w:rPr>
+          <w:sz w:val="20"/>
+        </w:rPr>
+        <w:t xml:space="preserve"> Jendela berhasil menggunakan area kerja 2560 x 1392 piksel, menu utama dapat diakses, dan konteks operasional siap dipakai. Status dinilai LULUS karena tidak ada elemen navigasi penting yang tertutup sebelum alur end-to-end dimulai.</w:t>
       </w:r>
     </w:p>
     <w:p>
@@ -4325,7 +4276,6 @@
         <w:pStyle w:val="Heading2"/>
       </w:pPr>
       <w:r>
-        <w:lastRenderedPageBreak/>
         <w:t>Diagram — Layar awal eBisnis dalam mode maksimal</w:t>
       </w:r>
     </w:p>
@@ -4339,7 +4289,7 @@
           <w:noProof/>
         </w:rPr>
         <w:drawing>
-          <wp:inline distT="0" distB="0" distL="0" distR="0" wp14:anchorId="2EB52D6F" wp14:editId="779CC08E">
+          <wp:inline distT="0" distB="0" distL="0" distR="0" wp14:anchorId="422245FE" wp14:editId="37E3EDC7">
             <wp:extent cx="8412480" cy="1682496"/>
             <wp:effectExtent l="0" t="0" r="0" b="0"/>
             <wp:docPr id="3" name="Picture 3"/>
@@ -4399,7 +4349,7 @@
           <w:noProof/>
         </w:rPr>
         <w:drawing>
-          <wp:inline distT="0" distB="0" distL="0" distR="0" wp14:anchorId="5394017E" wp14:editId="700A2CFE">
+          <wp:inline distT="0" distB="0" distL="0" distR="0" wp14:anchorId="3E25B03A" wp14:editId="46E67F1B">
             <wp:extent cx="8412480" cy="1682496"/>
             <wp:effectExtent l="0" t="0" r="0" b="0"/>
             <wp:docPr id="4" name="Picture 4"/>
@@ -4459,7 +4409,7 @@
           <w:noProof/>
         </w:rPr>
         <w:drawing>
-          <wp:inline distT="0" distB="0" distL="0" distR="0" wp14:anchorId="516CED88" wp14:editId="5AE14B8D">
+          <wp:inline distT="0" distB="0" distL="0" distR="0" wp14:anchorId="13A70714" wp14:editId="09C73CB2">
             <wp:extent cx="8412480" cy="1682496"/>
             <wp:effectExtent l="0" t="0" r="0" b="0"/>
             <wp:docPr id="5" name="Picture 5"/>
@@ -4519,7 +4469,6 @@
         <w:pStyle w:val="Heading1"/>
       </w:pPr>
       <w:r>
-        <w:lastRenderedPageBreak/>
         <w:t>5. Navigasi Transaksi &amp; Laporan</w:t>
       </w:r>
     </w:p>
@@ -4716,7 +4665,7 @@
           <w:noProof/>
         </w:rPr>
         <w:drawing>
-          <wp:inline distT="0" distB="0" distL="0" distR="0" wp14:anchorId="101C5590" wp14:editId="2A0B3A06">
+          <wp:inline distT="0" distB="0" distL="0" distR="0" wp14:anchorId="3B703582" wp14:editId="5AC18295">
             <wp:extent cx="9464040" cy="5146072"/>
             <wp:effectExtent l="0" t="0" r="0" b="0"/>
             <wp:docPr id="6" name="Picture 6"/>
@@ -4776,144 +4725,97 @@
         <w:pStyle w:val="Heading2"/>
       </w:pPr>
       <w:r>
-        <w:lastRenderedPageBreak/>
         <w:t>Navigasi Transaksi &amp; Laporan</w:t>
       </w:r>
     </w:p>
     <w:p>
       <w:pPr>
-        <w:spacing w:after="40" w:line="240" w:lineRule="auto"/>
-      </w:pPr>
-      <w:r>
-        <w:rPr>
-          <w:sz w:val="18"/>
-        </w:rPr>
-        <w:t>Tangkapan layar 2 mendokumentasikan Navigasi Transaksi &amp; Laporan pada tahap Persiapan. Tujuan layar ini adalah menemukan riwayat penjualan dan laporan transaksi sebagai sumber rekonsiliasi sebelum posting. Aktor utama yang menjalankan pemeriksaan ialah Kasir / Supervisor, tetapi hasilnya juga relevan bagi supervisor, Akuntansi, administrator master, dan auditor internal. Gambar diambil langsung dari build Windows varian eBisnis pada Toko Kantin Demo, bukan ilustrasi statis. Jendela telah dimaksimalkan ke ar</w:t>
-      </w:r>
-      <w:r>
-        <w:rPr>
-          <w:sz w:val="18"/>
-        </w:rPr>
-        <w:t>ea kerja 2560 × 1392 piksel agar judul, sidebar, filter, tombol, tabel, status, dan bagian bawah layar dapat dibaca bersama. Karena satu gambar dipakai sebagai bukti UAT dan sebagai petunjuk pengguna, pembaca perlu memeriksa konteks toko, tanggal, pengguna aktif, serta status koneksi sebelum menyimpulkan hasil transaksi.</w:t>
-      </w:r>
-    </w:p>
-    <w:p>
-      <w:pPr>
-        <w:spacing w:after="40" w:line="240" w:lineRule="auto"/>
-      </w:pPr>
-      <w:r>
-        <w:rPr>
-          <w:sz w:val="18"/>
-        </w:rPr>
-        <w:t xml:space="preserve">Bukti yang harus dibaca dari layar ini adalah bahwa kelompok menu Transaksi &amp; Laporan terbuka dan Riwayat Penjualan dapat dipilih. Informasi tersebut tidak berdiri sendiri. Pembaca perlu menghubungkannya dengan dokumen sebelum dan sesudahnya: transaksi sumber menghasilkan draf, draf yang lolos validasi menghasilkan jurnal, dan jurnal terposting menjadi sumber Buku Besar serta laporan keuangan. Jika angka pada layar berbeda dari laporan, pemeriksaan pertama adalah kesamaan periode dan satuan kerja, kemudian </w:t>
-      </w:r>
-      <w:r>
-        <w:rPr>
-          <w:sz w:val="18"/>
-        </w:rPr>
-        <w:t>status posting. Perbedaan antara jumlah pada cache lokal dan hasil API juga harus dicatat transparan; untuk keputusan volume UAT, hasil API server digunakan sebagai sumber kebenaran karena server yang memegang seluruh transaksi. Layar tetap berguna untuk membuktikan bahwa operator dapat menelusuri baris dan referensi secara visual.</w:t>
-      </w:r>
-    </w:p>
-    <w:p>
-      <w:pPr>
-        <w:spacing w:after="40" w:line="240" w:lineRule="auto"/>
-      </w:pPr>
-      <w:r>
-        <w:rPr>
-          <w:sz w:val="18"/>
-        </w:rPr>
-        <w:t>Urutan kerja yang direkomendasikan adalah Buka kelompok menu, kemudian Pilih Riwayat, kemudian Atur tanggal, kemudian Periksa toko, kemudian Telusuri nota. Setiap langkah dilakukan berurutan supaya kegagalan mudah diisolasi. Operator tidak menekan tombol Posting hanya karena tombol tersedia. Ia harus membaca ringkasan, mengambil sampel beberapa baris, membandingkan nomor referensi dan nilai terhadap dokumen sumber, lalu memastikan tidak ada pesan akun kosong. Pada daftar yang memiliki banyak halaman, gunaka</w:t>
-      </w:r>
-      <w:r>
-        <w:rPr>
-          <w:sz w:val="18"/>
-        </w:rPr>
-        <w:t>n pagination sampai halaman terakhir dan gulir ke bawah. Pada formulir, isi satu sisi debit atau kredit untuk setiap baris, jangan keduanya. Simpan sebagai draf lebih dahulu apabila transaksi manual masih menunggu review. Setelah kembali dari master akun, muat ulang pratinjau agar pasangan jurnal dihitung kembali oleh server.</w:t>
-      </w:r>
-    </w:p>
-    <w:p>
-      <w:pPr>
-        <w:spacing w:after="40" w:line="240" w:lineRule="auto"/>
-      </w:pPr>
-      <w:r>
-        <w:rPr>
-          <w:sz w:val="18"/>
-        </w:rPr>
-        <w:t>Dampak akuntansi pada layar ini diringkas sebagai berikut: navigasi tidak menjurnal; pemilihan menu menjaga operator memakai sumber transaksi yang tepat. Prinsip pengendaliannya adalah akun yang dipakai harus berupa akun daun, aktif, berada pada tenant yang sama, dan relevan dengan substansi transaksi. Sistem tidak mengandalkan ID akun yang ditulis permanen di aplikasi; kode dan relasi master di-resolve oleh server. Untuk alur Kantin, akun kunci yang sudah diverifikasi ialah 111.101 Kas Yayasan, 131.300 Piu</w:t>
-      </w:r>
-      <w:r>
-        <w:rPr>
-          <w:sz w:val="18"/>
-        </w:rPr>
-        <w:t>tang Usaha Toko, 151.200 Persediaan Barang Lainnya, 310.600 Utang Usaha Toko, 410.900 Pendapatan Penjualan Toko, dan 510.900 Beban Pokok Penjualan Toko. Kesamaan akun 151.200 antara debit Kulakan dan kredit HPP menjaga mutasi persediaan tidak terpecah.</w:t>
-      </w:r>
-    </w:p>
-    <w:p>
-      <w:pPr>
-        <w:spacing w:after="40" w:line="240" w:lineRule="auto"/>
-      </w:pPr>
-      <w:r>
-        <w:rPr>
-          <w:sz w:val="18"/>
-        </w:rPr>
-        <w:t xml:space="preserve">Bila akun terlihat tidak sesuai, gunakan tombol Sesuaikan Akun Debet atau Sesuaikan Akun Kredit pada layar posting. Tombol itu membuka master sumber, bukan mengubah baris jurnal sementara. Pendekatan ini penting karena koreksi pada master juga memperbaiki dokumen lain yang memiliki jenis produk, barang, pemasok, toko, atau metode pembayaran yang sama. Setelah perubahan disimpan dan pengguna kembali, aplikasi memuat ulang draf secara otomatis. Penjualan membaca kas atau piutang dari Cara Pembayaran/Toko dan </w:t>
-      </w:r>
-      <w:r>
-        <w:rPr>
-          <w:sz w:val="18"/>
-        </w:rPr>
-        <w:t>pendapatan dari Jenis Produk. HPP membaca beban dari Jenis Produk atau Kelompok Aset serta persediaan dari Master/Kelompok Aset. Kulakan membaca persediaan dari aset dan kas atau utang dari metode bayar, toko, atau pemasok.</w:t>
-      </w:r>
-    </w:p>
-    <w:p>
-      <w:pPr>
-        <w:spacing w:after="40" w:line="240" w:lineRule="auto"/>
-      </w:pPr>
-      <w:r>
-        <w:rPr>
-          <w:sz w:val="18"/>
-        </w:rPr>
-        <w:t xml:space="preserve">Diagram setelah penjelasan ini memodelkan use case, flowchart, dan aliran data untuk Navigasi Transaksi &amp; Laporan. Entitas yang relevan ialah Menu, Hak Akses, Penjualan, Laporan Transaksi. Use case menjelaskan siapa memicu tindakan dan siapa meninjau hasil. Flowchart menjelaskan urutan serta gerbang validasi sebelum status berubah. Diagram aliran data/ERD ringkas menunjukkan kunci hubungan antara dokumen sumber, detail, akun, transaksi akuntansi, dan laporan. Diagram bukan pengganti skema basis data fisik; </w:t>
-      </w:r>
-      <w:r>
-        <w:rPr>
-          <w:sz w:val="18"/>
-        </w:rPr>
-        <w:t>ia sengaja menampilkan relasi bisnis yang perlu dipahami key user. Keterlacakan dianggap cukup apabila nomor referensi pada transaksi dapat ditemukan pada jurnal, kode akun yang sama dapat ditemukan pada Buku Besar, dan saldo akhirnya dapat dijelaskan pada laporan.</w:t>
-      </w:r>
-    </w:p>
-    <w:p>
-      <w:pPr>
-        <w:spacing w:after="40" w:line="240" w:lineRule="auto"/>
-      </w:pPr>
-      <w:r>
-        <w:rPr>
-          <w:sz w:val="18"/>
-        </w:rPr>
-        <w:t>Kontrol UAT yang diterapkan meliputi volume data antara 100 dan 10.000 record, periode konsisten, data bernilai, akun lengkap, tidak ada baris tertahan, dan total debit sama dengan total kredit. Bukti volume dalam eksekusi ini adalah 102 transaksi penjualan, 207 faktur Kulakan secara kumulatif, batch baru 100 faktur Kulakan, serta 2.901 baris pada laporan Keseluruhan Jurnal. Audit server menghitung total debit dan kredit masing-masing Rp842.678.014 dengan selisih Rp0. Selisih historis Rp2.400.000 sempat dit</w:t>
-      </w:r>
-      <w:r>
-        <w:rPr>
-          <w:sz w:val="18"/>
-        </w:rPr>
-        <w:t>emukan pada LPJ Kas Besar, ditelusuri sampai jurnal sumber, kemudian 103 dokumen diposting ulang dengan baris beban yang benar. Perbaikan itu dicatat terbuka agar status lulus dapat diaudit.</w:t>
-      </w:r>
-    </w:p>
-    <w:p>
-      <w:pPr>
-        <w:spacing w:after="40" w:line="240" w:lineRule="auto"/>
-      </w:pPr>
-      <w:r>
-        <w:rPr>
-          <w:sz w:val="18"/>
-        </w:rPr>
-        <w:t>Hasil aktual untuk Navigasi Transaksi &amp; Laporan dinilai LULUS. Jika reproduksi berikutnya gagal, jangan memaksa jurnal atau mengganti akun hanya agar tombol aktif. Catat pesan lengkap, nomor dokumen, tanggal, toko, dan sisi akun yang bermasalah; perbaiki master yang ditunjuk; ulangi pratinjau; lalu bandingkan jumlah draf sebelum dan sesudah. Untuk laporan yang tampak kosong, pastikan jurnal sudah terposting dan filter tidak berhenti sebelum tanggal transaksi. Untuk laporan yang tampak terpotong, gunakan pag</w:t>
-      </w:r>
-      <w:r>
-        <w:rPr>
-          <w:sz w:val="18"/>
-        </w:rPr>
-        <w:t>ination dan tangkapan halaman terakhir/terbawah. Dengan prosedur itu, layar ini berfungsi sebagai petunjuk operasional, bukti pengujian, dan titik kontrol audit yang dapat diulang oleh pengguna lain tanpa membutuhkan akses langsung ke basis data.</w:t>
+        <w:spacing w:after="140"/>
+      </w:pPr>
+      <w:r>
+        <w:rPr>
+          <w:b/>
+          <w:sz w:val="20"/>
+        </w:rPr>
+        <w:t>Konteks layar.</w:t>
+      </w:r>
+      <w:r>
+        <w:rPr>
+          <w:sz w:val="20"/>
+        </w:rPr>
+        <w:t xml:space="preserve"> Kelompok Transaksi &amp; Laporan sedang dibuka untuk menunjukkan jalan dari aktivitas kasir menuju riwayat transaksi. Layar ini bukan laporan keuangan; fungsinya adalah menemukan bukti operasional berupa nota Penjualan sebelum data tersebut dibandingkan dengan draf posting di Akuntansi.</w:t>
+      </w:r>
+    </w:p>
+    <w:p>
+      <w:pPr>
+        <w:spacing w:after="140"/>
+      </w:pPr>
+      <w:r>
+        <w:rPr>
+          <w:b/>
+          <w:sz w:val="20"/>
+        </w:rPr>
+        <w:t>Cara membaca.</w:t>
+      </w:r>
+      <w:r>
+        <w:rPr>
+          <w:sz w:val="20"/>
+        </w:rPr>
+        <w:t xml:space="preserve"> Pada sidebar, pengguna dapat membedakan menu transaksi harian dari menu Akuntansi. Riwayat Penjualan dipilih karena nomor nota, waktu transaksi, kasir, metode bayar, dan nilai penjualan berasal dari sana. Pemisahan menu membantu reviewer mengetahui apakah suatu angka masih merupakan dokumen sumber atau sudah menjadi jurnal terposting.</w:t>
+      </w:r>
+    </w:p>
+    <w:p>
+      <w:pPr>
+        <w:spacing w:after="140"/>
+      </w:pPr>
+      <w:r>
+        <w:rPr>
+          <w:b/>
+          <w:sz w:val="20"/>
+        </w:rPr>
+        <w:t>Tindakan pengguna.</w:t>
+      </w:r>
+      <w:r>
+        <w:rPr>
+          <w:sz w:val="20"/>
+        </w:rPr>
+        <w:t xml:space="preserve"> Buka kelompok menu, pilih Riwayat Penjualan, atur periode 1 sampai 30 September 2026, lalu pastikan filter toko menunjuk Kantin Demo. Gunakan nomor nota sebagai kunci penelusuran. Dari satu nota yang dipilih, reviewer kemudian dapat berpindah ke Posting Penjualan dan mencari referensi yang sama tanpa membuat jurnal manual tambahan.</w:t>
+      </w:r>
+    </w:p>
+    <w:p>
+      <w:pPr>
+        <w:spacing w:after="140"/>
+      </w:pPr>
+      <w:r>
+        <w:rPr>
+          <w:b/>
+          <w:sz w:val="20"/>
+        </w:rPr>
+        <w:t>Makna akuntansi.</w:t>
+      </w:r>
+      <w:r>
+        <w:rPr>
+          <w:sz w:val="20"/>
+        </w:rPr>
+        <w:t xml:space="preserve"> Memilih menu tidak mencatat Debet atau Kredit. Nilai pengendaliannya terletak pada pemilihan sumber yang benar: transaksi POS harus ditelusuri dari Riwayat Penjualan, sedangkan pembelian barang ditelusuri dari Kulakan. Jika sumber salah, rekonsiliasi akun Kas, Pendapatan, Persediaan, dan Utang akan kehilangan hubungan dengan bukti asal.</w:t>
+      </w:r>
+    </w:p>
+    <w:p>
+      <w:pPr>
+        <w:spacing w:after="140"/>
+      </w:pPr>
+      <w:r>
+        <w:rPr>
+          <w:b/>
+          <w:sz w:val="20"/>
+        </w:rPr>
+        <w:t>Hasil UAT.</w:t>
+      </w:r>
+      <w:r>
+        <w:rPr>
+          <w:sz w:val="20"/>
+        </w:rPr>
+        <w:t xml:space="preserve"> Kelompok menu terbuka dengan baik dan Riwayat Penjualan dapat dipilih pada layar penuh. Status LULUS membuktikan pengguna memiliki hak akses serta jalur navigasi yang diperlukan untuk melanjutkan rekonsiliasi transaksi.</w:t>
       </w:r>
     </w:p>
     <w:p>
@@ -4926,7 +4828,6 @@
         <w:pStyle w:val="Heading2"/>
       </w:pPr>
       <w:r>
-        <w:lastRenderedPageBreak/>
         <w:t>Diagram — Navigasi Transaksi &amp; Laporan</w:t>
       </w:r>
     </w:p>
@@ -4940,7 +4841,7 @@
           <w:noProof/>
         </w:rPr>
         <w:drawing>
-          <wp:inline distT="0" distB="0" distL="0" distR="0" wp14:anchorId="0BBDC150" wp14:editId="09ADD855">
+          <wp:inline distT="0" distB="0" distL="0" distR="0" wp14:anchorId="4CBB7D79" wp14:editId="4FC961A6">
             <wp:extent cx="8412480" cy="1682496"/>
             <wp:effectExtent l="0" t="0" r="0" b="0"/>
             <wp:docPr id="7" name="Picture 7"/>
@@ -5000,7 +4901,7 @@
           <w:noProof/>
         </w:rPr>
         <w:drawing>
-          <wp:inline distT="0" distB="0" distL="0" distR="0" wp14:anchorId="6D50E62E" wp14:editId="539B607B">
+          <wp:inline distT="0" distB="0" distL="0" distR="0" wp14:anchorId="7BB3FD36" wp14:editId="4305EDA3">
             <wp:extent cx="8412480" cy="1682496"/>
             <wp:effectExtent l="0" t="0" r="0" b="0"/>
             <wp:docPr id="8" name="Picture 8"/>
@@ -5060,7 +4961,7 @@
           <w:noProof/>
         </w:rPr>
         <w:drawing>
-          <wp:inline distT="0" distB="0" distL="0" distR="0" wp14:anchorId="0AD12C93" wp14:editId="15A7A75F">
+          <wp:inline distT="0" distB="0" distL="0" distR="0" wp14:anchorId="557A6B24" wp14:editId="546D379E">
             <wp:extent cx="8412480" cy="1682496"/>
             <wp:effectExtent l="0" t="0" r="0" b="0"/>
             <wp:docPr id="9" name="Picture 9"/>
@@ -5120,7 +5021,6 @@
         <w:pStyle w:val="Heading1"/>
       </w:pPr>
       <w:r>
-        <w:lastRenderedPageBreak/>
         <w:t>6. Riwayat Penjualan dengan 100+ transaksi</w:t>
       </w:r>
     </w:p>
@@ -5317,7 +5217,7 @@
           <w:noProof/>
         </w:rPr>
         <w:drawing>
-          <wp:inline distT="0" distB="0" distL="0" distR="0" wp14:anchorId="5BCCA22E" wp14:editId="5476A12A">
+          <wp:inline distT="0" distB="0" distL="0" distR="0" wp14:anchorId="7CFB85AE" wp14:editId="584469E2">
             <wp:extent cx="9464040" cy="5146072"/>
             <wp:effectExtent l="0" t="0" r="0" b="0"/>
             <wp:docPr id="10" name="Picture 10"/>
@@ -5377,144 +5277,97 @@
         <w:pStyle w:val="Heading2"/>
       </w:pPr>
       <w:r>
-        <w:lastRenderedPageBreak/>
         <w:t>Riwayat Penjualan dengan 100+ transaksi</w:t>
       </w:r>
     </w:p>
     <w:p>
       <w:pPr>
-        <w:spacing w:after="40" w:line="240" w:lineRule="auto"/>
-      </w:pPr>
-      <w:r>
-        <w:rPr>
-          <w:sz w:val="18"/>
-        </w:rPr>
-        <w:t>Tangkapan layar 3 mendokumentasikan Riwayat Penjualan dengan 100+ transaksi pada tahap Transaksi POS. Tujuan layar ini adalah membuktikan volume penjualan, waktu, kasir, metode pembayaran, dan nomor nota sebelum pembentukan jurnal. Aktor utama yang menjalankan pemeriksaan ialah Kasir / Supervisor, tetapi hasilnya juga relevan bagi supervisor, Akuntansi, administrator master, dan auditor internal. Gambar diambil langsung dari build Windows varian eBisnis pada Toko Kantin Demo, bukan ilustrasi statis. Jendela</w:t>
-      </w:r>
-      <w:r>
-        <w:rPr>
-          <w:sz w:val="18"/>
-        </w:rPr>
-        <w:t xml:space="preserve"> telah dimaksimalkan ke area kerja 2560 × 1392 piksel agar judul, sidebar, filter, tombol, tabel, status, dan bagian bawah layar dapat dibaca bersama. Karena satu gambar dipakai sebagai bukti UAT dan sebagai petunjuk pengguna, pembaca perlu memeriksa konteks toko, tanggal, pengguna aktif, serta status koneksi sebelum menyimpulkan hasil transaksi.</w:t>
-      </w:r>
-    </w:p>
-    <w:p>
-      <w:pPr>
-        <w:spacing w:after="40" w:line="240" w:lineRule="auto"/>
-      </w:pPr>
-      <w:r>
-        <w:rPr>
-          <w:sz w:val="18"/>
-        </w:rPr>
-        <w:t>Bukti yang harus dibaca dari layar ini adalah bahwa layar menampilkan 101 transaksi lokal yang terlihat dan API audit memverifikasi 102 transaksi senilai Rp51.154.000. Informasi tersebut tidak berdiri sendiri. Pembaca perlu menghubungkannya dengan dokumen sebelum dan sesudahnya: transaksi sumber menghasilkan draf, draf yang lolos validasi menghasilkan jurnal, dan jurnal terposting menjadi sumber Buku Besar serta laporan keuangan. Jika angka pada layar berbeda dari laporan, pemeriksaan pertama adalah kesamaa</w:t>
-      </w:r>
-      <w:r>
-        <w:rPr>
-          <w:sz w:val="18"/>
-        </w:rPr>
-        <w:t>n periode dan satuan kerja, kemudian status posting. Perbedaan antara jumlah pada cache lokal dan hasil API juga harus dicatat transparan; untuk keputusan volume UAT, hasil API server digunakan sebagai sumber kebenaran karena server yang memegang seluruh transaksi. Layar tetap berguna untuk membuktikan bahwa operator dapat menelusuri baris dan referensi secara visual.</w:t>
-      </w:r>
-    </w:p>
-    <w:p>
-      <w:pPr>
-        <w:spacing w:after="40" w:line="240" w:lineRule="auto"/>
-      </w:pPr>
-      <w:r>
-        <w:rPr>
-          <w:sz w:val="18"/>
-        </w:rPr>
-        <w:t>Urutan kerja yang direkomendasikan adalah Pilih periode, kemudian Cari nota, kemudian Periksa metode, kemudian Cocokkan total, kemudian Simpan bukti. Setiap langkah dilakukan berurutan supaya kegagalan mudah diisolasi. Operator tidak menekan tombol Posting hanya karena tombol tersedia. Ia harus membaca ringkasan, mengambil sampel beberapa baris, membandingkan nomor referensi dan nilai terhadap dokumen sumber, lalu memastikan tidak ada pesan akun kosong. Pada daftar yang memiliki banyak halaman, gunakan pagi</w:t>
-      </w:r>
-      <w:r>
-        <w:rPr>
-          <w:sz w:val="18"/>
-        </w:rPr>
-        <w:t>nation sampai halaman terakhir dan gulir ke bawah. Pada formulir, isi satu sisi debit atau kredit untuk setiap baris, jangan keduanya. Simpan sebagai draf lebih dahulu apabila transaksi manual masih menunggu review. Setelah kembali dari master akun, muat ulang pratinjau agar pasangan jurnal dihitung kembali oleh server.</w:t>
-      </w:r>
-    </w:p>
-    <w:p>
-      <w:pPr>
-        <w:spacing w:after="40" w:line="240" w:lineRule="auto"/>
-      </w:pPr>
-      <w:r>
-        <w:rPr>
-          <w:sz w:val="18"/>
-        </w:rPr>
-        <w:t>Dampak akuntansi pada layar ini diringkas sebagai berikut: setiap transaksi tunai kelak mendebet Kas 111.101 dan mengkredit Pendapatan 410.900; HPP diposting terpisah. Prinsip pengendaliannya adalah akun yang dipakai harus berupa akun daun, aktif, berada pada tenant yang sama, dan relevan dengan substansi transaksi. Sistem tidak mengandalkan ID akun yang ditulis permanen di aplikasi; kode dan relasi master di-resolve oleh server. Untuk alur Kantin, akun kunci yang sudah diverifikasi ialah 111.101 Kas Yayasa</w:t>
-      </w:r>
-      <w:r>
-        <w:rPr>
-          <w:sz w:val="18"/>
-        </w:rPr>
-        <w:t>n, 131.300 Piutang Usaha Toko, 151.200 Persediaan Barang Lainnya, 310.600 Utang Usaha Toko, 410.900 Pendapatan Penjualan Toko, dan 510.900 Beban Pokok Penjualan Toko. Kesamaan akun 151.200 antara debit Kulakan dan kredit HPP menjaga mutasi persediaan tidak terpecah.</w:t>
-      </w:r>
-    </w:p>
-    <w:p>
-      <w:pPr>
-        <w:spacing w:after="40" w:line="240" w:lineRule="auto"/>
-      </w:pPr>
-      <w:r>
-        <w:rPr>
-          <w:sz w:val="18"/>
-        </w:rPr>
-        <w:t xml:space="preserve">Bila akun terlihat tidak sesuai, gunakan tombol Sesuaikan Akun Debet atau Sesuaikan Akun Kredit pada layar posting. Tombol itu membuka master sumber, bukan mengubah baris jurnal sementara. Pendekatan ini penting karena koreksi pada master juga memperbaiki dokumen lain yang memiliki jenis produk, barang, pemasok, toko, atau metode pembayaran yang sama. Setelah perubahan disimpan dan pengguna kembali, aplikasi memuat ulang draf secara otomatis. Penjualan membaca kas atau piutang dari Cara Pembayaran/Toko dan </w:t>
-      </w:r>
-      <w:r>
-        <w:rPr>
-          <w:sz w:val="18"/>
-        </w:rPr>
-        <w:t>pendapatan dari Jenis Produk. HPP membaca beban dari Jenis Produk atau Kelompok Aset serta persediaan dari Master/Kelompok Aset. Kulakan membaca persediaan dari aset dan kas atau utang dari metode bayar, toko, atau pemasok.</w:t>
-      </w:r>
-    </w:p>
-    <w:p>
-      <w:pPr>
-        <w:spacing w:after="40" w:line="240" w:lineRule="auto"/>
-      </w:pPr>
-      <w:r>
-        <w:rPr>
-          <w:sz w:val="18"/>
-        </w:rPr>
-        <w:t>Diagram setelah penjelasan ini memodelkan use case, flowchart, dan aliran data untuk Riwayat Penjualan dengan 100+ transaksi. Entitas yang relevan ialah Penjualan, Detail Penjualan, Cara Bayar, Produk. Use case menjelaskan siapa memicu tindakan dan siapa meninjau hasil. Flowchart menjelaskan urutan serta gerbang validasi sebelum status berubah. Diagram aliran data/ERD ringkas menunjukkan kunci hubungan antara dokumen sumber, detail, akun, transaksi akuntansi, dan laporan. Diagram bukan pengganti skema basis</w:t>
-      </w:r>
-      <w:r>
-        <w:rPr>
-          <w:sz w:val="18"/>
-        </w:rPr>
-        <w:t xml:space="preserve"> data fisik; ia sengaja menampilkan relasi bisnis yang perlu dipahami key user. Keterlacakan dianggap cukup apabila nomor referensi pada transaksi dapat ditemukan pada jurnal, kode akun yang sama dapat ditemukan pada Buku Besar, dan saldo akhirnya dapat dijelaskan pada laporan.</w:t>
-      </w:r>
-    </w:p>
-    <w:p>
-      <w:pPr>
-        <w:spacing w:after="40" w:line="240" w:lineRule="auto"/>
-      </w:pPr>
-      <w:r>
-        <w:rPr>
-          <w:sz w:val="18"/>
-        </w:rPr>
-        <w:t>Kontrol UAT yang diterapkan meliputi volume data antara 100 dan 10.000 record, periode konsisten, data bernilai, akun lengkap, tidak ada baris tertahan, dan total debit sama dengan total kredit. Bukti volume dalam eksekusi ini adalah 102 transaksi penjualan, 207 faktur Kulakan secara kumulatif, batch baru 100 faktur Kulakan, serta 2.901 baris pada laporan Keseluruhan Jurnal. Audit server menghitung total debit dan kredit masing-masing Rp842.678.014 dengan selisih Rp0. Selisih historis Rp2.400.000 sempat dit</w:t>
-      </w:r>
-      <w:r>
-        <w:rPr>
-          <w:sz w:val="18"/>
-        </w:rPr>
-        <w:t>emukan pada LPJ Kas Besar, ditelusuri sampai jurnal sumber, kemudian 103 dokumen diposting ulang dengan baris beban yang benar. Perbaikan itu dicatat terbuka agar status lulus dapat diaudit.</w:t>
-      </w:r>
-    </w:p>
-    <w:p>
-      <w:pPr>
-        <w:spacing w:after="40" w:line="240" w:lineRule="auto"/>
-      </w:pPr>
-      <w:r>
-        <w:rPr>
-          <w:sz w:val="18"/>
-        </w:rPr>
-        <w:t xml:space="preserve">Hasil aktual untuk Riwayat Penjualan dengan 100+ transaksi dinilai LULUS. Jika reproduksi berikutnya gagal, jangan memaksa jurnal atau mengganti akun hanya agar tombol aktif. Catat pesan lengkap, nomor dokumen, tanggal, toko, dan sisi akun yang bermasalah; perbaiki master yang ditunjuk; ulangi pratinjau; lalu bandingkan jumlah draf sebelum dan sesudah. Untuk laporan yang tampak kosong, pastikan jurnal sudah terposting dan filter tidak berhenti sebelum tanggal transaksi. Untuk laporan yang tampak terpotong, </w:t>
-      </w:r>
-      <w:r>
-        <w:rPr>
-          <w:sz w:val="18"/>
-        </w:rPr>
-        <w:t>gunakan pagination dan tangkapan halaman terakhir/terbawah. Dengan prosedur itu, layar ini berfungsi sebagai petunjuk operasional, bukti pengujian, dan titik kontrol audit yang dapat diulang oleh pengguna lain tanpa membutuhkan akses langsung ke basis data.</w:t>
+        <w:spacing w:after="140"/>
+      </w:pPr>
+      <w:r>
+        <w:rPr>
+          <w:b/>
+          <w:sz w:val="20"/>
+        </w:rPr>
+        <w:t>Konteks layar.</w:t>
+      </w:r>
+      <w:r>
+        <w:rPr>
+          <w:sz w:val="20"/>
+        </w:rPr>
+        <w:t xml:space="preserve"> Riwayat Penjualan menampilkan transaksi POS yang menjadi sumber Posting Penjualan dan HPP. Baris-baris pada tabel memperlihatkan kejadian bisnis sebelum jurnal dibuat: kapan penjualan terjadi, siapa kasirnya, bagaimana pelanggan membayar, berapa nilai notanya, dan referensi apa yang harus dicari pada Akuntansi.</w:t>
+      </w:r>
+    </w:p>
+    <w:p>
+      <w:pPr>
+        <w:spacing w:after="140"/>
+      </w:pPr>
+      <w:r>
+        <w:rPr>
+          <w:b/>
+          <w:sz w:val="20"/>
+        </w:rPr>
+        <w:t>Cara membaca.</w:t>
+      </w:r>
+      <w:r>
+        <w:rPr>
+          <w:sz w:val="20"/>
+        </w:rPr>
+        <w:t xml:space="preserve"> Layar lokal memperlihatkan 101 transaksi pada daftar, sedangkan audit API memverifikasi 102 transaksi untuk periode yang sama dengan total Rp51.154.000. Selisih satu baris dicatat sebagai perbedaan cache tampilan, bukan diabaikan. Untuk keputusan volume dan nilai UAT, jumlah server dipakai sebagai sumber kebenaran; tabel tetap dipakai untuk mengambil sampel nomor nota dan memeriksa keterbacaan data.</w:t>
+      </w:r>
+    </w:p>
+    <w:p>
+      <w:pPr>
+        <w:spacing w:after="140"/>
+      </w:pPr>
+      <w:r>
+        <w:rPr>
+          <w:b/>
+          <w:sz w:val="20"/>
+        </w:rPr>
+        <w:t>Tindakan pengguna.</w:t>
+      </w:r>
+      <w:r>
+        <w:rPr>
+          <w:sz w:val="20"/>
+        </w:rPr>
+        <w:t xml:space="preserve"> Atur periode dan toko, periksa beberapa transaksi awal, tengah, dan akhir, lalu bandingkan nomor nota serta nilai dengan pratinjau Posting Penjualan. Perhatikan transaksi batal atau koreksi agar tidak dihitung sebagai penjualan aktif. Metode pembayaran juga harus diperiksa karena transaksi tunai mengarah ke Kas, sedangkan transaksi kredit dapat mengarah ke Piutang.</w:t>
+      </w:r>
+    </w:p>
+    <w:p>
+      <w:pPr>
+        <w:spacing w:after="140"/>
+      </w:pPr>
+      <w:r>
+        <w:rPr>
+          <w:b/>
+          <w:sz w:val="20"/>
+        </w:rPr>
+        <w:t>Makna akuntansi.</w:t>
+      </w:r>
+      <w:r>
+        <w:rPr>
+          <w:sz w:val="20"/>
+        </w:rPr>
+        <w:t xml:space="preserve"> Pada saat posting, transaksi tunai membentuk Debet 111.101 Kas Yayasan dan Kredit 410.900 Pendapatan Penjualan Toko. Pengakuan HPP tidak dicampur pada jurnal pendapatan; proses HPP membentuk jurnal tersendiri berdasarkan biaya produk. Pemisahan ini membuat omzet, margin, dan mutasi persediaan dapat dianalisis secara jelas.</w:t>
+      </w:r>
+    </w:p>
+    <w:p>
+      <w:pPr>
+        <w:spacing w:after="140"/>
+      </w:pPr>
+      <w:r>
+        <w:rPr>
+          <w:b/>
+          <w:sz w:val="20"/>
+        </w:rPr>
+        <w:t>Hasil UAT.</w:t>
+      </w:r>
+      <w:r>
+        <w:rPr>
+          <w:sz w:val="20"/>
+        </w:rPr>
+        <w:t xml:space="preserve"> Volume server mencapai 102 transaksi dan nilai penjualan terverifikasi Rp51.154.000. Data memenuhi kebutuhan sampel dan setiap nota mempunyai jalur penelusuran menuju posting. Status LULUS diberikan dengan catatan transparan mengenai satu baris yang belum tampil pada cache lokal.</w:t>
       </w:r>
     </w:p>
     <w:p>
@@ -5527,7 +5380,6 @@
         <w:pStyle w:val="Heading2"/>
       </w:pPr>
       <w:r>
-        <w:lastRenderedPageBreak/>
         <w:t>Diagram — Riwayat Penjualan dengan 100+ transaksi</w:t>
       </w:r>
     </w:p>
@@ -5541,7 +5393,7 @@
           <w:noProof/>
         </w:rPr>
         <w:drawing>
-          <wp:inline distT="0" distB="0" distL="0" distR="0" wp14:anchorId="6611BC05" wp14:editId="5166FE02">
+          <wp:inline distT="0" distB="0" distL="0" distR="0" wp14:anchorId="539EDEBD" wp14:editId="10D3D81F">
             <wp:extent cx="8412480" cy="1682496"/>
             <wp:effectExtent l="0" t="0" r="0" b="0"/>
             <wp:docPr id="11" name="Picture 11"/>
@@ -5601,7 +5453,7 @@
           <w:noProof/>
         </w:rPr>
         <w:drawing>
-          <wp:inline distT="0" distB="0" distL="0" distR="0" wp14:anchorId="772B65AB" wp14:editId="56E8543F">
+          <wp:inline distT="0" distB="0" distL="0" distR="0" wp14:anchorId="2A16E079" wp14:editId="4AAE592C">
             <wp:extent cx="8412480" cy="1682496"/>
             <wp:effectExtent l="0" t="0" r="0" b="0"/>
             <wp:docPr id="12" name="Picture 12"/>
@@ -5661,7 +5513,7 @@
           <w:noProof/>
         </w:rPr>
         <w:drawing>
-          <wp:inline distT="0" distB="0" distL="0" distR="0" wp14:anchorId="29F4C9EF" wp14:editId="2EF38F85">
+          <wp:inline distT="0" distB="0" distL="0" distR="0" wp14:anchorId="1D9FD74F" wp14:editId="1813C1E0">
             <wp:extent cx="8412480" cy="1682496"/>
             <wp:effectExtent l="0" t="0" r="0" b="0"/>
             <wp:docPr id="13" name="Picture 13"/>
@@ -5917,7 +5769,7 @@
           <w:noProof/>
         </w:rPr>
         <w:drawing>
-          <wp:inline distT="0" distB="0" distL="0" distR="0" wp14:anchorId="50D5B5E9" wp14:editId="31B08842">
+          <wp:inline distT="0" distB="0" distL="0" distR="0" wp14:anchorId="49016F7D" wp14:editId="571EE254">
             <wp:extent cx="9464040" cy="5146072"/>
             <wp:effectExtent l="0" t="0" r="0" b="0"/>
             <wp:docPr id="14" name="Picture 14"/>
@@ -5982,138 +5834,92 @@
     </w:p>
     <w:p>
       <w:pPr>
-        <w:spacing w:after="40" w:line="240" w:lineRule="auto"/>
-      </w:pPr>
-      <w:r>
-        <w:rPr>
-          <w:sz w:val="18"/>
-        </w:rPr>
-        <w:t>Tangkapan layar 4 mendokumentasikan Riwayat Kulakan dengan 207 faktur pada tahap Kulakan. Tujuan layar ini adalah membuktikan faktur pemasok, penerimaan barang, kuantitas, harga beli, dan termin sebelum posting pembelian. Aktor utama yang menjalankan pemeriksaan ialah Pembelian / Gudang, tetapi hasilnya juga relevan bagi supervisor, Akuntansi, administrator master, dan auditor internal. Gambar diambil langsung dari build Windows varian eBisnis pada Toko Kantin Demo, bukan ilustrasi statis. Jendela telah dim</w:t>
-      </w:r>
-      <w:r>
-        <w:rPr>
-          <w:sz w:val="18"/>
-        </w:rPr>
-        <w:t>aksimalkan ke area kerja 2560 × 1392 piksel agar judul, sidebar, filter, tombol, tabel, status, dan bagian bawah layar dapat dibaca bersama. Karena satu gambar dipakai sebagai bukti UAT dan sebagai petunjuk pengguna, pembaca perlu memeriksa konteks toko, tanggal, pengguna aktif, serta status koneksi sebelum menyimpulkan hasil transaksi.</w:t>
-      </w:r>
-    </w:p>
-    <w:p>
-      <w:pPr>
-        <w:spacing w:after="40" w:line="240" w:lineRule="auto"/>
-      </w:pPr>
-      <w:r>
-        <w:rPr>
-          <w:sz w:val="18"/>
-        </w:rPr>
-        <w:t>Bukti yang harus dibaca dari layar ini adalah bahwa 207 faktur tersedia; batch UAT baru berisi 100 faktur dengan prefix UAT-E2E-KUL-20260904. Informasi tersebut tidak berdiri sendiri. Pembaca perlu menghubungkannya dengan dokumen sebelum dan sesudahnya: transaksi sumber menghasilkan draf, draf yang lolos validasi menghasilkan jurnal, dan jurnal terposting menjadi sumber Buku Besar serta laporan keuangan. Jika angka pada layar berbeda dari laporan, pemeriksaan pertama adalah kesamaan periode dan satuan kerja</w:t>
-      </w:r>
-      <w:r>
-        <w:rPr>
-          <w:sz w:val="18"/>
-        </w:rPr>
-        <w:t>, kemudian status posting. Perbedaan antara jumlah pada cache lokal dan hasil API juga harus dicatat transparan; untuk keputusan volume UAT, hasil API server digunakan sebagai sumber kebenaran karena server yang memegang seluruh transaksi. Layar tetap berguna untuk membuktikan bahwa operator dapat menelusuri baris dan referensi secara visual.</w:t>
-      </w:r>
-    </w:p>
-    <w:p>
-      <w:pPr>
-        <w:spacing w:after="40" w:line="240" w:lineRule="auto"/>
-      </w:pPr>
-      <w:r>
-        <w:rPr>
-          <w:sz w:val="18"/>
-        </w:rPr>
-        <w:t>Urutan kerja yang direkomendasikan adalah Buka Kulakan, kemudian Periksa faktur, kemudian Cocokkan pemasok, kemudian Validasi barang, kemudian Rekonsiliasi nilai. Setiap langkah dilakukan berurutan supaya kegagalan mudah diisolasi. Operator tidak menekan tombol Posting hanya karena tombol tersedia. Ia harus membaca ringkasan, mengambil sampel beberapa baris, membandingkan nomor referensi dan nilai terhadap dokumen sumber, lalu memastikan tidak ada pesan akun kosong. Pada daftar yang memiliki banyak halaman,</w:t>
-      </w:r>
-      <w:r>
-        <w:rPr>
-          <w:sz w:val="18"/>
-        </w:rPr>
-        <w:t xml:space="preserve"> gunakan pagination sampai halaman terakhir dan gulir ke bawah. Pada formulir, isi satu sisi debit atau kredit untuk setiap baris, jangan keduanya. Simpan sebagai draf lebih dahulu apabila transaksi manual masih menunggu review. Setelah kembali dari master akun, muat ulang pratinjau agar pasangan jurnal dihitung kembali oleh server.</w:t>
-      </w:r>
-    </w:p>
-    <w:p>
-      <w:pPr>
-        <w:spacing w:after="40" w:line="240" w:lineRule="auto"/>
-      </w:pPr>
-      <w:r>
-        <w:rPr>
-          <w:sz w:val="18"/>
-        </w:rPr>
-        <w:t>Dampak akuntansi pada layar ini diringkas sebagai berikut: persediaan 151.200 bertambah di debet; kas 111.101 atau utang pemasok 310.600 menjadi kredit sesuai termin. Prinsip pengendaliannya adalah akun yang dipakai harus berupa akun daun, aktif, berada pada tenant yang sama, dan relevan dengan substansi transaksi. Sistem tidak mengandalkan ID akun yang ditulis permanen di aplikasi; kode dan relasi master di-resolve oleh server. Untuk alur Kantin, akun kunci yang sudah diverifikasi ialah 111.101 Kas Yayasan</w:t>
-      </w:r>
-      <w:r>
-        <w:rPr>
-          <w:sz w:val="18"/>
-        </w:rPr>
-        <w:t>, 131.300 Piutang Usaha Toko, 151.200 Persediaan Barang Lainnya, 310.600 Utang Usaha Toko, 410.900 Pendapatan Penjualan Toko, dan 510.900 Beban Pokok Penjualan Toko. Kesamaan akun 151.200 antara debit Kulakan dan kredit HPP menjaga mutasi persediaan tidak terpecah.</w:t>
-      </w:r>
-    </w:p>
-    <w:p>
-      <w:pPr>
-        <w:spacing w:after="40" w:line="240" w:lineRule="auto"/>
-      </w:pPr>
-      <w:r>
-        <w:rPr>
-          <w:sz w:val="18"/>
-        </w:rPr>
-        <w:t xml:space="preserve">Bila akun terlihat tidak sesuai, gunakan tombol Sesuaikan Akun Debet atau Sesuaikan Akun Kredit pada layar posting. Tombol itu membuka master sumber, bukan mengubah baris jurnal sementara. Pendekatan ini penting karena koreksi pada master juga memperbaiki dokumen lain yang memiliki jenis produk, barang, pemasok, toko, atau metode pembayaran yang sama. Setelah perubahan disimpan dan pengguna kembali, aplikasi memuat ulang draf secara otomatis. Penjualan membaca kas atau piutang dari Cara Pembayaran/Toko dan </w:t>
-      </w:r>
-      <w:r>
-        <w:rPr>
-          <w:sz w:val="18"/>
-        </w:rPr>
-        <w:t>pendapatan dari Jenis Produk. HPP membaca beban dari Jenis Produk atau Kelompok Aset serta persediaan dari Master/Kelompok Aset. Kulakan membaca persediaan dari aset dan kas atau utang dari metode bayar, toko, atau pemasok.</w:t>
-      </w:r>
-    </w:p>
-    <w:p>
-      <w:pPr>
-        <w:spacing w:after="40" w:line="240" w:lineRule="auto"/>
-      </w:pPr>
-      <w:r>
-        <w:rPr>
-          <w:sz w:val="18"/>
-        </w:rPr>
-        <w:t>Diagram setelah penjelasan ini memodelkan use case, flowchart, dan aliran data untuk Riwayat Kulakan dengan 207 faktur. Entitas yang relevan ialah Faktur Kulakan, Rincian Faktur, Penyedia, Produk. Use case menjelaskan siapa memicu tindakan dan siapa meninjau hasil. Flowchart menjelaskan urutan serta gerbang validasi sebelum status berubah. Diagram aliran data/ERD ringkas menunjukkan kunci hubungan antara dokumen sumber, detail, akun, transaksi akuntansi, dan laporan. Diagram bukan pengganti skema basis data</w:t>
-      </w:r>
-      <w:r>
-        <w:rPr>
-          <w:sz w:val="18"/>
-        </w:rPr>
-        <w:t xml:space="preserve"> fisik; ia sengaja menampilkan relasi bisnis yang perlu dipahami key user. Keterlacakan dianggap cukup apabila nomor referensi pada transaksi dapat ditemukan pada jurnal, kode akun yang sama dapat ditemukan pada Buku Besar, dan saldo akhirnya dapat dijelaskan pada laporan.</w:t>
-      </w:r>
-    </w:p>
-    <w:p>
-      <w:pPr>
-        <w:spacing w:after="40" w:line="240" w:lineRule="auto"/>
-      </w:pPr>
-      <w:r>
-        <w:rPr>
-          <w:sz w:val="18"/>
-        </w:rPr>
-        <w:t>Kontrol UAT yang diterapkan meliputi volume data antara 100 dan 10.000 record, periode konsisten, data bernilai, akun lengkap, tidak ada baris tertahan, dan total debit sama dengan total kredit. Bukti volume dalam eksekusi ini adalah 102 transaksi penjualan, 207 faktur Kulakan secara kumulatif, batch baru 100 faktur Kulakan, serta 2.901 baris pada laporan Keseluruhan Jurnal. Audit server menghitung total debit dan kredit masing-masing Rp842.678.014 dengan selisih Rp0. Selisih historis Rp2.400.000 sempat dit</w:t>
-      </w:r>
-      <w:r>
-        <w:rPr>
-          <w:sz w:val="18"/>
-        </w:rPr>
-        <w:t>emukan pada LPJ Kas Besar, ditelusuri sampai jurnal sumber, kemudian 103 dokumen diposting ulang dengan baris beban yang benar. Perbaikan itu dicatat terbuka agar status lulus dapat diaudit.</w:t>
-      </w:r>
-    </w:p>
-    <w:p>
-      <w:pPr>
-        <w:spacing w:after="40" w:line="240" w:lineRule="auto"/>
-      </w:pPr>
-      <w:r>
-        <w:rPr>
-          <w:sz w:val="18"/>
-        </w:rPr>
-        <w:t>Hasil aktual untuk Riwayat Kulakan dengan 207 faktur dinilai LULUS. Jika reproduksi berikutnya gagal, jangan memaksa jurnal atau mengganti akun hanya agar tombol aktif. Catat pesan lengkap, nomor dokumen, tanggal, toko, dan sisi akun yang bermasalah; perbaiki master yang ditunjuk; ulangi pratinjau; lalu bandingkan jumlah draf sebelum dan sesudah. Untuk laporan yang tampak kosong, pastikan jurnal sudah terposting dan filter tidak berhenti sebelum tanggal transaksi. Untuk laporan yang tampak terpotong, gunaka</w:t>
-      </w:r>
-      <w:r>
-        <w:rPr>
-          <w:sz w:val="18"/>
-        </w:rPr>
-        <w:t>n pagination dan tangkapan halaman terakhir/terbawah. Dengan prosedur itu, layar ini berfungsi sebagai petunjuk operasional, bukti pengujian, dan titik kontrol audit yang dapat diulang oleh pengguna lain tanpa membutuhkan akses langsung ke basis data.</w:t>
+        <w:spacing w:after="140"/>
+      </w:pPr>
+      <w:r>
+        <w:rPr>
+          <w:b/>
+          <w:sz w:val="20"/>
+        </w:rPr>
+        <w:t>Konteks layar.</w:t>
+      </w:r>
+      <w:r>
+        <w:rPr>
+          <w:sz w:val="20"/>
+        </w:rPr>
+        <w:t xml:space="preserve"> Riwayat Kulakan memperlihatkan faktur pembelian barang yang menambah stok kantin. Tabel ini menjadi penghubung antara pemasok, barang yang diterima, kuantitas, harga beli, termin pembayaran, dan jurnal pembelian. Berbeda dengan transaksi kasir, dokumen pada layar ini berasal dari proses penerimaan atau pembelian barang.</w:t>
+      </w:r>
+    </w:p>
+    <w:p>
+      <w:pPr>
+        <w:spacing w:after="140"/>
+      </w:pPr>
+      <w:r>
+        <w:rPr>
+          <w:b/>
+          <w:sz w:val="20"/>
+        </w:rPr>
+        <w:t>Cara membaca.</w:t>
+      </w:r>
+      <w:r>
+        <w:rPr>
+          <w:sz w:val="20"/>
+        </w:rPr>
+        <w:t xml:space="preserve"> Tersedia 207 faktur secara kumulatif. Dari jumlah tersebut, 100 faktur baru dibuat untuk UAT dengan awalan referensi UAT-E2E-KUL-20260904. Awalan ini memudahkan auditor memisahkan batch pengujian dari data historis. Pada setiap sampel, cocokkan tanggal, pemasok, total faktur, serta status dokumen sebelum menilai kesiapan posting.</w:t>
+      </w:r>
+    </w:p>
+    <w:p>
+      <w:pPr>
+        <w:spacing w:after="140"/>
+      </w:pPr>
+      <w:r>
+        <w:rPr>
+          <w:b/>
+          <w:sz w:val="20"/>
+        </w:rPr>
+        <w:t>Tindakan pengguna.</w:t>
+      </w:r>
+      <w:r>
+        <w:rPr>
+          <w:sz w:val="20"/>
+        </w:rPr>
+        <w:t xml:space="preserve"> Pilih periode September 2026, telusuri beberapa referensi dari batch baru, dan buka rincian bila nilai total tidak dapat dijelaskan dari daftar. Kuantitas dan harga satuan harus cocok dengan barang yang diterima. Periksa pula apakah faktur bersifat tunai atau termin karena pilihan tersebut menentukan akun lawan pada sisi Kredit.</w:t>
+      </w:r>
+    </w:p>
+    <w:p>
+      <w:pPr>
+        <w:spacing w:after="140"/>
+      </w:pPr>
+      <w:r>
+        <w:rPr>
+          <w:b/>
+          <w:sz w:val="20"/>
+        </w:rPr>
+        <w:t>Makna akuntansi.</w:t>
+      </w:r>
+      <w:r>
+        <w:rPr>
+          <w:sz w:val="20"/>
+        </w:rPr>
+        <w:t xml:space="preserve"> Kulakan menaikkan 151.200 Persediaan Barang Lainnya pada sisi Debet. Untuk pembelian tunai, sisi Kredit memakai 111.101 Kas Yayasan; untuk pembelian termin, sisi Kredit memakai 310.600 Utang Usaha Toko. Akun Persediaan yang dipakai di sini harus sama dengan akun Persediaan pada Posting HPP agar masuk dan keluarnya stok berada pada buku besar yang sama.</w:t>
+      </w:r>
+    </w:p>
+    <w:p>
+      <w:pPr>
+        <w:spacing w:after="140"/>
+      </w:pPr>
+      <w:r>
+        <w:rPr>
+          <w:b/>
+          <w:sz w:val="20"/>
+        </w:rPr>
+        <w:t>Hasil UAT.</w:t>
+      </w:r>
+      <w:r>
+        <w:rPr>
+          <w:sz w:val="20"/>
+        </w:rPr>
+        <w:t xml:space="preserve"> Sebanyak 207 faktur dapat ditelusuri dan batch baru 100 faktur mempunyai identitas yang jelas. Status LULUS berarti bukti pembelian tersedia, nilai dokumen dapat direkonsiliasi, dan atribut yang menentukan akun telah terisi sebelum masuk ke pratinjau Posting Kulakan.</w:t>
       </w:r>
     </w:p>
     <w:p>
@@ -6139,7 +5945,7 @@
           <w:noProof/>
         </w:rPr>
         <w:drawing>
-          <wp:inline distT="0" distB="0" distL="0" distR="0" wp14:anchorId="5C6812EF" wp14:editId="1FAB3531">
+          <wp:inline distT="0" distB="0" distL="0" distR="0" wp14:anchorId="56DD9B23" wp14:editId="0E9579C4">
             <wp:extent cx="8412480" cy="1682496"/>
             <wp:effectExtent l="0" t="0" r="0" b="0"/>
             <wp:docPr id="15" name="Picture 15"/>
@@ -6199,7 +6005,7 @@
           <w:noProof/>
         </w:rPr>
         <w:drawing>
-          <wp:inline distT="0" distB="0" distL="0" distR="0" wp14:anchorId="06244E87" wp14:editId="39E54D96">
+          <wp:inline distT="0" distB="0" distL="0" distR="0" wp14:anchorId="176D04D6" wp14:editId="4C5F34CC">
             <wp:extent cx="8412480" cy="1682496"/>
             <wp:effectExtent l="0" t="0" r="0" b="0"/>
             <wp:docPr id="16" name="Picture 16"/>
@@ -6259,7 +6065,7 @@
           <w:noProof/>
         </w:rPr>
         <w:drawing>
-          <wp:inline distT="0" distB="0" distL="0" distR="0" wp14:anchorId="2CDE4457" wp14:editId="65F09711">
+          <wp:inline distT="0" distB="0" distL="0" distR="0" wp14:anchorId="7B7952A4" wp14:editId="78646A4A">
             <wp:extent cx="8412480" cy="1682496"/>
             <wp:effectExtent l="0" t="0" r="0" b="0"/>
             <wp:docPr id="17" name="Picture 17"/>
@@ -6515,7 +6321,7 @@
           <w:noProof/>
         </w:rPr>
         <w:drawing>
-          <wp:inline distT="0" distB="0" distL="0" distR="0" wp14:anchorId="59E062BB" wp14:editId="10388DEE">
+          <wp:inline distT="0" distB="0" distL="0" distR="0" wp14:anchorId="3F4E9DE2" wp14:editId="460BAA76">
             <wp:extent cx="9464040" cy="5146072"/>
             <wp:effectExtent l="0" t="0" r="0" b="0"/>
             <wp:docPr id="18" name="Picture 18"/>
@@ -6580,138 +6386,92 @@
     </w:p>
     <w:p>
       <w:pPr>
-        <w:spacing w:after="40" w:line="240" w:lineRule="auto"/>
-      </w:pPr>
-      <w:r>
-        <w:rPr>
-          <w:sz w:val="18"/>
-        </w:rPr>
-        <w:t>Tangkapan layar 5 mendokumentasikan Menu Akuntansi untuk alur Kantin pada tahap Akuntansi. Tujuan layar ini adalah mengakses Draft Jurnal, Jurnal Umum, Posting Penjualan, Posting HPP, Posting Kulakan, dan Katalog Laporan. Aktor utama yang menjalankan pemeriksaan ialah Akuntansi / Supervisor, tetapi hasilnya juga relevan bagi supervisor, Akuntansi, administrator master, dan auditor internal. Gambar diambil langsung dari build Windows varian eBisnis pada Toko Kantin Demo, bukan ilustrasi statis. Jendela telah</w:t>
-      </w:r>
-      <w:r>
-        <w:rPr>
-          <w:sz w:val="18"/>
-        </w:rPr>
-        <w:t xml:space="preserve"> dimaksimalkan ke area kerja 2560 × 1392 piksel agar judul, sidebar, filter, tombol, tabel, status, dan bagian bawah layar dapat dibaca bersama. Karena satu gambar dipakai sebagai bukti UAT dan sebagai petunjuk pengguna, pembaca perlu memeriksa konteks toko, tanggal, pengguna aktif, serta status koneksi sebelum menyimpulkan hasil transaksi.</w:t>
-      </w:r>
-    </w:p>
-    <w:p>
-      <w:pPr>
-        <w:spacing w:after="40" w:line="240" w:lineRule="auto"/>
-      </w:pPr>
-      <w:r>
-        <w:rPr>
-          <w:sz w:val="18"/>
-        </w:rPr>
-        <w:t>Bukti yang harus dibaca dari layar ini adalah bahwa seluruh submenu yang diperlukan tampak pada sidebar penuh tanpa harus memperkecil aplikasi. Informasi tersebut tidak berdiri sendiri. Pembaca perlu menghubungkannya dengan dokumen sebelum dan sesudahnya: transaksi sumber menghasilkan draf, draf yang lolos validasi menghasilkan jurnal, dan jurnal terposting menjadi sumber Buku Besar serta laporan keuangan. Jika angka pada layar berbeda dari laporan, pemeriksaan pertama adalah kesamaan periode dan satuan ker</w:t>
-      </w:r>
-      <w:r>
-        <w:rPr>
-          <w:sz w:val="18"/>
-        </w:rPr>
-        <w:t>ja, kemudian status posting. Perbedaan antara jumlah pada cache lokal dan hasil API juga harus dicatat transparan; untuk keputusan volume UAT, hasil API server digunakan sebagai sumber kebenaran karena server yang memegang seluruh transaksi. Layar tetap berguna untuk membuktikan bahwa operator dapat menelusuri baris dan referensi secara visual.</w:t>
-      </w:r>
-    </w:p>
-    <w:p>
-      <w:pPr>
-        <w:spacing w:after="40" w:line="240" w:lineRule="auto"/>
-      </w:pPr>
-      <w:r>
-        <w:rPr>
-          <w:sz w:val="18"/>
-        </w:rPr>
-        <w:t>Urutan kerja yang direkomendasikan adalah Buka Akuntansi, kemudian Pilih jenis posting, kemudian Pratinjau, kemudian Posting, kemudian Buka laporan. Setiap langkah dilakukan berurutan supaya kegagalan mudah diisolasi. Operator tidak menekan tombol Posting hanya karena tombol tersedia. Ia harus membaca ringkasan, mengambil sampel beberapa baris, membandingkan nomor referensi dan nilai terhadap dokumen sumber, lalu memastikan tidak ada pesan akun kosong. Pada daftar yang memiliki banyak halaman, gunakan pagin</w:t>
-      </w:r>
-      <w:r>
-        <w:rPr>
-          <w:sz w:val="18"/>
-        </w:rPr>
-        <w:t>ation sampai halaman terakhir dan gulir ke bawah. Pada formulir, isi satu sisi debit atau kredit untuk setiap baris, jangan keduanya. Simpan sebagai draf lebih dahulu apabila transaksi manual masih menunggu review. Setelah kembali dari master akun, muat ulang pratinjau agar pasangan jurnal dihitung kembali oleh server.</w:t>
-      </w:r>
-    </w:p>
-    <w:p>
-      <w:pPr>
-        <w:spacing w:after="40" w:line="240" w:lineRule="auto"/>
-      </w:pPr>
-      <w:r>
-        <w:rPr>
-          <w:sz w:val="18"/>
-        </w:rPr>
-        <w:t>Dampak akuntansi pada layar ini diringkas sebagai berikut: menu memisahkan jurnal otomatis dari jurnal manual sehingga transaksi sumber tidak dicatat dua kali. Prinsip pengendaliannya adalah akun yang dipakai harus berupa akun daun, aktif, berada pada tenant yang sama, dan relevan dengan substansi transaksi. Sistem tidak mengandalkan ID akun yang ditulis permanen di aplikasi; kode dan relasi master di-resolve oleh server. Untuk alur Kantin, akun kunci yang sudah diverifikasi ialah 111.101 Kas Yayasan, 131.3</w:t>
-      </w:r>
-      <w:r>
-        <w:rPr>
-          <w:sz w:val="18"/>
-        </w:rPr>
-        <w:t>00 Piutang Usaha Toko, 151.200 Persediaan Barang Lainnya, 310.600 Utang Usaha Toko, 410.900 Pendapatan Penjualan Toko, dan 510.900 Beban Pokok Penjualan Toko. Kesamaan akun 151.200 antara debit Kulakan dan kredit HPP menjaga mutasi persediaan tidak terpecah.</w:t>
-      </w:r>
-    </w:p>
-    <w:p>
-      <w:pPr>
-        <w:spacing w:after="40" w:line="240" w:lineRule="auto"/>
-      </w:pPr>
-      <w:r>
-        <w:rPr>
-          <w:sz w:val="18"/>
-        </w:rPr>
-        <w:t xml:space="preserve">Bila akun terlihat tidak sesuai, gunakan tombol Sesuaikan Akun Debet atau Sesuaikan Akun Kredit pada layar posting. Tombol itu membuka master sumber, bukan mengubah baris jurnal sementara. Pendekatan ini penting karena koreksi pada master juga memperbaiki dokumen lain yang memiliki jenis produk, barang, pemasok, toko, atau metode pembayaran yang sama. Setelah perubahan disimpan dan pengguna kembali, aplikasi memuat ulang draf secara otomatis. Penjualan membaca kas atau piutang dari Cara Pembayaran/Toko dan </w:t>
-      </w:r>
-      <w:r>
-        <w:rPr>
-          <w:sz w:val="18"/>
-        </w:rPr>
-        <w:t>pendapatan dari Jenis Produk. HPP membaca beban dari Jenis Produk atau Kelompok Aset serta persediaan dari Master/Kelompok Aset. Kulakan membaca persediaan dari aset dan kas atau utang dari metode bayar, toko, atau pemasok.</w:t>
-      </w:r>
-    </w:p>
-    <w:p>
-      <w:pPr>
-        <w:spacing w:after="40" w:line="240" w:lineRule="auto"/>
-      </w:pPr>
-      <w:r>
-        <w:rPr>
-          <w:sz w:val="18"/>
-        </w:rPr>
-        <w:t>Diagram setelah penjelasan ini memodelkan use case, flowchart, dan aliran data untuk Menu Akuntansi untuk alur Kantin. Entitas yang relevan ialah Menu Akuntansi, Hak Akses, Posting History, Laporan. Use case menjelaskan siapa memicu tindakan dan siapa meninjau hasil. Flowchart menjelaskan urutan serta gerbang validasi sebelum status berubah. Diagram aliran data/ERD ringkas menunjukkan kunci hubungan antara dokumen sumber, detail, akun, transaksi akuntansi, dan laporan. Diagram bukan pengganti skema basis da</w:t>
-      </w:r>
-      <w:r>
-        <w:rPr>
-          <w:sz w:val="18"/>
-        </w:rPr>
-        <w:t>ta fisik; ia sengaja menampilkan relasi bisnis yang perlu dipahami key user. Keterlacakan dianggap cukup apabila nomor referensi pada transaksi dapat ditemukan pada jurnal, kode akun yang sama dapat ditemukan pada Buku Besar, dan saldo akhirnya dapat dijelaskan pada laporan.</w:t>
-      </w:r>
-    </w:p>
-    <w:p>
-      <w:pPr>
-        <w:spacing w:after="40" w:line="240" w:lineRule="auto"/>
-      </w:pPr>
-      <w:r>
-        <w:rPr>
-          <w:sz w:val="18"/>
-        </w:rPr>
-        <w:t>Kontrol UAT yang diterapkan meliputi volume data antara 100 dan 10.000 record, periode konsisten, data bernilai, akun lengkap, tidak ada baris tertahan, dan total debit sama dengan total kredit. Bukti volume dalam eksekusi ini adalah 102 transaksi penjualan, 207 faktur Kulakan secara kumulatif, batch baru 100 faktur Kulakan, serta 2.901 baris pada laporan Keseluruhan Jurnal. Audit server menghitung total debit dan kredit masing-masing Rp842.678.014 dengan selisih Rp0. Selisih historis Rp2.400.000 sempat dit</w:t>
-      </w:r>
-      <w:r>
-        <w:rPr>
-          <w:sz w:val="18"/>
-        </w:rPr>
-        <w:t>emukan pada LPJ Kas Besar, ditelusuri sampai jurnal sumber, kemudian 103 dokumen diposting ulang dengan baris beban yang benar. Perbaikan itu dicatat terbuka agar status lulus dapat diaudit.</w:t>
-      </w:r>
-    </w:p>
-    <w:p>
-      <w:pPr>
-        <w:spacing w:after="40" w:line="240" w:lineRule="auto"/>
-      </w:pPr>
-      <w:r>
-        <w:rPr>
-          <w:sz w:val="18"/>
-        </w:rPr>
-        <w:t>Hasil aktual untuk Menu Akuntansi untuk alur Kantin dinilai LULUS. Jika reproduksi berikutnya gagal, jangan memaksa jurnal atau mengganti akun hanya agar tombol aktif. Catat pesan lengkap, nomor dokumen, tanggal, toko, dan sisi akun yang bermasalah; perbaiki master yang ditunjuk; ulangi pratinjau; lalu bandingkan jumlah draf sebelum dan sesudah. Untuk laporan yang tampak kosong, pastikan jurnal sudah terposting dan filter tidak berhenti sebelum tanggal transaksi. Untuk laporan yang tampak terpotong, gunakan</w:t>
-      </w:r>
-      <w:r>
-        <w:rPr>
-          <w:sz w:val="18"/>
-        </w:rPr>
-        <w:t xml:space="preserve"> pagination dan tangkapan halaman terakhir/terbawah. Dengan prosedur itu, layar ini berfungsi sebagai petunjuk operasional, bukti pengujian, dan titik kontrol audit yang dapat diulang oleh pengguna lain tanpa membutuhkan akses langsung ke basis data.</w:t>
+        <w:spacing w:after="140"/>
+      </w:pPr>
+      <w:r>
+        <w:rPr>
+          <w:b/>
+          <w:sz w:val="20"/>
+        </w:rPr>
+        <w:t>Konteks layar.</w:t>
+      </w:r>
+      <w:r>
+        <w:rPr>
+          <w:sz w:val="20"/>
+        </w:rPr>
+        <w:t xml:space="preserve"> Sidebar Akuntansi dibuka untuk memperlihatkan seluruh titik kerja yang dibutuhkan oleh alur Kantin: Draft Jurnal, Jurnal Umum, Posting HPP, Posting Penjualan, Posting Kulakan, dan Katalog Laporan. Halaman ini berfungsi sebagai peta proses, bukan sebagai bukti adanya transaksi tertentu.</w:t>
+      </w:r>
+    </w:p>
+    <w:p>
+      <w:pPr>
+        <w:spacing w:after="140"/>
+      </w:pPr>
+      <w:r>
+        <w:rPr>
+          <w:b/>
+          <w:sz w:val="20"/>
+        </w:rPr>
+        <w:t>Cara membaca.</w:t>
+      </w:r>
+      <w:r>
+        <w:rPr>
+          <w:sz w:val="20"/>
+        </w:rPr>
+        <w:t xml:space="preserve"> Menu posting otomatis dipisahkan dari Jurnal Umum. Pemisahan tersebut penting: Penjualan, HPP, dan Kulakan harus masuk melalui fungsi posting masing-masing karena fungsi itu membawa referensi dokumen sumber dan aturan akun. Jurnal Umum disediakan untuk kejadian yang memang tidak mempunyai menu otomatis, seperti penyesuaian atau koreksi yang disetujui.</w:t>
+      </w:r>
+    </w:p>
+    <w:p>
+      <w:pPr>
+        <w:spacing w:after="140"/>
+      </w:pPr>
+      <w:r>
+        <w:rPr>
+          <w:b/>
+          <w:sz w:val="20"/>
+        </w:rPr>
+        <w:t>Tindakan pengguna.</w:t>
+      </w:r>
+      <w:r>
+        <w:rPr>
+          <w:sz w:val="20"/>
+        </w:rPr>
+        <w:t xml:space="preserve"> Mulailah dari pratinjau, bukan langsung dari laporan. Urutan yang aman adalah memeriksa Posting Penjualan, Posting HPP, dan Posting Kulakan; melihat perpindahan status pada Draft Jurnal; lalu membuka Keseluruhan Jurnal dan laporan keuangan. Katalog Laporan digunakan terakhir setelah seluruh sumber berstatus terposting.</w:t>
+      </w:r>
+    </w:p>
+    <w:p>
+      <w:pPr>
+        <w:spacing w:after="140"/>
+      </w:pPr>
+      <w:r>
+        <w:rPr>
+          <w:b/>
+          <w:sz w:val="20"/>
+        </w:rPr>
+        <w:t>Makna akuntansi.</w:t>
+      </w:r>
+      <w:r>
+        <w:rPr>
+          <w:sz w:val="20"/>
+        </w:rPr>
+        <w:t xml:space="preserve"> Struktur menu membantu mencegah pencatatan ganda. Jika penjualan POS sudah diposting otomatis, pengguna tidak boleh mengulang nilai yang sama melalui Jurnal Umum. Hak akses juga dapat dipisahkan antara kasir, petugas pembelian, akuntansi, reviewer, dan administrator master sehingga pembuat dokumen tidak selalu menjadi pihak yang memposting.</w:t>
+      </w:r>
+    </w:p>
+    <w:p>
+      <w:pPr>
+        <w:spacing w:after="140"/>
+      </w:pPr>
+      <w:r>
+        <w:rPr>
+          <w:b/>
+          <w:sz w:val="20"/>
+        </w:rPr>
+        <w:t>Hasil UAT.</w:t>
+      </w:r>
+      <w:r>
+        <w:rPr>
+          <w:sz w:val="20"/>
+        </w:rPr>
+        <w:t xml:space="preserve"> Semua submenu yang diperlukan terlihat dan dapat dijangkau pada tampilan penuh. Status LULUS menunjukkan alur dari dokumen sumber ke posting dan laporan tersedia dalam satu modul dengan pemisahan fungsi yang mudah dipahami.</w:t>
       </w:r>
     </w:p>
     <w:p>
@@ -6737,7 +6497,7 @@
           <w:noProof/>
         </w:rPr>
         <w:drawing>
-          <wp:inline distT="0" distB="0" distL="0" distR="0" wp14:anchorId="64A9AFD0" wp14:editId="5CCA9BEC">
+          <wp:inline distT="0" distB="0" distL="0" distR="0" wp14:anchorId="48975605" wp14:editId="70CBDFE5">
             <wp:extent cx="8412480" cy="1682496"/>
             <wp:effectExtent l="0" t="0" r="0" b="0"/>
             <wp:docPr id="19" name="Picture 19"/>
@@ -6797,7 +6557,7 @@
           <w:noProof/>
         </w:rPr>
         <w:drawing>
-          <wp:inline distT="0" distB="0" distL="0" distR="0" wp14:anchorId="63CC9302" wp14:editId="3A30B19B">
+          <wp:inline distT="0" distB="0" distL="0" distR="0" wp14:anchorId="58594B7A" wp14:editId="74B167C0">
             <wp:extent cx="8412480" cy="1682496"/>
             <wp:effectExtent l="0" t="0" r="0" b="0"/>
             <wp:docPr id="20" name="Picture 20"/>
@@ -6857,7 +6617,7 @@
           <w:noProof/>
         </w:rPr>
         <w:drawing>
-          <wp:inline distT="0" distB="0" distL="0" distR="0" wp14:anchorId="791A6724" wp14:editId="04F3B622">
+          <wp:inline distT="0" distB="0" distL="0" distR="0" wp14:anchorId="54E6282F" wp14:editId="1CA08199">
             <wp:extent cx="8412480" cy="1682496"/>
             <wp:effectExtent l="0" t="0" r="0" b="0"/>
             <wp:docPr id="21" name="Picture 21"/>
@@ -7113,7 +6873,7 @@
           <w:noProof/>
         </w:rPr>
         <w:drawing>
-          <wp:inline distT="0" distB="0" distL="0" distR="0" wp14:anchorId="149EF91E" wp14:editId="31C7A14E">
+          <wp:inline distT="0" distB="0" distL="0" distR="0" wp14:anchorId="54987AFC" wp14:editId="78B2FC6C">
             <wp:extent cx="9464040" cy="5146072"/>
             <wp:effectExtent l="0" t="0" r="0" b="0"/>
             <wp:docPr id="22" name="Picture 22"/>
@@ -7178,138 +6938,92 @@
     </w:p>
     <w:p>
       <w:pPr>
-        <w:spacing w:after="40" w:line="240" w:lineRule="auto"/>
-      </w:pPr>
-      <w:r>
-        <w:rPr>
-          <w:sz w:val="18"/>
-        </w:rPr>
-        <w:t xml:space="preserve">Tangkapan layar 6 mendokumentasikan Pratinjau Posting Penjualan — 102 transaksi siap pada tahap Praposting. Tujuan layar ini adalah memeriksa pasangan akun, nilai, referensi, dan kesiapan 102 transaksi penjualan sebelum buku besar berubah. Aktor utama yang menjalankan pemeriksaan ialah Akuntansi, tetapi hasilnya juga relevan bagi supervisor, Akuntansi, administrator master, dan auditor internal. Gambar diambil langsung dari build Windows varian eBisnis pada Toko Kantin Demo, bukan ilustrasi statis. Jendela </w:t>
-      </w:r>
-      <w:r>
-        <w:rPr>
-          <w:sz w:val="18"/>
-        </w:rPr>
-        <w:t>telah dimaksimalkan ke area kerja 2560 × 1392 piksel agar judul, sidebar, filter, tombol, tabel, status, dan bagian bawah layar dapat dibaca bersama. Karena satu gambar dipakai sebagai bukti UAT dan sebagai petunjuk pengguna, pembaca perlu memeriksa konteks toko, tanggal, pengguna aktif, serta status koneksi sebelum menyimpulkan hasil transaksi.</w:t>
-      </w:r>
-    </w:p>
-    <w:p>
-      <w:pPr>
-        <w:spacing w:after="40" w:line="240" w:lineRule="auto"/>
-      </w:pPr>
-      <w:r>
-        <w:rPr>
-          <w:sz w:val="18"/>
-        </w:rPr>
-        <w:t>Bukti yang harus dibaca dari layar ini adalah bahwa 102/102 transaksi siap, tidak ada yang tertahan, dan total pratinjau Rp51.154.000. Informasi tersebut tidak berdiri sendiri. Pembaca perlu menghubungkannya dengan dokumen sebelum dan sesudahnya: transaksi sumber menghasilkan draf, draf yang lolos validasi menghasilkan jurnal, dan jurnal terposting menjadi sumber Buku Besar serta laporan keuangan. Jika angka pada layar berbeda dari laporan, pemeriksaan pertama adalah kesamaan periode dan satuan kerja, kemud</w:t>
-      </w:r>
-      <w:r>
-        <w:rPr>
-          <w:sz w:val="18"/>
-        </w:rPr>
-        <w:t>ian status posting. Perbedaan antara jumlah pada cache lokal dan hasil API juga harus dicatat transparan; untuk keputusan volume UAT, hasil API server digunakan sebagai sumber kebenaran karena server yang memegang seluruh transaksi. Layar tetap berguna untuk membuktikan bahwa operator dapat menelusuri baris dan referensi secara visual.</w:t>
-      </w:r>
-    </w:p>
-    <w:p>
-      <w:pPr>
-        <w:spacing w:after="40" w:line="240" w:lineRule="auto"/>
-      </w:pPr>
-      <w:r>
-        <w:rPr>
-          <w:sz w:val="18"/>
-        </w:rPr>
-        <w:t>Urutan kerja yang direkomendasikan adalah Pilih periode, kemudian Klik Pratinjau, kemudian Baca sumber akun, kemudian Periksa D=K, kemudian Posting. Setiap langkah dilakukan berurutan supaya kegagalan mudah diisolasi. Operator tidak menekan tombol Posting hanya karena tombol tersedia. Ia harus membaca ringkasan, mengambil sampel beberapa baris, membandingkan nomor referensi dan nilai terhadap dokumen sumber, lalu memastikan tidak ada pesan akun kosong. Pada daftar yang memiliki banyak halaman, gunakan pagin</w:t>
-      </w:r>
-      <w:r>
-        <w:rPr>
-          <w:sz w:val="18"/>
-        </w:rPr>
-        <w:t>ation sampai halaman terakhir dan gulir ke bawah. Pada formulir, isi satu sisi debit atau kredit untuk setiap baris, jangan keduanya. Simpan sebagai draf lebih dahulu apabila transaksi manual masih menunggu review. Setelah kembali dari master akun, muat ulang pratinjau agar pasangan jurnal dihitung kembali oleh server.</w:t>
-      </w:r>
-    </w:p>
-    <w:p>
-      <w:pPr>
-        <w:spacing w:after="40" w:line="240" w:lineRule="auto"/>
-      </w:pPr>
-      <w:r>
-        <w:rPr>
-          <w:sz w:val="18"/>
-        </w:rPr>
-        <w:t>Dampak akuntansi pada layar ini diringkas sebagai berikut: debet 111.101 Kas Yayasan dan kredit 410.900 Pendapatan Penjualan Toko per faktur. Prinsip pengendaliannya adalah akun yang dipakai harus berupa akun daun, aktif, berada pada tenant yang sama, dan relevan dengan substansi transaksi. Sistem tidak mengandalkan ID akun yang ditulis permanen di aplikasi; kode dan relasi master di-resolve oleh server. Untuk alur Kantin, akun kunci yang sudah diverifikasi ialah 111.101 Kas Yayasan, 131.300 Piutang Usaha T</w:t>
-      </w:r>
-      <w:r>
-        <w:rPr>
-          <w:sz w:val="18"/>
-        </w:rPr>
-        <w:t>oko, 151.200 Persediaan Barang Lainnya, 310.600 Utang Usaha Toko, 410.900 Pendapatan Penjualan Toko, dan 510.900 Beban Pokok Penjualan Toko. Kesamaan akun 151.200 antara debit Kulakan dan kredit HPP menjaga mutasi persediaan tidak terpecah.</w:t>
-      </w:r>
-    </w:p>
-    <w:p>
-      <w:pPr>
-        <w:spacing w:after="40" w:line="240" w:lineRule="auto"/>
-      </w:pPr>
-      <w:r>
-        <w:rPr>
-          <w:sz w:val="18"/>
-        </w:rPr>
-        <w:t xml:space="preserve">Bila akun terlihat tidak sesuai, gunakan tombol Sesuaikan Akun Debet atau Sesuaikan Akun Kredit pada layar posting. Tombol itu membuka master sumber, bukan mengubah baris jurnal sementara. Pendekatan ini penting karena koreksi pada master juga memperbaiki dokumen lain yang memiliki jenis produk, barang, pemasok, toko, atau metode pembayaran yang sama. Setelah perubahan disimpan dan pengguna kembali, aplikasi memuat ulang draf secara otomatis. Penjualan membaca kas atau piutang dari Cara Pembayaran/Toko dan </w:t>
-      </w:r>
-      <w:r>
-        <w:rPr>
-          <w:sz w:val="18"/>
-        </w:rPr>
-        <w:t>pendapatan dari Jenis Produk. HPP membaca beban dari Jenis Produk atau Kelompok Aset serta persediaan dari Master/Kelompok Aset. Kulakan membaca persediaan dari aset dan kas atau utang dari metode bayar, toko, atau pemasok.</w:t>
-      </w:r>
-    </w:p>
-    <w:p>
-      <w:pPr>
-        <w:spacing w:after="40" w:line="240" w:lineRule="auto"/>
-      </w:pPr>
-      <w:r>
-        <w:rPr>
-          <w:sz w:val="18"/>
-        </w:rPr>
-        <w:t>Diagram setelah penjelasan ini memodelkan use case, flowchart, dan aliran data untuk Pratinjau Posting Penjualan — 102 transaksi siap. Entitas yang relevan ialah Penjualan, Cara Bayar, Jenis Produk, Transaksi Akuntansi. Use case menjelaskan siapa memicu tindakan dan siapa meninjau hasil. Flowchart menjelaskan urutan serta gerbang validasi sebelum status berubah. Diagram aliran data/ERD ringkas menunjukkan kunci hubungan antara dokumen sumber, detail, akun, transaksi akuntansi, dan laporan. Diagram bukan pen</w:t>
-      </w:r>
-      <w:r>
-        <w:rPr>
-          <w:sz w:val="18"/>
-        </w:rPr>
-        <w:t>gganti skema basis data fisik; ia sengaja menampilkan relasi bisnis yang perlu dipahami key user. Keterlacakan dianggap cukup apabila nomor referensi pada transaksi dapat ditemukan pada jurnal, kode akun yang sama dapat ditemukan pada Buku Besar, dan saldo akhirnya dapat dijelaskan pada laporan.</w:t>
-      </w:r>
-    </w:p>
-    <w:p>
-      <w:pPr>
-        <w:spacing w:after="40" w:line="240" w:lineRule="auto"/>
-      </w:pPr>
-      <w:r>
-        <w:rPr>
-          <w:sz w:val="18"/>
-        </w:rPr>
-        <w:t>Kontrol UAT yang diterapkan meliputi volume data antara 100 dan 10.000 record, periode konsisten, data bernilai, akun lengkap, tidak ada baris tertahan, dan total debit sama dengan total kredit. Bukti volume dalam eksekusi ini adalah 102 transaksi penjualan, 207 faktur Kulakan secara kumulatif, batch baru 100 faktur Kulakan, serta 2.901 baris pada laporan Keseluruhan Jurnal. Audit server menghitung total debit dan kredit masing-masing Rp842.678.014 dengan selisih Rp0. Selisih historis Rp2.400.000 sempat dit</w:t>
-      </w:r>
-      <w:r>
-        <w:rPr>
-          <w:sz w:val="18"/>
-        </w:rPr>
-        <w:t>emukan pada LPJ Kas Besar, ditelusuri sampai jurnal sumber, kemudian 103 dokumen diposting ulang dengan baris beban yang benar. Perbaikan itu dicatat terbuka agar status lulus dapat diaudit.</w:t>
-      </w:r>
-    </w:p>
-    <w:p>
-      <w:pPr>
-        <w:spacing w:after="40" w:line="240" w:lineRule="auto"/>
-      </w:pPr>
-      <w:r>
-        <w:rPr>
-          <w:sz w:val="18"/>
-        </w:rPr>
-        <w:t>Hasil aktual untuk Pratinjau Posting Penjualan — 102 transaksi siap dinilai LULUS. Jika reproduksi berikutnya gagal, jangan memaksa jurnal atau mengganti akun hanya agar tombol aktif. Catat pesan lengkap, nomor dokumen, tanggal, toko, dan sisi akun yang bermasalah; perbaiki master yang ditunjuk; ulangi pratinjau; lalu bandingkan jumlah draf sebelum dan sesudah. Untuk laporan yang tampak kosong, pastikan jurnal sudah terposting dan filter tidak berhenti sebelum tanggal transaksi. Untuk laporan yang tampak te</w:t>
-      </w:r>
-      <w:r>
-        <w:rPr>
-          <w:sz w:val="18"/>
-        </w:rPr>
-        <w:t>rpotong, gunakan pagination dan tangkapan halaman terakhir/terbawah. Dengan prosedur itu, layar ini berfungsi sebagai petunjuk operasional, bukti pengujian, dan titik kontrol audit yang dapat diulang oleh pengguna lain tanpa membutuhkan akses langsung ke basis data.</w:t>
+        <w:spacing w:after="140"/>
+      </w:pPr>
+      <w:r>
+        <w:rPr>
+          <w:b/>
+          <w:sz w:val="20"/>
+        </w:rPr>
+        <w:t>Konteks layar.</w:t>
+      </w:r>
+      <w:r>
+        <w:rPr>
+          <w:sz w:val="20"/>
+        </w:rPr>
+        <w:t xml:space="preserve"> Pratinjau Posting Penjualan mengumpulkan transaksi POS yang belum masuk buku besar untuk periode terpilih. Pada bukti ini, ringkasan menunjukkan 102 transaksi siap, tidak ada transaksi tertahan, dan nilai yang akan diposting sebesar Rp51.154.000.</w:t>
+      </w:r>
+    </w:p>
+    <w:p>
+      <w:pPr>
+        <w:spacing w:after="140"/>
+      </w:pPr>
+      <w:r>
+        <w:rPr>
+          <w:b/>
+          <w:sz w:val="20"/>
+        </w:rPr>
+        <w:t>Cara membaca.</w:t>
+      </w:r>
+      <w:r>
+        <w:rPr>
+          <w:sz w:val="20"/>
+        </w:rPr>
+        <w:t xml:space="preserve"> Setiap baris harus menampilkan nomor faktur, nilai, akun Debet, akun Kredit, dan status kesiapan. Akun Debet berasal dari Cara Pembayaran atau Toko: pembayaran tunai menggunakan 111.101 Kas Yayasan, sedangkan penjualan kredit dapat menggunakan Piutang. Akun Kredit pendapatan berasal dari Jenis Produk dan pada sampel telah mengarah ke 410.900 Pendapatan Penjualan Toko.</w:t>
+      </w:r>
+    </w:p>
+    <w:p>
+      <w:pPr>
+        <w:spacing w:after="140"/>
+      </w:pPr>
+      <w:r>
+        <w:rPr>
+          <w:b/>
+          <w:sz w:val="20"/>
+        </w:rPr>
+        <w:t>Tindakan pengguna.</w:t>
+      </w:r>
+      <w:r>
+        <w:rPr>
+          <w:sz w:val="20"/>
+        </w:rPr>
+        <w:t xml:space="preserve"> Setelah mengatur tanggal, klik Pratinjau dan tunggu seluruh baris dimuat. Ambil sampel faktur dari Riwayat Penjualan, cocokkan nilai serta pasangan akun, lalu periksa bahwa ringkasan tertahan bernilai nol. Tombol Posting baru digunakan setelah seluruh referensi dapat dijelaskan; bila ada baris bermasalah, gunakan tombol penyesuaian akun pada sisi yang ditunjukkan.</w:t>
+      </w:r>
+    </w:p>
+    <w:p>
+      <w:pPr>
+        <w:spacing w:after="140"/>
+      </w:pPr>
+      <w:r>
+        <w:rPr>
+          <w:b/>
+          <w:sz w:val="20"/>
+        </w:rPr>
+        <w:t>Makna akuntansi.</w:t>
+      </w:r>
+      <w:r>
+        <w:rPr>
+          <w:sz w:val="20"/>
+        </w:rPr>
+        <w:t xml:space="preserve"> Posting mengubah transaksi operasional menjadi jurnal Debet Kas atau Piutang dan Kredit Pendapatan. Proses ini belum mengakui biaya barang terjual; HPP diposting pada layar terpisah agar pendapatan dan biaya dapat direkonsiliasi secara independen. Total Debet dan Kredit harus sama sebelum server menerima batch.</w:t>
+      </w:r>
+    </w:p>
+    <w:p>
+      <w:pPr>
+        <w:spacing w:after="140"/>
+      </w:pPr>
+      <w:r>
+        <w:rPr>
+          <w:b/>
+          <w:sz w:val="20"/>
+        </w:rPr>
+        <w:t>Hasil UAT.</w:t>
+      </w:r>
+      <w:r>
+        <w:rPr>
+          <w:sz w:val="20"/>
+        </w:rPr>
+        <w:t xml:space="preserve"> Seluruh 102 transaksi lolos validasi dengan total Rp51.154.000 dan tidak ada akun kosong. Status LULUS berarti batch siap diposting tanpa jurnal pengganti atau koreksi manual.</w:t>
       </w:r>
     </w:p>
     <w:p>
@@ -7335,7 +7049,7 @@
           <w:noProof/>
         </w:rPr>
         <w:drawing>
-          <wp:inline distT="0" distB="0" distL="0" distR="0" wp14:anchorId="52840A05" wp14:editId="2E81561B">
+          <wp:inline distT="0" distB="0" distL="0" distR="0" wp14:anchorId="058AA423" wp14:editId="32C79195">
             <wp:extent cx="8412480" cy="1682496"/>
             <wp:effectExtent l="0" t="0" r="0" b="0"/>
             <wp:docPr id="23" name="Picture 23"/>
@@ -7395,7 +7109,7 @@
           <w:noProof/>
         </w:rPr>
         <w:drawing>
-          <wp:inline distT="0" distB="0" distL="0" distR="0" wp14:anchorId="32D1200D" wp14:editId="1BC76F30">
+          <wp:inline distT="0" distB="0" distL="0" distR="0" wp14:anchorId="2D28C3D1" wp14:editId="0FECF5BB">
             <wp:extent cx="8412480" cy="1682496"/>
             <wp:effectExtent l="0" t="0" r="0" b="0"/>
             <wp:docPr id="24" name="Picture 24"/>
@@ -7455,7 +7169,7 @@
           <w:noProof/>
         </w:rPr>
         <w:drawing>
-          <wp:inline distT="0" distB="0" distL="0" distR="0" wp14:anchorId="4D013D75" wp14:editId="439F941C">
+          <wp:inline distT="0" distB="0" distL="0" distR="0" wp14:anchorId="109BC162" wp14:editId="425673CA">
             <wp:extent cx="8412480" cy="1682496"/>
             <wp:effectExtent l="0" t="0" r="0" b="0"/>
             <wp:docPr id="25" name="Picture 25"/>
@@ -7711,7 +7425,7 @@
           <w:noProof/>
         </w:rPr>
         <w:drawing>
-          <wp:inline distT="0" distB="0" distL="0" distR="0" wp14:anchorId="5C01D182" wp14:editId="4CCF522D">
+          <wp:inline distT="0" distB="0" distL="0" distR="0" wp14:anchorId="09A4E627" wp14:editId="161E0A83">
             <wp:extent cx="9464040" cy="5146072"/>
             <wp:effectExtent l="0" t="0" r="0" b="0"/>
             <wp:docPr id="26" name="Picture 26"/>
@@ -7776,138 +7490,92 @@
     </w:p>
     <w:p>
       <w:pPr>
-        <w:spacing w:after="40" w:line="240" w:lineRule="auto"/>
-      </w:pPr>
-      <w:r>
-        <w:rPr>
-          <w:sz w:val="18"/>
-        </w:rPr>
-        <w:t>Tangkapan layar 7 mendokumentasikan Pratinjau Posting HPP — akun persediaan lengkap pada tahap Praposting. Tujuan layar ini adalah mengakui biaya barang terjual dan mengurangi persediaan dengan akun yang konsisten terhadap Kulakan. Aktor utama yang menjalankan pemeriksaan ialah Akuntansi / Gudang, tetapi hasilnya juga relevan bagi supervisor, Akuntansi, administrator master, dan auditor internal. Gambar diambil langsung dari build Windows varian eBisnis pada Toko Kantin Demo, bukan ilustrasi statis. Jendela</w:t>
-      </w:r>
-      <w:r>
-        <w:rPr>
-          <w:sz w:val="18"/>
-        </w:rPr>
-        <w:t xml:space="preserve"> telah dimaksimalkan ke area kerja 2560 × 1392 piksel agar judul, sidebar, filter, tombol, tabel, status, dan bagian bawah layar dapat dibaca bersama. Karena satu gambar dipakai sebagai bukti UAT dan sebagai petunjuk pengguna, pembaca perlu memeriksa konteks toko, tanggal, pengguna aktif, serta status koneksi sebelum menyimpulkan hasil transaksi.</w:t>
-      </w:r>
-    </w:p>
-    <w:p>
-      <w:pPr>
-        <w:spacing w:after="40" w:line="240" w:lineRule="auto"/>
-      </w:pPr>
-      <w:r>
-        <w:rPr>
-          <w:sz w:val="18"/>
-        </w:rPr>
-        <w:t>Bukti yang harus dibaca dari layar ini adalah bahwa dua kelompok HPP siap senilai Rp41.009.014 tanpa akun kosong atau baris tertahan. Informasi tersebut tidak berdiri sendiri. Pembaca perlu menghubungkannya dengan dokumen sebelum dan sesudahnya: transaksi sumber menghasilkan draf, draf yang lolos validasi menghasilkan jurnal, dan jurnal terposting menjadi sumber Buku Besar serta laporan keuangan. Jika angka pada layar berbeda dari laporan, pemeriksaan pertama adalah kesamaan periode dan satuan kerja, kemudi</w:t>
-      </w:r>
-      <w:r>
-        <w:rPr>
-          <w:sz w:val="18"/>
-        </w:rPr>
-        <w:t>an status posting. Perbedaan antara jumlah pada cache lokal dan hasil API juga harus dicatat transparan; untuk keputusan volume UAT, hasil API server digunakan sebagai sumber kebenaran karena server yang memegang seluruh transaksi. Layar tetap berguna untuk membuktikan bahwa operator dapat menelusuri baris dan referensi secara visual.</w:t>
-      </w:r>
-    </w:p>
-    <w:p>
-      <w:pPr>
-        <w:spacing w:after="40" w:line="240" w:lineRule="auto"/>
-      </w:pPr>
-      <w:r>
-        <w:rPr>
-          <w:sz w:val="18"/>
-        </w:rPr>
-        <w:t>Urutan kerja yang direkomendasikan adalah Pilih periode, kemudian Klik Pratinjau, kemudian Cocokkan harga pokok, kemudian Periksa akun, kemudian Posting HPP. Setiap langkah dilakukan berurutan supaya kegagalan mudah diisolasi. Operator tidak menekan tombol Posting hanya karena tombol tersedia. Ia harus membaca ringkasan, mengambil sampel beberapa baris, membandingkan nomor referensi dan nilai terhadap dokumen sumber, lalu memastikan tidak ada pesan akun kosong. Pada daftar yang memiliki banyak halaman, guna</w:t>
-      </w:r>
-      <w:r>
-        <w:rPr>
-          <w:sz w:val="18"/>
-        </w:rPr>
-        <w:t>kan pagination sampai halaman terakhir dan gulir ke bawah. Pada formulir, isi satu sisi debit atau kredit untuk setiap baris, jangan keduanya. Simpan sebagai draf lebih dahulu apabila transaksi manual masih menunggu review. Setelah kembali dari master akun, muat ulang pratinjau agar pasangan jurnal dihitung kembali oleh server.</w:t>
-      </w:r>
-    </w:p>
-    <w:p>
-      <w:pPr>
-        <w:spacing w:after="40" w:line="240" w:lineRule="auto"/>
-      </w:pPr>
-      <w:r>
-        <w:rPr>
-          <w:sz w:val="18"/>
-        </w:rPr>
-        <w:t>Dampak akuntansi pada layar ini diringkas sebagai berikut: debet 510.900 Beban Pokok Penjualan Toko dan kredit 151.200 Persediaan Barang Lainnya. Prinsip pengendaliannya adalah akun yang dipakai harus berupa akun daun, aktif, berada pada tenant yang sama, dan relevan dengan substansi transaksi. Sistem tidak mengandalkan ID akun yang ditulis permanen di aplikasi; kode dan relasi master di-resolve oleh server. Untuk alur Kantin, akun kunci yang sudah diverifikasi ialah 111.101 Kas Yayasan, 131.300 Piutang Usa</w:t>
-      </w:r>
-      <w:r>
-        <w:rPr>
-          <w:sz w:val="18"/>
-        </w:rPr>
-        <w:t>ha Toko, 151.200 Persediaan Barang Lainnya, 310.600 Utang Usaha Toko, 410.900 Pendapatan Penjualan Toko, dan 510.900 Beban Pokok Penjualan Toko. Kesamaan akun 151.200 antara debit Kulakan dan kredit HPP menjaga mutasi persediaan tidak terpecah.</w:t>
-      </w:r>
-    </w:p>
-    <w:p>
-      <w:pPr>
-        <w:spacing w:after="40" w:line="240" w:lineRule="auto"/>
-      </w:pPr>
-      <w:r>
-        <w:rPr>
-          <w:sz w:val="18"/>
-        </w:rPr>
-        <w:t xml:space="preserve">Bila akun terlihat tidak sesuai, gunakan tombol Sesuaikan Akun Debet atau Sesuaikan Akun Kredit pada layar posting. Tombol itu membuka master sumber, bukan mengubah baris jurnal sementara. Pendekatan ini penting karena koreksi pada master juga memperbaiki dokumen lain yang memiliki jenis produk, barang, pemasok, toko, atau metode pembayaran yang sama. Setelah perubahan disimpan dan pengguna kembali, aplikasi memuat ulang draf secara otomatis. Penjualan membaca kas atau piutang dari Cara Pembayaran/Toko dan </w:t>
-      </w:r>
-      <w:r>
-        <w:rPr>
-          <w:sz w:val="18"/>
-        </w:rPr>
-        <w:t>pendapatan dari Jenis Produk. HPP membaca beban dari Jenis Produk atau Kelompok Aset serta persediaan dari Master/Kelompok Aset. Kulakan membaca persediaan dari aset dan kas atau utang dari metode bayar, toko, atau pemasok.</w:t>
-      </w:r>
-    </w:p>
-    <w:p>
-      <w:pPr>
-        <w:spacing w:after="40" w:line="240" w:lineRule="auto"/>
-      </w:pPr>
-      <w:r>
-        <w:rPr>
-          <w:sz w:val="18"/>
-        </w:rPr>
-        <w:t>Diagram setelah penjelasan ini memodelkan use case, flowchart, dan aliran data untuk Pratinjau Posting HPP — akun persediaan lengkap. Entitas yang relevan ialah Produk, Jenis Produk, Master Aset, Transaksi HPP. Use case menjelaskan siapa memicu tindakan dan siapa meninjau hasil. Flowchart menjelaskan urutan serta gerbang validasi sebelum status berubah. Diagram aliran data/ERD ringkas menunjukkan kunci hubungan antara dokumen sumber, detail, akun, transaksi akuntansi, dan laporan. Diagram bukan pengganti sk</w:t>
-      </w:r>
-      <w:r>
-        <w:rPr>
-          <w:sz w:val="18"/>
-        </w:rPr>
-        <w:t>ema basis data fisik; ia sengaja menampilkan relasi bisnis yang perlu dipahami key user. Keterlacakan dianggap cukup apabila nomor referensi pada transaksi dapat ditemukan pada jurnal, kode akun yang sama dapat ditemukan pada Buku Besar, dan saldo akhirnya dapat dijelaskan pada laporan.</w:t>
-      </w:r>
-    </w:p>
-    <w:p>
-      <w:pPr>
-        <w:spacing w:after="40" w:line="240" w:lineRule="auto"/>
-      </w:pPr>
-      <w:r>
-        <w:rPr>
-          <w:sz w:val="18"/>
-        </w:rPr>
-        <w:t>Kontrol UAT yang diterapkan meliputi volume data antara 100 dan 10.000 record, periode konsisten, data bernilai, akun lengkap, tidak ada baris tertahan, dan total debit sama dengan total kredit. Bukti volume dalam eksekusi ini adalah 102 transaksi penjualan, 207 faktur Kulakan secara kumulatif, batch baru 100 faktur Kulakan, serta 2.901 baris pada laporan Keseluruhan Jurnal. Audit server menghitung total debit dan kredit masing-masing Rp842.678.014 dengan selisih Rp0. Selisih historis Rp2.400.000 sempat dit</w:t>
-      </w:r>
-      <w:r>
-        <w:rPr>
-          <w:sz w:val="18"/>
-        </w:rPr>
-        <w:t>emukan pada LPJ Kas Besar, ditelusuri sampai jurnal sumber, kemudian 103 dokumen diposting ulang dengan baris beban yang benar. Perbaikan itu dicatat terbuka agar status lulus dapat diaudit.</w:t>
-      </w:r>
-    </w:p>
-    <w:p>
-      <w:pPr>
-        <w:spacing w:after="40" w:line="240" w:lineRule="auto"/>
-      </w:pPr>
-      <w:r>
-        <w:rPr>
-          <w:sz w:val="18"/>
-        </w:rPr>
-        <w:t>Hasil aktual untuk Pratinjau Posting HPP — akun persediaan lengkap dinilai LULUS. Jika reproduksi berikutnya gagal, jangan memaksa jurnal atau mengganti akun hanya agar tombol aktif. Catat pesan lengkap, nomor dokumen, tanggal, toko, dan sisi akun yang bermasalah; perbaiki master yang ditunjuk; ulangi pratinjau; lalu bandingkan jumlah draf sebelum dan sesudah. Untuk laporan yang tampak kosong, pastikan jurnal sudah terposting dan filter tidak berhenti sebelum tanggal transaksi. Untuk laporan yang tampak ter</w:t>
-      </w:r>
-      <w:r>
-        <w:rPr>
-          <w:sz w:val="18"/>
-        </w:rPr>
-        <w:t>potong, gunakan pagination dan tangkapan halaman terakhir/terbawah. Dengan prosedur itu, layar ini berfungsi sebagai petunjuk operasional, bukti pengujian, dan titik kontrol audit yang dapat diulang oleh pengguna lain tanpa membutuhkan akses langsung ke basis data.</w:t>
+        <w:spacing w:after="140"/>
+      </w:pPr>
+      <w:r>
+        <w:rPr>
+          <w:b/>
+          <w:sz w:val="20"/>
+        </w:rPr>
+        <w:t>Konteks layar.</w:t>
+      </w:r>
+      <w:r>
+        <w:rPr>
+          <w:sz w:val="20"/>
+        </w:rPr>
+        <w:t xml:space="preserve"> Pratinjau Posting HPP digunakan untuk mengakui biaya barang yang sudah terjual dan mengurangi nilai persediaan. Walaupun penjualan berjumlah 102 transaksi, layar menampilkan dua kelompok HPP karena perhitungan diringkas berdasarkan pengelompokan produk atau sumber biaya, bukan satu baris untuk setiap nota.</w:t>
+      </w:r>
+    </w:p>
+    <w:p>
+      <w:pPr>
+        <w:spacing w:after="140"/>
+      </w:pPr>
+      <w:r>
+        <w:rPr>
+          <w:b/>
+          <w:sz w:val="20"/>
+        </w:rPr>
+        <w:t>Cara membaca.</w:t>
+      </w:r>
+      <w:r>
+        <w:rPr>
+          <w:sz w:val="20"/>
+        </w:rPr>
+        <w:t xml:space="preserve"> Total biaya pokok yang siap diposting adalah Rp41.009.014. Pasangan akun yang diharapkan ialah Debet 510.900 Beban Pokok Penjualan Toko dan Kredit 151.200 Persediaan Barang Lainnya. Nilai HPP tidak boleh dibandingkan langsung dengan omzet sebagai angka yang harus sama; selisih keduanya adalah bagian dari margin kotor sebelum beban lain.</w:t>
+      </w:r>
+    </w:p>
+    <w:p>
+      <w:pPr>
+        <w:spacing w:after="140"/>
+      </w:pPr>
+      <w:r>
+        <w:rPr>
+          <w:b/>
+          <w:sz w:val="20"/>
+        </w:rPr>
+        <w:t>Tindakan pengguna.</w:t>
+      </w:r>
+      <w:r>
+        <w:rPr>
+          <w:sz w:val="20"/>
+        </w:rPr>
+        <w:t xml:space="preserve"> Pilih periode yang sama dengan Posting Penjualan, muat pratinjau, lalu periksa sumber harga pokok dan akun pada dua kelompok yang muncul. Pastikan produk tidak kehilangan Master Aset dan Jenis Produk mempunyai akun HPP. Bila akun Persediaan berbeda dari yang dipakai Kulakan, perbaiki master terlebih dahulu dan muat ulang pratinjau.</w:t>
+      </w:r>
+    </w:p>
+    <w:p>
+      <w:pPr>
+        <w:spacing w:after="140"/>
+      </w:pPr>
+      <w:r>
+        <w:rPr>
+          <w:b/>
+          <w:sz w:val="20"/>
+        </w:rPr>
+        <w:t>Makna akuntansi.</w:t>
+      </w:r>
+      <w:r>
+        <w:rPr>
+          <w:sz w:val="20"/>
+        </w:rPr>
+        <w:t xml:space="preserve"> Jurnal HPP memindahkan nilai dari aset Persediaan ke Beban Pokok Penjualan. Karena itu akun 151.200 pada Kredit HPP harus sama dengan akun 151.200 pada Debet Kulakan. Konsistensi ini menjaga saldo stok tidak terpecah ke beberapa akun dan membuat Laba Rugi dapat menghitung margin dari sumber yang benar.</w:t>
+      </w:r>
+    </w:p>
+    <w:p>
+      <w:pPr>
+        <w:spacing w:after="140"/>
+      </w:pPr>
+      <w:r>
+        <w:rPr>
+          <w:b/>
+          <w:sz w:val="20"/>
+        </w:rPr>
+        <w:t>Hasil UAT.</w:t>
+      </w:r>
+      <w:r>
+        <w:rPr>
+          <w:sz w:val="20"/>
+        </w:rPr>
+        <w:t xml:space="preserve"> Dua kelompok HPP siap diposting, nilainya Rp41.009.014, dan tidak terdapat akun kosong atau transaksi tertahan. Status dinilai LULUS setelah pasangan 510.900 dan 151.200 terverifikasi.</w:t>
       </w:r>
     </w:p>
     <w:p>
@@ -7933,7 +7601,7 @@
           <w:noProof/>
         </w:rPr>
         <w:drawing>
-          <wp:inline distT="0" distB="0" distL="0" distR="0" wp14:anchorId="48905C0B" wp14:editId="6527E7B6">
+          <wp:inline distT="0" distB="0" distL="0" distR="0" wp14:anchorId="1985FABD" wp14:editId="43F0F283">
             <wp:extent cx="8412480" cy="1682496"/>
             <wp:effectExtent l="0" t="0" r="0" b="0"/>
             <wp:docPr id="27" name="Picture 27"/>
@@ -7993,7 +7661,7 @@
           <w:noProof/>
         </w:rPr>
         <w:drawing>
-          <wp:inline distT="0" distB="0" distL="0" distR="0" wp14:anchorId="46F12987" wp14:editId="2CD2F5EA">
+          <wp:inline distT="0" distB="0" distL="0" distR="0" wp14:anchorId="0D945ADE" wp14:editId="0F6EB0DF">
             <wp:extent cx="8412480" cy="1682496"/>
             <wp:effectExtent l="0" t="0" r="0" b="0"/>
             <wp:docPr id="28" name="Picture 28"/>
@@ -8053,7 +7721,7 @@
           <w:noProof/>
         </w:rPr>
         <w:drawing>
-          <wp:inline distT="0" distB="0" distL="0" distR="0" wp14:anchorId="3430CBA1" wp14:editId="4F00AD1D">
+          <wp:inline distT="0" distB="0" distL="0" distR="0" wp14:anchorId="248413A9" wp14:editId="79F2FA28">
             <wp:extent cx="8412480" cy="1682496"/>
             <wp:effectExtent l="0" t="0" r="0" b="0"/>
             <wp:docPr id="29" name="Picture 29"/>
@@ -8309,7 +7977,7 @@
           <w:noProof/>
         </w:rPr>
         <w:drawing>
-          <wp:inline distT="0" distB="0" distL="0" distR="0" wp14:anchorId="67FE1244" wp14:editId="190FA7A7">
+          <wp:inline distT="0" distB="0" distL="0" distR="0" wp14:anchorId="7973C079" wp14:editId="68ABCA2E">
             <wp:extent cx="9464040" cy="5146072"/>
             <wp:effectExtent l="0" t="0" r="0" b="0"/>
             <wp:docPr id="30" name="Picture 30"/>
@@ -8374,138 +8042,92 @@
     </w:p>
     <w:p>
       <w:pPr>
-        <w:spacing w:after="40" w:line="240" w:lineRule="auto"/>
-      </w:pPr>
-      <w:r>
-        <w:rPr>
-          <w:sz w:val="18"/>
-        </w:rPr>
-        <w:t>Tangkapan layar 8 mendokumentasikan Pratinjau Posting Kulakan — 100/100 siap pada tahap Praposting. Tujuan layar ini adalah memeriksa 100 faktur Kulakan batch baru dan pasangan akun tunai maupun kredit sebelum posting. Aktor utama yang menjalankan pemeriksaan ialah Akuntansi / Pembelian, tetapi hasilnya juga relevan bagi supervisor, Akuntansi, administrator master, dan auditor internal. Gambar diambil langsung dari build Windows varian eBisnis pada Toko Kantin Demo, bukan ilustrasi statis. Jendela telah dim</w:t>
-      </w:r>
-      <w:r>
-        <w:rPr>
-          <w:sz w:val="18"/>
-        </w:rPr>
-        <w:t>aksimalkan ke area kerja 2560 × 1392 piksel agar judul, sidebar, filter, tombol, tabel, status, dan bagian bawah layar dapat dibaca bersama. Karena satu gambar dipakai sebagai bukti UAT dan sebagai petunjuk pengguna, pembaca perlu memeriksa konteks toko, tanggal, pengguna aktif, serta status koneksi sebelum menyimpulkan hasil transaksi.</w:t>
-      </w:r>
-    </w:p>
-    <w:p>
-      <w:pPr>
-        <w:spacing w:after="40" w:line="240" w:lineRule="auto"/>
-      </w:pPr>
-      <w:r>
-        <w:rPr>
-          <w:sz w:val="18"/>
-        </w:rPr>
-        <w:t>Bukti yang harus dibaca dari layar ini adalah bahwa 100 dari 100 dokumen siap diposting, halaman 1 dari 7 terlihat, nilai batch Rp112.500.000. Informasi tersebut tidak berdiri sendiri. Pembaca perlu menghubungkannya dengan dokumen sebelum dan sesudahnya: transaksi sumber menghasilkan draf, draf yang lolos validasi menghasilkan jurnal, dan jurnal terposting menjadi sumber Buku Besar serta laporan keuangan. Jika angka pada layar berbeda dari laporan, pemeriksaan pertama adalah kesamaan periode dan satuan kerj</w:t>
-      </w:r>
-      <w:r>
-        <w:rPr>
-          <w:sz w:val="18"/>
-        </w:rPr>
-        <w:t>a, kemudian status posting. Perbedaan antara jumlah pada cache lokal dan hasil API juga harus dicatat transparan; untuk keputusan volume UAT, hasil API server digunakan sebagai sumber kebenaran karena server yang memegang seluruh transaksi. Layar tetap berguna untuk membuktikan bahwa operator dapat menelusuri baris dan referensi secara visual.</w:t>
-      </w:r>
-    </w:p>
-    <w:p>
-      <w:pPr>
-        <w:spacing w:after="40" w:line="240" w:lineRule="auto"/>
-      </w:pPr>
-      <w:r>
-        <w:rPr>
-          <w:sz w:val="18"/>
-        </w:rPr>
-        <w:t>Urutan kerja yang direkomendasikan adalah Atur tanggal, kemudian Muat ulang, kemudian Periksa referensi, kemudian Validasi debit/kredit, kemudian Posting 100 dokumen. Setiap langkah dilakukan berurutan supaya kegagalan mudah diisolasi. Operator tidak menekan tombol Posting hanya karena tombol tersedia. Ia harus membaca ringkasan, mengambil sampel beberapa baris, membandingkan nomor referensi dan nilai terhadap dokumen sumber, lalu memastikan tidak ada pesan akun kosong. Pada daftar yang memiliki banyak hala</w:t>
-      </w:r>
-      <w:r>
-        <w:rPr>
-          <w:sz w:val="18"/>
-        </w:rPr>
-        <w:t>man, gunakan pagination sampai halaman terakhir dan gulir ke bawah. Pada formulir, isi satu sisi debit atau kredit untuk setiap baris, jangan keduanya. Simpan sebagai draf lebih dahulu apabila transaksi manual masih menunggu review. Setelah kembali dari master akun, muat ulang pratinjau agar pasangan jurnal dihitung kembali oleh server.</w:t>
-      </w:r>
-    </w:p>
-    <w:p>
-      <w:pPr>
-        <w:spacing w:after="40" w:line="240" w:lineRule="auto"/>
-      </w:pPr>
-      <w:r>
-        <w:rPr>
-          <w:sz w:val="18"/>
-        </w:rPr>
-        <w:t>Dampak akuntansi pada layar ini diringkas sebagai berikut: debet 151.200 Persediaan; kredit 111.101 Kas untuk tunai atau 310.600 Utang Usaha Toko untuk termin. Prinsip pengendaliannya adalah akun yang dipakai harus berupa akun daun, aktif, berada pada tenant yang sama, dan relevan dengan substansi transaksi. Sistem tidak mengandalkan ID akun yang ditulis permanen di aplikasi; kode dan relasi master di-resolve oleh server. Untuk alur Kantin, akun kunci yang sudah diverifikasi ialah 111.101 Kas Yayasan, 131.3</w:t>
-      </w:r>
-      <w:r>
-        <w:rPr>
-          <w:sz w:val="18"/>
-        </w:rPr>
-        <w:t>00 Piutang Usaha Toko, 151.200 Persediaan Barang Lainnya, 310.600 Utang Usaha Toko, 410.900 Pendapatan Penjualan Toko, dan 510.900 Beban Pokok Penjualan Toko. Kesamaan akun 151.200 antara debit Kulakan dan kredit HPP menjaga mutasi persediaan tidak terpecah.</w:t>
-      </w:r>
-    </w:p>
-    <w:p>
-      <w:pPr>
-        <w:spacing w:after="40" w:line="240" w:lineRule="auto"/>
-      </w:pPr>
-      <w:r>
-        <w:rPr>
-          <w:sz w:val="18"/>
-        </w:rPr>
-        <w:t xml:space="preserve">Bila akun terlihat tidak sesuai, gunakan tombol Sesuaikan Akun Debet atau Sesuaikan Akun Kredit pada layar posting. Tombol itu membuka master sumber, bukan mengubah baris jurnal sementara. Pendekatan ini penting karena koreksi pada master juga memperbaiki dokumen lain yang memiliki jenis produk, barang, pemasok, toko, atau metode pembayaran yang sama. Setelah perubahan disimpan dan pengguna kembali, aplikasi memuat ulang draf secara otomatis. Penjualan membaca kas atau piutang dari Cara Pembayaran/Toko dan </w:t>
-      </w:r>
-      <w:r>
-        <w:rPr>
-          <w:sz w:val="18"/>
-        </w:rPr>
-        <w:t>pendapatan dari Jenis Produk. HPP membaca beban dari Jenis Produk atau Kelompok Aset serta persediaan dari Master/Kelompok Aset. Kulakan membaca persediaan dari aset dan kas atau utang dari metode bayar, toko, atau pemasok.</w:t>
-      </w:r>
-    </w:p>
-    <w:p>
-      <w:pPr>
-        <w:spacing w:after="40" w:line="240" w:lineRule="auto"/>
-      </w:pPr>
-      <w:r>
-        <w:rPr>
-          <w:sz w:val="18"/>
-        </w:rPr>
-        <w:t>Diagram setelah penjelasan ini memodelkan use case, flowchart, dan aliran data untuk Pratinjau Posting Kulakan — 100/100 siap. Entitas yang relevan ialah Faktur Kulakan, Master Aset, Penyedia, Transaksi Akuntansi. Use case menjelaskan siapa memicu tindakan dan siapa meninjau hasil. Flowchart menjelaskan urutan serta gerbang validasi sebelum status berubah. Diagram aliran data/ERD ringkas menunjukkan kunci hubungan antara dokumen sumber, detail, akun, transaksi akuntansi, dan laporan. Diagram bukan pengganti</w:t>
-      </w:r>
-      <w:r>
-        <w:rPr>
-          <w:sz w:val="18"/>
-        </w:rPr>
-        <w:t xml:space="preserve"> skema basis data fisik; ia sengaja menampilkan relasi bisnis yang perlu dipahami key user. Keterlacakan dianggap cukup apabila nomor referensi pada transaksi dapat ditemukan pada jurnal, kode akun yang sama dapat ditemukan pada Buku Besar, dan saldo akhirnya dapat dijelaskan pada laporan.</w:t>
-      </w:r>
-    </w:p>
-    <w:p>
-      <w:pPr>
-        <w:spacing w:after="40" w:line="240" w:lineRule="auto"/>
-      </w:pPr>
-      <w:r>
-        <w:rPr>
-          <w:sz w:val="18"/>
-        </w:rPr>
-        <w:t>Kontrol UAT yang diterapkan meliputi volume data antara 100 dan 10.000 record, periode konsisten, data bernilai, akun lengkap, tidak ada baris tertahan, dan total debit sama dengan total kredit. Bukti volume dalam eksekusi ini adalah 102 transaksi penjualan, 207 faktur Kulakan secara kumulatif, batch baru 100 faktur Kulakan, serta 2.901 baris pada laporan Keseluruhan Jurnal. Audit server menghitung total debit dan kredit masing-masing Rp842.678.014 dengan selisih Rp0. Selisih historis Rp2.400.000 sempat dit</w:t>
-      </w:r>
-      <w:r>
-        <w:rPr>
-          <w:sz w:val="18"/>
-        </w:rPr>
-        <w:t>emukan pada LPJ Kas Besar, ditelusuri sampai jurnal sumber, kemudian 103 dokumen diposting ulang dengan baris beban yang benar. Perbaikan itu dicatat terbuka agar status lulus dapat diaudit.</w:t>
-      </w:r>
-    </w:p>
-    <w:p>
-      <w:pPr>
-        <w:spacing w:after="40" w:line="240" w:lineRule="auto"/>
-      </w:pPr>
-      <w:r>
-        <w:rPr>
-          <w:sz w:val="18"/>
-        </w:rPr>
-        <w:t>Hasil aktual untuk Pratinjau Posting Kulakan — 100/100 siap dinilai LULUS. Jika reproduksi berikutnya gagal, jangan memaksa jurnal atau mengganti akun hanya agar tombol aktif. Catat pesan lengkap, nomor dokumen, tanggal, toko, dan sisi akun yang bermasalah; perbaiki master yang ditunjuk; ulangi pratinjau; lalu bandingkan jumlah draf sebelum dan sesudah. Untuk laporan yang tampak kosong, pastikan jurnal sudah terposting dan filter tidak berhenti sebelum tanggal transaksi. Untuk laporan yang tampak terpotong,</w:t>
-      </w:r>
-      <w:r>
-        <w:rPr>
-          <w:sz w:val="18"/>
-        </w:rPr>
-        <w:t xml:space="preserve"> gunakan pagination dan tangkapan halaman terakhir/terbawah. Dengan prosedur itu, layar ini berfungsi sebagai petunjuk operasional, bukti pengujian, dan titik kontrol audit yang dapat diulang oleh pengguna lain tanpa membutuhkan akses langsung ke basis data.</w:t>
+        <w:spacing w:after="140"/>
+      </w:pPr>
+      <w:r>
+        <w:rPr>
+          <w:b/>
+          <w:sz w:val="20"/>
+        </w:rPr>
+        <w:t>Konteks layar.</w:t>
+      </w:r>
+      <w:r>
+        <w:rPr>
+          <w:sz w:val="20"/>
+        </w:rPr>
+        <w:t xml:space="preserve"> Pratinjau Posting Kulakan menampilkan batch pembelian yang akan menaikkan Persediaan dan mencatat Kas atau Utang. Bukti berada pada halaman 1 dari 7, sehingga jumlah baris di satu layar tidak boleh disalahartikan sebagai jumlah keseluruhan batch.</w:t>
+      </w:r>
+    </w:p>
+    <w:p>
+      <w:pPr>
+        <w:spacing w:after="140"/>
+      </w:pPr>
+      <w:r>
+        <w:rPr>
+          <w:b/>
+          <w:sz w:val="20"/>
+        </w:rPr>
+        <w:t>Cara membaca.</w:t>
+      </w:r>
+      <w:r>
+        <w:rPr>
+          <w:sz w:val="20"/>
+        </w:rPr>
+        <w:t xml:space="preserve"> Ringkasan menyatakan 100 dari 100 dokumen siap dengan nilai Rp112.500.000. Nomor referensi harus sesuai dengan batch UAT baru. Sisi Debet menampilkan 151.200 Persediaan Barang Lainnya. Sisi Kredit berubah menurut cara penyelesaian faktur: 111.101 Kas Yayasan untuk tunai atau 310.600 Utang Usaha Toko untuk termin.</w:t>
+      </w:r>
+    </w:p>
+    <w:p>
+      <w:pPr>
+        <w:spacing w:after="140"/>
+      </w:pPr>
+      <w:r>
+        <w:rPr>
+          <w:b/>
+          <w:sz w:val="20"/>
+        </w:rPr>
+        <w:t>Tindakan pengguna.</w:t>
+      </w:r>
+      <w:r>
+        <w:rPr>
+          <w:sz w:val="20"/>
+        </w:rPr>
+        <w:t xml:space="preserve"> Atur tanggal, muat ulang draf, lalu telusuri halaman awal, tengah, dan akhir. Cocokkan sampel pemasok dan nilai faktur dengan Riwayat Kulakan. Pastikan setiap baris berstatus siap dan tidak ada halaman yang terlewat sebelum menggunakan aksi posting batch. Jika salah satu faktur belum siap, perbaiki master sumber alih-alih menghapus dokumen dari batch.</w:t>
+      </w:r>
+    </w:p>
+    <w:p>
+      <w:pPr>
+        <w:spacing w:after="140"/>
+      </w:pPr>
+      <w:r>
+        <w:rPr>
+          <w:b/>
+          <w:sz w:val="20"/>
+        </w:rPr>
+        <w:t>Makna akuntansi.</w:t>
+      </w:r>
+      <w:r>
+        <w:rPr>
+          <w:sz w:val="20"/>
+        </w:rPr>
+        <w:t xml:space="preserve"> Pembelian tidak langsung menjadi beban penjualan; nilainya terlebih dahulu masuk ke Persediaan. Beban baru diakui ketika barang terjual melalui Posting HPP. Untuk faktur kredit, Utang Usaha tetap terbuka sampai proses pembayaran vendor mencatat Debet Utang dan Kredit Kas atau Bank.</w:t>
+      </w:r>
+    </w:p>
+    <w:p>
+      <w:pPr>
+        <w:spacing w:after="140"/>
+      </w:pPr>
+      <w:r>
+        <w:rPr>
+          <w:b/>
+          <w:sz w:val="20"/>
+        </w:rPr>
+        <w:t>Hasil UAT.</w:t>
+      </w:r>
+      <w:r>
+        <w:rPr>
+          <w:sz w:val="20"/>
+        </w:rPr>
+        <w:t xml:space="preserve"> Seratus dokumen baru berhasil mencapai status siap tanpa baris tertahan. Nilai batch Rp112.500.000 dapat direkonsiliasi dan seluruh pasangan akun mengikuti sifat tunai atau termin masing-masing faktur.</w:t>
       </w:r>
     </w:p>
     <w:p>
@@ -8531,7 +8153,7 @@
           <w:noProof/>
         </w:rPr>
         <w:drawing>
-          <wp:inline distT="0" distB="0" distL="0" distR="0" wp14:anchorId="089F6932" wp14:editId="66934721">
+          <wp:inline distT="0" distB="0" distL="0" distR="0" wp14:anchorId="21783A07" wp14:editId="1C56E6ED">
             <wp:extent cx="8412480" cy="1682496"/>
             <wp:effectExtent l="0" t="0" r="0" b="0"/>
             <wp:docPr id="31" name="Picture 31"/>
@@ -8591,7 +8213,7 @@
           <w:noProof/>
         </w:rPr>
         <w:drawing>
-          <wp:inline distT="0" distB="0" distL="0" distR="0" wp14:anchorId="3B1C9E05" wp14:editId="53E70845">
+          <wp:inline distT="0" distB="0" distL="0" distR="0" wp14:anchorId="4CE5D768" wp14:editId="28858B4C">
             <wp:extent cx="8412480" cy="1682496"/>
             <wp:effectExtent l="0" t="0" r="0" b="0"/>
             <wp:docPr id="32" name="Picture 32"/>
@@ -8651,7 +8273,7 @@
           <w:noProof/>
         </w:rPr>
         <w:drawing>
-          <wp:inline distT="0" distB="0" distL="0" distR="0" wp14:anchorId="613532D4" wp14:editId="50EBE135">
+          <wp:inline distT="0" distB="0" distL="0" distR="0" wp14:anchorId="263DA646" wp14:editId="26207FBB">
             <wp:extent cx="8412480" cy="1682496"/>
             <wp:effectExtent l="0" t="0" r="0" b="0"/>
             <wp:docPr id="33" name="Picture 33"/>
@@ -8907,7 +8529,7 @@
           <w:noProof/>
         </w:rPr>
         <w:drawing>
-          <wp:inline distT="0" distB="0" distL="0" distR="0" wp14:anchorId="042B8134" wp14:editId="14085E4B">
+          <wp:inline distT="0" distB="0" distL="0" distR="0" wp14:anchorId="47D0FA88" wp14:editId="372805D4">
             <wp:extent cx="9464040" cy="5146072"/>
             <wp:effectExtent l="0" t="0" r="0" b="0"/>
             <wp:docPr id="34" name="Picture 34"/>
@@ -8972,138 +8594,92 @@
     </w:p>
     <w:p>
       <w:pPr>
-        <w:spacing w:after="40" w:line="240" w:lineRule="auto"/>
-      </w:pPr>
-      <w:r>
-        <w:rPr>
-          <w:sz w:val="18"/>
-        </w:rPr>
-        <w:t>Tangkapan layar 9 mendokumentasikan Draft Jurnal sebelum posting pada tahap Praposting. Tujuan layar ini adalah mengawasi jumlah draf lintas sumber, status terposting, closing, dan kesiapan kerja akuntansi. Aktor utama yang menjalankan pemeriksaan ialah Akuntansi, tetapi hasilnya juga relevan bagi supervisor, Akuntansi, administrator master, dan auditor internal. Gambar diambil langsung dari build Windows varian eBisnis pada Toko Kantin Demo, bukan ilustrasi statis. Jendela telah dimaksimalkan ke area kerja</w:t>
-      </w:r>
-      <w:r>
-        <w:rPr>
-          <w:sz w:val="18"/>
-        </w:rPr>
-        <w:t xml:space="preserve"> 2560 × 1392 piksel agar judul, sidebar, filter, tombol, tabel, status, dan bagian bawah layar dapat dibaca bersama. Karena satu gambar dipakai sebagai bukti UAT dan sebagai petunjuk pengguna, pembaca perlu memeriksa konteks toko, tanggal, pengguna aktif, serta status koneksi sebelum menyimpulkan hasil transaksi.</w:t>
-      </w:r>
-    </w:p>
-    <w:p>
-      <w:pPr>
-        <w:spacing w:after="40" w:line="240" w:lineRule="auto"/>
-      </w:pPr>
-      <w:r>
-        <w:rPr>
-          <w:sz w:val="18"/>
-        </w:rPr>
-        <w:t>Bukti yang harus dibaca dari layar ini adalah bahwa ringkasan menampilkan draf dan jurnal terposting; angka dapat ditelusuri ke jenis dokumennya. Informasi tersebut tidak berdiri sendiri. Pembaca perlu menghubungkannya dengan dokumen sebelum dan sesudahnya: transaksi sumber menghasilkan draf, draf yang lolos validasi menghasilkan jurnal, dan jurnal terposting menjadi sumber Buku Besar serta laporan keuangan. Jika angka pada layar berbeda dari laporan, pemeriksaan pertama adalah kesamaan periode dan satuan k</w:t>
-      </w:r>
-      <w:r>
-        <w:rPr>
-          <w:sz w:val="18"/>
-        </w:rPr>
-        <w:t>erja, kemudian status posting. Perbedaan antara jumlah pada cache lokal dan hasil API juga harus dicatat transparan; untuk keputusan volume UAT, hasil API server digunakan sebagai sumber kebenaran karena server yang memegang seluruh transaksi. Layar tetap berguna untuk membuktikan bahwa operator dapat menelusuri baris dan referensi secara visual.</w:t>
-      </w:r>
-    </w:p>
-    <w:p>
-      <w:pPr>
-        <w:spacing w:after="40" w:line="240" w:lineRule="auto"/>
-      </w:pPr>
-      <w:r>
-        <w:rPr>
-          <w:sz w:val="18"/>
-        </w:rPr>
-        <w:t>Urutan kerja yang direkomendasikan adalah Atur rentang, kemudian Tampilkan, kemudian Pilih kategori, kemudian Buka rincian, kemudian Posting yang siap. Setiap langkah dilakukan berurutan supaya kegagalan mudah diisolasi. Operator tidak menekan tombol Posting hanya karena tombol tersedia. Ia harus membaca ringkasan, mengambil sampel beberapa baris, membandingkan nomor referensi dan nilai terhadap dokumen sumber, lalu memastikan tidak ada pesan akun kosong. Pada daftar yang memiliki banyak halaman, gunakan pa</w:t>
-      </w:r>
-      <w:r>
-        <w:rPr>
-          <w:sz w:val="18"/>
-        </w:rPr>
-        <w:t>gination sampai halaman terakhir dan gulir ke bawah. Pada formulir, isi satu sisi debit atau kredit untuk setiap baris, jangan keduanya. Simpan sebagai draf lebih dahulu apabila transaksi manual masih menunggu review. Setelah kembali dari master akun, muat ulang pratinjau agar pasangan jurnal dihitung kembali oleh server.</w:t>
-      </w:r>
-    </w:p>
-    <w:p>
-      <w:pPr>
-        <w:spacing w:after="40" w:line="240" w:lineRule="auto"/>
-      </w:pPr>
-      <w:r>
-        <w:rPr>
-          <w:sz w:val="18"/>
-        </w:rPr>
-        <w:t xml:space="preserve">Dampak akuntansi pada layar ini diringkas sebagai berikut: draft belum mengubah laporan; hanya status terposting yang masuk buku besar dan laporan keuangan. Prinsip pengendaliannya adalah akun yang dipakai harus berupa akun daun, aktif, berada pada tenant yang sama, dan relevan dengan substansi transaksi. Sistem tidak mengandalkan ID akun yang ditulis permanen di aplikasi; kode dan relasi master di-resolve oleh server. Untuk alur Kantin, akun kunci yang sudah diverifikasi ialah 111.101 Kas Yayasan, 131.300 </w:t>
-      </w:r>
-      <w:r>
-        <w:rPr>
-          <w:sz w:val="18"/>
-        </w:rPr>
-        <w:t>Piutang Usaha Toko, 151.200 Persediaan Barang Lainnya, 310.600 Utang Usaha Toko, 410.900 Pendapatan Penjualan Toko, dan 510.900 Beban Pokok Penjualan Toko. Kesamaan akun 151.200 antara debit Kulakan dan kredit HPP menjaga mutasi persediaan tidak terpecah.</w:t>
-      </w:r>
-    </w:p>
-    <w:p>
-      <w:pPr>
-        <w:spacing w:after="40" w:line="240" w:lineRule="auto"/>
-      </w:pPr>
-      <w:r>
-        <w:rPr>
-          <w:sz w:val="18"/>
-        </w:rPr>
-        <w:t xml:space="preserve">Bila akun terlihat tidak sesuai, gunakan tombol Sesuaikan Akun Debet atau Sesuaikan Akun Kredit pada layar posting. Tombol itu membuka master sumber, bukan mengubah baris jurnal sementara. Pendekatan ini penting karena koreksi pada master juga memperbaiki dokumen lain yang memiliki jenis produk, barang, pemasok, toko, atau metode pembayaran yang sama. Setelah perubahan disimpan dan pengguna kembali, aplikasi memuat ulang draf secara otomatis. Penjualan membaca kas atau piutang dari Cara Pembayaran/Toko dan </w:t>
-      </w:r>
-      <w:r>
-        <w:rPr>
-          <w:sz w:val="18"/>
-        </w:rPr>
-        <w:t>pendapatan dari Jenis Produk. HPP membaca beban dari Jenis Produk atau Kelompok Aset serta persediaan dari Master/Kelompok Aset. Kulakan membaca persediaan dari aset dan kas atau utang dari metode bayar, toko, atau pemasok.</w:t>
-      </w:r>
-    </w:p>
-    <w:p>
-      <w:pPr>
-        <w:spacing w:after="40" w:line="240" w:lineRule="auto"/>
-      </w:pPr>
-      <w:r>
-        <w:rPr>
-          <w:sz w:val="18"/>
-        </w:rPr>
-        <w:t>Diagram setelah penjelasan ini memodelkan use case, flowchart, dan aliran data untuk Draft Jurnal sebelum posting. Entitas yang relevan ialah Dokumen Sumber, Draft Jurnal, Posting History, Transaksi Akuntansi. Use case menjelaskan siapa memicu tindakan dan siapa meninjau hasil. Flowchart menjelaskan urutan serta gerbang validasi sebelum status berubah. Diagram aliran data/ERD ringkas menunjukkan kunci hubungan antara dokumen sumber, detail, akun, transaksi akuntansi, dan laporan. Diagram bukan pengganti ske</w:t>
-      </w:r>
-      <w:r>
-        <w:rPr>
-          <w:sz w:val="18"/>
-        </w:rPr>
-        <w:t>ma basis data fisik; ia sengaja menampilkan relasi bisnis yang perlu dipahami key user. Keterlacakan dianggap cukup apabila nomor referensi pada transaksi dapat ditemukan pada jurnal, kode akun yang sama dapat ditemukan pada Buku Besar, dan saldo akhirnya dapat dijelaskan pada laporan.</w:t>
-      </w:r>
-    </w:p>
-    <w:p>
-      <w:pPr>
-        <w:spacing w:after="40" w:line="240" w:lineRule="auto"/>
-      </w:pPr>
-      <w:r>
-        <w:rPr>
-          <w:sz w:val="18"/>
-        </w:rPr>
-        <w:t>Kontrol UAT yang diterapkan meliputi volume data antara 100 dan 10.000 record, periode konsisten, data bernilai, akun lengkap, tidak ada baris tertahan, dan total debit sama dengan total kredit. Bukti volume dalam eksekusi ini adalah 102 transaksi penjualan, 207 faktur Kulakan secara kumulatif, batch baru 100 faktur Kulakan, serta 2.901 baris pada laporan Keseluruhan Jurnal. Audit server menghitung total debit dan kredit masing-masing Rp842.678.014 dengan selisih Rp0. Selisih historis Rp2.400.000 sempat dit</w:t>
-      </w:r>
-      <w:r>
-        <w:rPr>
-          <w:sz w:val="18"/>
-        </w:rPr>
-        <w:t>emukan pada LPJ Kas Besar, ditelusuri sampai jurnal sumber, kemudian 103 dokumen diposting ulang dengan baris beban yang benar. Perbaikan itu dicatat terbuka agar status lulus dapat diaudit.</w:t>
-      </w:r>
-    </w:p>
-    <w:p>
-      <w:pPr>
-        <w:spacing w:after="40" w:line="240" w:lineRule="auto"/>
-      </w:pPr>
-      <w:r>
-        <w:rPr>
-          <w:sz w:val="18"/>
-        </w:rPr>
-        <w:t>Hasil aktual untuk Draft Jurnal sebelum posting dinilai LULUS. Jika reproduksi berikutnya gagal, jangan memaksa jurnal atau mengganti akun hanya agar tombol aktif. Catat pesan lengkap, nomor dokumen, tanggal, toko, dan sisi akun yang bermasalah; perbaiki master yang ditunjuk; ulangi pratinjau; lalu bandingkan jumlah draf sebelum dan sesudah. Untuk laporan yang tampak kosong, pastikan jurnal sudah terposting dan filter tidak berhenti sebelum tanggal transaksi. Untuk laporan yang tampak terpotong, gunakan pag</w:t>
-      </w:r>
-      <w:r>
-        <w:rPr>
-          <w:sz w:val="18"/>
-        </w:rPr>
-        <w:t>ination dan tangkapan halaman terakhir/terbawah. Dengan prosedur itu, layar ini berfungsi sebagai petunjuk operasional, bukti pengujian, dan titik kontrol audit yang dapat diulang oleh pengguna lain tanpa membutuhkan akses langsung ke basis data.</w:t>
+        <w:spacing w:after="140"/>
+      </w:pPr>
+      <w:r>
+        <w:rPr>
+          <w:b/>
+          <w:sz w:val="20"/>
+        </w:rPr>
+        <w:t>Konteks layar.</w:t>
+      </w:r>
+      <w:r>
+        <w:rPr>
+          <w:sz w:val="20"/>
+        </w:rPr>
+        <w:t xml:space="preserve"> Draft Jurnal sebelum posting adalah halaman kendali antrean Akuntansi. Ringkasan pada layar memperlihatkan dokumen yang masih berupa draf, dokumen yang sudah terposting, serta informasi closing. Tujuannya bukan menggantikan daftar transaksi, melainkan menunjukkan pekerjaan apa yang masih menunggu tindakan akuntansi.</w:t>
+      </w:r>
+    </w:p>
+    <w:p>
+      <w:pPr>
+        <w:spacing w:after="140"/>
+      </w:pPr>
+      <w:r>
+        <w:rPr>
+          <w:b/>
+          <w:sz w:val="20"/>
+        </w:rPr>
+        <w:t>Cara membaca.</w:t>
+      </w:r>
+      <w:r>
+        <w:rPr>
+          <w:sz w:val="20"/>
+        </w:rPr>
+        <w:t xml:space="preserve"> Status draf berarti kalkulasi jurnal telah tersedia tetapi belum memengaruhi Buku Besar atau laporan keuangan. Status terposting berarti server sudah membentuk transaksi akuntansi. Pengguna perlu melihat kategori sumber agar dapat membedakan draf Penjualan, HPP, Kulakan, atau proses lain dan tidak menilai seluruh angka sebagai satu jenis transaksi.</w:t>
+      </w:r>
+    </w:p>
+    <w:p>
+      <w:pPr>
+        <w:spacing w:after="140"/>
+      </w:pPr>
+      <w:r>
+        <w:rPr>
+          <w:b/>
+          <w:sz w:val="20"/>
+        </w:rPr>
+        <w:t>Tindakan pengguna.</w:t>
+      </w:r>
+      <w:r>
+        <w:rPr>
+          <w:sz w:val="20"/>
+        </w:rPr>
+        <w:t xml:space="preserve"> Atur rentang tanggal yang sama dengan skenario UAT, tampilkan ringkasan, pilih kategori, dan buka rincian ketika suatu jumlah tidak sesuai dengan pratinjau sumber. Closing harus diperiksa sebelum mencoba pembatalan atau posting ulang. Angka pada halaman ini disimpan sebagai baseline untuk dibandingkan dengan kondisi setelah seluruh batch diposting.</w:t>
+      </w:r>
+    </w:p>
+    <w:p>
+      <w:pPr>
+        <w:spacing w:after="140"/>
+      </w:pPr>
+      <w:r>
+        <w:rPr>
+          <w:b/>
+          <w:sz w:val="20"/>
+        </w:rPr>
+        <w:t>Makna akuntansi.</w:t>
+      </w:r>
+      <w:r>
+        <w:rPr>
+          <w:sz w:val="20"/>
+        </w:rPr>
+        <w:t xml:space="preserve"> Draf belum masuk ke saldo. Karena itu laporan yang masih kosong atau belum berubah dapat disebabkan oleh dokumen yang berhenti pada status draf, bukan oleh kesalahan rumus laporan. Hanya transaksi berstatus terposting yang menjadi sumber Keseluruhan Jurnal, Buku Besar, Neraca Saldo, dan laporan utama.</w:t>
+      </w:r>
+    </w:p>
+    <w:p>
+      <w:pPr>
+        <w:spacing w:after="140"/>
+      </w:pPr>
+      <w:r>
+        <w:rPr>
+          <w:b/>
+          <w:sz w:val="20"/>
+        </w:rPr>
+        <w:t>Hasil UAT.</w:t>
+      </w:r>
+      <w:r>
+        <w:rPr>
+          <w:sz w:val="20"/>
+        </w:rPr>
+        <w:t xml:space="preserve"> Ringkasan draf dapat dibuka dan jumlah per kategori dapat ditelusuri. Status LULUS pada tahap ini berarti baseline tersedia serta tidak ada hambatan navigasi untuk memproses dokumen yang siap.</w:t>
       </w:r>
     </w:p>
     <w:p>
@@ -9129,7 +8705,7 @@
           <w:noProof/>
         </w:rPr>
         <w:drawing>
-          <wp:inline distT="0" distB="0" distL="0" distR="0" wp14:anchorId="201611C7" wp14:editId="09B4D16B">
+          <wp:inline distT="0" distB="0" distL="0" distR="0" wp14:anchorId="1574685D" wp14:editId="2DD4832A">
             <wp:extent cx="8412480" cy="1682496"/>
             <wp:effectExtent l="0" t="0" r="0" b="0"/>
             <wp:docPr id="35" name="Picture 35"/>
@@ -9189,7 +8765,7 @@
           <w:noProof/>
         </w:rPr>
         <w:drawing>
-          <wp:inline distT="0" distB="0" distL="0" distR="0" wp14:anchorId="78D2AC57" wp14:editId="452A87D5">
+          <wp:inline distT="0" distB="0" distL="0" distR="0" wp14:anchorId="4CB8B1C2" wp14:editId="64882E99">
             <wp:extent cx="8412480" cy="1682496"/>
             <wp:effectExtent l="0" t="0" r="0" b="0"/>
             <wp:docPr id="36" name="Picture 36"/>
@@ -9249,7 +8825,7 @@
           <w:noProof/>
         </w:rPr>
         <w:drawing>
-          <wp:inline distT="0" distB="0" distL="0" distR="0" wp14:anchorId="0BA9C488" wp14:editId="0AE55A32">
+          <wp:inline distT="0" distB="0" distL="0" distR="0" wp14:anchorId="57709C97" wp14:editId="1634341C">
             <wp:extent cx="8412480" cy="1682496"/>
             <wp:effectExtent l="0" t="0" r="0" b="0"/>
             <wp:docPr id="37" name="Picture 37"/>
@@ -9505,7 +9081,7 @@
           <w:noProof/>
         </w:rPr>
         <w:drawing>
-          <wp:inline distT="0" distB="0" distL="0" distR="0" wp14:anchorId="1BC1D9E7" wp14:editId="76D12D0F">
+          <wp:inline distT="0" distB="0" distL="0" distR="0" wp14:anchorId="6BBFD52F" wp14:editId="39626310">
             <wp:extent cx="9464040" cy="5146072"/>
             <wp:effectExtent l="0" t="0" r="0" b="0"/>
             <wp:docPr id="38" name="Picture 38"/>
@@ -9570,138 +9146,92 @@
     </w:p>
     <w:p>
       <w:pPr>
-        <w:spacing w:after="40" w:line="240" w:lineRule="auto"/>
-      </w:pPr>
-      <w:r>
-        <w:rPr>
-          <w:sz w:val="18"/>
-        </w:rPr>
-        <w:t xml:space="preserve">Tangkapan layar 10 mendokumentasikan Panel sumber akun Posting Penjualan pada tahap Pascaposting / Perbaikan Akun. Tujuan layar ini adalah menjelaskan dari mana akun debit dan kredit berasal serta menyediakan tombol langsung untuk mengubah master sumber. Aktor utama yang menjalankan pemeriksaan ialah Akuntansi / Administrator Master, tetapi hasilnya juga relevan bagi supervisor, Akuntansi, administrator master, dan auditor internal. Gambar diambil langsung dari build Windows varian eBisnis pada Toko Kantin </w:t>
-      </w:r>
-      <w:r>
-        <w:rPr>
-          <w:sz w:val="18"/>
-        </w:rPr>
-        <w:t>Demo, bukan ilustrasi statis. Jendela telah dimaksimalkan ke area kerja 2560 × 1392 piksel agar judul, sidebar, filter, tombol, tabel, status, dan bagian bawah layar dapat dibaca bersama. Karena satu gambar dipakai sebagai bukti UAT dan sebagai petunjuk pengguna, pembaca perlu memeriksa konteks toko, tanggal, pengguna aktif, serta status koneksi sebelum menyimpulkan hasil transaksi.</w:t>
-      </w:r>
-    </w:p>
-    <w:p>
-      <w:pPr>
-        <w:spacing w:after="40" w:line="240" w:lineRule="auto"/>
-      </w:pPr>
-      <w:r>
-        <w:rPr>
-          <w:sz w:val="18"/>
-        </w:rPr>
-        <w:t>Bukti yang harus dibaca dari layar ini adalah bahwa panel menyebut Cara Pembayaran/Toko untuk debit dan Jenis Produk untuk kredit; tombol penyesuaian selalu tersedia. Informasi tersebut tidak berdiri sendiri. Pembaca perlu menghubungkannya dengan dokumen sebelum dan sesudahnya: transaksi sumber menghasilkan draf, draf yang lolos validasi menghasilkan jurnal, dan jurnal terposting menjadi sumber Buku Besar serta laporan keuangan. Jika angka pada layar berbeda dari laporan, pemeriksaan pertama adalah kesamaan</w:t>
-      </w:r>
-      <w:r>
-        <w:rPr>
-          <w:sz w:val="18"/>
-        </w:rPr>
-        <w:t xml:space="preserve"> periode dan satuan kerja, kemudian status posting. Perbedaan antara jumlah pada cache lokal dan hasil API juga harus dicatat transparan; untuk keputusan volume UAT, hasil API server digunakan sebagai sumber kebenaran karena server yang memegang seluruh transaksi. Layar tetap berguna untuk membuktikan bahwa operator dapat menelusuri baris dan referensi secara visual.</w:t>
-      </w:r>
-    </w:p>
-    <w:p>
-      <w:pPr>
-        <w:spacing w:after="40" w:line="240" w:lineRule="auto"/>
-      </w:pPr>
-      <w:r>
-        <w:rPr>
-          <w:sz w:val="18"/>
-        </w:rPr>
-        <w:t>Urutan kerja yang direkomendasikan adalah Baca panel sumber, kemudian Klik Sesuaikan Debet, kemudian Ubah master, kemudian Kembali dan muat ulang, kemudian Validasi ulang. Setiap langkah dilakukan berurutan supaya kegagalan mudah diisolasi. Operator tidak menekan tombol Posting hanya karena tombol tersedia. Ia harus membaca ringkasan, mengambil sampel beberapa baris, membandingkan nomor referensi dan nilai terhadap dokumen sumber, lalu memastikan tidak ada pesan akun kosong. Pada daftar yang memiliki banyak</w:t>
-      </w:r>
-      <w:r>
-        <w:rPr>
-          <w:sz w:val="18"/>
-        </w:rPr>
-        <w:t xml:space="preserve"> halaman, gunakan pagination sampai halaman terakhir dan gulir ke bawah. Pada formulir, isi satu sisi debit atau kredit untuk setiap baris, jangan keduanya. Simpan sebagai draf lebih dahulu apabila transaksi manual masih menunggu review. Setelah kembali dari master akun, muat ulang pratinjau agar pasangan jurnal dihitung kembali oleh server.</w:t>
-      </w:r>
-    </w:p>
-    <w:p>
-      <w:pPr>
-        <w:spacing w:after="40" w:line="240" w:lineRule="auto"/>
-      </w:pPr>
-      <w:r>
-        <w:rPr>
-          <w:sz w:val="18"/>
-        </w:rPr>
-        <w:t>Dampak akuntansi pada layar ini diringkas sebagai berikut: posting hanya aktif bila akun daun tersedia dan total debit sama dengan kredit. Prinsip pengendaliannya adalah akun yang dipakai harus berupa akun daun, aktif, berada pada tenant yang sama, dan relevan dengan substansi transaksi. Sistem tidak mengandalkan ID akun yang ditulis permanen di aplikasi; kode dan relasi master di-resolve oleh server. Untuk alur Kantin, akun kunci yang sudah diverifikasi ialah 111.101 Kas Yayasan, 131.300 Piutang Usaha Toko</w:t>
-      </w:r>
-      <w:r>
-        <w:rPr>
-          <w:sz w:val="18"/>
-        </w:rPr>
-        <w:t>, 151.200 Persediaan Barang Lainnya, 310.600 Utang Usaha Toko, 410.900 Pendapatan Penjualan Toko, dan 510.900 Beban Pokok Penjualan Toko. Kesamaan akun 151.200 antara debit Kulakan dan kredit HPP menjaga mutasi persediaan tidak terpecah.</w:t>
-      </w:r>
-    </w:p>
-    <w:p>
-      <w:pPr>
-        <w:spacing w:after="40" w:line="240" w:lineRule="auto"/>
-      </w:pPr>
-      <w:r>
-        <w:rPr>
-          <w:sz w:val="18"/>
-        </w:rPr>
-        <w:t xml:space="preserve">Bila akun terlihat tidak sesuai, gunakan tombol Sesuaikan Akun Debet atau Sesuaikan Akun Kredit pada layar posting. Tombol itu membuka master sumber, bukan mengubah baris jurnal sementara. Pendekatan ini penting karena koreksi pada master juga memperbaiki dokumen lain yang memiliki jenis produk, barang, pemasok, toko, atau metode pembayaran yang sama. Setelah perubahan disimpan dan pengguna kembali, aplikasi memuat ulang draf secara otomatis. Penjualan membaca kas atau piutang dari Cara Pembayaran/Toko dan </w:t>
-      </w:r>
-      <w:r>
-        <w:rPr>
-          <w:sz w:val="18"/>
-        </w:rPr>
-        <w:t>pendapatan dari Jenis Produk. HPP membaca beban dari Jenis Produk atau Kelompok Aset serta persediaan dari Master/Kelompok Aset. Kulakan membaca persediaan dari aset dan kas atau utang dari metode bayar, toko, atau pemasok.</w:t>
-      </w:r>
-    </w:p>
-    <w:p>
-      <w:pPr>
-        <w:spacing w:after="40" w:line="240" w:lineRule="auto"/>
-      </w:pPr>
-      <w:r>
-        <w:rPr>
-          <w:sz w:val="18"/>
-        </w:rPr>
-        <w:t xml:space="preserve">Diagram setelah penjelasan ini memodelkan use case, flowchart, dan aliran data untuk Panel sumber akun Posting Penjualan. Entitas yang relevan ialah Cara Pembayaran, Toko, Jenis Produk, Pratinjau Penjualan. Use case menjelaskan siapa memicu tindakan dan siapa meninjau hasil. Flowchart menjelaskan urutan serta gerbang validasi sebelum status berubah. Diagram aliran data/ERD ringkas menunjukkan kunci hubungan antara dokumen sumber, detail, akun, transaksi akuntansi, dan laporan. Diagram bukan pengganti skema </w:t>
-      </w:r>
-      <w:r>
-        <w:rPr>
-          <w:sz w:val="18"/>
-        </w:rPr>
-        <w:t>basis data fisik; ia sengaja menampilkan relasi bisnis yang perlu dipahami key user. Keterlacakan dianggap cukup apabila nomor referensi pada transaksi dapat ditemukan pada jurnal, kode akun yang sama dapat ditemukan pada Buku Besar, dan saldo akhirnya dapat dijelaskan pada laporan.</w:t>
-      </w:r>
-    </w:p>
-    <w:p>
-      <w:pPr>
-        <w:spacing w:after="40" w:line="240" w:lineRule="auto"/>
-      </w:pPr>
-      <w:r>
-        <w:rPr>
-          <w:sz w:val="18"/>
-        </w:rPr>
-        <w:t>Kontrol UAT yang diterapkan meliputi volume data antara 100 dan 10.000 record, periode konsisten, data bernilai, akun lengkap, tidak ada baris tertahan, dan total debit sama dengan total kredit. Bukti volume dalam eksekusi ini adalah 102 transaksi penjualan, 207 faktur Kulakan secara kumulatif, batch baru 100 faktur Kulakan, serta 2.901 baris pada laporan Keseluruhan Jurnal. Audit server menghitung total debit dan kredit masing-masing Rp842.678.014 dengan selisih Rp0. Selisih historis Rp2.400.000 sempat dit</w:t>
-      </w:r>
-      <w:r>
-        <w:rPr>
-          <w:sz w:val="18"/>
-        </w:rPr>
-        <w:t>emukan pada LPJ Kas Besar, ditelusuri sampai jurnal sumber, kemudian 103 dokumen diposting ulang dengan baris beban yang benar. Perbaikan itu dicatat terbuka agar status lulus dapat diaudit.</w:t>
-      </w:r>
-    </w:p>
-    <w:p>
-      <w:pPr>
-        <w:spacing w:after="40" w:line="240" w:lineRule="auto"/>
-      </w:pPr>
-      <w:r>
-        <w:rPr>
-          <w:sz w:val="18"/>
-        </w:rPr>
-        <w:t>Hasil aktual untuk Panel sumber akun Posting Penjualan dinilai LULUS. Jika reproduksi berikutnya gagal, jangan memaksa jurnal atau mengganti akun hanya agar tombol aktif. Catat pesan lengkap, nomor dokumen, tanggal, toko, dan sisi akun yang bermasalah; perbaiki master yang ditunjuk; ulangi pratinjau; lalu bandingkan jumlah draf sebelum dan sesudah. Untuk laporan yang tampak kosong, pastikan jurnal sudah terposting dan filter tidak berhenti sebelum tanggal transaksi. Untuk laporan yang tampak terpotong, guna</w:t>
-      </w:r>
-      <w:r>
-        <w:rPr>
-          <w:sz w:val="18"/>
-        </w:rPr>
-        <w:t>kan pagination dan tangkapan halaman terakhir/terbawah. Dengan prosedur itu, layar ini berfungsi sebagai petunjuk operasional, bukti pengujian, dan titik kontrol audit yang dapat diulang oleh pengguna lain tanpa membutuhkan akses langsung ke basis data.</w:t>
+        <w:spacing w:after="140"/>
+      </w:pPr>
+      <w:r>
+        <w:rPr>
+          <w:b/>
+          <w:sz w:val="20"/>
+        </w:rPr>
+        <w:t>Konteks layar.</w:t>
+      </w:r>
+      <w:r>
+        <w:rPr>
+          <w:sz w:val="20"/>
+        </w:rPr>
+        <w:t xml:space="preserve"> Panel sumber akun pada Posting Penjualan menjawab pertanyaan pengguna mengenai asal akun Debet dan Kredit. Informasi ini ditempatkan langsung di halaman pratinjau agar operator tidak perlu menebak pemetaan atau membuka dokumentasi terpisah ketika menemukan akun kosong.</w:t>
+      </w:r>
+    </w:p>
+    <w:p>
+      <w:pPr>
+        <w:spacing w:after="140"/>
+      </w:pPr>
+      <w:r>
+        <w:rPr>
+          <w:b/>
+          <w:sz w:val="20"/>
+        </w:rPr>
+        <w:t>Cara membaca.</w:t>
+      </w:r>
+      <w:r>
+        <w:rPr>
+          <w:sz w:val="20"/>
+        </w:rPr>
+        <w:t xml:space="preserve"> Sisi Debet mengambil Kas atau Piutang dari Cara Pembayaran dan Toko. Sisi Kredit mengambil Pendapatan dari Jenis Produk. Tombol Sesuaikan Akun Debet dan Sesuaikan Akun Kredit tersedia di bagian atas, sedangkan baris yang bermasalah dapat menampilkan tindakan yang lebih spesifik. Penjelasan server menunjukkan master mana yang perlu diperbaiki.</w:t>
+      </w:r>
+    </w:p>
+    <w:p>
+      <w:pPr>
+        <w:spacing w:after="140"/>
+      </w:pPr>
+      <w:r>
+        <w:rPr>
+          <w:b/>
+          <w:sz w:val="20"/>
+        </w:rPr>
+        <w:t>Tindakan pengguna.</w:t>
+      </w:r>
+      <w:r>
+        <w:rPr>
+          <w:sz w:val="20"/>
+        </w:rPr>
+        <w:t xml:space="preserve"> Pilih sisi yang salah, klik tombol penyesuaian, lalu buka master yang ditawarkan. Cari akun daun yang aktif dan sesuai substansi transaksi; untuk contoh tunai gunakan 111.101 Kas Yayasan, sedangkan pendapatan Kantin menggunakan 410.900 Pendapatan Penjualan Toko. Simpan perubahan, kembali ke posting, dan tunggu pratinjau dimuat ulang sebelum memeriksa status.</w:t>
+      </w:r>
+    </w:p>
+    <w:p>
+      <w:pPr>
+        <w:spacing w:after="140"/>
+      </w:pPr>
+      <w:r>
+        <w:rPr>
+          <w:b/>
+          <w:sz w:val="20"/>
+        </w:rPr>
+        <w:t>Makna akuntansi.</w:t>
+      </w:r>
+      <w:r>
+        <w:rPr>
+          <w:sz w:val="20"/>
+        </w:rPr>
+        <w:t xml:space="preserve"> Koreksi dilakukan pada master sumber, bukan pada baris jurnal sementara. Dengan cara ini, transaksi lain yang memakai cara pembayaran atau jenis produk yang sama memperoleh pemetaan yang konsisten dan jejak asal akun tetap dapat diaudit. Posting tetap ditolak bila salah satu sisi kosong atau jumlah Debet tidak sama dengan Kredit.</w:t>
+      </w:r>
+    </w:p>
+    <w:p>
+      <w:pPr>
+        <w:spacing w:after="140"/>
+      </w:pPr>
+      <w:r>
+        <w:rPr>
+          <w:b/>
+          <w:sz w:val="20"/>
+        </w:rPr>
+        <w:t>Hasil UAT.</w:t>
+      </w:r>
+      <w:r>
+        <w:rPr>
+          <w:sz w:val="20"/>
+        </w:rPr>
+        <w:t xml:space="preserve"> Panel menjelaskan sumber kedua sisi dan tombol koreksi dapat digunakan tanpa meninggalkan alur kerja secara permanen. Status LULUS menunjukkan pengguna dapat memahami serta memperbaiki pemetaan Penjualan langsung dari konteks masalah.</w:t>
       </w:r>
     </w:p>
     <w:p>
@@ -9727,7 +9257,7 @@
           <w:noProof/>
         </w:rPr>
         <w:drawing>
-          <wp:inline distT="0" distB="0" distL="0" distR="0" wp14:anchorId="51BA96DA" wp14:editId="7E3A1384">
+          <wp:inline distT="0" distB="0" distL="0" distR="0" wp14:anchorId="0E7F2160" wp14:editId="3E301B12">
             <wp:extent cx="8412480" cy="1682496"/>
             <wp:effectExtent l="0" t="0" r="0" b="0"/>
             <wp:docPr id="39" name="Picture 39"/>
@@ -9787,7 +9317,7 @@
           <w:noProof/>
         </w:rPr>
         <w:drawing>
-          <wp:inline distT="0" distB="0" distL="0" distR="0" wp14:anchorId="150BA57E" wp14:editId="7AD89408">
+          <wp:inline distT="0" distB="0" distL="0" distR="0" wp14:anchorId="568B480C" wp14:editId="3857CB47">
             <wp:extent cx="8412480" cy="1682496"/>
             <wp:effectExtent l="0" t="0" r="0" b="0"/>
             <wp:docPr id="40" name="Picture 40"/>
@@ -9847,7 +9377,7 @@
           <w:noProof/>
         </w:rPr>
         <w:drawing>
-          <wp:inline distT="0" distB="0" distL="0" distR="0" wp14:anchorId="61B3FF20" wp14:editId="514F5128">
+          <wp:inline distT="0" distB="0" distL="0" distR="0" wp14:anchorId="1B1E313F" wp14:editId="7053F82E">
             <wp:extent cx="8412480" cy="1682496"/>
             <wp:effectExtent l="0" t="0" r="0" b="0"/>
             <wp:docPr id="41" name="Picture 41"/>
@@ -10103,7 +9633,7 @@
           <w:noProof/>
         </w:rPr>
         <w:drawing>
-          <wp:inline distT="0" distB="0" distL="0" distR="0" wp14:anchorId="6AE93FE6" wp14:editId="114548A1">
+          <wp:inline distT="0" distB="0" distL="0" distR="0" wp14:anchorId="6064E2B0" wp14:editId="19595C05">
             <wp:extent cx="9464040" cy="5146072"/>
             <wp:effectExtent l="0" t="0" r="0" b="0"/>
             <wp:docPr id="42" name="Picture 42"/>
@@ -10168,138 +9698,92 @@
     </w:p>
     <w:p>
       <w:pPr>
-        <w:spacing w:after="40" w:line="240" w:lineRule="auto"/>
-      </w:pPr>
-      <w:r>
-        <w:rPr>
-          <w:sz w:val="18"/>
-        </w:rPr>
-        <w:t>Tangkapan layar 11 mendokumentasikan Panel sumber akun Posting HPP pada tahap Pascaposting / Perbaikan Akun. Tujuan layar ini adalah menjelaskan hubungan akun HPP pada Jenis Produk dengan akun Persediaan pada Master atau Kelompok Aset. Aktor utama yang menjalankan pemeriksaan ialah Akuntansi / Administrator Master, tetapi hasilnya juga relevan bagi supervisor, Akuntansi, administrator master, dan auditor internal. Gambar diambil langsung dari build Windows varian eBisnis pada Toko Kantin Demo, bukan ilustra</w:t>
-      </w:r>
-      <w:r>
-        <w:rPr>
-          <w:sz w:val="18"/>
-        </w:rPr>
-        <w:t>si statis. Jendela telah dimaksimalkan ke area kerja 2560 × 1392 piksel agar judul, sidebar, filter, tombol, tabel, status, dan bagian bawah layar dapat dibaca bersama. Karena satu gambar dipakai sebagai bukti UAT dan sebagai petunjuk pengguna, pembaca perlu memeriksa konteks toko, tanggal, pengguna aktif, serta status koneksi sebelum menyimpulkan hasil transaksi.</w:t>
-      </w:r>
-    </w:p>
-    <w:p>
-      <w:pPr>
-        <w:spacing w:after="40" w:line="240" w:lineRule="auto"/>
-      </w:pPr>
-      <w:r>
-        <w:rPr>
-          <w:sz w:val="18"/>
-        </w:rPr>
-        <w:t>Bukti yang harus dibaca dari layar ini adalah bahwa panel sumber akun tampil dan tombol penyesuaian membuka master terkait lalu memuat ulang pratinjau. Informasi tersebut tidak berdiri sendiri. Pembaca perlu menghubungkannya dengan dokumen sebelum dan sesudahnya: transaksi sumber menghasilkan draf, draf yang lolos validasi menghasilkan jurnal, dan jurnal terposting menjadi sumber Buku Besar serta laporan keuangan. Jika angka pada layar berbeda dari laporan, pemeriksaan pertama adalah kesamaan periode dan sa</w:t>
-      </w:r>
-      <w:r>
-        <w:rPr>
-          <w:sz w:val="18"/>
-        </w:rPr>
-        <w:t>tuan kerja, kemudian status posting. Perbedaan antara jumlah pada cache lokal dan hasil API juga harus dicatat transparan; untuk keputusan volume UAT, hasil API server digunakan sebagai sumber kebenaran karena server yang memegang seluruh transaksi. Layar tetap berguna untuk membuktikan bahwa operator dapat menelusuri baris dan referensi secara visual.</w:t>
-      </w:r>
-    </w:p>
-    <w:p>
-      <w:pPr>
-        <w:spacing w:after="40" w:line="240" w:lineRule="auto"/>
-      </w:pPr>
-      <w:r>
-        <w:rPr>
-          <w:sz w:val="18"/>
-        </w:rPr>
-        <w:t>Urutan kerja yang direkomendasikan adalah Baca panel sumber, kemudian Pilih sisi akun, kemudian Perbaiki master, kemudian Muat ulang, kemudian Pastikan D=K. Setiap langkah dilakukan berurutan supaya kegagalan mudah diisolasi. Operator tidak menekan tombol Posting hanya karena tombol tersedia. Ia harus membaca ringkasan, mengambil sampel beberapa baris, membandingkan nomor referensi dan nilai terhadap dokumen sumber, lalu memastikan tidak ada pesan akun kosong. Pada daftar yang memiliki banyak halaman, gunak</w:t>
-      </w:r>
-      <w:r>
-        <w:rPr>
-          <w:sz w:val="18"/>
-        </w:rPr>
-        <w:t>an pagination sampai halaman terakhir dan gulir ke bawah. Pada formulir, isi satu sisi debit atau kredit untuk setiap baris, jangan keduanya. Simpan sebagai draf lebih dahulu apabila transaksi manual masih menunggu review. Setelah kembali dari master akun, muat ulang pratinjau agar pasangan jurnal dihitung kembali oleh server.</w:t>
-      </w:r>
-    </w:p>
-    <w:p>
-      <w:pPr>
-        <w:spacing w:after="40" w:line="240" w:lineRule="auto"/>
-      </w:pPr>
-      <w:r>
-        <w:rPr>
-          <w:sz w:val="18"/>
-        </w:rPr>
-        <w:t xml:space="preserve">Dampak akuntansi pada layar ini diringkas sebagai berikut: akun 151.200 pada kredit HPP harus sama dengan akun debit Kulakan agar mutasi persediaan menyatu. Prinsip pengendaliannya adalah akun yang dipakai harus berupa akun daun, aktif, berada pada tenant yang sama, dan relevan dengan substansi transaksi. Sistem tidak mengandalkan ID akun yang ditulis permanen di aplikasi; kode dan relasi master di-resolve oleh server. Untuk alur Kantin, akun kunci yang sudah diverifikasi ialah 111.101 Kas Yayasan, 131.300 </w:t>
-      </w:r>
-      <w:r>
-        <w:rPr>
-          <w:sz w:val="18"/>
-        </w:rPr>
-        <w:t>Piutang Usaha Toko, 151.200 Persediaan Barang Lainnya, 310.600 Utang Usaha Toko, 410.900 Pendapatan Penjualan Toko, dan 510.900 Beban Pokok Penjualan Toko. Kesamaan akun 151.200 antara debit Kulakan dan kredit HPP menjaga mutasi persediaan tidak terpecah.</w:t>
-      </w:r>
-    </w:p>
-    <w:p>
-      <w:pPr>
-        <w:spacing w:after="40" w:line="240" w:lineRule="auto"/>
-      </w:pPr>
-      <w:r>
-        <w:rPr>
-          <w:sz w:val="18"/>
-        </w:rPr>
-        <w:t xml:space="preserve">Bila akun terlihat tidak sesuai, gunakan tombol Sesuaikan Akun Debet atau Sesuaikan Akun Kredit pada layar posting. Tombol itu membuka master sumber, bukan mengubah baris jurnal sementara. Pendekatan ini penting karena koreksi pada master juga memperbaiki dokumen lain yang memiliki jenis produk, barang, pemasok, toko, atau metode pembayaran yang sama. Setelah perubahan disimpan dan pengguna kembali, aplikasi memuat ulang draf secara otomatis. Penjualan membaca kas atau piutang dari Cara Pembayaran/Toko dan </w:t>
-      </w:r>
-      <w:r>
-        <w:rPr>
-          <w:sz w:val="18"/>
-        </w:rPr>
-        <w:t>pendapatan dari Jenis Produk. HPP membaca beban dari Jenis Produk atau Kelompok Aset serta persediaan dari Master/Kelompok Aset. Kulakan membaca persediaan dari aset dan kas atau utang dari metode bayar, toko, atau pemasok.</w:t>
-      </w:r>
-    </w:p>
-    <w:p>
-      <w:pPr>
-        <w:spacing w:after="40" w:line="240" w:lineRule="auto"/>
-      </w:pPr>
-      <w:r>
-        <w:rPr>
-          <w:sz w:val="18"/>
-        </w:rPr>
-        <w:t>Diagram setelah penjelasan ini memodelkan use case, flowchart, dan aliran data untuk Panel sumber akun Posting HPP. Entitas yang relevan ialah Jenis Produk, Kelompok Aset, Master Aset, Pratinjau HPP. Use case menjelaskan siapa memicu tindakan dan siapa meninjau hasil. Flowchart menjelaskan urutan serta gerbang validasi sebelum status berubah. Diagram aliran data/ERD ringkas menunjukkan kunci hubungan antara dokumen sumber, detail, akun, transaksi akuntansi, dan laporan. Diagram bukan pengganti skema basis d</w:t>
-      </w:r>
-      <w:r>
-        <w:rPr>
-          <w:sz w:val="18"/>
-        </w:rPr>
-        <w:t>ata fisik; ia sengaja menampilkan relasi bisnis yang perlu dipahami key user. Keterlacakan dianggap cukup apabila nomor referensi pada transaksi dapat ditemukan pada jurnal, kode akun yang sama dapat ditemukan pada Buku Besar, dan saldo akhirnya dapat dijelaskan pada laporan.</w:t>
-      </w:r>
-    </w:p>
-    <w:p>
-      <w:pPr>
-        <w:spacing w:after="40" w:line="240" w:lineRule="auto"/>
-      </w:pPr>
-      <w:r>
-        <w:rPr>
-          <w:sz w:val="18"/>
-        </w:rPr>
-        <w:t>Kontrol UAT yang diterapkan meliputi volume data antara 100 dan 10.000 record, periode konsisten, data bernilai, akun lengkap, tidak ada baris tertahan, dan total debit sama dengan total kredit. Bukti volume dalam eksekusi ini adalah 102 transaksi penjualan, 207 faktur Kulakan secara kumulatif, batch baru 100 faktur Kulakan, serta 2.901 baris pada laporan Keseluruhan Jurnal. Audit server menghitung total debit dan kredit masing-masing Rp842.678.014 dengan selisih Rp0. Selisih historis Rp2.400.000 sempat dit</w:t>
-      </w:r>
-      <w:r>
-        <w:rPr>
-          <w:sz w:val="18"/>
-        </w:rPr>
-        <w:t>emukan pada LPJ Kas Besar, ditelusuri sampai jurnal sumber, kemudian 103 dokumen diposting ulang dengan baris beban yang benar. Perbaikan itu dicatat terbuka agar status lulus dapat diaudit.</w:t>
-      </w:r>
-    </w:p>
-    <w:p>
-      <w:pPr>
-        <w:spacing w:after="40" w:line="240" w:lineRule="auto"/>
-      </w:pPr>
-      <w:r>
-        <w:rPr>
-          <w:sz w:val="18"/>
-        </w:rPr>
-        <w:t>Hasil aktual untuk Panel sumber akun Posting HPP dinilai LULUS. Jika reproduksi berikutnya gagal, jangan memaksa jurnal atau mengganti akun hanya agar tombol aktif. Catat pesan lengkap, nomor dokumen, tanggal, toko, dan sisi akun yang bermasalah; perbaiki master yang ditunjuk; ulangi pratinjau; lalu bandingkan jumlah draf sebelum dan sesudah. Untuk laporan yang tampak kosong, pastikan jurnal sudah terposting dan filter tidak berhenti sebelum tanggal transaksi. Untuk laporan yang tampak terpotong, gunakan pa</w:t>
-      </w:r>
-      <w:r>
-        <w:rPr>
-          <w:sz w:val="18"/>
-        </w:rPr>
-        <w:t>gination dan tangkapan halaman terakhir/terbawah. Dengan prosedur itu, layar ini berfungsi sebagai petunjuk operasional, bukti pengujian, dan titik kontrol audit yang dapat diulang oleh pengguna lain tanpa membutuhkan akses langsung ke basis data.</w:t>
+        <w:spacing w:after="140"/>
+      </w:pPr>
+      <w:r>
+        <w:rPr>
+          <w:b/>
+          <w:sz w:val="20"/>
+        </w:rPr>
+        <w:t>Konteks layar.</w:t>
+      </w:r>
+      <w:r>
+        <w:rPr>
+          <w:sz w:val="20"/>
+        </w:rPr>
+        <w:t xml:space="preserve"> Panel sumber akun Posting HPP menjelaskan mengapa jurnal biaya penjualan membutuhkan dua master yang berbeda. Akun beban berasal dari klasifikasi produk, sedangkan akun pengurang persediaan berasal dari Master Aset atau Kelompok Aset yang menaungi barang.</w:t>
+      </w:r>
+    </w:p>
+    <w:p>
+      <w:pPr>
+        <w:spacing w:after="140"/>
+      </w:pPr>
+      <w:r>
+        <w:rPr>
+          <w:b/>
+          <w:sz w:val="20"/>
+        </w:rPr>
+        <w:t>Cara membaca.</w:t>
+      </w:r>
+      <w:r>
+        <w:rPr>
+          <w:sz w:val="20"/>
+        </w:rPr>
+        <w:t xml:space="preserve"> Debet HPP harus mengarah ke 510.900 Beban Pokok Penjualan Toko. Kredit Persediaan harus mengarah ke 151.200 Persediaan Barang Lainnya. Panel menampilkan jalur fallback yang digunakan aplikasi dan menyediakan tombol penyesuaian untuk sisi Debet maupun Kredit. Informasi ini penting ketika nama produk sudah benar tetapi akun di pratinjau belum muncul.</w:t>
+      </w:r>
+    </w:p>
+    <w:p>
+      <w:pPr>
+        <w:spacing w:after="140"/>
+      </w:pPr>
+      <w:r>
+        <w:rPr>
+          <w:b/>
+          <w:sz w:val="20"/>
+        </w:rPr>
+        <w:t>Tindakan pengguna.</w:t>
+      </w:r>
+      <w:r>
+        <w:rPr>
+          <w:sz w:val="20"/>
+        </w:rPr>
+        <w:t xml:space="preserve"> Jika sisi Debet kosong, periksa Jenis Produk atau Kelompok Aset yang menentukan akun HPP. Jika sisi Kredit kosong, buka Master Aset atau Kelompok Aset yang menentukan Persediaan. Setelah master disimpan, kembali ke layar, muat ulang, dan pastikan kelompok HPP kembali berstatus siap tanpa mengubah nilai biaya pokoknya.</w:t>
+      </w:r>
+    </w:p>
+    <w:p>
+      <w:pPr>
+        <w:spacing w:after="140"/>
+      </w:pPr>
+      <w:r>
+        <w:rPr>
+          <w:b/>
+          <w:sz w:val="20"/>
+        </w:rPr>
+        <w:t>Makna akuntansi.</w:t>
+      </w:r>
+      <w:r>
+        <w:rPr>
+          <w:sz w:val="20"/>
+        </w:rPr>
+        <w:t xml:space="preserve"> Menggunakan akun Persediaan yang sama dengan Kulakan merupakan kontrol utama. Kulakan menambah akun tersebut, sedangkan HPP menguranginya ketika barang terjual. Mengarahkan kedua proses ke akun yang berbeda akan membuat stok secara operasional bergerak, tetapi saldo akuntansinya terpecah dan margin sulit direkonsiliasi.</w:t>
+      </w:r>
+    </w:p>
+    <w:p>
+      <w:pPr>
+        <w:spacing w:after="140"/>
+      </w:pPr>
+      <w:r>
+        <w:rPr>
+          <w:b/>
+          <w:sz w:val="20"/>
+        </w:rPr>
+        <w:t>Hasil UAT.</w:t>
+      </w:r>
+      <w:r>
+        <w:rPr>
+          <w:sz w:val="20"/>
+        </w:rPr>
+        <w:t xml:space="preserve"> Panel sumber dapat dibaca, jalur master jelas, dan pratinjau memuat pasangan 510.900 dengan 151.200. Status LULUS membuktikan koreksi akun HPP tidak memerlukan penyuntingan jurnal hasil kalkulasi.</w:t>
       </w:r>
     </w:p>
     <w:p>
@@ -10325,7 +9809,7 @@
           <w:noProof/>
         </w:rPr>
         <w:drawing>
-          <wp:inline distT="0" distB="0" distL="0" distR="0" wp14:anchorId="29FFF586" wp14:editId="5B7ACF86">
+          <wp:inline distT="0" distB="0" distL="0" distR="0" wp14:anchorId="142BFCBE" wp14:editId="768BBF17">
             <wp:extent cx="8412480" cy="1682496"/>
             <wp:effectExtent l="0" t="0" r="0" b="0"/>
             <wp:docPr id="43" name="Picture 43"/>
@@ -10385,7 +9869,7 @@
           <w:noProof/>
         </w:rPr>
         <w:drawing>
-          <wp:inline distT="0" distB="0" distL="0" distR="0" wp14:anchorId="11782A37" wp14:editId="49F82DFC">
+          <wp:inline distT="0" distB="0" distL="0" distR="0" wp14:anchorId="6A2ECCCA" wp14:editId="20734FE7">
             <wp:extent cx="8412480" cy="1682496"/>
             <wp:effectExtent l="0" t="0" r="0" b="0"/>
             <wp:docPr id="44" name="Picture 44"/>
@@ -10445,7 +9929,7 @@
           <w:noProof/>
         </w:rPr>
         <w:drawing>
-          <wp:inline distT="0" distB="0" distL="0" distR="0" wp14:anchorId="51090A9E" wp14:editId="62E922B8">
+          <wp:inline distT="0" distB="0" distL="0" distR="0" wp14:anchorId="02CD27B0" wp14:editId="13784B74">
             <wp:extent cx="8412480" cy="1682496"/>
             <wp:effectExtent l="0" t="0" r="0" b="0"/>
             <wp:docPr id="45" name="Picture 45"/>
@@ -10701,7 +10185,7 @@
           <w:noProof/>
         </w:rPr>
         <w:drawing>
-          <wp:inline distT="0" distB="0" distL="0" distR="0" wp14:anchorId="24E5C616" wp14:editId="1DECFA48">
+          <wp:inline distT="0" distB="0" distL="0" distR="0" wp14:anchorId="08F363AF" wp14:editId="7C43E013">
             <wp:extent cx="9464040" cy="5146072"/>
             <wp:effectExtent l="0" t="0" r="0" b="0"/>
             <wp:docPr id="46" name="Picture 46"/>
@@ -10766,138 +10250,92 @@
     </w:p>
     <w:p>
       <w:pPr>
-        <w:spacing w:after="40" w:line="240" w:lineRule="auto"/>
-      </w:pPr>
-      <w:r>
-        <w:rPr>
-          <w:sz w:val="18"/>
-        </w:rPr>
-        <w:t xml:space="preserve">Tangkapan layar 12 mendokumentasikan Panel sumber akun Posting Kulakan pada tahap Pascaposting / Perbaikan Akun. Tujuan layar ini adalah menjelaskan sumber Persediaan pada sisi debit dan sumber Kas/Utang pada sisi kredit untuk faktur pemasok. Aktor utama yang menjalankan pemeriksaan ialah Akuntansi / Administrator Master, tetapi hasilnya juga relevan bagi supervisor, Akuntansi, administrator master, dan auditor internal. Gambar diambil langsung dari build Windows varian eBisnis pada Toko Kantin Demo, bukan </w:t>
-      </w:r>
-      <w:r>
-        <w:rPr>
-          <w:sz w:val="18"/>
-        </w:rPr>
-        <w:t>ilustrasi statis. Jendela telah dimaksimalkan ke area kerja 2560 × 1392 piksel agar judul, sidebar, filter, tombol, tabel, status, dan bagian bawah layar dapat dibaca bersama. Karena satu gambar dipakai sebagai bukti UAT dan sebagai petunjuk pengguna, pembaca perlu memeriksa konteks toko, tanggal, pengguna aktif, serta status koneksi sebelum menyimpulkan hasil transaksi.</w:t>
-      </w:r>
-    </w:p>
-    <w:p>
-      <w:pPr>
-        <w:spacing w:after="40" w:line="240" w:lineRule="auto"/>
-      </w:pPr>
-      <w:r>
-        <w:rPr>
-          <w:sz w:val="18"/>
-        </w:rPr>
-        <w:t>Bukti yang harus dibaca dari layar ini adalah bahwa panel menjelaskan pembelian tunai dan kredit serta menyediakan tombol langsung ke master sumber. Informasi tersebut tidak berdiri sendiri. Pembaca perlu menghubungkannya dengan dokumen sebelum dan sesudahnya: transaksi sumber menghasilkan draf, draf yang lolos validasi menghasilkan jurnal, dan jurnal terposting menjadi sumber Buku Besar serta laporan keuangan. Jika angka pada layar berbeda dari laporan, pemeriksaan pertama adalah kesamaan periode dan satua</w:t>
-      </w:r>
-      <w:r>
-        <w:rPr>
-          <w:sz w:val="18"/>
-        </w:rPr>
-        <w:t>n kerja, kemudian status posting. Perbedaan antara jumlah pada cache lokal dan hasil API juga harus dicatat transparan; untuk keputusan volume UAT, hasil API server digunakan sebagai sumber kebenaran karena server yang memegang seluruh transaksi. Layar tetap berguna untuk membuktikan bahwa operator dapat menelusuri baris dan referensi secara visual.</w:t>
-      </w:r>
-    </w:p>
-    <w:p>
-      <w:pPr>
-        <w:spacing w:after="40" w:line="240" w:lineRule="auto"/>
-      </w:pPr>
-      <w:r>
-        <w:rPr>
-          <w:sz w:val="18"/>
-        </w:rPr>
-        <w:t>Urutan kerja yang direkomendasikan adalah Baca sumber, kemudian Pilih Debet/Kredit, kemudian Ubah master, kemudian Muat ulang otomatis, kemudian Posting bila seimbang. Setiap langkah dilakukan berurutan supaya kegagalan mudah diisolasi. Operator tidak menekan tombol Posting hanya karena tombol tersedia. Ia harus membaca ringkasan, mengambil sampel beberapa baris, membandingkan nomor referensi dan nilai terhadap dokumen sumber, lalu memastikan tidak ada pesan akun kosong. Pada daftar yang memiliki banyak hal</w:t>
-      </w:r>
-      <w:r>
-        <w:rPr>
-          <w:sz w:val="18"/>
-        </w:rPr>
-        <w:t>aman, gunakan pagination sampai halaman terakhir dan gulir ke bawah. Pada formulir, isi satu sisi debit atau kredit untuk setiap baris, jangan keduanya. Simpan sebagai draf lebih dahulu apabila transaksi manual masih menunggu review. Setelah kembali dari master akun, muat ulang pratinjau agar pasangan jurnal dihitung kembali oleh server.</w:t>
-      </w:r>
-    </w:p>
-    <w:p>
-      <w:pPr>
-        <w:spacing w:after="40" w:line="240" w:lineRule="auto"/>
-      </w:pPr>
-      <w:r>
-        <w:rPr>
-          <w:sz w:val="18"/>
-        </w:rPr>
-        <w:t>Dampak akuntansi pada layar ini diringkas sebagai berikut: debit mengikuti Master/Kelompok Aset; kredit mengikuti Supplier atau Cara Pembayaran/Toko. Prinsip pengendaliannya adalah akun yang dipakai harus berupa akun daun, aktif, berada pada tenant yang sama, dan relevan dengan substansi transaksi. Sistem tidak mengandalkan ID akun yang ditulis permanen di aplikasi; kode dan relasi master di-resolve oleh server. Untuk alur Kantin, akun kunci yang sudah diverifikasi ialah 111.101 Kas Yayasan, 131.300 Piutang</w:t>
-      </w:r>
-      <w:r>
-        <w:rPr>
-          <w:sz w:val="18"/>
-        </w:rPr>
-        <w:t xml:space="preserve"> Usaha Toko, 151.200 Persediaan Barang Lainnya, 310.600 Utang Usaha Toko, 410.900 Pendapatan Penjualan Toko, dan 510.900 Beban Pokok Penjualan Toko. Kesamaan akun 151.200 antara debit Kulakan dan kredit HPP menjaga mutasi persediaan tidak terpecah.</w:t>
-      </w:r>
-    </w:p>
-    <w:p>
-      <w:pPr>
-        <w:spacing w:after="40" w:line="240" w:lineRule="auto"/>
-      </w:pPr>
-      <w:r>
-        <w:rPr>
-          <w:sz w:val="18"/>
-        </w:rPr>
-        <w:t xml:space="preserve">Bila akun terlihat tidak sesuai, gunakan tombol Sesuaikan Akun Debet atau Sesuaikan Akun Kredit pada layar posting. Tombol itu membuka master sumber, bukan mengubah baris jurnal sementara. Pendekatan ini penting karena koreksi pada master juga memperbaiki dokumen lain yang memiliki jenis produk, barang, pemasok, toko, atau metode pembayaran yang sama. Setelah perubahan disimpan dan pengguna kembali, aplikasi memuat ulang draf secara otomatis. Penjualan membaca kas atau piutang dari Cara Pembayaran/Toko dan </w:t>
-      </w:r>
-      <w:r>
-        <w:rPr>
-          <w:sz w:val="18"/>
-        </w:rPr>
-        <w:t>pendapatan dari Jenis Produk. HPP membaca beban dari Jenis Produk atau Kelompok Aset serta persediaan dari Master/Kelompok Aset. Kulakan membaca persediaan dari aset dan kas atau utang dari metode bayar, toko, atau pemasok.</w:t>
-      </w:r>
-    </w:p>
-    <w:p>
-      <w:pPr>
-        <w:spacing w:after="40" w:line="240" w:lineRule="auto"/>
-      </w:pPr>
-      <w:r>
-        <w:rPr>
-          <w:sz w:val="18"/>
-        </w:rPr>
-        <w:t>Diagram setelah penjelasan ini memodelkan use case, flowchart, dan aliran data untuk Panel sumber akun Posting Kulakan. Entitas yang relevan ialah Master Aset, Kelompok Aset, Penyedia, Cara Pembayaran. Use case menjelaskan siapa memicu tindakan dan siapa meninjau hasil. Flowchart menjelaskan urutan serta gerbang validasi sebelum status berubah. Diagram aliran data/ERD ringkas menunjukkan kunci hubungan antara dokumen sumber, detail, akun, transaksi akuntansi, dan laporan. Diagram bukan pengganti skema basis</w:t>
-      </w:r>
-      <w:r>
-        <w:rPr>
-          <w:sz w:val="18"/>
-        </w:rPr>
-        <w:t xml:space="preserve"> data fisik; ia sengaja menampilkan relasi bisnis yang perlu dipahami key user. Keterlacakan dianggap cukup apabila nomor referensi pada transaksi dapat ditemukan pada jurnal, kode akun yang sama dapat ditemukan pada Buku Besar, dan saldo akhirnya dapat dijelaskan pada laporan.</w:t>
-      </w:r>
-    </w:p>
-    <w:p>
-      <w:pPr>
-        <w:spacing w:after="40" w:line="240" w:lineRule="auto"/>
-      </w:pPr>
-      <w:r>
-        <w:rPr>
-          <w:sz w:val="18"/>
-        </w:rPr>
-        <w:t>Kontrol UAT yang diterapkan meliputi volume data antara 100 dan 10.000 record, periode konsisten, data bernilai, akun lengkap, tidak ada baris tertahan, dan total debit sama dengan total kredit. Bukti volume dalam eksekusi ini adalah 102 transaksi penjualan, 207 faktur Kulakan secara kumulatif, batch baru 100 faktur Kulakan, serta 2.901 baris pada laporan Keseluruhan Jurnal. Audit server menghitung total debit dan kredit masing-masing Rp842.678.014 dengan selisih Rp0. Selisih historis Rp2.400.000 sempat dit</w:t>
-      </w:r>
-      <w:r>
-        <w:rPr>
-          <w:sz w:val="18"/>
-        </w:rPr>
-        <w:t>emukan pada LPJ Kas Besar, ditelusuri sampai jurnal sumber, kemudian 103 dokumen diposting ulang dengan baris beban yang benar. Perbaikan itu dicatat terbuka agar status lulus dapat diaudit.</w:t>
-      </w:r>
-    </w:p>
-    <w:p>
-      <w:pPr>
-        <w:spacing w:after="40" w:line="240" w:lineRule="auto"/>
-      </w:pPr>
-      <w:r>
-        <w:rPr>
-          <w:sz w:val="18"/>
-        </w:rPr>
-        <w:t>Hasil aktual untuk Panel sumber akun Posting Kulakan dinilai LULUS. Jika reproduksi berikutnya gagal, jangan memaksa jurnal atau mengganti akun hanya agar tombol aktif. Catat pesan lengkap, nomor dokumen, tanggal, toko, dan sisi akun yang bermasalah; perbaiki master yang ditunjuk; ulangi pratinjau; lalu bandingkan jumlah draf sebelum dan sesudah. Untuk laporan yang tampak kosong, pastikan jurnal sudah terposting dan filter tidak berhenti sebelum tanggal transaksi. Untuk laporan yang tampak terpotong, gunaka</w:t>
-      </w:r>
-      <w:r>
-        <w:rPr>
-          <w:sz w:val="18"/>
-        </w:rPr>
-        <w:t>n pagination dan tangkapan halaman terakhir/terbawah. Dengan prosedur itu, layar ini berfungsi sebagai petunjuk operasional, bukti pengujian, dan titik kontrol audit yang dapat diulang oleh pengguna lain tanpa membutuhkan akses langsung ke basis data.</w:t>
+        <w:spacing w:after="140"/>
+      </w:pPr>
+      <w:r>
+        <w:rPr>
+          <w:b/>
+          <w:sz w:val="20"/>
+        </w:rPr>
+        <w:t>Konteks layar.</w:t>
+      </w:r>
+      <w:r>
+        <w:rPr>
+          <w:sz w:val="20"/>
+        </w:rPr>
+        <w:t xml:space="preserve"> Panel sumber akun Posting Kulakan menerangkan pemetaan pembelian barang dari faktur pemasok. Sisi Debet selalu berkaitan dengan barang yang diterima, sedangkan sisi Kredit ditentukan oleh cara faktur diselesaikan: dibayar langsung atau menjadi kewajiban kepada pemasok.</w:t>
+      </w:r>
+    </w:p>
+    <w:p>
+      <w:pPr>
+        <w:spacing w:after="140"/>
+      </w:pPr>
+      <w:r>
+        <w:rPr>
+          <w:b/>
+          <w:sz w:val="20"/>
+        </w:rPr>
+        <w:t>Cara membaca.</w:t>
+      </w:r>
+      <w:r>
+        <w:rPr>
+          <w:sz w:val="20"/>
+        </w:rPr>
+        <w:t xml:space="preserve"> Akun Persediaan diambil dari Master Aset atau Kelompok Aset. Untuk transaksi tunai, Kas atau Bank berasal dari Cara Pembayaran dan Toko. Untuk transaksi termin, Utang berasal dari Penyedia. Panel dan tombol koreksi memisahkan sisi Debet dan Kredit agar pengguna menuju master yang relevan, bukan mengubah semua konfigurasi sekaligus.</w:t>
+      </w:r>
+    </w:p>
+    <w:p>
+      <w:pPr>
+        <w:spacing w:after="140"/>
+      </w:pPr>
+      <w:r>
+        <w:rPr>
+          <w:b/>
+          <w:sz w:val="20"/>
+        </w:rPr>
+        <w:t>Tindakan pengguna.</w:t>
+      </w:r>
+      <w:r>
+        <w:rPr>
+          <w:sz w:val="20"/>
+        </w:rPr>
+        <w:t xml:space="preserve"> Baca alasan pada baris yang belum siap, tentukan sisi yang kosong, lalu buka master sumber melalui tombol yang tersedia. Perubahan akun pemasok harus diperiksa dampaknya pada faktur termin lain; perubahan akun aset harus diperiksa dampaknya pada seluruh produk dalam kelompok yang sama. Setelah kembali, muat ulang otomatis harus menghasilkan pasangan akun yang lengkap.</w:t>
+      </w:r>
+    </w:p>
+    <w:p>
+      <w:pPr>
+        <w:spacing w:after="140"/>
+      </w:pPr>
+      <w:r>
+        <w:rPr>
+          <w:b/>
+          <w:sz w:val="20"/>
+        </w:rPr>
+        <w:t>Makna akuntansi.</w:t>
+      </w:r>
+      <w:r>
+        <w:rPr>
+          <w:sz w:val="20"/>
+        </w:rPr>
+        <w:t xml:space="preserve"> Debet 151.200 menambah Persediaan. Kredit 111.101 mengurangi Kas untuk pembelian tunai, sedangkan Kredit 310.600 menambah Utang untuk faktur termin. Pemetaan berdasarkan sifat transaksi menjaga laporan Arus Kas tidak menganggap pembelian kredit sebagai pengeluaran kas sebelum vendor benar-benar dibayar.</w:t>
+      </w:r>
+    </w:p>
+    <w:p>
+      <w:pPr>
+        <w:spacing w:after="140"/>
+      </w:pPr>
+      <w:r>
+        <w:rPr>
+          <w:b/>
+          <w:sz w:val="20"/>
+        </w:rPr>
+        <w:t>Hasil UAT.</w:t>
+      </w:r>
+      <w:r>
+        <w:rPr>
+          <w:sz w:val="20"/>
+        </w:rPr>
+        <w:t xml:space="preserve"> Panel berhasil menjelaskan dua pola Kulakan dan menyediakan jalan koreksi langsung. Status LULUS diberikan karena akun dapat dilengkapi melalui master, pratinjau kembali seimbang, dan referensi faktur tetap dipertahankan.</w:t>
       </w:r>
     </w:p>
     <w:p>
@@ -10923,7 +10361,7 @@
           <w:noProof/>
         </w:rPr>
         <w:drawing>
-          <wp:inline distT="0" distB="0" distL="0" distR="0" wp14:anchorId="274A7027" wp14:editId="6DBD5365">
+          <wp:inline distT="0" distB="0" distL="0" distR="0" wp14:anchorId="52F83F3F" wp14:editId="189F47F4">
             <wp:extent cx="8412480" cy="1682496"/>
             <wp:effectExtent l="0" t="0" r="0" b="0"/>
             <wp:docPr id="47" name="Picture 47"/>
@@ -10983,7 +10421,7 @@
           <w:noProof/>
         </w:rPr>
         <w:drawing>
-          <wp:inline distT="0" distB="0" distL="0" distR="0" wp14:anchorId="1335319F" wp14:editId="7ABD51D6">
+          <wp:inline distT="0" distB="0" distL="0" distR="0" wp14:anchorId="31981CFB" wp14:editId="339C8BA5">
             <wp:extent cx="8412480" cy="1682496"/>
             <wp:effectExtent l="0" t="0" r="0" b="0"/>
             <wp:docPr id="48" name="Picture 48"/>
@@ -11043,7 +10481,7 @@
           <w:noProof/>
         </w:rPr>
         <w:drawing>
-          <wp:inline distT="0" distB="0" distL="0" distR="0" wp14:anchorId="4BF97DF8" wp14:editId="3D627D6B">
+          <wp:inline distT="0" distB="0" distL="0" distR="0" wp14:anchorId="17A61734" wp14:editId="59D4ECB2">
             <wp:extent cx="8412480" cy="1682496"/>
             <wp:effectExtent l="0" t="0" r="0" b="0"/>
             <wp:docPr id="49" name="Picture 49"/>
@@ -11299,7 +10737,7 @@
           <w:noProof/>
         </w:rPr>
         <w:drawing>
-          <wp:inline distT="0" distB="0" distL="0" distR="0" wp14:anchorId="0672420C" wp14:editId="685C8778">
+          <wp:inline distT="0" distB="0" distL="0" distR="0" wp14:anchorId="58895B74" wp14:editId="28865579">
             <wp:extent cx="9464040" cy="5146072"/>
             <wp:effectExtent l="0" t="0" r="0" b="0"/>
             <wp:docPr id="50" name="Picture 50"/>
@@ -11364,138 +10802,92 @@
     </w:p>
     <w:p>
       <w:pPr>
-        <w:spacing w:after="40" w:line="240" w:lineRule="auto"/>
-      </w:pPr>
-      <w:r>
-        <w:rPr>
-          <w:sz w:val="18"/>
-        </w:rPr>
-        <w:t>Tangkapan layar 13 mendokumentasikan Draft Jurnal setelah seluruh posting Kantin pada tahap Pascaposting. Tujuan layar ini adalah memastikan dokumen Kantin berpindah dari draf ke terposting dan tidak menyisakan antrian yang tidak dijelaskan. Aktor utama yang menjalankan pemeriksaan ialah Akuntansi, tetapi hasilnya juga relevan bagi supervisor, Akuntansi, administrator master, dan auditor internal. Gambar diambil langsung dari build Windows varian eBisnis pada Toko Kantin Demo, bukan ilustrasi statis. Jendel</w:t>
-      </w:r>
-      <w:r>
-        <w:rPr>
-          <w:sz w:val="18"/>
-        </w:rPr>
-        <w:t>a telah dimaksimalkan ke area kerja 2560 × 1392 piksel agar judul, sidebar, filter, tombol, tabel, status, dan bagian bawah layar dapat dibaca bersama. Karena satu gambar dipakai sebagai bukti UAT dan sebagai petunjuk pengguna, pembaca perlu memeriksa konteks toko, tanggal, pengguna aktif, serta status koneksi sebelum menyimpulkan hasil transaksi.</w:t>
-      </w:r>
-    </w:p>
-    <w:p>
-      <w:pPr>
-        <w:spacing w:after="40" w:line="240" w:lineRule="auto"/>
-      </w:pPr>
-      <w:r>
-        <w:rPr>
-          <w:sz w:val="18"/>
-        </w:rPr>
-        <w:t>Bukti yang harus dibaca dari layar ini adalah bahwa Posting Penjualan, HPP, dan Kulakan tidak lagi memiliki dokumen tertunda pada periode UAT. Informasi tersebut tidak berdiri sendiri. Pembaca perlu menghubungkannya dengan dokumen sebelum dan sesudahnya: transaksi sumber menghasilkan draf, draf yang lolos validasi menghasilkan jurnal, dan jurnal terposting menjadi sumber Buku Besar serta laporan keuangan. Jika angka pada layar berbeda dari laporan, pemeriksaan pertama adalah kesamaan periode dan satuan kerj</w:t>
-      </w:r>
-      <w:r>
-        <w:rPr>
-          <w:sz w:val="18"/>
-        </w:rPr>
-        <w:t>a, kemudian status posting. Perbedaan antara jumlah pada cache lokal dan hasil API juga harus dicatat transparan; untuk keputusan volume UAT, hasil API server digunakan sebagai sumber kebenaran karena server yang memegang seluruh transaksi. Layar tetap berguna untuk membuktikan bahwa operator dapat menelusuri baris dan referensi secara visual.</w:t>
-      </w:r>
-    </w:p>
-    <w:p>
-      <w:pPr>
-        <w:spacing w:after="40" w:line="240" w:lineRule="auto"/>
-      </w:pPr>
-      <w:r>
-        <w:rPr>
-          <w:sz w:val="18"/>
-        </w:rPr>
-        <w:t>Urutan kerja yang direkomendasikan adalah Muat ringkasan, kemudian Bandingkan status, kemudian Buka rincian, kemudian Pastikan nol tertahan, kemudian Lanjut laporan. Setiap langkah dilakukan berurutan supaya kegagalan mudah diisolasi. Operator tidak menekan tombol Posting hanya karena tombol tersedia. Ia harus membaca ringkasan, mengambil sampel beberapa baris, membandingkan nomor referensi dan nilai terhadap dokumen sumber, lalu memastikan tidak ada pesan akun kosong. Pada daftar yang memiliki banyak halam</w:t>
-      </w:r>
-      <w:r>
-        <w:rPr>
-          <w:sz w:val="18"/>
-        </w:rPr>
-        <w:t>an, gunakan pagination sampai halaman terakhir dan gulir ke bawah. Pada formulir, isi satu sisi debit atau kredit untuk setiap baris, jangan keduanya. Simpan sebagai draf lebih dahulu apabila transaksi manual masih menunggu review. Setelah kembali dari master akun, muat ulang pratinjau agar pasangan jurnal dihitung kembali oleh server.</w:t>
-      </w:r>
-    </w:p>
-    <w:p>
-      <w:pPr>
-        <w:spacing w:after="40" w:line="240" w:lineRule="auto"/>
-      </w:pPr>
-      <w:r>
-        <w:rPr>
-          <w:sz w:val="18"/>
-        </w:rPr>
-        <w:t>Dampak akuntansi pada layar ini diringkas sebagai berikut: status terposting menjadi sumber tunggal Buku Besar, Neraca Saldo, dan laporan keuangan. Prinsip pengendaliannya adalah akun yang dipakai harus berupa akun daun, aktif, berada pada tenant yang sama, dan relevan dengan substansi transaksi. Sistem tidak mengandalkan ID akun yang ditulis permanen di aplikasi; kode dan relasi master di-resolve oleh server. Untuk alur Kantin, akun kunci yang sudah diverifikasi ialah 111.101 Kas Yayasan, 131.300 Piutang U</w:t>
-      </w:r>
-      <w:r>
-        <w:rPr>
-          <w:sz w:val="18"/>
-        </w:rPr>
-        <w:t>saha Toko, 151.200 Persediaan Barang Lainnya, 310.600 Utang Usaha Toko, 410.900 Pendapatan Penjualan Toko, dan 510.900 Beban Pokok Penjualan Toko. Kesamaan akun 151.200 antara debit Kulakan dan kredit HPP menjaga mutasi persediaan tidak terpecah.</w:t>
-      </w:r>
-    </w:p>
-    <w:p>
-      <w:pPr>
-        <w:spacing w:after="40" w:line="240" w:lineRule="auto"/>
-      </w:pPr>
-      <w:r>
-        <w:rPr>
-          <w:sz w:val="18"/>
-        </w:rPr>
-        <w:t xml:space="preserve">Bila akun terlihat tidak sesuai, gunakan tombol Sesuaikan Akun Debet atau Sesuaikan Akun Kredit pada layar posting. Tombol itu membuka master sumber, bukan mengubah baris jurnal sementara. Pendekatan ini penting karena koreksi pada master juga memperbaiki dokumen lain yang memiliki jenis produk, barang, pemasok, toko, atau metode pembayaran yang sama. Setelah perubahan disimpan dan pengguna kembali, aplikasi memuat ulang draf secara otomatis. Penjualan membaca kas atau piutang dari Cara Pembayaran/Toko dan </w:t>
-      </w:r>
-      <w:r>
-        <w:rPr>
-          <w:sz w:val="18"/>
-        </w:rPr>
-        <w:t>pendapatan dari Jenis Produk. HPP membaca beban dari Jenis Produk atau Kelompok Aset serta persediaan dari Master/Kelompok Aset. Kulakan membaca persediaan dari aset dan kas atau utang dari metode bayar, toko, atau pemasok.</w:t>
-      </w:r>
-    </w:p>
-    <w:p>
-      <w:pPr>
-        <w:spacing w:after="40" w:line="240" w:lineRule="auto"/>
-      </w:pPr>
-      <w:r>
-        <w:rPr>
-          <w:sz w:val="18"/>
-        </w:rPr>
-        <w:t>Diagram setelah penjelasan ini memodelkan use case, flowchart, dan aliran data untuk Draft Jurnal setelah seluruh posting Kantin. Entitas yang relevan ialah Draft Jurnal, Posting History, Transaksi Akuntansi, Closing. Use case menjelaskan siapa memicu tindakan dan siapa meninjau hasil. Flowchart menjelaskan urutan serta gerbang validasi sebelum status berubah. Diagram aliran data/ERD ringkas menunjukkan kunci hubungan antara dokumen sumber, detail, akun, transaksi akuntansi, dan laporan. Diagram bukan pengg</w:t>
-      </w:r>
-      <w:r>
-        <w:rPr>
-          <w:sz w:val="18"/>
-        </w:rPr>
-        <w:t>anti skema basis data fisik; ia sengaja menampilkan relasi bisnis yang perlu dipahami key user. Keterlacakan dianggap cukup apabila nomor referensi pada transaksi dapat ditemukan pada jurnal, kode akun yang sama dapat ditemukan pada Buku Besar, dan saldo akhirnya dapat dijelaskan pada laporan.</w:t>
-      </w:r>
-    </w:p>
-    <w:p>
-      <w:pPr>
-        <w:spacing w:after="40" w:line="240" w:lineRule="auto"/>
-      </w:pPr>
-      <w:r>
-        <w:rPr>
-          <w:sz w:val="18"/>
-        </w:rPr>
-        <w:t>Kontrol UAT yang diterapkan meliputi volume data antara 100 dan 10.000 record, periode konsisten, data bernilai, akun lengkap, tidak ada baris tertahan, dan total debit sama dengan total kredit. Bukti volume dalam eksekusi ini adalah 102 transaksi penjualan, 207 faktur Kulakan secara kumulatif, batch baru 100 faktur Kulakan, serta 2.901 baris pada laporan Keseluruhan Jurnal. Audit server menghitung total debit dan kredit masing-masing Rp842.678.014 dengan selisih Rp0. Selisih historis Rp2.400.000 sempat dit</w:t>
-      </w:r>
-      <w:r>
-        <w:rPr>
-          <w:sz w:val="18"/>
-        </w:rPr>
-        <w:t>emukan pada LPJ Kas Besar, ditelusuri sampai jurnal sumber, kemudian 103 dokumen diposting ulang dengan baris beban yang benar. Perbaikan itu dicatat terbuka agar status lulus dapat diaudit.</w:t>
-      </w:r>
-    </w:p>
-    <w:p>
-      <w:pPr>
-        <w:spacing w:after="40" w:line="240" w:lineRule="auto"/>
-      </w:pPr>
-      <w:r>
-        <w:rPr>
-          <w:sz w:val="18"/>
-        </w:rPr>
-        <w:t>Hasil aktual untuk Draft Jurnal setelah seluruh posting Kantin dinilai LULUS. Jika reproduksi berikutnya gagal, jangan memaksa jurnal atau mengganti akun hanya agar tombol aktif. Catat pesan lengkap, nomor dokumen, tanggal, toko, dan sisi akun yang bermasalah; perbaiki master yang ditunjuk; ulangi pratinjau; lalu bandingkan jumlah draf sebelum dan sesudah. Untuk laporan yang tampak kosong, pastikan jurnal sudah terposting dan filter tidak berhenti sebelum tanggal transaksi. Untuk laporan yang tampak terpoto</w:t>
-      </w:r>
-      <w:r>
-        <w:rPr>
-          <w:sz w:val="18"/>
-        </w:rPr>
-        <w:t>ng, gunakan pagination dan tangkapan halaman terakhir/terbawah. Dengan prosedur itu, layar ini berfungsi sebagai petunjuk operasional, bukti pengujian, dan titik kontrol audit yang dapat diulang oleh pengguna lain tanpa membutuhkan akses langsung ke basis data.</w:t>
+        <w:spacing w:after="140"/>
+      </w:pPr>
+      <w:r>
+        <w:rPr>
+          <w:b/>
+          <w:sz w:val="20"/>
+        </w:rPr>
+        <w:t>Konteks layar.</w:t>
+      </w:r>
+      <w:r>
+        <w:rPr>
+          <w:sz w:val="20"/>
+        </w:rPr>
+        <w:t xml:space="preserve"> Draft Jurnal setelah posting dipakai sebagai bukti bahwa antrean Kantin sudah berpindah ke status terposting. Halaman ini dibandingkan dengan baseline sebelum posting, sehingga reviewer dapat melihat perubahan status tanpa hanya mengandalkan pesan sukses sesaat.</w:t>
+      </w:r>
+    </w:p>
+    <w:p>
+      <w:pPr>
+        <w:spacing w:after="140"/>
+      </w:pPr>
+      <w:r>
+        <w:rPr>
+          <w:b/>
+          <w:sz w:val="20"/>
+        </w:rPr>
+        <w:t>Cara membaca.</w:t>
+      </w:r>
+      <w:r>
+        <w:rPr>
+          <w:sz w:val="20"/>
+        </w:rPr>
+        <w:t xml:space="preserve"> Kategori Posting Penjualan, Posting HPP, dan Posting Kulakan harus tidak lagi menyisakan dokumen periode UAT yang belum diproses. Nilai nol tertahan lebih penting daripada sekadar bertambahnya jumlah terposting. Jika masih ada draf, buka rincian dan cari referensi yang gagal sebelum membuka laporan keuangan.</w:t>
+      </w:r>
+    </w:p>
+    <w:p>
+      <w:pPr>
+        <w:spacing w:after="140"/>
+      </w:pPr>
+      <w:r>
+        <w:rPr>
+          <w:b/>
+          <w:sz w:val="20"/>
+        </w:rPr>
+        <w:t>Tindakan pengguna.</w:t>
+      </w:r>
+      <w:r>
+        <w:rPr>
+          <w:sz w:val="20"/>
+        </w:rPr>
+        <w:t xml:space="preserve"> Muat ringkasan terbaru, bandingkan jumlah per kategori dengan pratinjau sumber, lalu buka riwayat posting untuk mengambil nomor jurnal. Pastikan tidak ada closing yang menyebabkan sebagian dokumen berada di periode berbeda. Setelah antrian bersih, lanjutkan penelusuran ke Keseluruhan Jurnal, Buku Besar, dan laporan.</w:t>
+      </w:r>
+    </w:p>
+    <w:p>
+      <w:pPr>
+        <w:spacing w:after="140"/>
+      </w:pPr>
+      <w:r>
+        <w:rPr>
+          <w:b/>
+          <w:sz w:val="20"/>
+        </w:rPr>
+        <w:t>Makna akuntansi.</w:t>
+      </w:r>
+      <w:r>
+        <w:rPr>
+          <w:sz w:val="20"/>
+        </w:rPr>
+        <w:t xml:space="preserve"> Perpindahan ke status terposting menandai saat dokumen mulai memengaruhi saldo. Dari titik ini, perubahan pada transaksi sumber harus mengikuti prosedur pembatalan dan posting ulang, bukan sekadar mengedit data tanpa jejak. Status terposting juga menjadi sumber tunggal bagi laporan.</w:t>
+      </w:r>
+    </w:p>
+    <w:p>
+      <w:pPr>
+        <w:spacing w:after="140"/>
+      </w:pPr>
+      <w:r>
+        <w:rPr>
+          <w:b/>
+          <w:sz w:val="20"/>
+        </w:rPr>
+        <w:t>Hasil UAT.</w:t>
+      </w:r>
+      <w:r>
+        <w:rPr>
+          <w:sz w:val="20"/>
+        </w:rPr>
+        <w:t xml:space="preserve"> Penjualan, HPP, dan Kulakan tidak menyisakan dokumen tertahan untuk periode pengujian. Status LULUS membuktikan batch selesai diproses dan laporan dapat diuji menggunakan data yang sudah masuk buku besar.</w:t>
       </w:r>
     </w:p>
     <w:p>
@@ -11521,7 +10913,7 @@
           <w:noProof/>
         </w:rPr>
         <w:drawing>
-          <wp:inline distT="0" distB="0" distL="0" distR="0" wp14:anchorId="40C600E1" wp14:editId="071C7C00">
+          <wp:inline distT="0" distB="0" distL="0" distR="0" wp14:anchorId="4489BEC0" wp14:editId="7367A3A3">
             <wp:extent cx="8412480" cy="1682496"/>
             <wp:effectExtent l="0" t="0" r="0" b="0"/>
             <wp:docPr id="51" name="Picture 51"/>
@@ -11581,7 +10973,7 @@
           <w:noProof/>
         </w:rPr>
         <w:drawing>
-          <wp:inline distT="0" distB="0" distL="0" distR="0" wp14:anchorId="6ACDD1AE" wp14:editId="74F1FD90">
+          <wp:inline distT="0" distB="0" distL="0" distR="0" wp14:anchorId="69FDA6E3" wp14:editId="42F84A46">
             <wp:extent cx="8412480" cy="1682496"/>
             <wp:effectExtent l="0" t="0" r="0" b="0"/>
             <wp:docPr id="52" name="Picture 52"/>
@@ -11641,7 +11033,7 @@
           <w:noProof/>
         </w:rPr>
         <w:drawing>
-          <wp:inline distT="0" distB="0" distL="0" distR="0" wp14:anchorId="0299792C" wp14:editId="54CA4A33">
+          <wp:inline distT="0" distB="0" distL="0" distR="0" wp14:anchorId="4A464A47" wp14:editId="059C6063">
             <wp:extent cx="8412480" cy="1682496"/>
             <wp:effectExtent l="0" t="0" r="0" b="0"/>
             <wp:docPr id="53" name="Picture 53"/>
@@ -11897,7 +11289,7 @@
           <w:noProof/>
         </w:rPr>
         <w:drawing>
-          <wp:inline distT="0" distB="0" distL="0" distR="0" wp14:anchorId="6F8D6FBA" wp14:editId="20042450">
+          <wp:inline distT="0" distB="0" distL="0" distR="0" wp14:anchorId="5B2A5A3B" wp14:editId="02D45FFB">
             <wp:extent cx="9464040" cy="5146072"/>
             <wp:effectExtent l="0" t="0" r="0" b="0"/>
             <wp:docPr id="54" name="Picture 54"/>
@@ -11962,138 +11354,92 @@
     </w:p>
     <w:p>
       <w:pPr>
-        <w:spacing w:after="40" w:line="240" w:lineRule="auto"/>
-      </w:pPr>
-      <w:r>
-        <w:rPr>
-          <w:sz w:val="18"/>
-        </w:rPr>
-        <w:t xml:space="preserve">Tangkapan layar 14 mendokumentasikan Daftar Jurnal Umum pada tahap Jurnal Manual. Tujuan layar ini adalah menelusuri jurnal manual berdasarkan tanggal, kode, keterangan, mata anggaran, debit, kredit, dan status. Aktor utama yang menjalankan pemeriksaan ialah Akuntansi, tetapi hasilnya juga relevan bagi supervisor, Akuntansi, administrator master, dan auditor internal. Gambar diambil langsung dari build Windows varian eBisnis pada Toko Kantin Demo, bukan ilustrasi statis. Jendela telah dimaksimalkan ke area </w:t>
-      </w:r>
-      <w:r>
-        <w:rPr>
-          <w:sz w:val="18"/>
-        </w:rPr>
-        <w:t>kerja 2560 × 1392 piksel agar judul, sidebar, filter, tombol, tabel, status, dan bagian bawah layar dapat dibaca bersama. Karena satu gambar dipakai sebagai bukti UAT dan sebagai petunjuk pengguna, pembaca perlu memeriksa konteks toko, tanggal, pengguna aktif, serta status koneksi sebelum menyimpulkan hasil transaksi.</w:t>
-      </w:r>
-    </w:p>
-    <w:p>
-      <w:pPr>
-        <w:spacing w:after="40" w:line="240" w:lineRule="auto"/>
-      </w:pPr>
-      <w:r>
-        <w:rPr>
-          <w:sz w:val="18"/>
-        </w:rPr>
-        <w:t>Bukti yang harus dibaca dari layar ini adalah bahwa 160 jurnal manual terlihat dalam periode; setiap baris menampilkan nilai debit dan kredit yang sama. Informasi tersebut tidak berdiri sendiri. Pembaca perlu menghubungkannya dengan dokumen sebelum dan sesudahnya: transaksi sumber menghasilkan draf, draf yang lolos validasi menghasilkan jurnal, dan jurnal terposting menjadi sumber Buku Besar serta laporan keuangan. Jika angka pada layar berbeda dari laporan, pemeriksaan pertama adalah kesamaan periode dan s</w:t>
-      </w:r>
-      <w:r>
-        <w:rPr>
-          <w:sz w:val="18"/>
-        </w:rPr>
-        <w:t>atuan kerja, kemudian status posting. Perbedaan antara jumlah pada cache lokal dan hasil API juga harus dicatat transparan; untuk keputusan volume UAT, hasil API server digunakan sebagai sumber kebenaran karena server yang memegang seluruh transaksi. Layar tetap berguna untuk membuktikan bahwa operator dapat menelusuri baris dan referensi secara visual.</w:t>
-      </w:r>
-    </w:p>
-    <w:p>
-      <w:pPr>
-        <w:spacing w:after="40" w:line="240" w:lineRule="auto"/>
-      </w:pPr>
-      <w:r>
-        <w:rPr>
-          <w:sz w:val="18"/>
-        </w:rPr>
-        <w:t>Urutan kerja yang direkomendasikan adalah Atur periode, kemudian Pilih status, kemudian Cari kode, kemudian Buka tindakan, kemudian Telusuri jurnal. Setiap langkah dilakukan berurutan supaya kegagalan mudah diisolasi. Operator tidak menekan tombol Posting hanya karena tombol tersedia. Ia harus membaca ringkasan, mengambil sampel beberapa baris, membandingkan nomor referensi dan nilai terhadap dokumen sumber, lalu memastikan tidak ada pesan akun kosong. Pada daftar yang memiliki banyak halaman, gunakan pagin</w:t>
-      </w:r>
-      <w:r>
-        <w:rPr>
-          <w:sz w:val="18"/>
-        </w:rPr>
-        <w:t>ation sampai halaman terakhir dan gulir ke bawah. Pada formulir, isi satu sisi debit atau kredit untuk setiap baris, jangan keduanya. Simpan sebagai draf lebih dahulu apabila transaksi manual masih menunggu review. Setelah kembali dari master akun, muat ulang pratinjau agar pasangan jurnal dihitung kembali oleh server.</w:t>
-      </w:r>
-    </w:p>
-    <w:p>
-      <w:pPr>
-        <w:spacing w:after="40" w:line="240" w:lineRule="auto"/>
-      </w:pPr>
-      <w:r>
-        <w:rPr>
-          <w:sz w:val="18"/>
-        </w:rPr>
-        <w:t>Dampak akuntansi pada layar ini diringkas sebagai berikut: Jurnal Umum dipakai hanya untuk kejadian tanpa menu otomatis, penyesuaian, koreksi, atau saldo awal. Prinsip pengendaliannya adalah akun yang dipakai harus berupa akun daun, aktif, berada pada tenant yang sama, dan relevan dengan substansi transaksi. Sistem tidak mengandalkan ID akun yang ditulis permanen di aplikasi; kode dan relasi master di-resolve oleh server. Untuk alur Kantin, akun kunci yang sudah diverifikasi ialah 111.101 Kas Yayasan, 131.3</w:t>
-      </w:r>
-      <w:r>
-        <w:rPr>
-          <w:sz w:val="18"/>
-        </w:rPr>
-        <w:t>00 Piutang Usaha Toko, 151.200 Persediaan Barang Lainnya, 310.600 Utang Usaha Toko, 410.900 Pendapatan Penjualan Toko, dan 510.900 Beban Pokok Penjualan Toko. Kesamaan akun 151.200 antara debit Kulakan dan kredit HPP menjaga mutasi persediaan tidak terpecah.</w:t>
-      </w:r>
-    </w:p>
-    <w:p>
-      <w:pPr>
-        <w:spacing w:after="40" w:line="240" w:lineRule="auto"/>
-      </w:pPr>
-      <w:r>
-        <w:rPr>
-          <w:sz w:val="18"/>
-        </w:rPr>
-        <w:t xml:space="preserve">Bila akun terlihat tidak sesuai, gunakan tombol Sesuaikan Akun Debet atau Sesuaikan Akun Kredit pada layar posting. Tombol itu membuka master sumber, bukan mengubah baris jurnal sementara. Pendekatan ini penting karena koreksi pada master juga memperbaiki dokumen lain yang memiliki jenis produk, barang, pemasok, toko, atau metode pembayaran yang sama. Setelah perubahan disimpan dan pengguna kembali, aplikasi memuat ulang draf secara otomatis. Penjualan membaca kas atau piutang dari Cara Pembayaran/Toko dan </w:t>
-      </w:r>
-      <w:r>
-        <w:rPr>
-          <w:sz w:val="18"/>
-        </w:rPr>
-        <w:t>pendapatan dari Jenis Produk. HPP membaca beban dari Jenis Produk atau Kelompok Aset serta persediaan dari Master/Kelompok Aset. Kulakan membaca persediaan dari aset dan kas atau utang dari metode bayar, toko, atau pemasok.</w:t>
-      </w:r>
-    </w:p>
-    <w:p>
-      <w:pPr>
-        <w:spacing w:after="40" w:line="240" w:lineRule="auto"/>
-      </w:pPr>
-      <w:r>
-        <w:rPr>
-          <w:sz w:val="18"/>
-        </w:rPr>
-        <w:t>Diagram setelah penjelasan ini memodelkan use case, flowchart, dan aliran data untuk Daftar Jurnal Umum. Entitas yang relevan ialah Jurnal Umum, Detail Jurnal, Akun, Mata Anggaran. Use case menjelaskan siapa memicu tindakan dan siapa meninjau hasil. Flowchart menjelaskan urutan serta gerbang validasi sebelum status berubah. Diagram aliran data/ERD ringkas menunjukkan kunci hubungan antara dokumen sumber, detail, akun, transaksi akuntansi, dan laporan. Diagram bukan pengganti skema basis data fisik; ia senga</w:t>
-      </w:r>
-      <w:r>
-        <w:rPr>
-          <w:sz w:val="18"/>
-        </w:rPr>
-        <w:t>ja menampilkan relasi bisnis yang perlu dipahami key user. Keterlacakan dianggap cukup apabila nomor referensi pada transaksi dapat ditemukan pada jurnal, kode akun yang sama dapat ditemukan pada Buku Besar, dan saldo akhirnya dapat dijelaskan pada laporan.</w:t>
-      </w:r>
-    </w:p>
-    <w:p>
-      <w:pPr>
-        <w:spacing w:after="40" w:line="240" w:lineRule="auto"/>
-      </w:pPr>
-      <w:r>
-        <w:rPr>
-          <w:sz w:val="18"/>
-        </w:rPr>
-        <w:t>Kontrol UAT yang diterapkan meliputi volume data antara 100 dan 10.000 record, periode konsisten, data bernilai, akun lengkap, tidak ada baris tertahan, dan total debit sama dengan total kredit. Bukti volume dalam eksekusi ini adalah 102 transaksi penjualan, 207 faktur Kulakan secara kumulatif, batch baru 100 faktur Kulakan, serta 2.901 baris pada laporan Keseluruhan Jurnal. Audit server menghitung total debit dan kredit masing-masing Rp842.678.014 dengan selisih Rp0. Selisih historis Rp2.400.000 sempat dit</w:t>
-      </w:r>
-      <w:r>
-        <w:rPr>
-          <w:sz w:val="18"/>
-        </w:rPr>
-        <w:t>emukan pada LPJ Kas Besar, ditelusuri sampai jurnal sumber, kemudian 103 dokumen diposting ulang dengan baris beban yang benar. Perbaikan itu dicatat terbuka agar status lulus dapat diaudit.</w:t>
-      </w:r>
-    </w:p>
-    <w:p>
-      <w:pPr>
-        <w:spacing w:after="40" w:line="240" w:lineRule="auto"/>
-      </w:pPr>
-      <w:r>
-        <w:rPr>
-          <w:sz w:val="18"/>
-        </w:rPr>
-        <w:t>Hasil aktual untuk Daftar Jurnal Umum dinilai LULUS. Jika reproduksi berikutnya gagal, jangan memaksa jurnal atau mengganti akun hanya agar tombol aktif. Catat pesan lengkap, nomor dokumen, tanggal, toko, dan sisi akun yang bermasalah; perbaiki master yang ditunjuk; ulangi pratinjau; lalu bandingkan jumlah draf sebelum dan sesudah. Untuk laporan yang tampak kosong, pastikan jurnal sudah terposting dan filter tidak berhenti sebelum tanggal transaksi. Untuk laporan yang tampak terpotong, gunakan pagination da</w:t>
-      </w:r>
-      <w:r>
-        <w:rPr>
-          <w:sz w:val="18"/>
-        </w:rPr>
-        <w:t>n tangkapan halaman terakhir/terbawah. Dengan prosedur itu, layar ini berfungsi sebagai petunjuk operasional, bukti pengujian, dan titik kontrol audit yang dapat diulang oleh pengguna lain tanpa membutuhkan akses langsung ke basis data.</w:t>
+        <w:spacing w:after="140"/>
+      </w:pPr>
+      <w:r>
+        <w:rPr>
+          <w:b/>
+          <w:sz w:val="20"/>
+        </w:rPr>
+        <w:t>Konteks layar.</w:t>
+      </w:r>
+      <w:r>
+        <w:rPr>
+          <w:sz w:val="20"/>
+        </w:rPr>
+        <w:t xml:space="preserve"> Daftar Jurnal Umum menampilkan jurnal manual yang sudah dibuat beserta tanggal, kode, keterangan, mata anggaran, jumlah Debet, jumlah Kredit, dan statusnya. Pada periode yang dipilih terlihat 160 jurnal, sehingga halaman ini juga menguji pencarian dan pengelolaan daftar dengan volume nyata.</w:t>
+      </w:r>
+    </w:p>
+    <w:p>
+      <w:pPr>
+        <w:spacing w:after="140"/>
+      </w:pPr>
+      <w:r>
+        <w:rPr>
+          <w:b/>
+          <w:sz w:val="20"/>
+        </w:rPr>
+        <w:t>Cara membaca.</w:t>
+      </w:r>
+      <w:r>
+        <w:rPr>
+          <w:sz w:val="20"/>
+        </w:rPr>
+        <w:t xml:space="preserve"> Nilai Debet dan Kredit pada setiap baris harus sama. Status Draf menunjukkan jurnal masih dapat direview, sedangkan Terposting menunjukkan jurnal sudah masuk buku besar. Kolom keterangan dan kode digunakan untuk membedakan jurnal penyesuaian, koreksi, saldo awal, atau transaksi manual lain. Jurnal otomatis Penjualan, HPP, dan Kulakan tidak seharusnya dibuat ulang dari halaman ini.</w:t>
+      </w:r>
+    </w:p>
+    <w:p>
+      <w:pPr>
+        <w:spacing w:after="140"/>
+      </w:pPr>
+      <w:r>
+        <w:rPr>
+          <w:b/>
+          <w:sz w:val="20"/>
+        </w:rPr>
+        <w:t>Tindakan pengguna.</w:t>
+      </w:r>
+      <w:r>
+        <w:rPr>
+          <w:sz w:val="20"/>
+        </w:rPr>
+        <w:t xml:space="preserve"> Atur periode, pilih status yang ingin diperiksa, lalu gunakan kode atau bagian keterangan untuk mencari jurnal. Buka tindakan pada satu baris guna melihat rincian akun dan referensi. Reviewer memastikan jurnal mempunyai bukti, akun daun, tanggal pengakuan yang benar, serta persetujuan sebelum posting.</w:t>
+      </w:r>
+    </w:p>
+    <w:p>
+      <w:pPr>
+        <w:spacing w:after="140"/>
+      </w:pPr>
+      <w:r>
+        <w:rPr>
+          <w:b/>
+          <w:sz w:val="20"/>
+        </w:rPr>
+        <w:t>Makna akuntansi.</w:t>
+      </w:r>
+      <w:r>
+        <w:rPr>
+          <w:sz w:val="20"/>
+        </w:rPr>
+        <w:t xml:space="preserve"> Jurnal Umum digunakan ketika kejadian tidak mempunyai menu otomatis atau ketika diperlukan penyesuaian yang dapat dipertanggungjawabkan. Pembatasan ini mengurangi risiko omzet, HPP, atau pembelian tercatat dua kali. Jika jurnal salah pada periode tertutup, koreksi dilakukan melalui jurnal pembalik dan jurnal pengganti, bukan menghapus jejak.</w:t>
+      </w:r>
+    </w:p>
+    <w:p>
+      <w:pPr>
+        <w:spacing w:after="140"/>
+      </w:pPr>
+      <w:r>
+        <w:rPr>
+          <w:b/>
+          <w:sz w:val="20"/>
+        </w:rPr>
+        <w:t>Hasil UAT.</w:t>
+      </w:r>
+      <w:r>
+        <w:rPr>
+          <w:sz w:val="20"/>
+        </w:rPr>
+        <w:t xml:space="preserve"> Daftar 160 jurnal dapat dimuat, difilter, dicari, dan dibuka rinciannya. Status LULUS menunjukkan nilai kedua sisi terbaca seimbang serta fungsi penelusuran mendukung proses review.</w:t>
       </w:r>
     </w:p>
     <w:p>
@@ -12119,7 +11465,7 @@
           <w:noProof/>
         </w:rPr>
         <w:drawing>
-          <wp:inline distT="0" distB="0" distL="0" distR="0" wp14:anchorId="59F1E0B6" wp14:editId="2F46832E">
+          <wp:inline distT="0" distB="0" distL="0" distR="0" wp14:anchorId="2872CBCB" wp14:editId="5700F9A6">
             <wp:extent cx="8412480" cy="1682496"/>
             <wp:effectExtent l="0" t="0" r="0" b="0"/>
             <wp:docPr id="55" name="Picture 55"/>
@@ -12179,7 +11525,7 @@
           <w:noProof/>
         </w:rPr>
         <w:drawing>
-          <wp:inline distT="0" distB="0" distL="0" distR="0" wp14:anchorId="3F23461D" wp14:editId="4745AE89">
+          <wp:inline distT="0" distB="0" distL="0" distR="0" wp14:anchorId="5B762A0C" wp14:editId="5F37F8E8">
             <wp:extent cx="8412480" cy="1682496"/>
             <wp:effectExtent l="0" t="0" r="0" b="0"/>
             <wp:docPr id="56" name="Picture 56"/>
@@ -12239,7 +11585,7 @@
           <w:noProof/>
         </w:rPr>
         <w:drawing>
-          <wp:inline distT="0" distB="0" distL="0" distR="0" wp14:anchorId="57459C1A" wp14:editId="24828596">
+          <wp:inline distT="0" distB="0" distL="0" distR="0" wp14:anchorId="0154C15D" wp14:editId="2B8AC189">
             <wp:extent cx="8412480" cy="1682496"/>
             <wp:effectExtent l="0" t="0" r="0" b="0"/>
             <wp:docPr id="57" name="Picture 57"/>
@@ -12495,7 +11841,7 @@
           <w:noProof/>
         </w:rPr>
         <w:drawing>
-          <wp:inline distT="0" distB="0" distL="0" distR="0" wp14:anchorId="3E4B93CC" wp14:editId="7471DDCF">
+          <wp:inline distT="0" distB="0" distL="0" distR="0" wp14:anchorId="052F79D1" wp14:editId="09610C20">
             <wp:extent cx="9464040" cy="5146072"/>
             <wp:effectExtent l="0" t="0" r="0" b="0"/>
             <wp:docPr id="58" name="Picture 58"/>
@@ -12560,138 +11906,92 @@
     </w:p>
     <w:p>
       <w:pPr>
-        <w:spacing w:after="40" w:line="240" w:lineRule="auto"/>
-      </w:pPr>
-      <w:r>
-        <w:rPr>
-          <w:sz w:val="18"/>
-        </w:rPr>
-        <w:t xml:space="preserve">Tangkapan layar 15 mendokumentasikan Form Jurnal Umum seimbang Rp750.000 pada tahap Jurnal Manual. Tujuan layar ini adalah mendemonstrasikan pemilihan akun daun, pengisian debit/kredit, keterangan, dan indikator keseimbangan sebelum draf disimpan. Aktor utama yang menjalankan pemeriksaan ialah Akuntansi, tetapi hasilnya juga relevan bagi supervisor, Akuntansi, administrator master, dan auditor internal. Gambar diambil langsung dari build Windows varian eBisnis pada Toko Kantin Demo, bukan ilustrasi statis. </w:t>
-      </w:r>
-      <w:r>
-        <w:rPr>
-          <w:sz w:val="18"/>
-        </w:rPr>
-        <w:t>Jendela telah dimaksimalkan ke area kerja 2560 × 1392 piksel agar judul, sidebar, filter, tombol, tabel, status, dan bagian bawah layar dapat dibaca bersama. Karena satu gambar dipakai sebagai bukti UAT dan sebagai petunjuk pengguna, pembaca perlu memeriksa konteks toko, tanggal, pengguna aktif, serta status koneksi sebelum menyimpulkan hasil transaksi.</w:t>
-      </w:r>
-    </w:p>
-    <w:p>
-      <w:pPr>
-        <w:spacing w:after="40" w:line="240" w:lineRule="auto"/>
-      </w:pPr>
-      <w:r>
-        <w:rPr>
-          <w:sz w:val="18"/>
-        </w:rPr>
-        <w:t>Bukti yang harus dibaca dari layar ini adalah bahwa contoh debit 512.115 Beban Administrasi Umum Lainnya dan kredit 111.101 Kas Yayasan masing-masing Rp750.000 berstatus Siap disimpan. Informasi tersebut tidak berdiri sendiri. Pembaca perlu menghubungkannya dengan dokumen sebelum dan sesudahnya: transaksi sumber menghasilkan draf, draf yang lolos validasi menghasilkan jurnal, dan jurnal terposting menjadi sumber Buku Besar serta laporan keuangan. Jika angka pada layar berbeda dari laporan, pemeriksaan perta</w:t>
-      </w:r>
-      <w:r>
-        <w:rPr>
-          <w:sz w:val="18"/>
-        </w:rPr>
-        <w:t>ma adalah kesamaan periode dan satuan kerja, kemudian status posting. Perbedaan antara jumlah pada cache lokal dan hasil API juga harus dicatat transparan; untuk keputusan volume UAT, hasil API server digunakan sebagai sumber kebenaran karena server yang memegang seluruh transaksi. Layar tetap berguna untuk membuktikan bahwa operator dapat menelusuri baris dan referensi secara visual.</w:t>
-      </w:r>
-    </w:p>
-    <w:p>
-      <w:pPr>
-        <w:spacing w:after="40" w:line="240" w:lineRule="auto"/>
-      </w:pPr>
-      <w:r>
-        <w:rPr>
-          <w:sz w:val="18"/>
-        </w:rPr>
-        <w:t>Urutan kerja yang direkomendasikan adalah Klik Jurnal Baru, kemudian Isi keterangan, kemudian Pilih akun debit, kemudian Pilih akun kredit, kemudian Periksa Siap disimpan. Setiap langkah dilakukan berurutan supaya kegagalan mudah diisolasi. Operator tidak menekan tombol Posting hanya karena tombol tersedia. Ia harus membaca ringkasan, mengambil sampel beberapa baris, membandingkan nomor referensi dan nilai terhadap dokumen sumber, lalu memastikan tidak ada pesan akun kosong. Pada daftar yang memiliki banyak</w:t>
-      </w:r>
-      <w:r>
-        <w:rPr>
-          <w:sz w:val="18"/>
-        </w:rPr>
-        <w:t xml:space="preserve"> halaman, gunakan pagination sampai halaman terakhir dan gulir ke bawah. Pada formulir, isi satu sisi debit atau kredit untuk setiap baris, jangan keduanya. Simpan sebagai draf lebih dahulu apabila transaksi manual masih menunggu review. Setelah kembali dari master akun, muat ulang pratinjau agar pasangan jurnal dihitung kembali oleh server.</w:t>
-      </w:r>
-    </w:p>
-    <w:p>
-      <w:pPr>
-        <w:spacing w:after="40" w:line="240" w:lineRule="auto"/>
-      </w:pPr>
-      <w:r>
-        <w:rPr>
-          <w:sz w:val="18"/>
-        </w:rPr>
-        <w:t>Dampak akuntansi pada layar ini diringkas sebagai berikut: contoh mewakili pembelian ATK tunai; formulir tidak disimpan sehingga tidak menduplikasi transaksi UAT. Prinsip pengendaliannya adalah akun yang dipakai harus berupa akun daun, aktif, berada pada tenant yang sama, dan relevan dengan substansi transaksi. Sistem tidak mengandalkan ID akun yang ditulis permanen di aplikasi; kode dan relasi master di-resolve oleh server. Untuk alur Kantin, akun kunci yang sudah diverifikasi ialah 111.101 Kas Yayasan, 13</w:t>
-      </w:r>
-      <w:r>
-        <w:rPr>
-          <w:sz w:val="18"/>
-        </w:rPr>
-        <w:t>1.300 Piutang Usaha Toko, 151.200 Persediaan Barang Lainnya, 310.600 Utang Usaha Toko, 410.900 Pendapatan Penjualan Toko, dan 510.900 Beban Pokok Penjualan Toko. Kesamaan akun 151.200 antara debit Kulakan dan kredit HPP menjaga mutasi persediaan tidak terpecah.</w:t>
-      </w:r>
-    </w:p>
-    <w:p>
-      <w:pPr>
-        <w:spacing w:after="40" w:line="240" w:lineRule="auto"/>
-      </w:pPr>
-      <w:r>
-        <w:rPr>
-          <w:sz w:val="18"/>
-        </w:rPr>
-        <w:t xml:space="preserve">Bila akun terlihat tidak sesuai, gunakan tombol Sesuaikan Akun Debet atau Sesuaikan Akun Kredit pada layar posting. Tombol itu membuka master sumber, bukan mengubah baris jurnal sementara. Pendekatan ini penting karena koreksi pada master juga memperbaiki dokumen lain yang memiliki jenis produk, barang, pemasok, toko, atau metode pembayaran yang sama. Setelah perubahan disimpan dan pengguna kembali, aplikasi memuat ulang draf secara otomatis. Penjualan membaca kas atau piutang dari Cara Pembayaran/Toko dan </w:t>
-      </w:r>
-      <w:r>
-        <w:rPr>
-          <w:sz w:val="18"/>
-        </w:rPr>
-        <w:t>pendapatan dari Jenis Produk. HPP membaca beban dari Jenis Produk atau Kelompok Aset serta persediaan dari Master/Kelompok Aset. Kulakan membaca persediaan dari aset dan kas atau utang dari metode bayar, toko, atau pemasok.</w:t>
-      </w:r>
-    </w:p>
-    <w:p>
-      <w:pPr>
-        <w:spacing w:after="40" w:line="240" w:lineRule="auto"/>
-      </w:pPr>
-      <w:r>
-        <w:rPr>
-          <w:sz w:val="18"/>
-        </w:rPr>
-        <w:t>Diagram setelah penjelasan ini memodelkan use case, flowchart, dan aliran data untuk Form Jurnal Umum seimbang Rp750.000. Entitas yang relevan ialah Jurnal Umum, Detail Jurnal, Akun Beban, Akun Kas. Use case menjelaskan siapa memicu tindakan dan siapa meninjau hasil. Flowchart menjelaskan urutan serta gerbang validasi sebelum status berubah. Diagram aliran data/ERD ringkas menunjukkan kunci hubungan antara dokumen sumber, detail, akun, transaksi akuntansi, dan laporan. Diagram bukan pengganti skema basis da</w:t>
-      </w:r>
-      <w:r>
-        <w:rPr>
-          <w:sz w:val="18"/>
-        </w:rPr>
-        <w:t>ta fisik; ia sengaja menampilkan relasi bisnis yang perlu dipahami key user. Keterlacakan dianggap cukup apabila nomor referensi pada transaksi dapat ditemukan pada jurnal, kode akun yang sama dapat ditemukan pada Buku Besar, dan saldo akhirnya dapat dijelaskan pada laporan.</w:t>
-      </w:r>
-    </w:p>
-    <w:p>
-      <w:pPr>
-        <w:spacing w:after="40" w:line="240" w:lineRule="auto"/>
-      </w:pPr>
-      <w:r>
-        <w:rPr>
-          <w:sz w:val="18"/>
-        </w:rPr>
-        <w:t>Kontrol UAT yang diterapkan meliputi volume data antara 100 dan 10.000 record, periode konsisten, data bernilai, akun lengkap, tidak ada baris tertahan, dan total debit sama dengan total kredit. Bukti volume dalam eksekusi ini adalah 102 transaksi penjualan, 207 faktur Kulakan secara kumulatif, batch baru 100 faktur Kulakan, serta 2.901 baris pada laporan Keseluruhan Jurnal. Audit server menghitung total debit dan kredit masing-masing Rp842.678.014 dengan selisih Rp0. Selisih historis Rp2.400.000 sempat dit</w:t>
-      </w:r>
-      <w:r>
-        <w:rPr>
-          <w:sz w:val="18"/>
-        </w:rPr>
-        <w:t>emukan pada LPJ Kas Besar, ditelusuri sampai jurnal sumber, kemudian 103 dokumen diposting ulang dengan baris beban yang benar. Perbaikan itu dicatat terbuka agar status lulus dapat diaudit.</w:t>
-      </w:r>
-    </w:p>
-    <w:p>
-      <w:pPr>
-        <w:spacing w:after="40" w:line="240" w:lineRule="auto"/>
-      </w:pPr>
-      <w:r>
-        <w:rPr>
-          <w:sz w:val="18"/>
-        </w:rPr>
-        <w:t>Hasil aktual untuk Form Jurnal Umum seimbang Rp750.000 dinilai LULUS. Jika reproduksi berikutnya gagal, jangan memaksa jurnal atau mengganti akun hanya agar tombol aktif. Catat pesan lengkap, nomor dokumen, tanggal, toko, dan sisi akun yang bermasalah; perbaiki master yang ditunjuk; ulangi pratinjau; lalu bandingkan jumlah draf sebelum dan sesudah. Untuk laporan yang tampak kosong, pastikan jurnal sudah terposting dan filter tidak berhenti sebelum tanggal transaksi. Untuk laporan yang tampak terpotong, guna</w:t>
-      </w:r>
-      <w:r>
-        <w:rPr>
-          <w:sz w:val="18"/>
-        </w:rPr>
-        <w:t>kan pagination dan tangkapan halaman terakhir/terbawah. Dengan prosedur itu, layar ini berfungsi sebagai petunjuk operasional, bukti pengujian, dan titik kontrol audit yang dapat diulang oleh pengguna lain tanpa membutuhkan akses langsung ke basis data.</w:t>
+        <w:spacing w:after="140"/>
+      </w:pPr>
+      <w:r>
+        <w:rPr>
+          <w:b/>
+          <w:sz w:val="20"/>
+        </w:rPr>
+        <w:t>Konteks layar.</w:t>
+      </w:r>
+      <w:r>
+        <w:rPr>
+          <w:sz w:val="20"/>
+        </w:rPr>
+        <w:t xml:space="preserve"> Form Jurnal Umum memperlihatkan contoh pencatatan pembelian alat tulis tunai senilai Rp750.000. Contoh sengaja memakai transaksi sederhana agar fungsi setiap kolom terlihat: tanggal, keterangan, akun Debet, akun Kredit, nilai, baris tambahan, dan indikator kesiapan.</w:t>
+      </w:r>
+    </w:p>
+    <w:p>
+      <w:pPr>
+        <w:spacing w:after="140"/>
+      </w:pPr>
+      <w:r>
+        <w:rPr>
+          <w:b/>
+          <w:sz w:val="20"/>
+        </w:rPr>
+        <w:t>Cara membaca.</w:t>
+      </w:r>
+      <w:r>
+        <w:rPr>
+          <w:sz w:val="20"/>
+        </w:rPr>
+        <w:t xml:space="preserve"> Baris pertama memakai Debet 512.115 Beban Administrasi Umum Lainnya sebesar Rp750.000. Baris kedua memakai Kredit 111.101 Kas Yayasan dengan nilai yang sama. Setiap baris hanya mengisi salah satu sisi; mengisi Debet dan Kredit sekaligus pada satu baris akan mengaburkan substansi jurnal. Indikator Siap disimpan muncul setelah total kedua sisi seimbang dan nilai lebih besar dari nol.</w:t>
+      </w:r>
+    </w:p>
+    <w:p>
+      <w:pPr>
+        <w:spacing w:after="140"/>
+      </w:pPr>
+      <w:r>
+        <w:rPr>
+          <w:b/>
+          <w:sz w:val="20"/>
+        </w:rPr>
+        <w:t>Tindakan pengguna.</w:t>
+      </w:r>
+      <w:r>
+        <w:rPr>
+          <w:sz w:val="20"/>
+        </w:rPr>
+        <w:t xml:space="preserve"> Klik Jurnal Baru, pilih tanggal sesuai bukti, tulis keterangan yang menyebut tujuan dan nomor dokumen, lalu pilih akun daun. Tambahkan baris bila ada PPN, potongan, atau lebih dari satu jenis beban. Jika jurnal terkait realisasi anggaran, pilih Mata Anggaran yang benar sebelum menyimpan sebagai Draf untuk direview.</w:t>
+      </w:r>
+    </w:p>
+    <w:p>
+      <w:pPr>
+        <w:spacing w:after="140"/>
+      </w:pPr>
+      <w:r>
+        <w:rPr>
+          <w:b/>
+          <w:sz w:val="20"/>
+        </w:rPr>
+        <w:t>Makna akuntansi.</w:t>
+      </w:r>
+      <w:r>
+        <w:rPr>
+          <w:sz w:val="20"/>
+        </w:rPr>
+        <w:t xml:space="preserve"> Contoh membebankan biaya administrasi dan mengurangi Kas. Form tidak dipakai untuk menduplikasi transaksi Kantin yang sudah memiliki menu posting. Pada UAT ini contoh hanya menunjukkan kondisi seimbang dan tidak disimpan, sehingga tidak mengubah total jurnal pengujian.</w:t>
+      </w:r>
+    </w:p>
+    <w:p>
+      <w:pPr>
+        <w:spacing w:after="140"/>
+      </w:pPr>
+      <w:r>
+        <w:rPr>
+          <w:b/>
+          <w:sz w:val="20"/>
+        </w:rPr>
+        <w:t>Hasil UAT.</w:t>
+      </w:r>
+      <w:r>
+        <w:rPr>
+          <w:sz w:val="20"/>
+        </w:rPr>
+        <w:t xml:space="preserve"> Form menerima pasangan akun, menghitung total secara langsung, dan menampilkan status Siap disimpan pada Rp750.000 lawan Rp750.000. Status LULUS membuktikan validasi keseimbangan bekerja sebelum jurnal dapat diterbitkan.</w:t>
       </w:r>
     </w:p>
     <w:p>
@@ -12717,7 +12017,7 @@
           <w:noProof/>
         </w:rPr>
         <w:drawing>
-          <wp:inline distT="0" distB="0" distL="0" distR="0" wp14:anchorId="4F575332" wp14:editId="641F8EE3">
+          <wp:inline distT="0" distB="0" distL="0" distR="0" wp14:anchorId="6B1AE480" wp14:editId="01BD05E4">
             <wp:extent cx="8412480" cy="1682496"/>
             <wp:effectExtent l="0" t="0" r="0" b="0"/>
             <wp:docPr id="59" name="Picture 59"/>
@@ -12777,7 +12077,7 @@
           <w:noProof/>
         </w:rPr>
         <w:drawing>
-          <wp:inline distT="0" distB="0" distL="0" distR="0" wp14:anchorId="29B97F9F" wp14:editId="4C61B27B">
+          <wp:inline distT="0" distB="0" distL="0" distR="0" wp14:anchorId="4B97AF9A" wp14:editId="1538947F">
             <wp:extent cx="8412480" cy="1682496"/>
             <wp:effectExtent l="0" t="0" r="0" b="0"/>
             <wp:docPr id="60" name="Picture 60"/>
@@ -12837,7 +12137,7 @@
           <w:noProof/>
         </w:rPr>
         <w:drawing>
-          <wp:inline distT="0" distB="0" distL="0" distR="0" wp14:anchorId="5B08E99B" wp14:editId="7FF6BFBD">
+          <wp:inline distT="0" distB="0" distL="0" distR="0" wp14:anchorId="36A585AF" wp14:editId="0706513C">
             <wp:extent cx="8412480" cy="1682496"/>
             <wp:effectExtent l="0" t="0" r="0" b="0"/>
             <wp:docPr id="61" name="Picture 61"/>
@@ -13093,7 +12393,7 @@
           <w:noProof/>
         </w:rPr>
         <w:drawing>
-          <wp:inline distT="0" distB="0" distL="0" distR="0" wp14:anchorId="3826AD19" wp14:editId="3ECB603D">
+          <wp:inline distT="0" distB="0" distL="0" distR="0" wp14:anchorId="1867294A" wp14:editId="48A7C217">
             <wp:extent cx="9464040" cy="5146072"/>
             <wp:effectExtent l="0" t="0" r="0" b="0"/>
             <wp:docPr id="62" name="Picture 62"/>
@@ -13158,138 +12458,92 @@
     </w:p>
     <w:p>
       <w:pPr>
-        <w:spacing w:after="40" w:line="240" w:lineRule="auto"/>
-      </w:pPr>
-      <w:r>
-        <w:rPr>
-          <w:sz w:val="18"/>
-        </w:rPr>
-        <w:t>Tangkapan layar 16 mendokumentasikan Laporan Laba Rugi — halaman awal pada tahap Laporan Keuangan. Tujuan layar ini adalah menampilkan pendapatan, HPP, beban, dan laba bersih pada periode yang sama dengan posting Kantin. Aktor utama yang menjalankan pemeriksaan ialah Akuntansi / Manajemen / Auditor, tetapi hasilnya juga relevan bagi supervisor, Akuntansi, administrator master, dan auditor internal. Gambar diambil langsung dari build Windows varian eBisnis pada Toko Kantin Demo, bukan ilustrasi statis. Jende</w:t>
-      </w:r>
-      <w:r>
-        <w:rPr>
-          <w:sz w:val="18"/>
-        </w:rPr>
-        <w:t>la telah dimaksimalkan ke area kerja 2560 × 1392 piksel agar judul, sidebar, filter, tombol, tabel, status, dan bagian bawah layar dapat dibaca bersama. Karena satu gambar dipakai sebagai bukti UAT dan sebagai petunjuk pengguna, pembaca perlu memeriksa konteks toko, tanggal, pengguna aktif, serta status koneksi sebelum menyimpulkan hasil transaksi.</w:t>
-      </w:r>
-    </w:p>
-    <w:p>
-      <w:pPr>
-        <w:spacing w:after="40" w:line="240" w:lineRule="auto"/>
-      </w:pPr>
-      <w:r>
-        <w:rPr>
-          <w:sz w:val="18"/>
-        </w:rPr>
-        <w:t>Bukti yang harus dibaca dari layar ini adalah bahwa filter 1–30 September 2026 diterapkan dan halaman pertama menampilkan struktur serta baris awal laporan. Informasi tersebut tidak berdiri sendiri. Pembaca perlu menghubungkannya dengan dokumen sebelum dan sesudahnya: transaksi sumber menghasilkan draf, draf yang lolos validasi menghasilkan jurnal, dan jurnal terposting menjadi sumber Buku Besar serta laporan keuangan. Jika angka pada layar berbeda dari laporan, pemeriksaan pertama adalah kesamaan periode d</w:t>
-      </w:r>
-      <w:r>
-        <w:rPr>
-          <w:sz w:val="18"/>
-        </w:rPr>
-        <w:t>an satuan kerja, kemudian status posting. Perbedaan antara jumlah pada cache lokal dan hasil API juga harus dicatat transparan; untuk keputusan volume UAT, hasil API server digunakan sebagai sumber kebenaran karena server yang memegang seluruh transaksi. Layar tetap berguna untuk membuktikan bahwa operator dapat menelusuri baris dan referensi secara visual.</w:t>
-      </w:r>
-    </w:p>
-    <w:p>
-      <w:pPr>
-        <w:spacing w:after="40" w:line="240" w:lineRule="auto"/>
-      </w:pPr>
-      <w:r>
-        <w:rPr>
-          <w:sz w:val="18"/>
-        </w:rPr>
-        <w:t>Urutan kerja yang direkomendasikan adalah Buka Katalog, kemudian Pilih laporan, kemudian Atur periode, kemudian Klik Tampilkan, kemudian Periksa halaman awal. Setiap langkah dilakukan berurutan supaya kegagalan mudah diisolasi. Operator tidak menekan tombol Posting hanya karena tombol tersedia. Ia harus membaca ringkasan, mengambil sampel beberapa baris, membandingkan nomor referensi dan nilai terhadap dokumen sumber, lalu memastikan tidak ada pesan akun kosong. Pada daftar yang memiliki banyak halaman, gun</w:t>
-      </w:r>
-      <w:r>
-        <w:rPr>
-          <w:sz w:val="18"/>
-        </w:rPr>
-        <w:t>akan pagination sampai halaman terakhir dan gulir ke bawah. Pada formulir, isi satu sisi debit atau kredit untuk setiap baris, jangan keduanya. Simpan sebagai draf lebih dahulu apabila transaksi manual masih menunggu review. Setelah kembali dari master akun, muat ulang pratinjau agar pasangan jurnal dihitung kembali oleh server.</w:t>
-      </w:r>
-    </w:p>
-    <w:p>
-      <w:pPr>
-        <w:spacing w:after="40" w:line="240" w:lineRule="auto"/>
-      </w:pPr>
-      <w:r>
-        <w:rPr>
-          <w:sz w:val="18"/>
-        </w:rPr>
-        <w:t>Dampak akuntansi pada layar ini diringkas sebagai berikut: laporan hanya membaca jurnal berstatus terposting pada satuan kerja Kantin. Prinsip pengendaliannya adalah akun yang dipakai harus berupa akun daun, aktif, berada pada tenant yang sama, dan relevan dengan substansi transaksi. Sistem tidak mengandalkan ID akun yang ditulis permanen di aplikasi; kode dan relasi master di-resolve oleh server. Untuk alur Kantin, akun kunci yang sudah diverifikasi ialah 111.101 Kas Yayasan, 131.300 Piutang Usaha Toko, 15</w:t>
-      </w:r>
-      <w:r>
-        <w:rPr>
-          <w:sz w:val="18"/>
-        </w:rPr>
-        <w:t>1.200 Persediaan Barang Lainnya, 310.600 Utang Usaha Toko, 410.900 Pendapatan Penjualan Toko, dan 510.900 Beban Pokok Penjualan Toko. Kesamaan akun 151.200 antara debit Kulakan dan kredit HPP menjaga mutasi persediaan tidak terpecah.</w:t>
-      </w:r>
-    </w:p>
-    <w:p>
-      <w:pPr>
-        <w:spacing w:after="40" w:line="240" w:lineRule="auto"/>
-      </w:pPr>
-      <w:r>
-        <w:rPr>
-          <w:sz w:val="18"/>
-        </w:rPr>
-        <w:t xml:space="preserve">Bila akun terlihat tidak sesuai, gunakan tombol Sesuaikan Akun Debet atau Sesuaikan Akun Kredit pada layar posting. Tombol itu membuka master sumber, bukan mengubah baris jurnal sementara. Pendekatan ini penting karena koreksi pada master juga memperbaiki dokumen lain yang memiliki jenis produk, barang, pemasok, toko, atau metode pembayaran yang sama. Setelah perubahan disimpan dan pengguna kembali, aplikasi memuat ulang draf secara otomatis. Penjualan membaca kas atau piutang dari Cara Pembayaran/Toko dan </w:t>
-      </w:r>
-      <w:r>
-        <w:rPr>
-          <w:sz w:val="18"/>
-        </w:rPr>
-        <w:t>pendapatan dari Jenis Produk. HPP membaca beban dari Jenis Produk atau Kelompok Aset serta persediaan dari Master/Kelompok Aset. Kulakan membaca persediaan dari aset dan kas atau utang dari metode bayar, toko, atau pemasok.</w:t>
-      </w:r>
-    </w:p>
-    <w:p>
-      <w:pPr>
-        <w:spacing w:after="40" w:line="240" w:lineRule="auto"/>
-      </w:pPr>
-      <w:r>
-        <w:rPr>
-          <w:sz w:val="18"/>
-        </w:rPr>
-        <w:t>Diagram setelah penjelasan ini memodelkan use case, flowchart, dan aliran data untuk Laporan Laba Rugi — halaman awal. Entitas yang relevan ialah Transaksi Akuntansi, Detail Transaksi, Akun, Laba Rugi. Use case menjelaskan siapa memicu tindakan dan siapa meninjau hasil. Flowchart menjelaskan urutan serta gerbang validasi sebelum status berubah. Diagram aliran data/ERD ringkas menunjukkan kunci hubungan antara dokumen sumber, detail, akun, transaksi akuntansi, dan laporan. Diagram bukan pengganti skema basis</w:t>
-      </w:r>
-      <w:r>
-        <w:rPr>
-          <w:sz w:val="18"/>
-        </w:rPr>
-        <w:t xml:space="preserve"> data fisik; ia sengaja menampilkan relasi bisnis yang perlu dipahami key user. Keterlacakan dianggap cukup apabila nomor referensi pada transaksi dapat ditemukan pada jurnal, kode akun yang sama dapat ditemukan pada Buku Besar, dan saldo akhirnya dapat dijelaskan pada laporan.</w:t>
-      </w:r>
-    </w:p>
-    <w:p>
-      <w:pPr>
-        <w:spacing w:after="40" w:line="240" w:lineRule="auto"/>
-      </w:pPr>
-      <w:r>
-        <w:rPr>
-          <w:sz w:val="18"/>
-        </w:rPr>
-        <w:t>Kontrol UAT yang diterapkan meliputi volume data antara 100 dan 10.000 record, periode konsisten, data bernilai, akun lengkap, tidak ada baris tertahan, dan total debit sama dengan total kredit. Bukti volume dalam eksekusi ini adalah 102 transaksi penjualan, 207 faktur Kulakan secara kumulatif, batch baru 100 faktur Kulakan, serta 2.901 baris pada laporan Keseluruhan Jurnal. Audit server menghitung total debit dan kredit masing-masing Rp842.678.014 dengan selisih Rp0. Selisih historis Rp2.400.000 sempat dit</w:t>
-      </w:r>
-      <w:r>
-        <w:rPr>
-          <w:sz w:val="18"/>
-        </w:rPr>
-        <w:t>emukan pada LPJ Kas Besar, ditelusuri sampai jurnal sumber, kemudian 103 dokumen diposting ulang dengan baris beban yang benar. Perbaikan itu dicatat terbuka agar status lulus dapat diaudit.</w:t>
-      </w:r>
-    </w:p>
-    <w:p>
-      <w:pPr>
-        <w:spacing w:after="40" w:line="240" w:lineRule="auto"/>
-      </w:pPr>
-      <w:r>
-        <w:rPr>
-          <w:sz w:val="18"/>
-        </w:rPr>
-        <w:t>Hasil aktual untuk Laporan Laba Rugi — halaman awal dinilai LULUS. Jika reproduksi berikutnya gagal, jangan memaksa jurnal atau mengganti akun hanya agar tombol aktif. Catat pesan lengkap, nomor dokumen, tanggal, toko, dan sisi akun yang bermasalah; perbaiki master yang ditunjuk; ulangi pratinjau; lalu bandingkan jumlah draf sebelum dan sesudah. Untuk laporan yang tampak kosong, pastikan jurnal sudah terposting dan filter tidak berhenti sebelum tanggal transaksi. Untuk laporan yang tampak terpotong, gunakan</w:t>
-      </w:r>
-      <w:r>
-        <w:rPr>
-          <w:sz w:val="18"/>
-        </w:rPr>
-        <w:t xml:space="preserve"> pagination dan tangkapan halaman terakhir/terbawah. Dengan prosedur itu, layar ini berfungsi sebagai petunjuk operasional, bukti pengujian, dan titik kontrol audit yang dapat diulang oleh pengguna lain tanpa membutuhkan akses langsung ke basis data.</w:t>
+        <w:spacing w:after="140"/>
+      </w:pPr>
+      <w:r>
+        <w:rPr>
+          <w:b/>
+          <w:sz w:val="20"/>
+        </w:rPr>
+        <w:t>Konteks layar.</w:t>
+      </w:r>
+      <w:r>
+        <w:rPr>
+          <w:sz w:val="20"/>
+        </w:rPr>
+        <w:t xml:space="preserve"> Halaman awal Laporan Laba Rugi menampilkan hasil operasi Kantin untuk 1 sampai 30 September 2026. Filter periode, tombol Tampilkan, serta pilihan ekspor terlihat di bagian atas, sedangkan bagian laporan mulai memperlihatkan kelompok Pendapatan, HPP, dan Beban.</w:t>
+      </w:r>
+    </w:p>
+    <w:p>
+      <w:pPr>
+        <w:spacing w:after="140"/>
+      </w:pPr>
+      <w:r>
+        <w:rPr>
+          <w:b/>
+          <w:sz w:val="20"/>
+        </w:rPr>
+        <w:t>Cara membaca.</w:t>
+      </w:r>
+      <w:r>
+        <w:rPr>
+          <w:sz w:val="20"/>
+        </w:rPr>
+        <w:t xml:space="preserve"> Pendapatan Penjualan harus berasal dari Posting Penjualan, bukan dari draf. Beban Pokok Penjualan berasal dari Posting HPP. Beban operasional lain dapat berasal dari Jurnal Umum atau modul keuangan yang terposting. Halaman awal dipakai untuk memastikan struktur akun masuk ke kelompok yang benar sebelum pengguna membaca total laba pada bagian bawah.</w:t>
+      </w:r>
+    </w:p>
+    <w:p>
+      <w:pPr>
+        <w:spacing w:after="140"/>
+      </w:pPr>
+      <w:r>
+        <w:rPr>
+          <w:b/>
+          <w:sz w:val="20"/>
+        </w:rPr>
+        <w:t>Tindakan pengguna.</w:t>
+      </w:r>
+      <w:r>
+        <w:rPr>
+          <w:sz w:val="20"/>
+        </w:rPr>
+        <w:t xml:space="preserve"> Samakan periode dengan batch posting, klik Tampilkan, lalu cari akun 410.900 dan 510.900 pada kelompok yang sesuai. Bandingkan pendapatan dengan total penjualan Rp51.154.000 dan telusuri HPP Rp41.009.014. Bila sebuah akun tidak muncul, periksa status posting dan klasifikasi akun laporan sebelum menyimpulkan nilainya hilang.</w:t>
+      </w:r>
+    </w:p>
+    <w:p>
+      <w:pPr>
+        <w:spacing w:after="140"/>
+      </w:pPr>
+      <w:r>
+        <w:rPr>
+          <w:b/>
+          <w:sz w:val="20"/>
+        </w:rPr>
+        <w:t>Makna akuntansi.</w:t>
+      </w:r>
+      <w:r>
+        <w:rPr>
+          <w:sz w:val="20"/>
+        </w:rPr>
+        <w:t xml:space="preserve"> Laba kotor terbentuk dari Pendapatan dikurangi HPP. Setelah itu beban operasi mengurangi hasil hingga laba bersih. Karena Persediaan merupakan akun Neraca, nilai Kulakan tidak langsung tampil sebagai beban pada Laba Rugi; hanya bagian persediaan yang telah terjual yang masuk melalui HPP.</w:t>
+      </w:r>
+    </w:p>
+    <w:p>
+      <w:pPr>
+        <w:spacing w:after="140"/>
+      </w:pPr>
+      <w:r>
+        <w:rPr>
+          <w:b/>
+          <w:sz w:val="20"/>
+        </w:rPr>
+        <w:t>Hasil UAT.</w:t>
+      </w:r>
+      <w:r>
+        <w:rPr>
+          <w:sz w:val="20"/>
+        </w:rPr>
+        <w:t xml:space="preserve"> Laporan dapat dibuka dengan periode yang benar dan struktur baris awal terbentuk dari jurnal terposting. Status LULUS pada halaman ini menegaskan klasifikasi awal dapat dibaca sebelum pemeriksaan total akhir.</w:t>
       </w:r>
     </w:p>
     <w:p>
@@ -13315,7 +12569,7 @@
           <w:noProof/>
         </w:rPr>
         <w:drawing>
-          <wp:inline distT="0" distB="0" distL="0" distR="0" wp14:anchorId="1B37DAEE" wp14:editId="48D69CF9">
+          <wp:inline distT="0" distB="0" distL="0" distR="0" wp14:anchorId="66CDCDC3" wp14:editId="005B90C7">
             <wp:extent cx="8412480" cy="1682496"/>
             <wp:effectExtent l="0" t="0" r="0" b="0"/>
             <wp:docPr id="63" name="Picture 63"/>
@@ -13375,7 +12629,7 @@
           <w:noProof/>
         </w:rPr>
         <w:drawing>
-          <wp:inline distT="0" distB="0" distL="0" distR="0" wp14:anchorId="6C50E55B" wp14:editId="767BB949">
+          <wp:inline distT="0" distB="0" distL="0" distR="0" wp14:anchorId="53CDDB16" wp14:editId="1B5ACF0F">
             <wp:extent cx="8412480" cy="1682496"/>
             <wp:effectExtent l="0" t="0" r="0" b="0"/>
             <wp:docPr id="64" name="Picture 64"/>
@@ -13435,7 +12689,7 @@
           <w:noProof/>
         </w:rPr>
         <w:drawing>
-          <wp:inline distT="0" distB="0" distL="0" distR="0" wp14:anchorId="03800EA6" wp14:editId="62BEA3C9">
+          <wp:inline distT="0" distB="0" distL="0" distR="0" wp14:anchorId="05C6422D" wp14:editId="21E57604">
             <wp:extent cx="8412480" cy="1682496"/>
             <wp:effectExtent l="0" t="0" r="0" b="0"/>
             <wp:docPr id="65" name="Picture 65"/>
@@ -13691,7 +12945,7 @@
           <w:noProof/>
         </w:rPr>
         <w:drawing>
-          <wp:inline distT="0" distB="0" distL="0" distR="0" wp14:anchorId="469E39AD" wp14:editId="3F176BA7">
+          <wp:inline distT="0" distB="0" distL="0" distR="0" wp14:anchorId="7AED3DBC" wp14:editId="7A663DAB">
             <wp:extent cx="9464040" cy="5146072"/>
             <wp:effectExtent l="0" t="0" r="0" b="0"/>
             <wp:docPr id="66" name="Picture 66"/>
@@ -13756,138 +13010,92 @@
     </w:p>
     <w:p>
       <w:pPr>
-        <w:spacing w:after="40" w:line="240" w:lineRule="auto"/>
-      </w:pPr>
-      <w:r>
-        <w:rPr>
-          <w:sz w:val="18"/>
-        </w:rPr>
-        <w:t>Tangkapan layar 17 mendokumentasikan Laporan Laba Rugi — halaman terakhir/terbawah pada tahap Laporan Keuangan. Tujuan layar ini adalah membuktikan seluruh pendapatan, HPP, beban, dan laba bersih telah ditelusuri sampai halaman terakhir dan bagian terbawah. Aktor utama yang menjalankan pemeriksaan ialah Akuntansi / Manajemen / Auditor, tetapi hasilnya juga relevan bagi supervisor, Akuntansi, administrator master, dan auditor internal. Gambar diambil langsung dari build Windows varian eBisnis pada Toko Kanti</w:t>
-      </w:r>
-      <w:r>
-        <w:rPr>
-          <w:sz w:val="18"/>
-        </w:rPr>
-        <w:t>n Demo, bukan ilustrasi statis. Jendela telah dimaksimalkan ke area kerja 2560 × 1392 piksel agar judul, sidebar, filter, tombol, tabel, status, dan bagian bawah layar dapat dibaca bersama. Karena satu gambar dipakai sebagai bukti UAT dan sebagai petunjuk pengguna, pembaca perlu memeriksa konteks toko, tanggal, pengguna aktif, serta status koneksi sebelum menyimpulkan hasil transaksi.</w:t>
-      </w:r>
-    </w:p>
-    <w:p>
-      <w:pPr>
-        <w:spacing w:after="40" w:line="240" w:lineRule="auto"/>
-      </w:pPr>
-      <w:r>
-        <w:rPr>
-          <w:sz w:val="18"/>
-        </w:rPr>
-        <w:t>Bukti yang harus dibaca dari layar ini adalah bahwa kontrol pagination mencapai halaman terakhir; total akhir dan jumlah baris terlihat tanpa tertutup scroll. Informasi tersebut tidak berdiri sendiri. Pembaca perlu menghubungkannya dengan dokumen sebelum dan sesudahnya: transaksi sumber menghasilkan draf, draf yang lolos validasi menghasilkan jurnal, dan jurnal terposting menjadi sumber Buku Besar serta laporan keuangan. Jika angka pada layar berbeda dari laporan, pemeriksaan pertama adalah kesamaan periode</w:t>
-      </w:r>
-      <w:r>
-        <w:rPr>
-          <w:sz w:val="18"/>
-        </w:rPr>
-        <w:t xml:space="preserve"> dan satuan kerja, kemudian status posting. Perbedaan antara jumlah pada cache lokal dan hasil API juga harus dicatat transparan; untuk keputusan volume UAT, hasil API server digunakan sebagai sumber kebenaran karena server yang memegang seluruh transaksi. Layar tetap berguna untuk membuktikan bahwa operator dapat menelusuri baris dan referensi secara visual.</w:t>
-      </w:r>
-    </w:p>
-    <w:p>
-      <w:pPr>
-        <w:spacing w:after="40" w:line="240" w:lineRule="auto"/>
-      </w:pPr>
-      <w:r>
-        <w:rPr>
-          <w:sz w:val="18"/>
-        </w:rPr>
-        <w:t>Urutan kerja yang direkomendasikan adalah Maju halaman, kemudian Capai halaman terakhir, kemudian Gulir terbawah, kemudian Baca total, kemudian Simpan bukti. Setiap langkah dilakukan berurutan supaya kegagalan mudah diisolasi. Operator tidak menekan tombol Posting hanya karena tombol tersedia. Ia harus membaca ringkasan, mengambil sampel beberapa baris, membandingkan nomor referensi dan nilai terhadap dokumen sumber, lalu memastikan tidak ada pesan akun kosong. Pada daftar yang memiliki banyak halaman, guna</w:t>
-      </w:r>
-      <w:r>
-        <w:rPr>
-          <w:sz w:val="18"/>
-        </w:rPr>
-        <w:t>kan pagination sampai halaman terakhir dan gulir ke bawah. Pada formulir, isi satu sisi debit atau kredit untuk setiap baris, jangan keduanya. Simpan sebagai draf lebih dahulu apabila transaksi manual masih menunggu review. Setelah kembali dari master akun, muat ulang pratinjau agar pasangan jurnal dihitung kembali oleh server.</w:t>
-      </w:r>
-    </w:p>
-    <w:p>
-      <w:pPr>
-        <w:spacing w:after="40" w:line="240" w:lineRule="auto"/>
-      </w:pPr>
-      <w:r>
-        <w:rPr>
-          <w:sz w:val="18"/>
-        </w:rPr>
-        <w:t>Dampak akuntansi pada layar ini diringkas sebagai berikut: nilai akhir menjadi bukti rekonsiliasi; khusus Jurnal dan Neraca Saldo total debit harus sama dengan kredit. Prinsip pengendaliannya adalah akun yang dipakai harus berupa akun daun, aktif, berada pada tenant yang sama, dan relevan dengan substansi transaksi. Sistem tidak mengandalkan ID akun yang ditulis permanen di aplikasi; kode dan relasi master di-resolve oleh server. Untuk alur Kantin, akun kunci yang sudah diverifikasi ialah 111.101 Kas Yayasa</w:t>
-      </w:r>
-      <w:r>
-        <w:rPr>
-          <w:sz w:val="18"/>
-        </w:rPr>
-        <w:t>n, 131.300 Piutang Usaha Toko, 151.200 Persediaan Barang Lainnya, 310.600 Utang Usaha Toko, 410.900 Pendapatan Penjualan Toko, dan 510.900 Beban Pokok Penjualan Toko. Kesamaan akun 151.200 antara debit Kulakan dan kredit HPP menjaga mutasi persediaan tidak terpecah.</w:t>
-      </w:r>
-    </w:p>
-    <w:p>
-      <w:pPr>
-        <w:spacing w:after="40" w:line="240" w:lineRule="auto"/>
-      </w:pPr>
-      <w:r>
-        <w:rPr>
-          <w:sz w:val="18"/>
-        </w:rPr>
-        <w:t xml:space="preserve">Bila akun terlihat tidak sesuai, gunakan tombol Sesuaikan Akun Debet atau Sesuaikan Akun Kredit pada layar posting. Tombol itu membuka master sumber, bukan mengubah baris jurnal sementara. Pendekatan ini penting karena koreksi pada master juga memperbaiki dokumen lain yang memiliki jenis produk, barang, pemasok, toko, atau metode pembayaran yang sama. Setelah perubahan disimpan dan pengguna kembali, aplikasi memuat ulang draf secara otomatis. Penjualan membaca kas atau piutang dari Cara Pembayaran/Toko dan </w:t>
-      </w:r>
-      <w:r>
-        <w:rPr>
-          <w:sz w:val="18"/>
-        </w:rPr>
-        <w:t>pendapatan dari Jenis Produk. HPP membaca beban dari Jenis Produk atau Kelompok Aset serta persediaan dari Master/Kelompok Aset. Kulakan membaca persediaan dari aset dan kas atau utang dari metode bayar, toko, atau pemasok.</w:t>
-      </w:r>
-    </w:p>
-    <w:p>
-      <w:pPr>
-        <w:spacing w:after="40" w:line="240" w:lineRule="auto"/>
-      </w:pPr>
-      <w:r>
-        <w:rPr>
-          <w:sz w:val="18"/>
-        </w:rPr>
-        <w:t>Diagram setelah penjelasan ini memodelkan use case, flowchart, dan aliran data untuk Laporan Laba Rugi — halaman terakhir/terbawah. Entitas yang relevan ialah Transaksi Akuntansi, Agregasi Akun, Pagination, Laba Rugi. Use case menjelaskan siapa memicu tindakan dan siapa meninjau hasil. Flowchart menjelaskan urutan serta gerbang validasi sebelum status berubah. Diagram aliran data/ERD ringkas menunjukkan kunci hubungan antara dokumen sumber, detail, akun, transaksi akuntansi, dan laporan. Diagram bukan pengg</w:t>
-      </w:r>
-      <w:r>
-        <w:rPr>
-          <w:sz w:val="18"/>
-        </w:rPr>
-        <w:t>anti skema basis data fisik; ia sengaja menampilkan relasi bisnis yang perlu dipahami key user. Keterlacakan dianggap cukup apabila nomor referensi pada transaksi dapat ditemukan pada jurnal, kode akun yang sama dapat ditemukan pada Buku Besar, dan saldo akhirnya dapat dijelaskan pada laporan.</w:t>
-      </w:r>
-    </w:p>
-    <w:p>
-      <w:pPr>
-        <w:spacing w:after="40" w:line="240" w:lineRule="auto"/>
-      </w:pPr>
-      <w:r>
-        <w:rPr>
-          <w:sz w:val="18"/>
-        </w:rPr>
-        <w:t>Kontrol UAT yang diterapkan meliputi volume data antara 100 dan 10.000 record, periode konsisten, data bernilai, akun lengkap, tidak ada baris tertahan, dan total debit sama dengan total kredit. Bukti volume dalam eksekusi ini adalah 102 transaksi penjualan, 207 faktur Kulakan secara kumulatif, batch baru 100 faktur Kulakan, serta 2.901 baris pada laporan Keseluruhan Jurnal. Audit server menghitung total debit dan kredit masing-masing Rp842.678.014 dengan selisih Rp0. Selisih historis Rp2.400.000 sempat dit</w:t>
-      </w:r>
-      <w:r>
-        <w:rPr>
-          <w:sz w:val="18"/>
-        </w:rPr>
-        <w:t>emukan pada LPJ Kas Besar, ditelusuri sampai jurnal sumber, kemudian 103 dokumen diposting ulang dengan baris beban yang benar. Perbaikan itu dicatat terbuka agar status lulus dapat diaudit.</w:t>
-      </w:r>
-    </w:p>
-    <w:p>
-      <w:pPr>
-        <w:spacing w:after="40" w:line="240" w:lineRule="auto"/>
-      </w:pPr>
-      <w:r>
-        <w:rPr>
-          <w:sz w:val="18"/>
-        </w:rPr>
-        <w:t>Hasil aktual untuk Laporan Laba Rugi — halaman terakhir/terbawah dinilai LULUS. Jika reproduksi berikutnya gagal, jangan memaksa jurnal atau mengganti akun hanya agar tombol aktif. Catat pesan lengkap, nomor dokumen, tanggal, toko, dan sisi akun yang bermasalah; perbaiki master yang ditunjuk; ulangi pratinjau; lalu bandingkan jumlah draf sebelum dan sesudah. Untuk laporan yang tampak kosong, pastikan jurnal sudah terposting dan filter tidak berhenti sebelum tanggal transaksi. Untuk laporan yang tampak terpo</w:t>
-      </w:r>
-      <w:r>
-        <w:rPr>
-          <w:sz w:val="18"/>
-        </w:rPr>
-        <w:t>tong, gunakan pagination dan tangkapan halaman terakhir/terbawah. Dengan prosedur itu, layar ini berfungsi sebagai petunjuk operasional, bukti pengujian, dan titik kontrol audit yang dapat diulang oleh pengguna lain tanpa membutuhkan akses langsung ke basis data.</w:t>
+        <w:spacing w:after="140"/>
+      </w:pPr>
+      <w:r>
+        <w:rPr>
+          <w:b/>
+          <w:sz w:val="20"/>
+        </w:rPr>
+        <w:t>Konteks layar.</w:t>
+      </w:r>
+      <w:r>
+        <w:rPr>
+          <w:sz w:val="20"/>
+        </w:rPr>
+        <w:t xml:space="preserve"> Bukti halaman terakhir Laba Rugi melengkapi halaman awal dengan menunjukkan bagian terbawah laporan. Tujuannya memastikan laba akhir dan subtotal tidak tersembunyi oleh pagination atau posisi scroll, sehingga pembaca tidak berhenti pada daftar akun bagian atas.</w:t>
+      </w:r>
+    </w:p>
+    <w:p>
+      <w:pPr>
+        <w:spacing w:after="140"/>
+      </w:pPr>
+      <w:r>
+        <w:rPr>
+          <w:b/>
+          <w:sz w:val="20"/>
+        </w:rPr>
+        <w:t>Cara membaca.</w:t>
+      </w:r>
+      <w:r>
+        <w:rPr>
+          <w:sz w:val="20"/>
+        </w:rPr>
+        <w:t xml:space="preserve"> Periksa subtotal Pendapatan, subtotal HPP, laba kotor, total Beban, dan laba bersih sesuai struktur yang tersedia. Angka akhir harus merupakan hasil agregasi seluruh jurnal terposting pada periode yang sama. Jika total berbeda dari halaman awal atau ekspor, kemungkinan pertama yang diperiksa adalah perubahan filter atau satuan kerja selama navigasi.</w:t>
+      </w:r>
+    </w:p>
+    <w:p>
+      <w:pPr>
+        <w:spacing w:after="140"/>
+      </w:pPr>
+      <w:r>
+        <w:rPr>
+          <w:b/>
+          <w:sz w:val="20"/>
+        </w:rPr>
+        <w:t>Tindakan pengguna.</w:t>
+      </w:r>
+      <w:r>
+        <w:rPr>
+          <w:sz w:val="20"/>
+        </w:rPr>
+        <w:t xml:space="preserve"> Gunakan kontrol halaman sampai mencapai bagian terakhir, gulir hingga baris total terlihat, lalu simpan bukti bersama halaman awal. Cocokkan laba kotor dengan selisih Pendapatan dan HPP. Setelah itu bandingkan laba bersih dengan perubahan ekuitas pada Neraca untuk memastikan hubungan antarlaporan dapat dijelaskan.</w:t>
+      </w:r>
+    </w:p>
+    <w:p>
+      <w:pPr>
+        <w:spacing w:after="140"/>
+      </w:pPr>
+      <w:r>
+        <w:rPr>
+          <w:b/>
+          <w:sz w:val="20"/>
+        </w:rPr>
+        <w:t>Makna akuntansi.</w:t>
+      </w:r>
+      <w:r>
+        <w:rPr>
+          <w:sz w:val="20"/>
+        </w:rPr>
+        <w:t xml:space="preserve"> Bagian bawah Laba Rugi menunjukkan hasil periode, bukan saldo kas. Penjualan kredit dapat menambah pendapatan tanpa langsung menambah kas, dan pembelian persediaan dapat mengurangi kas tanpa langsung menjadi HPP. Pemahaman ini mencegah pengguna mengharapkan laba bersih sama dengan kenaikan Kas.</w:t>
+      </w:r>
+    </w:p>
+    <w:p>
+      <w:pPr>
+        <w:spacing w:after="140"/>
+      </w:pPr>
+      <w:r>
+        <w:rPr>
+          <w:b/>
+          <w:sz w:val="20"/>
+        </w:rPr>
+        <w:t>Hasil UAT.</w:t>
+      </w:r>
+      <w:r>
+        <w:rPr>
+          <w:sz w:val="20"/>
+        </w:rPr>
+        <w:t xml:space="preserve"> Halaman terakhir dan total akhir berhasil ditampilkan tanpa terpotong. Status LULUS menunjukkan laporan dapat ditelusuri dari akun pembentuk hingga hasil periode secara lengkap.</w:t>
       </w:r>
     </w:p>
     <w:p>
@@ -13913,7 +13121,7 @@
           <w:noProof/>
         </w:rPr>
         <w:drawing>
-          <wp:inline distT="0" distB="0" distL="0" distR="0" wp14:anchorId="0089BC4A" wp14:editId="3F091576">
+          <wp:inline distT="0" distB="0" distL="0" distR="0" wp14:anchorId="3F58CA5F" wp14:editId="4C588517">
             <wp:extent cx="8412480" cy="1682496"/>
             <wp:effectExtent l="0" t="0" r="0" b="0"/>
             <wp:docPr id="67" name="Picture 67"/>
@@ -13973,7 +13181,7 @@
           <w:noProof/>
         </w:rPr>
         <w:drawing>
-          <wp:inline distT="0" distB="0" distL="0" distR="0" wp14:anchorId="5A891AA5" wp14:editId="58D01BE2">
+          <wp:inline distT="0" distB="0" distL="0" distR="0" wp14:anchorId="7AF69061" wp14:editId="600DCEF3">
             <wp:extent cx="8412480" cy="1682496"/>
             <wp:effectExtent l="0" t="0" r="0" b="0"/>
             <wp:docPr id="68" name="Picture 68"/>
@@ -14033,7 +13241,7 @@
           <w:noProof/>
         </w:rPr>
         <w:drawing>
-          <wp:inline distT="0" distB="0" distL="0" distR="0" wp14:anchorId="42CA952D" wp14:editId="70C9C4A6">
+          <wp:inline distT="0" distB="0" distL="0" distR="0" wp14:anchorId="0CC927E8" wp14:editId="1C0CAAC7">
             <wp:extent cx="8412480" cy="1682496"/>
             <wp:effectExtent l="0" t="0" r="0" b="0"/>
             <wp:docPr id="69" name="Picture 69"/>
@@ -14289,7 +13497,7 @@
           <w:noProof/>
         </w:rPr>
         <w:drawing>
-          <wp:inline distT="0" distB="0" distL="0" distR="0" wp14:anchorId="078A0454" wp14:editId="54D4ACE8">
+          <wp:inline distT="0" distB="0" distL="0" distR="0" wp14:anchorId="2D005050" wp14:editId="0015D380">
             <wp:extent cx="9464040" cy="5146072"/>
             <wp:effectExtent l="0" t="0" r="0" b="0"/>
             <wp:docPr id="70" name="Picture 70"/>
@@ -14354,138 +13562,92 @@
     </w:p>
     <w:p>
       <w:pPr>
-        <w:spacing w:after="40" w:line="240" w:lineRule="auto"/>
-      </w:pPr>
-      <w:r>
-        <w:rPr>
-          <w:sz w:val="18"/>
-        </w:rPr>
-        <w:t>Tangkapan layar 18 mendokumentasikan Laporan Neraca — halaman awal pada tahap Laporan Keuangan. Tujuan layar ini adalah menampilkan aset, kewajiban, dan ekuitas pada periode yang sama dengan posting Kantin. Aktor utama yang menjalankan pemeriksaan ialah Akuntansi / Manajemen / Auditor, tetapi hasilnya juga relevan bagi supervisor, Akuntansi, administrator master, dan auditor internal. Gambar diambil langsung dari build Windows varian eBisnis pada Toko Kantin Demo, bukan ilustrasi statis. Jendela telah dimak</w:t>
-      </w:r>
-      <w:r>
-        <w:rPr>
-          <w:sz w:val="18"/>
-        </w:rPr>
-        <w:t>simalkan ke area kerja 2560 × 1392 piksel agar judul, sidebar, filter, tombol, tabel, status, dan bagian bawah layar dapat dibaca bersama. Karena satu gambar dipakai sebagai bukti UAT dan sebagai petunjuk pengguna, pembaca perlu memeriksa konteks toko, tanggal, pengguna aktif, serta status koneksi sebelum menyimpulkan hasil transaksi.</w:t>
-      </w:r>
-    </w:p>
-    <w:p>
-      <w:pPr>
-        <w:spacing w:after="40" w:line="240" w:lineRule="auto"/>
-      </w:pPr>
-      <w:r>
-        <w:rPr>
-          <w:sz w:val="18"/>
-        </w:rPr>
-        <w:t>Bukti yang harus dibaca dari layar ini adalah bahwa filter 1–30 September 2026 diterapkan dan halaman pertama menampilkan struktur serta baris awal laporan. Informasi tersebut tidak berdiri sendiri. Pembaca perlu menghubungkannya dengan dokumen sebelum dan sesudahnya: transaksi sumber menghasilkan draf, draf yang lolos validasi menghasilkan jurnal, dan jurnal terposting menjadi sumber Buku Besar serta laporan keuangan. Jika angka pada layar berbeda dari laporan, pemeriksaan pertama adalah kesamaan periode d</w:t>
-      </w:r>
-      <w:r>
-        <w:rPr>
-          <w:sz w:val="18"/>
-        </w:rPr>
-        <w:t>an satuan kerja, kemudian status posting. Perbedaan antara jumlah pada cache lokal dan hasil API juga harus dicatat transparan; untuk keputusan volume UAT, hasil API server digunakan sebagai sumber kebenaran karena server yang memegang seluruh transaksi. Layar tetap berguna untuk membuktikan bahwa operator dapat menelusuri baris dan referensi secara visual.</w:t>
-      </w:r>
-    </w:p>
-    <w:p>
-      <w:pPr>
-        <w:spacing w:after="40" w:line="240" w:lineRule="auto"/>
-      </w:pPr>
-      <w:r>
-        <w:rPr>
-          <w:sz w:val="18"/>
-        </w:rPr>
-        <w:t>Urutan kerja yang direkomendasikan adalah Buka Katalog, kemudian Pilih laporan, kemudian Atur periode, kemudian Klik Tampilkan, kemudian Periksa halaman awal. Setiap langkah dilakukan berurutan supaya kegagalan mudah diisolasi. Operator tidak menekan tombol Posting hanya karena tombol tersedia. Ia harus membaca ringkasan, mengambil sampel beberapa baris, membandingkan nomor referensi dan nilai terhadap dokumen sumber, lalu memastikan tidak ada pesan akun kosong. Pada daftar yang memiliki banyak halaman, gun</w:t>
-      </w:r>
-      <w:r>
-        <w:rPr>
-          <w:sz w:val="18"/>
-        </w:rPr>
-        <w:t>akan pagination sampai halaman terakhir dan gulir ke bawah. Pada formulir, isi satu sisi debit atau kredit untuk setiap baris, jangan keduanya. Simpan sebagai draf lebih dahulu apabila transaksi manual masih menunggu review. Setelah kembali dari master akun, muat ulang pratinjau agar pasangan jurnal dihitung kembali oleh server.</w:t>
-      </w:r>
-    </w:p>
-    <w:p>
-      <w:pPr>
-        <w:spacing w:after="40" w:line="240" w:lineRule="auto"/>
-      </w:pPr>
-      <w:r>
-        <w:rPr>
-          <w:sz w:val="18"/>
-        </w:rPr>
-        <w:t>Dampak akuntansi pada layar ini diringkas sebagai berikut: laporan hanya membaca jurnal berstatus terposting pada satuan kerja Kantin. Prinsip pengendaliannya adalah akun yang dipakai harus berupa akun daun, aktif, berada pada tenant yang sama, dan relevan dengan substansi transaksi. Sistem tidak mengandalkan ID akun yang ditulis permanen di aplikasi; kode dan relasi master di-resolve oleh server. Untuk alur Kantin, akun kunci yang sudah diverifikasi ialah 111.101 Kas Yayasan, 131.300 Piutang Usaha Toko, 15</w:t>
-      </w:r>
-      <w:r>
-        <w:rPr>
-          <w:sz w:val="18"/>
-        </w:rPr>
-        <w:t>1.200 Persediaan Barang Lainnya, 310.600 Utang Usaha Toko, 410.900 Pendapatan Penjualan Toko, dan 510.900 Beban Pokok Penjualan Toko. Kesamaan akun 151.200 antara debit Kulakan dan kredit HPP menjaga mutasi persediaan tidak terpecah.</w:t>
-      </w:r>
-    </w:p>
-    <w:p>
-      <w:pPr>
-        <w:spacing w:after="40" w:line="240" w:lineRule="auto"/>
-      </w:pPr>
-      <w:r>
-        <w:rPr>
-          <w:sz w:val="18"/>
-        </w:rPr>
-        <w:t xml:space="preserve">Bila akun terlihat tidak sesuai, gunakan tombol Sesuaikan Akun Debet atau Sesuaikan Akun Kredit pada layar posting. Tombol itu membuka master sumber, bukan mengubah baris jurnal sementara. Pendekatan ini penting karena koreksi pada master juga memperbaiki dokumen lain yang memiliki jenis produk, barang, pemasok, toko, atau metode pembayaran yang sama. Setelah perubahan disimpan dan pengguna kembali, aplikasi memuat ulang draf secara otomatis. Penjualan membaca kas atau piutang dari Cara Pembayaran/Toko dan </w:t>
-      </w:r>
-      <w:r>
-        <w:rPr>
-          <w:sz w:val="18"/>
-        </w:rPr>
-        <w:t>pendapatan dari Jenis Produk. HPP membaca beban dari Jenis Produk atau Kelompok Aset serta persediaan dari Master/Kelompok Aset. Kulakan membaca persediaan dari aset dan kas atau utang dari metode bayar, toko, atau pemasok.</w:t>
-      </w:r>
-    </w:p>
-    <w:p>
-      <w:pPr>
-        <w:spacing w:after="40" w:line="240" w:lineRule="auto"/>
-      </w:pPr>
-      <w:r>
-        <w:rPr>
-          <w:sz w:val="18"/>
-        </w:rPr>
-        <w:t xml:space="preserve">Diagram setelah penjelasan ini memodelkan use case, flowchart, dan aliran data untuk Laporan Neraca — halaman awal. Entitas yang relevan ialah Transaksi Akuntansi, Detail Transaksi, Akun, Neraca. Use case menjelaskan siapa memicu tindakan dan siapa meninjau hasil. Flowchart menjelaskan urutan serta gerbang validasi sebelum status berubah. Diagram aliran data/ERD ringkas menunjukkan kunci hubungan antara dokumen sumber, detail, akun, transaksi akuntansi, dan laporan. Diagram bukan pengganti skema basis data </w:t>
-      </w:r>
-      <w:r>
-        <w:rPr>
-          <w:sz w:val="18"/>
-        </w:rPr>
-        <w:t>fisik; ia sengaja menampilkan relasi bisnis yang perlu dipahami key user. Keterlacakan dianggap cukup apabila nomor referensi pada transaksi dapat ditemukan pada jurnal, kode akun yang sama dapat ditemukan pada Buku Besar, dan saldo akhirnya dapat dijelaskan pada laporan.</w:t>
-      </w:r>
-    </w:p>
-    <w:p>
-      <w:pPr>
-        <w:spacing w:after="40" w:line="240" w:lineRule="auto"/>
-      </w:pPr>
-      <w:r>
-        <w:rPr>
-          <w:sz w:val="18"/>
-        </w:rPr>
-        <w:t>Kontrol UAT yang diterapkan meliputi volume data antara 100 dan 10.000 record, periode konsisten, data bernilai, akun lengkap, tidak ada baris tertahan, dan total debit sama dengan total kredit. Bukti volume dalam eksekusi ini adalah 102 transaksi penjualan, 207 faktur Kulakan secara kumulatif, batch baru 100 faktur Kulakan, serta 2.901 baris pada laporan Keseluruhan Jurnal. Audit server menghitung total debit dan kredit masing-masing Rp842.678.014 dengan selisih Rp0. Selisih historis Rp2.400.000 sempat dit</w:t>
-      </w:r>
-      <w:r>
-        <w:rPr>
-          <w:sz w:val="18"/>
-        </w:rPr>
-        <w:t>emukan pada LPJ Kas Besar, ditelusuri sampai jurnal sumber, kemudian 103 dokumen diposting ulang dengan baris beban yang benar. Perbaikan itu dicatat terbuka agar status lulus dapat diaudit.</w:t>
-      </w:r>
-    </w:p>
-    <w:p>
-      <w:pPr>
-        <w:spacing w:after="40" w:line="240" w:lineRule="auto"/>
-      </w:pPr>
-      <w:r>
-        <w:rPr>
-          <w:sz w:val="18"/>
-        </w:rPr>
-        <w:t>Hasil aktual untuk Laporan Neraca — halaman awal dinilai LULUS. Jika reproduksi berikutnya gagal, jangan memaksa jurnal atau mengganti akun hanya agar tombol aktif. Catat pesan lengkap, nomor dokumen, tanggal, toko, dan sisi akun yang bermasalah; perbaiki master yang ditunjuk; ulangi pratinjau; lalu bandingkan jumlah draf sebelum dan sesudah. Untuk laporan yang tampak kosong, pastikan jurnal sudah terposting dan filter tidak berhenti sebelum tanggal transaksi. Untuk laporan yang tampak terpotong, gunakan pa</w:t>
-      </w:r>
-      <w:r>
-        <w:rPr>
-          <w:sz w:val="18"/>
-        </w:rPr>
-        <w:t>gination dan tangkapan halaman terakhir/terbawah. Dengan prosedur itu, layar ini berfungsi sebagai petunjuk operasional, bukti pengujian, dan titik kontrol audit yang dapat diulang oleh pengguna lain tanpa membutuhkan akses langsung ke basis data.</w:t>
+        <w:spacing w:after="140"/>
+      </w:pPr>
+      <w:r>
+        <w:rPr>
+          <w:b/>
+          <w:sz w:val="20"/>
+        </w:rPr>
+        <w:t>Konteks layar.</w:t>
+      </w:r>
+      <w:r>
+        <w:rPr>
+          <w:sz w:val="20"/>
+        </w:rPr>
+        <w:t xml:space="preserve"> Halaman awal Neraca menyajikan posisi Aset, Kewajiban, dan Ekuitas setelah transaksi Kantin diposting. Berbeda dari Laba Rugi yang mengukur aktivitas sepanjang periode, Neraca menunjukkan saldo posisi pada tanggal atau akhir rentang yang dipilih.</w:t>
+      </w:r>
+    </w:p>
+    <w:p>
+      <w:pPr>
+        <w:spacing w:after="140"/>
+      </w:pPr>
+      <w:r>
+        <w:rPr>
+          <w:b/>
+          <w:sz w:val="20"/>
+        </w:rPr>
+        <w:t>Cara membaca.</w:t>
+      </w:r>
+      <w:r>
+        <w:rPr>
+          <w:sz w:val="20"/>
+        </w:rPr>
+        <w:t xml:space="preserve"> Pada kelompok Aset, perhatian utama alur Kantin adalah Kas 111.101, Piutang 131.300, dan Persediaan 151.200. Pada Kewajiban, akun 310.600 menunjukkan faktur Kulakan termin yang belum dibayar. Ekuitas menampung dampak hasil usaha melalui mekanisme laporan dan penutupan yang berlaku di instalasi.</w:t>
+      </w:r>
+    </w:p>
+    <w:p>
+      <w:pPr>
+        <w:spacing w:after="140"/>
+      </w:pPr>
+      <w:r>
+        <w:rPr>
+          <w:b/>
+          <w:sz w:val="20"/>
+        </w:rPr>
+        <w:t>Tindakan pengguna.</w:t>
+      </w:r>
+      <w:r>
+        <w:rPr>
+          <w:sz w:val="20"/>
+        </w:rPr>
+        <w:t xml:space="preserve"> Terapkan periode September 2026, tampilkan laporan, dan pastikan akun-akun operasional berada pada kelompok yang benar. Bandingkan saldo Persediaan dengan pergerakan Kulakan dan HPP, saldo Utang dengan faktur termin, serta saldo Kas dengan transaksi tunai. Jika akun berada pada kelompok salah, perbaiki klasifikasi master akun, bukan memindahkan angka laporan secara manual.</w:t>
+      </w:r>
+    </w:p>
+    <w:p>
+      <w:pPr>
+        <w:spacing w:after="140"/>
+      </w:pPr>
+      <w:r>
+        <w:rPr>
+          <w:b/>
+          <w:sz w:val="20"/>
+        </w:rPr>
+        <w:t>Makna akuntansi.</w:t>
+      </w:r>
+      <w:r>
+        <w:rPr>
+          <w:sz w:val="20"/>
+        </w:rPr>
+        <w:t xml:space="preserve"> Persamaan dasar yang diuji adalah Aset sama dengan Kewajiban ditambah Ekuitas. Setiap jurnal seimbang seharusnya mempertahankan persamaan tersebut. Namun kesalahan klasifikasi dapat membuat tampilan kelompok menyesatkan meskipun total Debet dan Kredit seimbang, sehingga struktur halaman awal tetap perlu diperiksa.</w:t>
+      </w:r>
+    </w:p>
+    <w:p>
+      <w:pPr>
+        <w:spacing w:after="140"/>
+      </w:pPr>
+      <w:r>
+        <w:rPr>
+          <w:b/>
+          <w:sz w:val="20"/>
+        </w:rPr>
+        <w:t>Hasil UAT.</w:t>
+      </w:r>
+      <w:r>
+        <w:rPr>
+          <w:sz w:val="20"/>
+        </w:rPr>
+        <w:t xml:space="preserve"> Struktur Neraca muncul untuk periode yang sama dan akun alur Kantin dapat ditelusuri ke kelompoknya. Status LULUS pada halaman awal menjadi prasyarat sebelum memeriksa total keseimbangan di bagian terbawah.</w:t>
       </w:r>
     </w:p>
     <w:p>
@@ -14511,7 +13673,7 @@
           <w:noProof/>
         </w:rPr>
         <w:drawing>
-          <wp:inline distT="0" distB="0" distL="0" distR="0" wp14:anchorId="7DFA286E" wp14:editId="00EDF03D">
+          <wp:inline distT="0" distB="0" distL="0" distR="0" wp14:anchorId="605F7F15" wp14:editId="4A9B4190">
             <wp:extent cx="8412480" cy="1682496"/>
             <wp:effectExtent l="0" t="0" r="0" b="0"/>
             <wp:docPr id="71" name="Picture 71"/>
@@ -14571,7 +13733,7 @@
           <w:noProof/>
         </w:rPr>
         <w:drawing>
-          <wp:inline distT="0" distB="0" distL="0" distR="0" wp14:anchorId="4325F368" wp14:editId="21F7ACCF">
+          <wp:inline distT="0" distB="0" distL="0" distR="0" wp14:anchorId="412F1F3C" wp14:editId="47CE062E">
             <wp:extent cx="8412480" cy="1682496"/>
             <wp:effectExtent l="0" t="0" r="0" b="0"/>
             <wp:docPr id="72" name="Picture 72"/>
@@ -14631,7 +13793,7 @@
           <w:noProof/>
         </w:rPr>
         <w:drawing>
-          <wp:inline distT="0" distB="0" distL="0" distR="0" wp14:anchorId="35AD3FD7" wp14:editId="5276EF40">
+          <wp:inline distT="0" distB="0" distL="0" distR="0" wp14:anchorId="45CFF431" wp14:editId="55D7E1B4">
             <wp:extent cx="8412480" cy="1682496"/>
             <wp:effectExtent l="0" t="0" r="0" b="0"/>
             <wp:docPr id="73" name="Picture 73"/>
@@ -14887,7 +14049,7 @@
           <w:noProof/>
         </w:rPr>
         <w:drawing>
-          <wp:inline distT="0" distB="0" distL="0" distR="0" wp14:anchorId="37C5436A" wp14:editId="25B81931">
+          <wp:inline distT="0" distB="0" distL="0" distR="0" wp14:anchorId="55FA916D" wp14:editId="08A9F70A">
             <wp:extent cx="9464040" cy="5146072"/>
             <wp:effectExtent l="0" t="0" r="0" b="0"/>
             <wp:docPr id="74" name="Picture 74"/>
@@ -14952,138 +14114,92 @@
     </w:p>
     <w:p>
       <w:pPr>
-        <w:spacing w:after="40" w:line="240" w:lineRule="auto"/>
-      </w:pPr>
-      <w:r>
-        <w:rPr>
-          <w:sz w:val="18"/>
-        </w:rPr>
-        <w:t xml:space="preserve">Tangkapan layar 19 mendokumentasikan Laporan Neraca — halaman terakhir/terbawah pada tahap Laporan Keuangan. Tujuan layar ini adalah membuktikan seluruh aset, kewajiban, dan ekuitas telah ditelusuri sampai halaman terakhir dan bagian terbawah. Aktor utama yang menjalankan pemeriksaan ialah Akuntansi / Manajemen / Auditor, tetapi hasilnya juga relevan bagi supervisor, Akuntansi, administrator master, dan auditor internal. Gambar diambil langsung dari build Windows varian eBisnis pada Toko Kantin Demo, bukan </w:t>
-      </w:r>
-      <w:r>
-        <w:rPr>
-          <w:sz w:val="18"/>
-        </w:rPr>
-        <w:t>ilustrasi statis. Jendela telah dimaksimalkan ke area kerja 2560 × 1392 piksel agar judul, sidebar, filter, tombol, tabel, status, dan bagian bawah layar dapat dibaca bersama. Karena satu gambar dipakai sebagai bukti UAT dan sebagai petunjuk pengguna, pembaca perlu memeriksa konteks toko, tanggal, pengguna aktif, serta status koneksi sebelum menyimpulkan hasil transaksi.</w:t>
-      </w:r>
-    </w:p>
-    <w:p>
-      <w:pPr>
-        <w:spacing w:after="40" w:line="240" w:lineRule="auto"/>
-      </w:pPr>
-      <w:r>
-        <w:rPr>
-          <w:sz w:val="18"/>
-        </w:rPr>
-        <w:t>Bukti yang harus dibaca dari layar ini adalah bahwa kontrol pagination mencapai halaman terakhir; total akhir dan jumlah baris terlihat tanpa tertutup scroll. Informasi tersebut tidak berdiri sendiri. Pembaca perlu menghubungkannya dengan dokumen sebelum dan sesudahnya: transaksi sumber menghasilkan draf, draf yang lolos validasi menghasilkan jurnal, dan jurnal terposting menjadi sumber Buku Besar serta laporan keuangan. Jika angka pada layar berbeda dari laporan, pemeriksaan pertama adalah kesamaan periode</w:t>
-      </w:r>
-      <w:r>
-        <w:rPr>
-          <w:sz w:val="18"/>
-        </w:rPr>
-        <w:t xml:space="preserve"> dan satuan kerja, kemudian status posting. Perbedaan antara jumlah pada cache lokal dan hasil API juga harus dicatat transparan; untuk keputusan volume UAT, hasil API server digunakan sebagai sumber kebenaran karena server yang memegang seluruh transaksi. Layar tetap berguna untuk membuktikan bahwa operator dapat menelusuri baris dan referensi secara visual.</w:t>
-      </w:r>
-    </w:p>
-    <w:p>
-      <w:pPr>
-        <w:spacing w:after="40" w:line="240" w:lineRule="auto"/>
-      </w:pPr>
-      <w:r>
-        <w:rPr>
-          <w:sz w:val="18"/>
-        </w:rPr>
-        <w:t>Urutan kerja yang direkomendasikan adalah Maju halaman, kemudian Capai halaman terakhir, kemudian Gulir terbawah, kemudian Baca total, kemudian Simpan bukti. Setiap langkah dilakukan berurutan supaya kegagalan mudah diisolasi. Operator tidak menekan tombol Posting hanya karena tombol tersedia. Ia harus membaca ringkasan, mengambil sampel beberapa baris, membandingkan nomor referensi dan nilai terhadap dokumen sumber, lalu memastikan tidak ada pesan akun kosong. Pada daftar yang memiliki banyak halaman, guna</w:t>
-      </w:r>
-      <w:r>
-        <w:rPr>
-          <w:sz w:val="18"/>
-        </w:rPr>
-        <w:t>kan pagination sampai halaman terakhir dan gulir ke bawah. Pada formulir, isi satu sisi debit atau kredit untuk setiap baris, jangan keduanya. Simpan sebagai draf lebih dahulu apabila transaksi manual masih menunggu review. Setelah kembali dari master akun, muat ulang pratinjau agar pasangan jurnal dihitung kembali oleh server.</w:t>
-      </w:r>
-    </w:p>
-    <w:p>
-      <w:pPr>
-        <w:spacing w:after="40" w:line="240" w:lineRule="auto"/>
-      </w:pPr>
-      <w:r>
-        <w:rPr>
-          <w:sz w:val="18"/>
-        </w:rPr>
-        <w:t>Dampak akuntansi pada layar ini diringkas sebagai berikut: nilai akhir menjadi bukti rekonsiliasi; khusus Jurnal dan Neraca Saldo total debit harus sama dengan kredit. Prinsip pengendaliannya adalah akun yang dipakai harus berupa akun daun, aktif, berada pada tenant yang sama, dan relevan dengan substansi transaksi. Sistem tidak mengandalkan ID akun yang ditulis permanen di aplikasi; kode dan relasi master di-resolve oleh server. Untuk alur Kantin, akun kunci yang sudah diverifikasi ialah 111.101 Kas Yayasa</w:t>
-      </w:r>
-      <w:r>
-        <w:rPr>
-          <w:sz w:val="18"/>
-        </w:rPr>
-        <w:t>n, 131.300 Piutang Usaha Toko, 151.200 Persediaan Barang Lainnya, 310.600 Utang Usaha Toko, 410.900 Pendapatan Penjualan Toko, dan 510.900 Beban Pokok Penjualan Toko. Kesamaan akun 151.200 antara debit Kulakan dan kredit HPP menjaga mutasi persediaan tidak terpecah.</w:t>
-      </w:r>
-    </w:p>
-    <w:p>
-      <w:pPr>
-        <w:spacing w:after="40" w:line="240" w:lineRule="auto"/>
-      </w:pPr>
-      <w:r>
-        <w:rPr>
-          <w:sz w:val="18"/>
-        </w:rPr>
-        <w:t xml:space="preserve">Bila akun terlihat tidak sesuai, gunakan tombol Sesuaikan Akun Debet atau Sesuaikan Akun Kredit pada layar posting. Tombol itu membuka master sumber, bukan mengubah baris jurnal sementara. Pendekatan ini penting karena koreksi pada master juga memperbaiki dokumen lain yang memiliki jenis produk, barang, pemasok, toko, atau metode pembayaran yang sama. Setelah perubahan disimpan dan pengguna kembali, aplikasi memuat ulang draf secara otomatis. Penjualan membaca kas atau piutang dari Cara Pembayaran/Toko dan </w:t>
-      </w:r>
-      <w:r>
-        <w:rPr>
-          <w:sz w:val="18"/>
-        </w:rPr>
-        <w:t>pendapatan dari Jenis Produk. HPP membaca beban dari Jenis Produk atau Kelompok Aset serta persediaan dari Master/Kelompok Aset. Kulakan membaca persediaan dari aset dan kas atau utang dari metode bayar, toko, atau pemasok.</w:t>
-      </w:r>
-    </w:p>
-    <w:p>
-      <w:pPr>
-        <w:spacing w:after="40" w:line="240" w:lineRule="auto"/>
-      </w:pPr>
-      <w:r>
-        <w:rPr>
-          <w:sz w:val="18"/>
-        </w:rPr>
-        <w:t>Diagram setelah penjelasan ini memodelkan use case, flowchart, dan aliran data untuk Laporan Neraca — halaman terakhir/terbawah. Entitas yang relevan ialah Transaksi Akuntansi, Agregasi Akun, Pagination, Neraca. Use case menjelaskan siapa memicu tindakan dan siapa meninjau hasil. Flowchart menjelaskan urutan serta gerbang validasi sebelum status berubah. Diagram aliran data/ERD ringkas menunjukkan kunci hubungan antara dokumen sumber, detail, akun, transaksi akuntansi, dan laporan. Diagram bukan pengganti s</w:t>
-      </w:r>
-      <w:r>
-        <w:rPr>
-          <w:sz w:val="18"/>
-        </w:rPr>
-        <w:t>kema basis data fisik; ia sengaja menampilkan relasi bisnis yang perlu dipahami key user. Keterlacakan dianggap cukup apabila nomor referensi pada transaksi dapat ditemukan pada jurnal, kode akun yang sama dapat ditemukan pada Buku Besar, dan saldo akhirnya dapat dijelaskan pada laporan.</w:t>
-      </w:r>
-    </w:p>
-    <w:p>
-      <w:pPr>
-        <w:spacing w:after="40" w:line="240" w:lineRule="auto"/>
-      </w:pPr>
-      <w:r>
-        <w:rPr>
-          <w:sz w:val="18"/>
-        </w:rPr>
-        <w:t>Kontrol UAT yang diterapkan meliputi volume data antara 100 dan 10.000 record, periode konsisten, data bernilai, akun lengkap, tidak ada baris tertahan, dan total debit sama dengan total kredit. Bukti volume dalam eksekusi ini adalah 102 transaksi penjualan, 207 faktur Kulakan secara kumulatif, batch baru 100 faktur Kulakan, serta 2.901 baris pada laporan Keseluruhan Jurnal. Audit server menghitung total debit dan kredit masing-masing Rp842.678.014 dengan selisih Rp0. Selisih historis Rp2.400.000 sempat dit</w:t>
-      </w:r>
-      <w:r>
-        <w:rPr>
-          <w:sz w:val="18"/>
-        </w:rPr>
-        <w:t>emukan pada LPJ Kas Besar, ditelusuri sampai jurnal sumber, kemudian 103 dokumen diposting ulang dengan baris beban yang benar. Perbaikan itu dicatat terbuka agar status lulus dapat diaudit.</w:t>
-      </w:r>
-    </w:p>
-    <w:p>
-      <w:pPr>
-        <w:spacing w:after="40" w:line="240" w:lineRule="auto"/>
-      </w:pPr>
-      <w:r>
-        <w:rPr>
-          <w:sz w:val="18"/>
-        </w:rPr>
-        <w:t>Hasil aktual untuk Laporan Neraca — halaman terakhir/terbawah dinilai LULUS. Jika reproduksi berikutnya gagal, jangan memaksa jurnal atau mengganti akun hanya agar tombol aktif. Catat pesan lengkap, nomor dokumen, tanggal, toko, dan sisi akun yang bermasalah; perbaiki master yang ditunjuk; ulangi pratinjau; lalu bandingkan jumlah draf sebelum dan sesudah. Untuk laporan yang tampak kosong, pastikan jurnal sudah terposting dan filter tidak berhenti sebelum tanggal transaksi. Untuk laporan yang tampak terpoton</w:t>
-      </w:r>
-      <w:r>
-        <w:rPr>
-          <w:sz w:val="18"/>
-        </w:rPr>
-        <w:t>g, gunakan pagination dan tangkapan halaman terakhir/terbawah. Dengan prosedur itu, layar ini berfungsi sebagai petunjuk operasional, bukti pengujian, dan titik kontrol audit yang dapat diulang oleh pengguna lain tanpa membutuhkan akses langsung ke basis data.</w:t>
+        <w:spacing w:after="140"/>
+      </w:pPr>
+      <w:r>
+        <w:rPr>
+          <w:b/>
+          <w:sz w:val="20"/>
+        </w:rPr>
+        <w:t>Konteks layar.</w:t>
+      </w:r>
+      <w:r>
+        <w:rPr>
+          <w:sz w:val="20"/>
+        </w:rPr>
+        <w:t xml:space="preserve"> Halaman terakhir Neraca digunakan untuk melihat total Aset serta total Kewajiban dan Ekuitas yang sering berada di luar area pandang awal. Bukti ini memastikan pengguna benar-benar mencapai bagian akhir, bukan hanya mengambil gambar struktur laporan.</w:t>
+      </w:r>
+    </w:p>
+    <w:p>
+      <w:pPr>
+        <w:spacing w:after="140"/>
+      </w:pPr>
+      <w:r>
+        <w:rPr>
+          <w:b/>
+          <w:sz w:val="20"/>
+        </w:rPr>
+        <w:t>Cara membaca.</w:t>
+      </w:r>
+      <w:r>
+        <w:rPr>
+          <w:sz w:val="20"/>
+        </w:rPr>
+        <w:t xml:space="preserve"> Bandingkan kedua sisi persamaan Neraca pada baris total. Selisih menunjukkan masalah yang perlu ditelusuri pada jurnal atau klasifikasi akun, sedangkan kesamaan total mendukung integritas pencatatan berpasangan. Jumlah baris dan posisi halaman membantu memastikan tidak ada akun yang terlewat akibat pagination.</w:t>
+      </w:r>
+    </w:p>
+    <w:p>
+      <w:pPr>
+        <w:spacing w:after="140"/>
+      </w:pPr>
+      <w:r>
+        <w:rPr>
+          <w:b/>
+          <w:sz w:val="20"/>
+        </w:rPr>
+        <w:t>Tindakan pengguna.</w:t>
+      </w:r>
+      <w:r>
+        <w:rPr>
+          <w:sz w:val="20"/>
+        </w:rPr>
+        <w:t xml:space="preserve"> Maju ke halaman terakhir, gulir hingga baris total, dan catat saldo akun penting yang berkaitan dengan Kantin. Cocokkan Persediaan akhir dengan Buku Besar 151.200, Utang dengan Buku Besar 310.600, serta Kas dengan laporan Arus Kas. Simpan halaman awal dan akhir sebagai satu paket bukti.</w:t>
+      </w:r>
+    </w:p>
+    <w:p>
+      <w:pPr>
+        <w:spacing w:after="140"/>
+      </w:pPr>
+      <w:r>
+        <w:rPr>
+          <w:b/>
+          <w:sz w:val="20"/>
+        </w:rPr>
+        <w:t>Makna akuntansi.</w:t>
+      </w:r>
+      <w:r>
+        <w:rPr>
+          <w:sz w:val="20"/>
+        </w:rPr>
+        <w:t xml:space="preserve"> Keseimbangan Neraca tidak otomatis membuktikan setiap akun benar, tetapi memastikan seluruh jurnal menjaga persamaan dasar. Pemeriksaan lanjutan tetap diperlukan untuk menilai apakah Kas, Persediaan, Utang, dan hasil usaha ditempatkan sesuai sifat ekonominya.</w:t>
+      </w:r>
+    </w:p>
+    <w:p>
+      <w:pPr>
+        <w:spacing w:after="140"/>
+      </w:pPr>
+      <w:r>
+        <w:rPr>
+          <w:b/>
+          <w:sz w:val="20"/>
+        </w:rPr>
+        <w:t>Hasil UAT.</w:t>
+      </w:r>
+      <w:r>
+        <w:rPr>
+          <w:sz w:val="20"/>
+        </w:rPr>
+        <w:t xml:space="preserve"> Bagian terbawah dapat dibaca tanpa tertutup scroll dan total akhir tersedia untuk rekonsiliasi. Status LULUS menunjukkan laporan lengkap serta hubungan Aset, Kewajiban, dan Ekuitas dapat diuji sampai baris penutup.</w:t>
       </w:r>
     </w:p>
     <w:p>
@@ -15109,7 +14225,7 @@
           <w:noProof/>
         </w:rPr>
         <w:drawing>
-          <wp:inline distT="0" distB="0" distL="0" distR="0" wp14:anchorId="22AB44EB" wp14:editId="1F7FB63A">
+          <wp:inline distT="0" distB="0" distL="0" distR="0" wp14:anchorId="7B76F872" wp14:editId="1E262800">
             <wp:extent cx="8412480" cy="1682496"/>
             <wp:effectExtent l="0" t="0" r="0" b="0"/>
             <wp:docPr id="75" name="Picture 75"/>
@@ -15169,7 +14285,7 @@
           <w:noProof/>
         </w:rPr>
         <w:drawing>
-          <wp:inline distT="0" distB="0" distL="0" distR="0" wp14:anchorId="017E9429" wp14:editId="70068823">
+          <wp:inline distT="0" distB="0" distL="0" distR="0" wp14:anchorId="38D941C5" wp14:editId="01BCFE22">
             <wp:extent cx="8412480" cy="1682496"/>
             <wp:effectExtent l="0" t="0" r="0" b="0"/>
             <wp:docPr id="76" name="Picture 76"/>
@@ -15229,7 +14345,7 @@
           <w:noProof/>
         </w:rPr>
         <w:drawing>
-          <wp:inline distT="0" distB="0" distL="0" distR="0" wp14:anchorId="45A19D1A" wp14:editId="6414D386">
+          <wp:inline distT="0" distB="0" distL="0" distR="0" wp14:anchorId="4A6E107A" wp14:editId="7B7B0604">
             <wp:extent cx="8412480" cy="1682496"/>
             <wp:effectExtent l="0" t="0" r="0" b="0"/>
             <wp:docPr id="77" name="Picture 77"/>
@@ -15485,7 +14601,7 @@
           <w:noProof/>
         </w:rPr>
         <w:drawing>
-          <wp:inline distT="0" distB="0" distL="0" distR="0" wp14:anchorId="0E0396CC" wp14:editId="3ABCBECA">
+          <wp:inline distT="0" distB="0" distL="0" distR="0" wp14:anchorId="39A2B54C" wp14:editId="3212098A">
             <wp:extent cx="9464040" cy="5146072"/>
             <wp:effectExtent l="0" t="0" r="0" b="0"/>
             <wp:docPr id="78" name="Picture 78"/>
@@ -15550,138 +14666,92 @@
     </w:p>
     <w:p>
       <w:pPr>
-        <w:spacing w:after="40" w:line="240" w:lineRule="auto"/>
-      </w:pPr>
-      <w:r>
-        <w:rPr>
-          <w:sz w:val="18"/>
-        </w:rPr>
-        <w:t>Tangkapan layar 20 mendokumentasikan Laporan Arus Kas — halaman awal pada tahap Laporan Keuangan. Tujuan layar ini adalah menampilkan arus operasi serta rekonsiliasi saldo kas pada periode yang sama dengan posting Kantin. Aktor utama yang menjalankan pemeriksaan ialah Akuntansi / Manajemen / Auditor, tetapi hasilnya juga relevan bagi supervisor, Akuntansi, administrator master, dan auditor internal. Gambar diambil langsung dari build Windows varian eBisnis pada Toko Kantin Demo, bukan ilustrasi statis. Jend</w:t>
-      </w:r>
-      <w:r>
-        <w:rPr>
-          <w:sz w:val="18"/>
-        </w:rPr>
-        <w:t>ela telah dimaksimalkan ke area kerja 2560 × 1392 piksel agar judul, sidebar, filter, tombol, tabel, status, dan bagian bawah layar dapat dibaca bersama. Karena satu gambar dipakai sebagai bukti UAT dan sebagai petunjuk pengguna, pembaca perlu memeriksa konteks toko, tanggal, pengguna aktif, serta status koneksi sebelum menyimpulkan hasil transaksi.</w:t>
-      </w:r>
-    </w:p>
-    <w:p>
-      <w:pPr>
-        <w:spacing w:after="40" w:line="240" w:lineRule="auto"/>
-      </w:pPr>
-      <w:r>
-        <w:rPr>
-          <w:sz w:val="18"/>
-        </w:rPr>
-        <w:t>Bukti yang harus dibaca dari layar ini adalah bahwa filter 1–30 September 2026 diterapkan dan halaman pertama menampilkan struktur serta baris awal laporan. Informasi tersebut tidak berdiri sendiri. Pembaca perlu menghubungkannya dengan dokumen sebelum dan sesudahnya: transaksi sumber menghasilkan draf, draf yang lolos validasi menghasilkan jurnal, dan jurnal terposting menjadi sumber Buku Besar serta laporan keuangan. Jika angka pada layar berbeda dari laporan, pemeriksaan pertama adalah kesamaan periode d</w:t>
-      </w:r>
-      <w:r>
-        <w:rPr>
-          <w:sz w:val="18"/>
-        </w:rPr>
-        <w:t>an satuan kerja, kemudian status posting. Perbedaan antara jumlah pada cache lokal dan hasil API juga harus dicatat transparan; untuk keputusan volume UAT, hasil API server digunakan sebagai sumber kebenaran karena server yang memegang seluruh transaksi. Layar tetap berguna untuk membuktikan bahwa operator dapat menelusuri baris dan referensi secara visual.</w:t>
-      </w:r>
-    </w:p>
-    <w:p>
-      <w:pPr>
-        <w:spacing w:after="40" w:line="240" w:lineRule="auto"/>
-      </w:pPr>
-      <w:r>
-        <w:rPr>
-          <w:sz w:val="18"/>
-        </w:rPr>
-        <w:t>Urutan kerja yang direkomendasikan adalah Buka Katalog, kemudian Pilih laporan, kemudian Atur periode, kemudian Klik Tampilkan, kemudian Periksa halaman awal. Setiap langkah dilakukan berurutan supaya kegagalan mudah diisolasi. Operator tidak menekan tombol Posting hanya karena tombol tersedia. Ia harus membaca ringkasan, mengambil sampel beberapa baris, membandingkan nomor referensi dan nilai terhadap dokumen sumber, lalu memastikan tidak ada pesan akun kosong. Pada daftar yang memiliki banyak halaman, gun</w:t>
-      </w:r>
-      <w:r>
-        <w:rPr>
-          <w:sz w:val="18"/>
-        </w:rPr>
-        <w:t>akan pagination sampai halaman terakhir dan gulir ke bawah. Pada formulir, isi satu sisi debit atau kredit untuk setiap baris, jangan keduanya. Simpan sebagai draf lebih dahulu apabila transaksi manual masih menunggu review. Setelah kembali dari master akun, muat ulang pratinjau agar pasangan jurnal dihitung kembali oleh server.</w:t>
-      </w:r>
-    </w:p>
-    <w:p>
-      <w:pPr>
-        <w:spacing w:after="40" w:line="240" w:lineRule="auto"/>
-      </w:pPr>
-      <w:r>
-        <w:rPr>
-          <w:sz w:val="18"/>
-        </w:rPr>
-        <w:t>Dampak akuntansi pada layar ini diringkas sebagai berikut: laporan hanya membaca jurnal berstatus terposting pada satuan kerja Kantin. Prinsip pengendaliannya adalah akun yang dipakai harus berupa akun daun, aktif, berada pada tenant yang sama, dan relevan dengan substansi transaksi. Sistem tidak mengandalkan ID akun yang ditulis permanen di aplikasi; kode dan relasi master di-resolve oleh server. Untuk alur Kantin, akun kunci yang sudah diverifikasi ialah 111.101 Kas Yayasan, 131.300 Piutang Usaha Toko, 15</w:t>
-      </w:r>
-      <w:r>
-        <w:rPr>
-          <w:sz w:val="18"/>
-        </w:rPr>
-        <w:t>1.200 Persediaan Barang Lainnya, 310.600 Utang Usaha Toko, 410.900 Pendapatan Penjualan Toko, dan 510.900 Beban Pokok Penjualan Toko. Kesamaan akun 151.200 antara debit Kulakan dan kredit HPP menjaga mutasi persediaan tidak terpecah.</w:t>
-      </w:r>
-    </w:p>
-    <w:p>
-      <w:pPr>
-        <w:spacing w:after="40" w:line="240" w:lineRule="auto"/>
-      </w:pPr>
-      <w:r>
-        <w:rPr>
-          <w:sz w:val="18"/>
-        </w:rPr>
-        <w:t xml:space="preserve">Bila akun terlihat tidak sesuai, gunakan tombol Sesuaikan Akun Debet atau Sesuaikan Akun Kredit pada layar posting. Tombol itu membuka master sumber, bukan mengubah baris jurnal sementara. Pendekatan ini penting karena koreksi pada master juga memperbaiki dokumen lain yang memiliki jenis produk, barang, pemasok, toko, atau metode pembayaran yang sama. Setelah perubahan disimpan dan pengguna kembali, aplikasi memuat ulang draf secara otomatis. Penjualan membaca kas atau piutang dari Cara Pembayaran/Toko dan </w:t>
-      </w:r>
-      <w:r>
-        <w:rPr>
-          <w:sz w:val="18"/>
-        </w:rPr>
-        <w:t>pendapatan dari Jenis Produk. HPP membaca beban dari Jenis Produk atau Kelompok Aset serta persediaan dari Master/Kelompok Aset. Kulakan membaca persediaan dari aset dan kas atau utang dari metode bayar, toko, atau pemasok.</w:t>
-      </w:r>
-    </w:p>
-    <w:p>
-      <w:pPr>
-        <w:spacing w:after="40" w:line="240" w:lineRule="auto"/>
-      </w:pPr>
-      <w:r>
-        <w:rPr>
-          <w:sz w:val="18"/>
-        </w:rPr>
-        <w:t>Diagram setelah penjelasan ini memodelkan use case, flowchart, dan aliran data untuk Laporan Arus Kas — halaman awal. Entitas yang relevan ialah Transaksi Akuntansi, Detail Transaksi, Akun, Arus Kas. Use case menjelaskan siapa memicu tindakan dan siapa meninjau hasil. Flowchart menjelaskan urutan serta gerbang validasi sebelum status berubah. Diagram aliran data/ERD ringkas menunjukkan kunci hubungan antara dokumen sumber, detail, akun, transaksi akuntansi, dan laporan. Diagram bukan pengganti skema basis d</w:t>
-      </w:r>
-      <w:r>
-        <w:rPr>
-          <w:sz w:val="18"/>
-        </w:rPr>
-        <w:t>ata fisik; ia sengaja menampilkan relasi bisnis yang perlu dipahami key user. Keterlacakan dianggap cukup apabila nomor referensi pada transaksi dapat ditemukan pada jurnal, kode akun yang sama dapat ditemukan pada Buku Besar, dan saldo akhirnya dapat dijelaskan pada laporan.</w:t>
-      </w:r>
-    </w:p>
-    <w:p>
-      <w:pPr>
-        <w:spacing w:after="40" w:line="240" w:lineRule="auto"/>
-      </w:pPr>
-      <w:r>
-        <w:rPr>
-          <w:sz w:val="18"/>
-        </w:rPr>
-        <w:t>Kontrol UAT yang diterapkan meliputi volume data antara 100 dan 10.000 record, periode konsisten, data bernilai, akun lengkap, tidak ada baris tertahan, dan total debit sama dengan total kredit. Bukti volume dalam eksekusi ini adalah 102 transaksi penjualan, 207 faktur Kulakan secara kumulatif, batch baru 100 faktur Kulakan, serta 2.901 baris pada laporan Keseluruhan Jurnal. Audit server menghitung total debit dan kredit masing-masing Rp842.678.014 dengan selisih Rp0. Selisih historis Rp2.400.000 sempat dit</w:t>
-      </w:r>
-      <w:r>
-        <w:rPr>
-          <w:sz w:val="18"/>
-        </w:rPr>
-        <w:t>emukan pada LPJ Kas Besar, ditelusuri sampai jurnal sumber, kemudian 103 dokumen diposting ulang dengan baris beban yang benar. Perbaikan itu dicatat terbuka agar status lulus dapat diaudit.</w:t>
-      </w:r>
-    </w:p>
-    <w:p>
-      <w:pPr>
-        <w:spacing w:after="40" w:line="240" w:lineRule="auto"/>
-      </w:pPr>
-      <w:r>
-        <w:rPr>
-          <w:sz w:val="18"/>
-        </w:rPr>
-        <w:t xml:space="preserve">Hasil aktual untuk Laporan Arus Kas — halaman awal dinilai LULUS. Jika reproduksi berikutnya gagal, jangan memaksa jurnal atau mengganti akun hanya agar tombol aktif. Catat pesan lengkap, nomor dokumen, tanggal, toko, dan sisi akun yang bermasalah; perbaiki master yang ditunjuk; ulangi pratinjau; lalu bandingkan jumlah draf sebelum dan sesudah. Untuk laporan yang tampak kosong, pastikan jurnal sudah terposting dan filter tidak berhenti sebelum tanggal transaksi. Untuk laporan yang tampak terpotong, gunakan </w:t>
-      </w:r>
-      <w:r>
-        <w:rPr>
-          <w:sz w:val="18"/>
-        </w:rPr>
-        <w:t>pagination dan tangkapan halaman terakhir/terbawah. Dengan prosedur itu, layar ini berfungsi sebagai petunjuk operasional, bukti pengujian, dan titik kontrol audit yang dapat diulang oleh pengguna lain tanpa membutuhkan akses langsung ke basis data.</w:t>
+        <w:spacing w:after="140"/>
+      </w:pPr>
+      <w:r>
+        <w:rPr>
+          <w:b/>
+          <w:sz w:val="20"/>
+        </w:rPr>
+        <w:t>Konteks layar.</w:t>
+      </w:r>
+      <w:r>
+        <w:rPr>
+          <w:sz w:val="20"/>
+        </w:rPr>
+        <w:t xml:space="preserve"> Halaman awal Laporan Arus Kas memperlihatkan pergerakan kas untuk periode yang sama dengan transaksi Kantin. Fokusnya bukan laba, melainkan penerimaan dan pengeluaran yang benar-benar memengaruhi akun Kas atau Bank.</w:t>
+      </w:r>
+    </w:p>
+    <w:p>
+      <w:pPr>
+        <w:spacing w:after="140"/>
+      </w:pPr>
+      <w:r>
+        <w:rPr>
+          <w:b/>
+          <w:sz w:val="20"/>
+        </w:rPr>
+        <w:t>Cara membaca.</w:t>
+      </w:r>
+      <w:r>
+        <w:rPr>
+          <w:sz w:val="20"/>
+        </w:rPr>
+        <w:t xml:space="preserve"> Penjualan tunai menjadi arus masuk operasi, sedangkan penjualan kredit belum menjadi kas sampai piutang diterima. Kulakan tunai menjadi arus keluar, sementara Kulakan termin baru memengaruhi kas ketika Utang dibayar. HPP tidak otomatis menjadi arus kas karena jurnalnya hanya memindahkan nilai dari Persediaan ke Beban.</w:t>
+      </w:r>
+    </w:p>
+    <w:p>
+      <w:pPr>
+        <w:spacing w:after="140"/>
+      </w:pPr>
+      <w:r>
+        <w:rPr>
+          <w:b/>
+          <w:sz w:val="20"/>
+        </w:rPr>
+        <w:t>Tindakan pengguna.</w:t>
+      </w:r>
+      <w:r>
+        <w:rPr>
+          <w:sz w:val="20"/>
+        </w:rPr>
+        <w:t xml:space="preserve"> Terapkan periode 1 sampai 30 September 2026, tampilkan laporan, lalu periksa kelompok aktivitas operasi. Bandingkan arus masuk dengan transaksi yang mendebet 111.101 dan arus keluar dengan transaksi yang mengkredit akun tersebut. Gunakan Buku Besar Kas untuk menelusuri referensi bila salah satu arus tidak dapat dijelaskan.</w:t>
+      </w:r>
+    </w:p>
+    <w:p>
+      <w:pPr>
+        <w:spacing w:after="140"/>
+      </w:pPr>
+      <w:r>
+        <w:rPr>
+          <w:b/>
+          <w:sz w:val="20"/>
+        </w:rPr>
+        <w:t>Makna akuntansi.</w:t>
+      </w:r>
+      <w:r>
+        <w:rPr>
+          <w:sz w:val="20"/>
+        </w:rPr>
+        <w:t xml:space="preserve"> Laporan ini menghubungkan saldo awal Kas, mutasi masuk, mutasi keluar, dan saldo akhir. Karena transaksi akrual dan pergerakan nonkas tidak selalu tampil sebagai arus, hasilnya wajar berbeda dari laba bersih. Perbedaan tersebut harus dapat dijelaskan, bukan dipaksa sama.</w:t>
+      </w:r>
+    </w:p>
+    <w:p>
+      <w:pPr>
+        <w:spacing w:after="140"/>
+      </w:pPr>
+      <w:r>
+        <w:rPr>
+          <w:b/>
+          <w:sz w:val="20"/>
+        </w:rPr>
+        <w:t>Hasil UAT.</w:t>
+      </w:r>
+      <w:r>
+        <w:rPr>
+          <w:sz w:val="20"/>
+        </w:rPr>
+        <w:t xml:space="preserve"> Struktur arus kas dapat ditampilkan dan kelompok awal dapat dibaca pada layar penuh. Status LULUS menunjukkan laporan mengambil jurnal kas terposting serta menyediakan dasar untuk rekonsiliasi saldo akhir.</w:t>
       </w:r>
     </w:p>
     <w:p>
@@ -15707,7 +14777,7 @@
           <w:noProof/>
         </w:rPr>
         <w:drawing>
-          <wp:inline distT="0" distB="0" distL="0" distR="0" wp14:anchorId="75F02B70" wp14:editId="19BF62A6">
+          <wp:inline distT="0" distB="0" distL="0" distR="0" wp14:anchorId="7904C04E" wp14:editId="465273FC">
             <wp:extent cx="8412480" cy="1682496"/>
             <wp:effectExtent l="0" t="0" r="0" b="0"/>
             <wp:docPr id="79" name="Picture 79"/>
@@ -15767,7 +14837,7 @@
           <w:noProof/>
         </w:rPr>
         <w:drawing>
-          <wp:inline distT="0" distB="0" distL="0" distR="0" wp14:anchorId="5E3830A0" wp14:editId="2CAE5E6A">
+          <wp:inline distT="0" distB="0" distL="0" distR="0" wp14:anchorId="643869EE" wp14:editId="6344B211">
             <wp:extent cx="8412480" cy="1682496"/>
             <wp:effectExtent l="0" t="0" r="0" b="0"/>
             <wp:docPr id="80" name="Picture 80"/>
@@ -15827,7 +14897,7 @@
           <w:noProof/>
         </w:rPr>
         <w:drawing>
-          <wp:inline distT="0" distB="0" distL="0" distR="0" wp14:anchorId="3868DEC0" wp14:editId="2A364837">
+          <wp:inline distT="0" distB="0" distL="0" distR="0" wp14:anchorId="5D701183" wp14:editId="2F5CB88A">
             <wp:extent cx="8412480" cy="1682496"/>
             <wp:effectExtent l="0" t="0" r="0" b="0"/>
             <wp:docPr id="81" name="Picture 81"/>
@@ -16083,7 +15153,7 @@
           <w:noProof/>
         </w:rPr>
         <w:drawing>
-          <wp:inline distT="0" distB="0" distL="0" distR="0" wp14:anchorId="7F7D1EFF" wp14:editId="7E1B259A">
+          <wp:inline distT="0" distB="0" distL="0" distR="0" wp14:anchorId="132059D5" wp14:editId="5B22EFBB">
             <wp:extent cx="9464040" cy="5146072"/>
             <wp:effectExtent l="0" t="0" r="0" b="0"/>
             <wp:docPr id="82" name="Picture 82"/>
@@ -16148,138 +15218,92 @@
     </w:p>
     <w:p>
       <w:pPr>
-        <w:spacing w:after="40" w:line="240" w:lineRule="auto"/>
-      </w:pPr>
-      <w:r>
-        <w:rPr>
-          <w:sz w:val="18"/>
-        </w:rPr>
-        <w:t>Tangkapan layar 21 mendokumentasikan Laporan Arus Kas — halaman terakhir/terbawah pada tahap Laporan Keuangan. Tujuan layar ini adalah membuktikan seluruh arus operasi serta rekonsiliasi saldo kas telah ditelusuri sampai halaman terakhir dan bagian terbawah. Aktor utama yang menjalankan pemeriksaan ialah Akuntansi / Manajemen / Auditor, tetapi hasilnya juga relevan bagi supervisor, Akuntansi, administrator master, dan auditor internal. Gambar diambil langsung dari build Windows varian eBisnis pada Toko Kant</w:t>
-      </w:r>
-      <w:r>
-        <w:rPr>
-          <w:sz w:val="18"/>
-        </w:rPr>
-        <w:t>in Demo, bukan ilustrasi statis. Jendela telah dimaksimalkan ke area kerja 2560 × 1392 piksel agar judul, sidebar, filter, tombol, tabel, status, dan bagian bawah layar dapat dibaca bersama. Karena satu gambar dipakai sebagai bukti UAT dan sebagai petunjuk pengguna, pembaca perlu memeriksa konteks toko, tanggal, pengguna aktif, serta status koneksi sebelum menyimpulkan hasil transaksi.</w:t>
-      </w:r>
-    </w:p>
-    <w:p>
-      <w:pPr>
-        <w:spacing w:after="40" w:line="240" w:lineRule="auto"/>
-      </w:pPr>
-      <w:r>
-        <w:rPr>
-          <w:sz w:val="18"/>
-        </w:rPr>
-        <w:t>Bukti yang harus dibaca dari layar ini adalah bahwa kontrol pagination mencapai halaman terakhir; total akhir dan jumlah baris terlihat tanpa tertutup scroll. Informasi tersebut tidak berdiri sendiri. Pembaca perlu menghubungkannya dengan dokumen sebelum dan sesudahnya: transaksi sumber menghasilkan draf, draf yang lolos validasi menghasilkan jurnal, dan jurnal terposting menjadi sumber Buku Besar serta laporan keuangan. Jika angka pada layar berbeda dari laporan, pemeriksaan pertama adalah kesamaan periode</w:t>
-      </w:r>
-      <w:r>
-        <w:rPr>
-          <w:sz w:val="18"/>
-        </w:rPr>
-        <w:t xml:space="preserve"> dan satuan kerja, kemudian status posting. Perbedaan antara jumlah pada cache lokal dan hasil API juga harus dicatat transparan; untuk keputusan volume UAT, hasil API server digunakan sebagai sumber kebenaran karena server yang memegang seluruh transaksi. Layar tetap berguna untuk membuktikan bahwa operator dapat menelusuri baris dan referensi secara visual.</w:t>
-      </w:r>
-    </w:p>
-    <w:p>
-      <w:pPr>
-        <w:spacing w:after="40" w:line="240" w:lineRule="auto"/>
-      </w:pPr>
-      <w:r>
-        <w:rPr>
-          <w:sz w:val="18"/>
-        </w:rPr>
-        <w:t>Urutan kerja yang direkomendasikan adalah Maju halaman, kemudian Capai halaman terakhir, kemudian Gulir terbawah, kemudian Baca total, kemudian Simpan bukti. Setiap langkah dilakukan berurutan supaya kegagalan mudah diisolasi. Operator tidak menekan tombol Posting hanya karena tombol tersedia. Ia harus membaca ringkasan, mengambil sampel beberapa baris, membandingkan nomor referensi dan nilai terhadap dokumen sumber, lalu memastikan tidak ada pesan akun kosong. Pada daftar yang memiliki banyak halaman, guna</w:t>
-      </w:r>
-      <w:r>
-        <w:rPr>
-          <w:sz w:val="18"/>
-        </w:rPr>
-        <w:t>kan pagination sampai halaman terakhir dan gulir ke bawah. Pada formulir, isi satu sisi debit atau kredit untuk setiap baris, jangan keduanya. Simpan sebagai draf lebih dahulu apabila transaksi manual masih menunggu review. Setelah kembali dari master akun, muat ulang pratinjau agar pasangan jurnal dihitung kembali oleh server.</w:t>
-      </w:r>
-    </w:p>
-    <w:p>
-      <w:pPr>
-        <w:spacing w:after="40" w:line="240" w:lineRule="auto"/>
-      </w:pPr>
-      <w:r>
-        <w:rPr>
-          <w:sz w:val="18"/>
-        </w:rPr>
-        <w:t>Dampak akuntansi pada layar ini diringkas sebagai berikut: nilai akhir menjadi bukti rekonsiliasi; khusus Jurnal dan Neraca Saldo total debit harus sama dengan kredit. Prinsip pengendaliannya adalah akun yang dipakai harus berupa akun daun, aktif, berada pada tenant yang sama, dan relevan dengan substansi transaksi. Sistem tidak mengandalkan ID akun yang ditulis permanen di aplikasi; kode dan relasi master di-resolve oleh server. Untuk alur Kantin, akun kunci yang sudah diverifikasi ialah 111.101 Kas Yayasa</w:t>
-      </w:r>
-      <w:r>
-        <w:rPr>
-          <w:sz w:val="18"/>
-        </w:rPr>
-        <w:t>n, 131.300 Piutang Usaha Toko, 151.200 Persediaan Barang Lainnya, 310.600 Utang Usaha Toko, 410.900 Pendapatan Penjualan Toko, dan 510.900 Beban Pokok Penjualan Toko. Kesamaan akun 151.200 antara debit Kulakan dan kredit HPP menjaga mutasi persediaan tidak terpecah.</w:t>
-      </w:r>
-    </w:p>
-    <w:p>
-      <w:pPr>
-        <w:spacing w:after="40" w:line="240" w:lineRule="auto"/>
-      </w:pPr>
-      <w:r>
-        <w:rPr>
-          <w:sz w:val="18"/>
-        </w:rPr>
-        <w:t xml:space="preserve">Bila akun terlihat tidak sesuai, gunakan tombol Sesuaikan Akun Debet atau Sesuaikan Akun Kredit pada layar posting. Tombol itu membuka master sumber, bukan mengubah baris jurnal sementara. Pendekatan ini penting karena koreksi pada master juga memperbaiki dokumen lain yang memiliki jenis produk, barang, pemasok, toko, atau metode pembayaran yang sama. Setelah perubahan disimpan dan pengguna kembali, aplikasi memuat ulang draf secara otomatis. Penjualan membaca kas atau piutang dari Cara Pembayaran/Toko dan </w:t>
-      </w:r>
-      <w:r>
-        <w:rPr>
-          <w:sz w:val="18"/>
-        </w:rPr>
-        <w:t>pendapatan dari Jenis Produk. HPP membaca beban dari Jenis Produk atau Kelompok Aset serta persediaan dari Master/Kelompok Aset. Kulakan membaca persediaan dari aset dan kas atau utang dari metode bayar, toko, atau pemasok.</w:t>
-      </w:r>
-    </w:p>
-    <w:p>
-      <w:pPr>
-        <w:spacing w:after="40" w:line="240" w:lineRule="auto"/>
-      </w:pPr>
-      <w:r>
-        <w:rPr>
-          <w:sz w:val="18"/>
-        </w:rPr>
-        <w:t>Diagram setelah penjelasan ini memodelkan use case, flowchart, dan aliran data untuk Laporan Arus Kas — halaman terakhir/terbawah. Entitas yang relevan ialah Transaksi Akuntansi, Agregasi Akun, Pagination, Arus Kas. Use case menjelaskan siapa memicu tindakan dan siapa meninjau hasil. Flowchart menjelaskan urutan serta gerbang validasi sebelum status berubah. Diagram aliran data/ERD ringkas menunjukkan kunci hubungan antara dokumen sumber, detail, akun, transaksi akuntansi, dan laporan. Diagram bukan penggan</w:t>
-      </w:r>
-      <w:r>
-        <w:rPr>
-          <w:sz w:val="18"/>
-        </w:rPr>
-        <w:t>ti skema basis data fisik; ia sengaja menampilkan relasi bisnis yang perlu dipahami key user. Keterlacakan dianggap cukup apabila nomor referensi pada transaksi dapat ditemukan pada jurnal, kode akun yang sama dapat ditemukan pada Buku Besar, dan saldo akhirnya dapat dijelaskan pada laporan.</w:t>
-      </w:r>
-    </w:p>
-    <w:p>
-      <w:pPr>
-        <w:spacing w:after="40" w:line="240" w:lineRule="auto"/>
-      </w:pPr>
-      <w:r>
-        <w:rPr>
-          <w:sz w:val="18"/>
-        </w:rPr>
-        <w:t>Kontrol UAT yang diterapkan meliputi volume data antara 100 dan 10.000 record, periode konsisten, data bernilai, akun lengkap, tidak ada baris tertahan, dan total debit sama dengan total kredit. Bukti volume dalam eksekusi ini adalah 102 transaksi penjualan, 207 faktur Kulakan secara kumulatif, batch baru 100 faktur Kulakan, serta 2.901 baris pada laporan Keseluruhan Jurnal. Audit server menghitung total debit dan kredit masing-masing Rp842.678.014 dengan selisih Rp0. Selisih historis Rp2.400.000 sempat dit</w:t>
-      </w:r>
-      <w:r>
-        <w:rPr>
-          <w:sz w:val="18"/>
-        </w:rPr>
-        <w:t>emukan pada LPJ Kas Besar, ditelusuri sampai jurnal sumber, kemudian 103 dokumen diposting ulang dengan baris beban yang benar. Perbaikan itu dicatat terbuka agar status lulus dapat diaudit.</w:t>
-      </w:r>
-    </w:p>
-    <w:p>
-      <w:pPr>
-        <w:spacing w:after="40" w:line="240" w:lineRule="auto"/>
-      </w:pPr>
-      <w:r>
-        <w:rPr>
-          <w:sz w:val="18"/>
-        </w:rPr>
-        <w:t>Hasil aktual untuk Laporan Arus Kas — halaman terakhir/terbawah dinilai LULUS. Jika reproduksi berikutnya gagal, jangan memaksa jurnal atau mengganti akun hanya agar tombol aktif. Catat pesan lengkap, nomor dokumen, tanggal, toko, dan sisi akun yang bermasalah; perbaiki master yang ditunjuk; ulangi pratinjau; lalu bandingkan jumlah draf sebelum dan sesudah. Untuk laporan yang tampak kosong, pastikan jurnal sudah terposting dan filter tidak berhenti sebelum tanggal transaksi. Untuk laporan yang tampak terpot</w:t>
-      </w:r>
-      <w:r>
-        <w:rPr>
-          <w:sz w:val="18"/>
-        </w:rPr>
-        <w:t>ong, gunakan pagination dan tangkapan halaman terakhir/terbawah. Dengan prosedur itu, layar ini berfungsi sebagai petunjuk operasional, bukti pengujian, dan titik kontrol audit yang dapat diulang oleh pengguna lain tanpa membutuhkan akses langsung ke basis data.</w:t>
+        <w:spacing w:after="140"/>
+      </w:pPr>
+      <w:r>
+        <w:rPr>
+          <w:b/>
+          <w:sz w:val="20"/>
+        </w:rPr>
+        <w:t>Konteks layar.</w:t>
+      </w:r>
+      <w:r>
+        <w:rPr>
+          <w:sz w:val="20"/>
+        </w:rPr>
+        <w:t xml:space="preserve"> Bukti halaman terakhir Arus Kas memperlihatkan bagian rekonsiliasi yang tidak tampak pada halaman awal. Di sinilah pengguna memastikan seluruh arus sudah dijumlahkan dan saldo akhir kas tidak tertutup oleh scroll.</w:t>
+      </w:r>
+    </w:p>
+    <w:p>
+      <w:pPr>
+        <w:spacing w:after="140"/>
+      </w:pPr>
+      <w:r>
+        <w:rPr>
+          <w:b/>
+          <w:sz w:val="20"/>
+        </w:rPr>
+        <w:t>Cara membaca.</w:t>
+      </w:r>
+      <w:r>
+        <w:rPr>
+          <w:sz w:val="20"/>
+        </w:rPr>
+        <w:t xml:space="preserve"> Periksa total arus masuk, total arus keluar, perubahan bersih, dan saldo akhir sesuai format laporan. Saldo akhir harus dapat dibandingkan dengan akun Kas pada Buku Besar dan Neraca. Bila berbeda, periksa apakah laporan memakai satuan kerja, rekening kas, atau periode yang sama.</w:t>
+      </w:r>
+    </w:p>
+    <w:p>
+      <w:pPr>
+        <w:spacing w:after="140"/>
+      </w:pPr>
+      <w:r>
+        <w:rPr>
+          <w:b/>
+          <w:sz w:val="20"/>
+        </w:rPr>
+        <w:t>Tindakan pengguna.</w:t>
+      </w:r>
+      <w:r>
+        <w:rPr>
+          <w:sz w:val="20"/>
+        </w:rPr>
+        <w:t xml:space="preserve"> Navigasikan sampai halaman terakhir, gulir ke baris penutup, kemudian catat saldo akhir. Ambil satu transaksi Penjualan tunai dan satu Kulakan tunai sebagai sampel jejak dari dokumen sumber ke Buku Besar Kas. Untuk pembelian termin, pastikan arus kas baru muncul pada pembayaran vendor, bukan saat faktur diterima.</w:t>
+      </w:r>
+    </w:p>
+    <w:p>
+      <w:pPr>
+        <w:spacing w:after="140"/>
+      </w:pPr>
+      <w:r>
+        <w:rPr>
+          <w:b/>
+          <w:sz w:val="20"/>
+        </w:rPr>
+        <w:t>Makna akuntansi.</w:t>
+      </w:r>
+      <w:r>
+        <w:rPr>
+          <w:sz w:val="20"/>
+        </w:rPr>
+        <w:t xml:space="preserve"> Rekonsiliasi bagian bawah membuktikan bahwa saldo awal ditambah perubahan bersih menghasilkan saldo akhir. Kontrol ini melengkapi pemeriksaan jurnal seimbang karena jurnal yang seimbang tetap dapat memakai akun Kas yang keliru; perbandingan dengan Buku Besar membantu menemukan kesalahan klasifikasi tersebut.</w:t>
+      </w:r>
+    </w:p>
+    <w:p>
+      <w:pPr>
+        <w:spacing w:after="140"/>
+      </w:pPr>
+      <w:r>
+        <w:rPr>
+          <w:b/>
+          <w:sz w:val="20"/>
+        </w:rPr>
+        <w:t>Hasil UAT.</w:t>
+      </w:r>
+      <w:r>
+        <w:rPr>
+          <w:sz w:val="20"/>
+        </w:rPr>
+        <w:t xml:space="preserve"> Bagian akhir dan saldo penutup tampil utuh. Status LULUS diberikan karena pengguna dapat mengikuti aliran kas dari transaksi operasional sampai rekonsiliasi akhir tanpa bagian laporan yang tersembunyi.</w:t>
       </w:r>
     </w:p>
     <w:p>
@@ -16305,7 +15329,7 @@
           <w:noProof/>
         </w:rPr>
         <w:drawing>
-          <wp:inline distT="0" distB="0" distL="0" distR="0" wp14:anchorId="727E86A5" wp14:editId="7B0051F6">
+          <wp:inline distT="0" distB="0" distL="0" distR="0" wp14:anchorId="6653D157" wp14:editId="3892F2D6">
             <wp:extent cx="8412480" cy="1682496"/>
             <wp:effectExtent l="0" t="0" r="0" b="0"/>
             <wp:docPr id="83" name="Picture 83"/>
@@ -16365,7 +15389,7 @@
           <w:noProof/>
         </w:rPr>
         <w:drawing>
-          <wp:inline distT="0" distB="0" distL="0" distR="0" wp14:anchorId="56554B78" wp14:editId="213D133C">
+          <wp:inline distT="0" distB="0" distL="0" distR="0" wp14:anchorId="787ADBB9" wp14:editId="1C4C3C33">
             <wp:extent cx="8412480" cy="1682496"/>
             <wp:effectExtent l="0" t="0" r="0" b="0"/>
             <wp:docPr id="84" name="Picture 84"/>
@@ -16425,7 +15449,7 @@
           <w:noProof/>
         </w:rPr>
         <w:drawing>
-          <wp:inline distT="0" distB="0" distL="0" distR="0" wp14:anchorId="3F17BA11" wp14:editId="0C49ECC7">
+          <wp:inline distT="0" distB="0" distL="0" distR="0" wp14:anchorId="33AE2AE6" wp14:editId="3BB08023">
             <wp:extent cx="8412480" cy="1682496"/>
             <wp:effectExtent l="0" t="0" r="0" b="0"/>
             <wp:docPr id="85" name="Picture 85"/>
@@ -16681,7 +15705,7 @@
           <w:noProof/>
         </w:rPr>
         <w:drawing>
-          <wp:inline distT="0" distB="0" distL="0" distR="0" wp14:anchorId="0B0D5687" wp14:editId="19BD306B">
+          <wp:inline distT="0" distB="0" distL="0" distR="0" wp14:anchorId="7D309C99" wp14:editId="4CF48A46">
             <wp:extent cx="9464040" cy="5146072"/>
             <wp:effectExtent l="0" t="0" r="0" b="0"/>
             <wp:docPr id="86" name="Picture 86"/>
@@ -16746,138 +15770,92 @@
     </w:p>
     <w:p>
       <w:pPr>
-        <w:spacing w:after="40" w:line="240" w:lineRule="auto"/>
-      </w:pPr>
-      <w:r>
-        <w:rPr>
-          <w:sz w:val="18"/>
-        </w:rPr>
-        <w:t>Tangkapan layar 22 mendokumentasikan Laporan Keseluruhan Jurnal — halaman awal pada tahap Laporan Keuangan. Tujuan layar ini adalah menampilkan 2.901 baris jurnal terposting dan grand total pada periode yang sama dengan posting Kantin. Aktor utama yang menjalankan pemeriksaan ialah Akuntansi / Manajemen / Auditor, tetapi hasilnya juga relevan bagi supervisor, Akuntansi, administrator master, dan auditor internal. Gambar diambil langsung dari build Windows varian eBisnis pada Toko Kantin Demo, bukan ilustras</w:t>
-      </w:r>
-      <w:r>
-        <w:rPr>
-          <w:sz w:val="18"/>
-        </w:rPr>
-        <w:t>i statis. Jendela telah dimaksimalkan ke area kerja 2560 × 1392 piksel agar judul, sidebar, filter, tombol, tabel, status, dan bagian bawah layar dapat dibaca bersama. Karena satu gambar dipakai sebagai bukti UAT dan sebagai petunjuk pengguna, pembaca perlu memeriksa konteks toko, tanggal, pengguna aktif, serta status koneksi sebelum menyimpulkan hasil transaksi.</w:t>
-      </w:r>
-    </w:p>
-    <w:p>
-      <w:pPr>
-        <w:spacing w:after="40" w:line="240" w:lineRule="auto"/>
-      </w:pPr>
-      <w:r>
-        <w:rPr>
-          <w:sz w:val="18"/>
-        </w:rPr>
-        <w:t>Bukti yang harus dibaca dari layar ini adalah bahwa filter 1–30 September 2026 diterapkan dan halaman pertama menampilkan struktur serta baris awal laporan. Informasi tersebut tidak berdiri sendiri. Pembaca perlu menghubungkannya dengan dokumen sebelum dan sesudahnya: transaksi sumber menghasilkan draf, draf yang lolos validasi menghasilkan jurnal, dan jurnal terposting menjadi sumber Buku Besar serta laporan keuangan. Jika angka pada layar berbeda dari laporan, pemeriksaan pertama adalah kesamaan periode d</w:t>
-      </w:r>
-      <w:r>
-        <w:rPr>
-          <w:sz w:val="18"/>
-        </w:rPr>
-        <w:t>an satuan kerja, kemudian status posting. Perbedaan antara jumlah pada cache lokal dan hasil API juga harus dicatat transparan; untuk keputusan volume UAT, hasil API server digunakan sebagai sumber kebenaran karena server yang memegang seluruh transaksi. Layar tetap berguna untuk membuktikan bahwa operator dapat menelusuri baris dan referensi secara visual.</w:t>
-      </w:r>
-    </w:p>
-    <w:p>
-      <w:pPr>
-        <w:spacing w:after="40" w:line="240" w:lineRule="auto"/>
-      </w:pPr>
-      <w:r>
-        <w:rPr>
-          <w:sz w:val="18"/>
-        </w:rPr>
-        <w:t>Urutan kerja yang direkomendasikan adalah Buka Katalog, kemudian Pilih laporan, kemudian Atur periode, kemudian Klik Tampilkan, kemudian Periksa halaman awal. Setiap langkah dilakukan berurutan supaya kegagalan mudah diisolasi. Operator tidak menekan tombol Posting hanya karena tombol tersedia. Ia harus membaca ringkasan, mengambil sampel beberapa baris, membandingkan nomor referensi dan nilai terhadap dokumen sumber, lalu memastikan tidak ada pesan akun kosong. Pada daftar yang memiliki banyak halaman, gun</w:t>
-      </w:r>
-      <w:r>
-        <w:rPr>
-          <w:sz w:val="18"/>
-        </w:rPr>
-        <w:t>akan pagination sampai halaman terakhir dan gulir ke bawah. Pada formulir, isi satu sisi debit atau kredit untuk setiap baris, jangan keduanya. Simpan sebagai draf lebih dahulu apabila transaksi manual masih menunggu review. Setelah kembali dari master akun, muat ulang pratinjau agar pasangan jurnal dihitung kembali oleh server.</w:t>
-      </w:r>
-    </w:p>
-    <w:p>
-      <w:pPr>
-        <w:spacing w:after="40" w:line="240" w:lineRule="auto"/>
-      </w:pPr>
-      <w:r>
-        <w:rPr>
-          <w:sz w:val="18"/>
-        </w:rPr>
-        <w:t>Dampak akuntansi pada layar ini diringkas sebagai berikut: laporan hanya membaca jurnal berstatus terposting pada satuan kerja Kantin. Prinsip pengendaliannya adalah akun yang dipakai harus berupa akun daun, aktif, berada pada tenant yang sama, dan relevan dengan substansi transaksi. Sistem tidak mengandalkan ID akun yang ditulis permanen di aplikasi; kode dan relasi master di-resolve oleh server. Untuk alur Kantin, akun kunci yang sudah diverifikasi ialah 111.101 Kas Yayasan, 131.300 Piutang Usaha Toko, 15</w:t>
-      </w:r>
-      <w:r>
-        <w:rPr>
-          <w:sz w:val="18"/>
-        </w:rPr>
-        <w:t>1.200 Persediaan Barang Lainnya, 310.600 Utang Usaha Toko, 410.900 Pendapatan Penjualan Toko, dan 510.900 Beban Pokok Penjualan Toko. Kesamaan akun 151.200 antara debit Kulakan dan kredit HPP menjaga mutasi persediaan tidak terpecah.</w:t>
-      </w:r>
-    </w:p>
-    <w:p>
-      <w:pPr>
-        <w:spacing w:after="40" w:line="240" w:lineRule="auto"/>
-      </w:pPr>
-      <w:r>
-        <w:rPr>
-          <w:sz w:val="18"/>
-        </w:rPr>
-        <w:t xml:space="preserve">Bila akun terlihat tidak sesuai, gunakan tombol Sesuaikan Akun Debet atau Sesuaikan Akun Kredit pada layar posting. Tombol itu membuka master sumber, bukan mengubah baris jurnal sementara. Pendekatan ini penting karena koreksi pada master juga memperbaiki dokumen lain yang memiliki jenis produk, barang, pemasok, toko, atau metode pembayaran yang sama. Setelah perubahan disimpan dan pengguna kembali, aplikasi memuat ulang draf secara otomatis. Penjualan membaca kas atau piutang dari Cara Pembayaran/Toko dan </w:t>
-      </w:r>
-      <w:r>
-        <w:rPr>
-          <w:sz w:val="18"/>
-        </w:rPr>
-        <w:t>pendapatan dari Jenis Produk. HPP membaca beban dari Jenis Produk atau Kelompok Aset serta persediaan dari Master/Kelompok Aset. Kulakan membaca persediaan dari aset dan kas atau utang dari metode bayar, toko, atau pemasok.</w:t>
-      </w:r>
-    </w:p>
-    <w:p>
-      <w:pPr>
-        <w:spacing w:after="40" w:line="240" w:lineRule="auto"/>
-      </w:pPr>
-      <w:r>
-        <w:rPr>
-          <w:sz w:val="18"/>
-        </w:rPr>
-        <w:t>Diagram setelah penjelasan ini memodelkan use case, flowchart, dan aliran data untuk Laporan Keseluruhan Jurnal — halaman awal. Entitas yang relevan ialah Transaksi Akuntansi, Detail Transaksi, Akun, Keseluruhan Jurnal. Use case menjelaskan siapa memicu tindakan dan siapa meninjau hasil. Flowchart menjelaskan urutan serta gerbang validasi sebelum status berubah. Diagram aliran data/ERD ringkas menunjukkan kunci hubungan antara dokumen sumber, detail, akun, transaksi akuntansi, dan laporan. Diagram bukan pen</w:t>
-      </w:r>
-      <w:r>
-        <w:rPr>
-          <w:sz w:val="18"/>
-        </w:rPr>
-        <w:t>gganti skema basis data fisik; ia sengaja menampilkan relasi bisnis yang perlu dipahami key user. Keterlacakan dianggap cukup apabila nomor referensi pada transaksi dapat ditemukan pada jurnal, kode akun yang sama dapat ditemukan pada Buku Besar, dan saldo akhirnya dapat dijelaskan pada laporan.</w:t>
-      </w:r>
-    </w:p>
-    <w:p>
-      <w:pPr>
-        <w:spacing w:after="40" w:line="240" w:lineRule="auto"/>
-      </w:pPr>
-      <w:r>
-        <w:rPr>
-          <w:sz w:val="18"/>
-        </w:rPr>
-        <w:t>Kontrol UAT yang diterapkan meliputi volume data antara 100 dan 10.000 record, periode konsisten, data bernilai, akun lengkap, tidak ada baris tertahan, dan total debit sama dengan total kredit. Bukti volume dalam eksekusi ini adalah 102 transaksi penjualan, 207 faktur Kulakan secara kumulatif, batch baru 100 faktur Kulakan, serta 2.901 baris pada laporan Keseluruhan Jurnal. Audit server menghitung total debit dan kredit masing-masing Rp842.678.014 dengan selisih Rp0. Selisih historis Rp2.400.000 sempat dit</w:t>
-      </w:r>
-      <w:r>
-        <w:rPr>
-          <w:sz w:val="18"/>
-        </w:rPr>
-        <w:t>emukan pada LPJ Kas Besar, ditelusuri sampai jurnal sumber, kemudian 103 dokumen diposting ulang dengan baris beban yang benar. Perbaikan itu dicatat terbuka agar status lulus dapat diaudit.</w:t>
-      </w:r>
-    </w:p>
-    <w:p>
-      <w:pPr>
-        <w:spacing w:after="40" w:line="240" w:lineRule="auto"/>
-      </w:pPr>
-      <w:r>
-        <w:rPr>
-          <w:sz w:val="18"/>
-        </w:rPr>
-        <w:t>Hasil aktual untuk Laporan Keseluruhan Jurnal — halaman awal dinilai LULUS. Jika reproduksi berikutnya gagal, jangan memaksa jurnal atau mengganti akun hanya agar tombol aktif. Catat pesan lengkap, nomor dokumen, tanggal, toko, dan sisi akun yang bermasalah; perbaiki master yang ditunjuk; ulangi pratinjau; lalu bandingkan jumlah draf sebelum dan sesudah. Untuk laporan yang tampak kosong, pastikan jurnal sudah terposting dan filter tidak berhenti sebelum tanggal transaksi. Untuk laporan yang tampak terpotong</w:t>
-      </w:r>
-      <w:r>
-        <w:rPr>
-          <w:sz w:val="18"/>
-        </w:rPr>
-        <w:t>, gunakan pagination dan tangkapan halaman terakhir/terbawah. Dengan prosedur itu, layar ini berfungsi sebagai petunjuk operasional, bukti pengujian, dan titik kontrol audit yang dapat diulang oleh pengguna lain tanpa membutuhkan akses langsung ke basis data.</w:t>
+        <w:spacing w:after="140"/>
+      </w:pPr>
+      <w:r>
+        <w:rPr>
+          <w:b/>
+          <w:sz w:val="20"/>
+        </w:rPr>
+        <w:t>Konteks layar.</w:t>
+      </w:r>
+      <w:r>
+        <w:rPr>
+          <w:sz w:val="20"/>
+        </w:rPr>
+        <w:t xml:space="preserve"> Halaman awal Keseluruhan Jurnal menampilkan rincian transaksi akuntansi lintas sumber. Laporan ini adalah tempat utama untuk membuktikan bahwa referensi Penjualan, HPP, Kulakan, dan Jurnal Umum telah berubah menjadi baris Debet dan Kredit yang dapat ditelusuri.</w:t>
+      </w:r>
+    </w:p>
+    <w:p>
+      <w:pPr>
+        <w:spacing w:after="140"/>
+      </w:pPr>
+      <w:r>
+        <w:rPr>
+          <w:b/>
+          <w:sz w:val="20"/>
+        </w:rPr>
+        <w:t>Cara membaca.</w:t>
+      </w:r>
+      <w:r>
+        <w:rPr>
+          <w:sz w:val="20"/>
+        </w:rPr>
+        <w:t xml:space="preserve"> Kolom tanggal, referensi, akun, Debet, Kredit, dan keterangan harus dibaca sebagai satu kesatuan. Dua atau lebih baris dengan referensi yang sama membentuk satu jurnal. Pada audit server terdapat 2.901 baris; jumlah ini adalah baris detail, bukan jumlah dokumen bisnis.</w:t>
+      </w:r>
+    </w:p>
+    <w:p>
+      <w:pPr>
+        <w:spacing w:after="140"/>
+      </w:pPr>
+      <w:r>
+        <w:rPr>
+          <w:b/>
+          <w:sz w:val="20"/>
+        </w:rPr>
+        <w:t>Tindakan pengguna.</w:t>
+      </w:r>
+      <w:r>
+        <w:rPr>
+          <w:sz w:val="20"/>
+        </w:rPr>
+        <w:t xml:space="preserve"> Terapkan periode September 2026, lalu cari sampel referensi dari setiap proses. Untuk Penjualan, pastikan Kas atau Piutang berpasangan dengan Pendapatan. Untuk HPP, cocokkan Beban HPP dengan Persediaan. Untuk Kulakan, cocokkan Persediaan dengan Kas atau Utang. Gunakan ekspor bila perlu menyaring volume besar.</w:t>
+      </w:r>
+    </w:p>
+    <w:p>
+      <w:pPr>
+        <w:spacing w:after="140"/>
+      </w:pPr>
+      <w:r>
+        <w:rPr>
+          <w:b/>
+          <w:sz w:val="20"/>
+        </w:rPr>
+        <w:t>Makna akuntansi.</w:t>
+      </w:r>
+      <w:r>
+        <w:rPr>
+          <w:sz w:val="20"/>
+        </w:rPr>
+        <w:t xml:space="preserve"> Keseluruhan Jurnal mempertahankan jejak dari dokumen sumber ke akun. Total audit menunjukkan Debet dan Kredit masing-masing Rp842.678.014. Kesamaan total merupakan kontrol matematis, sedangkan pemeriksaan referensi dan substansi akun merupakan kontrol bisnis.</w:t>
+      </w:r>
+    </w:p>
+    <w:p>
+      <w:pPr>
+        <w:spacing w:after="140"/>
+      </w:pPr>
+      <w:r>
+        <w:rPr>
+          <w:b/>
+          <w:sz w:val="20"/>
+        </w:rPr>
+        <w:t>Hasil UAT.</w:t>
+      </w:r>
+      <w:r>
+        <w:rPr>
+          <w:sz w:val="20"/>
+        </w:rPr>
+        <w:t xml:space="preserve"> Halaman awal memuat struktur dan baris jurnal terposting dengan baik. Status LULUS menunjukkan transaksi dapat ditelusuri dari referensi bisnis ke pasangan akun sebelum total akhir diperiksa pada halaman terbawah.</w:t>
       </w:r>
     </w:p>
     <w:p>
@@ -16903,7 +15881,7 @@
           <w:noProof/>
         </w:rPr>
         <w:drawing>
-          <wp:inline distT="0" distB="0" distL="0" distR="0" wp14:anchorId="09F73544" wp14:editId="6BC3349D">
+          <wp:inline distT="0" distB="0" distL="0" distR="0" wp14:anchorId="5C698076" wp14:editId="56721152">
             <wp:extent cx="8412480" cy="1682496"/>
             <wp:effectExtent l="0" t="0" r="0" b="0"/>
             <wp:docPr id="87" name="Picture 87"/>
@@ -16963,7 +15941,7 @@
           <w:noProof/>
         </w:rPr>
         <w:drawing>
-          <wp:inline distT="0" distB="0" distL="0" distR="0" wp14:anchorId="3AC64CBE" wp14:editId="647AE977">
+          <wp:inline distT="0" distB="0" distL="0" distR="0" wp14:anchorId="710F6A8D" wp14:editId="77779569">
             <wp:extent cx="8412480" cy="1682496"/>
             <wp:effectExtent l="0" t="0" r="0" b="0"/>
             <wp:docPr id="88" name="Picture 88"/>
@@ -17023,7 +16001,7 @@
           <w:noProof/>
         </w:rPr>
         <w:drawing>
-          <wp:inline distT="0" distB="0" distL="0" distR="0" wp14:anchorId="5A5B6F44" wp14:editId="00C87945">
+          <wp:inline distT="0" distB="0" distL="0" distR="0" wp14:anchorId="41ABD674" wp14:editId="784EFCF9">
             <wp:extent cx="8412480" cy="1682496"/>
             <wp:effectExtent l="0" t="0" r="0" b="0"/>
             <wp:docPr id="89" name="Picture 89"/>
@@ -17279,7 +16257,7 @@
           <w:noProof/>
         </w:rPr>
         <w:drawing>
-          <wp:inline distT="0" distB="0" distL="0" distR="0" wp14:anchorId="25E0FF52" wp14:editId="43AFA98F">
+          <wp:inline distT="0" distB="0" distL="0" distR="0" wp14:anchorId="094BDEB0" wp14:editId="3EAAADBA">
             <wp:extent cx="9464040" cy="5146072"/>
             <wp:effectExtent l="0" t="0" r="0" b="0"/>
             <wp:docPr id="90" name="Picture 90"/>
@@ -17344,138 +16322,92 @@
     </w:p>
     <w:p>
       <w:pPr>
-        <w:spacing w:after="40" w:line="240" w:lineRule="auto"/>
-      </w:pPr>
-      <w:r>
-        <w:rPr>
-          <w:sz w:val="18"/>
-        </w:rPr>
-        <w:t xml:space="preserve">Tangkapan layar 23 mendokumentasikan Laporan Keseluruhan Jurnal — halaman terakhir/terbawah pada tahap Laporan Keuangan. Tujuan layar ini adalah membuktikan seluruh 2.901 baris jurnal terposting dan grand total telah ditelusuri sampai halaman terakhir dan bagian terbawah. Aktor utama yang menjalankan pemeriksaan ialah Akuntansi / Manajemen / Auditor, tetapi hasilnya juga relevan bagi supervisor, Akuntansi, administrator master, dan auditor internal. Gambar diambil langsung dari build Windows varian eBisnis </w:t>
-      </w:r>
-      <w:r>
-        <w:rPr>
-          <w:sz w:val="18"/>
-        </w:rPr>
-        <w:t>pada Toko Kantin Demo, bukan ilustrasi statis. Jendela telah dimaksimalkan ke area kerja 2560 × 1392 piksel agar judul, sidebar, filter, tombol, tabel, status, dan bagian bawah layar dapat dibaca bersama. Karena satu gambar dipakai sebagai bukti UAT dan sebagai petunjuk pengguna, pembaca perlu memeriksa konteks toko, tanggal, pengguna aktif, serta status koneksi sebelum menyimpulkan hasil transaksi.</w:t>
-      </w:r>
-    </w:p>
-    <w:p>
-      <w:pPr>
-        <w:spacing w:after="40" w:line="240" w:lineRule="auto"/>
-      </w:pPr>
-      <w:r>
-        <w:rPr>
-          <w:sz w:val="18"/>
-        </w:rPr>
-        <w:t>Bukti yang harus dibaca dari layar ini adalah bahwa kontrol pagination mencapai halaman terakhir; total akhir dan jumlah baris terlihat tanpa tertutup scroll. Informasi tersebut tidak berdiri sendiri. Pembaca perlu menghubungkannya dengan dokumen sebelum dan sesudahnya: transaksi sumber menghasilkan draf, draf yang lolos validasi menghasilkan jurnal, dan jurnal terposting menjadi sumber Buku Besar serta laporan keuangan. Jika angka pada layar berbeda dari laporan, pemeriksaan pertama adalah kesamaan periode</w:t>
-      </w:r>
-      <w:r>
-        <w:rPr>
-          <w:sz w:val="18"/>
-        </w:rPr>
-        <w:t xml:space="preserve"> dan satuan kerja, kemudian status posting. Perbedaan antara jumlah pada cache lokal dan hasil API juga harus dicatat transparan; untuk keputusan volume UAT, hasil API server digunakan sebagai sumber kebenaran karena server yang memegang seluruh transaksi. Layar tetap berguna untuk membuktikan bahwa operator dapat menelusuri baris dan referensi secara visual.</w:t>
-      </w:r>
-    </w:p>
-    <w:p>
-      <w:pPr>
-        <w:spacing w:after="40" w:line="240" w:lineRule="auto"/>
-      </w:pPr>
-      <w:r>
-        <w:rPr>
-          <w:sz w:val="18"/>
-        </w:rPr>
-        <w:t>Urutan kerja yang direkomendasikan adalah Maju halaman, kemudian Capai halaman terakhir, kemudian Gulir terbawah, kemudian Baca total, kemudian Simpan bukti. Setiap langkah dilakukan berurutan supaya kegagalan mudah diisolasi. Operator tidak menekan tombol Posting hanya karena tombol tersedia. Ia harus membaca ringkasan, mengambil sampel beberapa baris, membandingkan nomor referensi dan nilai terhadap dokumen sumber, lalu memastikan tidak ada pesan akun kosong. Pada daftar yang memiliki banyak halaman, guna</w:t>
-      </w:r>
-      <w:r>
-        <w:rPr>
-          <w:sz w:val="18"/>
-        </w:rPr>
-        <w:t>kan pagination sampai halaman terakhir dan gulir ke bawah. Pada formulir, isi satu sisi debit atau kredit untuk setiap baris, jangan keduanya. Simpan sebagai draf lebih dahulu apabila transaksi manual masih menunggu review. Setelah kembali dari master akun, muat ulang pratinjau agar pasangan jurnal dihitung kembali oleh server.</w:t>
-      </w:r>
-    </w:p>
-    <w:p>
-      <w:pPr>
-        <w:spacing w:after="40" w:line="240" w:lineRule="auto"/>
-      </w:pPr>
-      <w:r>
-        <w:rPr>
-          <w:sz w:val="18"/>
-        </w:rPr>
-        <w:t>Dampak akuntansi pada layar ini diringkas sebagai berikut: nilai akhir menjadi bukti rekonsiliasi; khusus Jurnal dan Neraca Saldo total debit harus sama dengan kredit. Prinsip pengendaliannya adalah akun yang dipakai harus berupa akun daun, aktif, berada pada tenant yang sama, dan relevan dengan substansi transaksi. Sistem tidak mengandalkan ID akun yang ditulis permanen di aplikasi; kode dan relasi master di-resolve oleh server. Untuk alur Kantin, akun kunci yang sudah diverifikasi ialah 111.101 Kas Yayasa</w:t>
-      </w:r>
-      <w:r>
-        <w:rPr>
-          <w:sz w:val="18"/>
-        </w:rPr>
-        <w:t>n, 131.300 Piutang Usaha Toko, 151.200 Persediaan Barang Lainnya, 310.600 Utang Usaha Toko, 410.900 Pendapatan Penjualan Toko, dan 510.900 Beban Pokok Penjualan Toko. Kesamaan akun 151.200 antara debit Kulakan dan kredit HPP menjaga mutasi persediaan tidak terpecah.</w:t>
-      </w:r>
-    </w:p>
-    <w:p>
-      <w:pPr>
-        <w:spacing w:after="40" w:line="240" w:lineRule="auto"/>
-      </w:pPr>
-      <w:r>
-        <w:rPr>
-          <w:sz w:val="18"/>
-        </w:rPr>
-        <w:t xml:space="preserve">Bila akun terlihat tidak sesuai, gunakan tombol Sesuaikan Akun Debet atau Sesuaikan Akun Kredit pada layar posting. Tombol itu membuka master sumber, bukan mengubah baris jurnal sementara. Pendekatan ini penting karena koreksi pada master juga memperbaiki dokumen lain yang memiliki jenis produk, barang, pemasok, toko, atau metode pembayaran yang sama. Setelah perubahan disimpan dan pengguna kembali, aplikasi memuat ulang draf secara otomatis. Penjualan membaca kas atau piutang dari Cara Pembayaran/Toko dan </w:t>
-      </w:r>
-      <w:r>
-        <w:rPr>
-          <w:sz w:val="18"/>
-        </w:rPr>
-        <w:t>pendapatan dari Jenis Produk. HPP membaca beban dari Jenis Produk atau Kelompok Aset serta persediaan dari Master/Kelompok Aset. Kulakan membaca persediaan dari aset dan kas atau utang dari metode bayar, toko, atau pemasok.</w:t>
-      </w:r>
-    </w:p>
-    <w:p>
-      <w:pPr>
-        <w:spacing w:after="40" w:line="240" w:lineRule="auto"/>
-      </w:pPr>
-      <w:r>
-        <w:rPr>
-          <w:sz w:val="18"/>
-        </w:rPr>
-        <w:t>Diagram setelah penjelasan ini memodelkan use case, flowchart, dan aliran data untuk Laporan Keseluruhan Jurnal — halaman terakhir/terbawah. Entitas yang relevan ialah Transaksi Akuntansi, Agregasi Akun, Pagination, Keseluruhan Jurnal. Use case menjelaskan siapa memicu tindakan dan siapa meninjau hasil. Flowchart menjelaskan urutan serta gerbang validasi sebelum status berubah. Diagram aliran data/ERD ringkas menunjukkan kunci hubungan antara dokumen sumber, detail, akun, transaksi akuntansi, dan laporan. D</w:t>
-      </w:r>
-      <w:r>
-        <w:rPr>
-          <w:sz w:val="18"/>
-        </w:rPr>
-        <w:t>iagram bukan pengganti skema basis data fisik; ia sengaja menampilkan relasi bisnis yang perlu dipahami key user. Keterlacakan dianggap cukup apabila nomor referensi pada transaksi dapat ditemukan pada jurnal, kode akun yang sama dapat ditemukan pada Buku Besar, dan saldo akhirnya dapat dijelaskan pada laporan.</w:t>
-      </w:r>
-    </w:p>
-    <w:p>
-      <w:pPr>
-        <w:spacing w:after="40" w:line="240" w:lineRule="auto"/>
-      </w:pPr>
-      <w:r>
-        <w:rPr>
-          <w:sz w:val="18"/>
-        </w:rPr>
-        <w:t>Kontrol UAT yang diterapkan meliputi volume data antara 100 dan 10.000 record, periode konsisten, data bernilai, akun lengkap, tidak ada baris tertahan, dan total debit sama dengan total kredit. Bukti volume dalam eksekusi ini adalah 102 transaksi penjualan, 207 faktur Kulakan secara kumulatif, batch baru 100 faktur Kulakan, serta 2.901 baris pada laporan Keseluruhan Jurnal. Audit server menghitung total debit dan kredit masing-masing Rp842.678.014 dengan selisih Rp0. Selisih historis Rp2.400.000 sempat dit</w:t>
-      </w:r>
-      <w:r>
-        <w:rPr>
-          <w:sz w:val="18"/>
-        </w:rPr>
-        <w:t>emukan pada LPJ Kas Besar, ditelusuri sampai jurnal sumber, kemudian 103 dokumen diposting ulang dengan baris beban yang benar. Perbaikan itu dicatat terbuka agar status lulus dapat diaudit.</w:t>
-      </w:r>
-    </w:p>
-    <w:p>
-      <w:pPr>
-        <w:spacing w:after="40" w:line="240" w:lineRule="auto"/>
-      </w:pPr>
-      <w:r>
-        <w:rPr>
-          <w:sz w:val="18"/>
-        </w:rPr>
-        <w:t>Hasil aktual untuk Laporan Keseluruhan Jurnal — halaman terakhir/terbawah dinilai LULUS. Jika reproduksi berikutnya gagal, jangan memaksa jurnal atau mengganti akun hanya agar tombol aktif. Catat pesan lengkap, nomor dokumen, tanggal, toko, dan sisi akun yang bermasalah; perbaiki master yang ditunjuk; ulangi pratinjau; lalu bandingkan jumlah draf sebelum dan sesudah. Untuk laporan yang tampak kosong, pastikan jurnal sudah terposting dan filter tidak berhenti sebelum tanggal transaksi. Untuk laporan yang tam</w:t>
-      </w:r>
-      <w:r>
-        <w:rPr>
-          <w:sz w:val="18"/>
-        </w:rPr>
-        <w:t>pak terpotong, gunakan pagination dan tangkapan halaman terakhir/terbawah. Dengan prosedur itu, layar ini berfungsi sebagai petunjuk operasional, bukti pengujian, dan titik kontrol audit yang dapat diulang oleh pengguna lain tanpa membutuhkan akses langsung ke basis data.</w:t>
+        <w:spacing w:after="140"/>
+      </w:pPr>
+      <w:r>
+        <w:rPr>
+          <w:b/>
+          <w:sz w:val="20"/>
+        </w:rPr>
+        <w:t>Konteks layar.</w:t>
+      </w:r>
+      <w:r>
+        <w:rPr>
+          <w:sz w:val="20"/>
+        </w:rPr>
+        <w:t xml:space="preserve"> Halaman terakhir Keseluruhan Jurnal memperlihatkan baris penutup dan grand total dari seluruh 2.901 detail jurnal. Bukti ini diperlukan karena total Debet dan Kredit tidak selalu tampak pada halaman pertama laporan panjang.</w:t>
+      </w:r>
+    </w:p>
+    <w:p>
+      <w:pPr>
+        <w:spacing w:after="140"/>
+      </w:pPr>
+      <w:r>
+        <w:rPr>
+          <w:b/>
+          <w:sz w:val="20"/>
+        </w:rPr>
+        <w:t>Cara membaca.</w:t>
+      </w:r>
+      <w:r>
+        <w:rPr>
+          <w:sz w:val="20"/>
+        </w:rPr>
+        <w:t xml:space="preserve"> Grand total Debet Rp842.678.014 harus sama dengan grand total Kredit Rp842.678.014 sehingga selisihnya Rp0. Jumlah jurnal tidak seimbang pada audit adalah nol. Angka tersebut mencakup sumber lain dalam periode, sehingga pengguna tidak membandingkannya hanya dengan nilai Penjualan atau Kulakan.</w:t>
+      </w:r>
+    </w:p>
+    <w:p>
+      <w:pPr>
+        <w:spacing w:after="140"/>
+      </w:pPr>
+      <w:r>
+        <w:rPr>
+          <w:b/>
+          <w:sz w:val="20"/>
+        </w:rPr>
+        <w:t>Tindakan pengguna.</w:t>
+      </w:r>
+      <w:r>
+        <w:rPr>
+          <w:sz w:val="20"/>
+        </w:rPr>
+        <w:t xml:space="preserve"> Maju sampai halaman terakhir, gulir ke bagian bawah, dan pastikan total serta jumlah baris terlihat. Jika terjadi selisih, kelompokkan baris berdasarkan referensi untuk mencari jurnal yang satu sisinya hilang. Jangan menambah jurnal penyeimbang tanpa mengetahui sumber masalah karena tindakan itu dapat menyembunyikan kesalahan bisnis.</w:t>
+      </w:r>
+    </w:p>
+    <w:p>
+      <w:pPr>
+        <w:spacing w:after="140"/>
+      </w:pPr>
+      <w:r>
+        <w:rPr>
+          <w:b/>
+          <w:sz w:val="20"/>
+        </w:rPr>
+        <w:t>Makna akuntansi.</w:t>
+      </w:r>
+      <w:r>
+        <w:rPr>
+          <w:sz w:val="20"/>
+        </w:rPr>
+        <w:t xml:space="preserve"> Selisih nol menunjukkan mekanisme double-entry terjaga setelah seluruh posting dan koreksi historis. Audit juga mencatat bahwa 103 LPJ Kas Besar pernah diposting ulang setelah akun beban rincian dipulihkan; keterbukaan ini mempertahankan jejak perbaikan tanpa mencampurnya dengan transaksi Kantin.</w:t>
+      </w:r>
+    </w:p>
+    <w:p>
+      <w:pPr>
+        <w:spacing w:after="140"/>
+      </w:pPr>
+      <w:r>
+        <w:rPr>
+          <w:b/>
+          <w:sz w:val="20"/>
+        </w:rPr>
+        <w:t>Hasil UAT.</w:t>
+      </w:r>
+      <w:r>
+        <w:rPr>
+          <w:sz w:val="20"/>
+        </w:rPr>
+        <w:t xml:space="preserve"> Grand total tampil lengkap, kedua sisi sama, dan tidak ada jurnal tidak seimbang. Status LULUS merupakan bukti kuantitatif bahwa buku besar menerima pasangan Debet dan Kredit secara utuh.</w:t>
       </w:r>
     </w:p>
     <w:p>
@@ -17501,7 +16433,7 @@
           <w:noProof/>
         </w:rPr>
         <w:drawing>
-          <wp:inline distT="0" distB="0" distL="0" distR="0" wp14:anchorId="45089DD7" wp14:editId="769C1CD1">
+          <wp:inline distT="0" distB="0" distL="0" distR="0" wp14:anchorId="34D77D5B" wp14:editId="49F0DC28">
             <wp:extent cx="8412480" cy="1682496"/>
             <wp:effectExtent l="0" t="0" r="0" b="0"/>
             <wp:docPr id="91" name="Picture 91"/>
@@ -17561,7 +16493,7 @@
           <w:noProof/>
         </w:rPr>
         <w:drawing>
-          <wp:inline distT="0" distB="0" distL="0" distR="0" wp14:anchorId="5E0A645A" wp14:editId="4FB8B639">
+          <wp:inline distT="0" distB="0" distL="0" distR="0" wp14:anchorId="383ACB0A" wp14:editId="428C16AC">
             <wp:extent cx="8412480" cy="1682496"/>
             <wp:effectExtent l="0" t="0" r="0" b="0"/>
             <wp:docPr id="92" name="Picture 92"/>
@@ -17621,7 +16553,7 @@
           <w:noProof/>
         </w:rPr>
         <w:drawing>
-          <wp:inline distT="0" distB="0" distL="0" distR="0" wp14:anchorId="7C338743" wp14:editId="5FD91E62">
+          <wp:inline distT="0" distB="0" distL="0" distR="0" wp14:anchorId="134EAEBC" wp14:editId="4C922B80">
             <wp:extent cx="8412480" cy="1682496"/>
             <wp:effectExtent l="0" t="0" r="0" b="0"/>
             <wp:docPr id="93" name="Picture 93"/>
@@ -17877,7 +16809,7 @@
           <w:noProof/>
         </w:rPr>
         <w:drawing>
-          <wp:inline distT="0" distB="0" distL="0" distR="0" wp14:anchorId="276F77FC" wp14:editId="7A5AC4FA">
+          <wp:inline distT="0" distB="0" distL="0" distR="0" wp14:anchorId="1E9BB919" wp14:editId="5718C7A0">
             <wp:extent cx="9464040" cy="5146072"/>
             <wp:effectExtent l="0" t="0" r="0" b="0"/>
             <wp:docPr id="94" name="Picture 94"/>
@@ -17942,138 +16874,92 @@
     </w:p>
     <w:p>
       <w:pPr>
-        <w:spacing w:after="40" w:line="240" w:lineRule="auto"/>
-      </w:pPr>
-      <w:r>
-        <w:rPr>
-          <w:sz w:val="18"/>
-        </w:rPr>
-        <w:t>Tangkapan layar 24 mendokumentasikan Laporan Buku Besar — halaman awal pada tahap Laporan Keuangan. Tujuan layar ini adalah menampilkan mutasi per akun dan saldo berjalan pada periode yang sama dengan posting Kantin. Aktor utama yang menjalankan pemeriksaan ialah Akuntansi / Manajemen / Auditor, tetapi hasilnya juga relevan bagi supervisor, Akuntansi, administrator master, dan auditor internal. Gambar diambil langsung dari build Windows varian eBisnis pada Toko Kantin Demo, bukan ilustrasi statis. Jendela t</w:t>
-      </w:r>
-      <w:r>
-        <w:rPr>
-          <w:sz w:val="18"/>
-        </w:rPr>
-        <w:t>elah dimaksimalkan ke area kerja 2560 × 1392 piksel agar judul, sidebar, filter, tombol, tabel, status, dan bagian bawah layar dapat dibaca bersama. Karena satu gambar dipakai sebagai bukti UAT dan sebagai petunjuk pengguna, pembaca perlu memeriksa konteks toko, tanggal, pengguna aktif, serta status koneksi sebelum menyimpulkan hasil transaksi.</w:t>
-      </w:r>
-    </w:p>
-    <w:p>
-      <w:pPr>
-        <w:spacing w:after="40" w:line="240" w:lineRule="auto"/>
-      </w:pPr>
-      <w:r>
-        <w:rPr>
-          <w:sz w:val="18"/>
-        </w:rPr>
-        <w:t>Bukti yang harus dibaca dari layar ini adalah bahwa filter 1–30 September 2026 diterapkan dan halaman pertama menampilkan struktur serta baris awal laporan. Informasi tersebut tidak berdiri sendiri. Pembaca perlu menghubungkannya dengan dokumen sebelum dan sesudahnya: transaksi sumber menghasilkan draf, draf yang lolos validasi menghasilkan jurnal, dan jurnal terposting menjadi sumber Buku Besar serta laporan keuangan. Jika angka pada layar berbeda dari laporan, pemeriksaan pertama adalah kesamaan periode d</w:t>
-      </w:r>
-      <w:r>
-        <w:rPr>
-          <w:sz w:val="18"/>
-        </w:rPr>
-        <w:t>an satuan kerja, kemudian status posting. Perbedaan antara jumlah pada cache lokal dan hasil API juga harus dicatat transparan; untuk keputusan volume UAT, hasil API server digunakan sebagai sumber kebenaran karena server yang memegang seluruh transaksi. Layar tetap berguna untuk membuktikan bahwa operator dapat menelusuri baris dan referensi secara visual.</w:t>
-      </w:r>
-    </w:p>
-    <w:p>
-      <w:pPr>
-        <w:spacing w:after="40" w:line="240" w:lineRule="auto"/>
-      </w:pPr>
-      <w:r>
-        <w:rPr>
-          <w:sz w:val="18"/>
-        </w:rPr>
-        <w:t>Urutan kerja yang direkomendasikan adalah Buka Katalog, kemudian Pilih laporan, kemudian Atur periode, kemudian Klik Tampilkan, kemudian Periksa halaman awal. Setiap langkah dilakukan berurutan supaya kegagalan mudah diisolasi. Operator tidak menekan tombol Posting hanya karena tombol tersedia. Ia harus membaca ringkasan, mengambil sampel beberapa baris, membandingkan nomor referensi dan nilai terhadap dokumen sumber, lalu memastikan tidak ada pesan akun kosong. Pada daftar yang memiliki banyak halaman, gun</w:t>
-      </w:r>
-      <w:r>
-        <w:rPr>
-          <w:sz w:val="18"/>
-        </w:rPr>
-        <w:t>akan pagination sampai halaman terakhir dan gulir ke bawah. Pada formulir, isi satu sisi debit atau kredit untuk setiap baris, jangan keduanya. Simpan sebagai draf lebih dahulu apabila transaksi manual masih menunggu review. Setelah kembali dari master akun, muat ulang pratinjau agar pasangan jurnal dihitung kembali oleh server.</w:t>
-      </w:r>
-    </w:p>
-    <w:p>
-      <w:pPr>
-        <w:spacing w:after="40" w:line="240" w:lineRule="auto"/>
-      </w:pPr>
-      <w:r>
-        <w:rPr>
-          <w:sz w:val="18"/>
-        </w:rPr>
-        <w:t>Dampak akuntansi pada layar ini diringkas sebagai berikut: laporan hanya membaca jurnal berstatus terposting pada satuan kerja Kantin. Prinsip pengendaliannya adalah akun yang dipakai harus berupa akun daun, aktif, berada pada tenant yang sama, dan relevan dengan substansi transaksi. Sistem tidak mengandalkan ID akun yang ditulis permanen di aplikasi; kode dan relasi master di-resolve oleh server. Untuk alur Kantin, akun kunci yang sudah diverifikasi ialah 111.101 Kas Yayasan, 131.300 Piutang Usaha Toko, 15</w:t>
-      </w:r>
-      <w:r>
-        <w:rPr>
-          <w:sz w:val="18"/>
-        </w:rPr>
-        <w:t>1.200 Persediaan Barang Lainnya, 310.600 Utang Usaha Toko, 410.900 Pendapatan Penjualan Toko, dan 510.900 Beban Pokok Penjualan Toko. Kesamaan akun 151.200 antara debit Kulakan dan kredit HPP menjaga mutasi persediaan tidak terpecah.</w:t>
-      </w:r>
-    </w:p>
-    <w:p>
-      <w:pPr>
-        <w:spacing w:after="40" w:line="240" w:lineRule="auto"/>
-      </w:pPr>
-      <w:r>
-        <w:rPr>
-          <w:sz w:val="18"/>
-        </w:rPr>
-        <w:t xml:space="preserve">Bila akun terlihat tidak sesuai, gunakan tombol Sesuaikan Akun Debet atau Sesuaikan Akun Kredit pada layar posting. Tombol itu membuka master sumber, bukan mengubah baris jurnal sementara. Pendekatan ini penting karena koreksi pada master juga memperbaiki dokumen lain yang memiliki jenis produk, barang, pemasok, toko, atau metode pembayaran yang sama. Setelah perubahan disimpan dan pengguna kembali, aplikasi memuat ulang draf secara otomatis. Penjualan membaca kas atau piutang dari Cara Pembayaran/Toko dan </w:t>
-      </w:r>
-      <w:r>
-        <w:rPr>
-          <w:sz w:val="18"/>
-        </w:rPr>
-        <w:t>pendapatan dari Jenis Produk. HPP membaca beban dari Jenis Produk atau Kelompok Aset serta persediaan dari Master/Kelompok Aset. Kulakan membaca persediaan dari aset dan kas atau utang dari metode bayar, toko, atau pemasok.</w:t>
-      </w:r>
-    </w:p>
-    <w:p>
-      <w:pPr>
-        <w:spacing w:after="40" w:line="240" w:lineRule="auto"/>
-      </w:pPr>
-      <w:r>
-        <w:rPr>
-          <w:sz w:val="18"/>
-        </w:rPr>
-        <w:t>Diagram setelah penjelasan ini memodelkan use case, flowchart, dan aliran data untuk Laporan Buku Besar — halaman awal. Entitas yang relevan ialah Transaksi Akuntansi, Detail Transaksi, Akun, Buku Besar. Use case menjelaskan siapa memicu tindakan dan siapa meninjau hasil. Flowchart menjelaskan urutan serta gerbang validasi sebelum status berubah. Diagram aliran data/ERD ringkas menunjukkan kunci hubungan antara dokumen sumber, detail, akun, transaksi akuntansi, dan laporan. Diagram bukan pengganti skema bas</w:t>
-      </w:r>
-      <w:r>
-        <w:rPr>
-          <w:sz w:val="18"/>
-        </w:rPr>
-        <w:t>is data fisik; ia sengaja menampilkan relasi bisnis yang perlu dipahami key user. Keterlacakan dianggap cukup apabila nomor referensi pada transaksi dapat ditemukan pada jurnal, kode akun yang sama dapat ditemukan pada Buku Besar, dan saldo akhirnya dapat dijelaskan pada laporan.</w:t>
-      </w:r>
-    </w:p>
-    <w:p>
-      <w:pPr>
-        <w:spacing w:after="40" w:line="240" w:lineRule="auto"/>
-      </w:pPr>
-      <w:r>
-        <w:rPr>
-          <w:sz w:val="18"/>
-        </w:rPr>
-        <w:t>Kontrol UAT yang diterapkan meliputi volume data antara 100 dan 10.000 record, periode konsisten, data bernilai, akun lengkap, tidak ada baris tertahan, dan total debit sama dengan total kredit. Bukti volume dalam eksekusi ini adalah 102 transaksi penjualan, 207 faktur Kulakan secara kumulatif, batch baru 100 faktur Kulakan, serta 2.901 baris pada laporan Keseluruhan Jurnal. Audit server menghitung total debit dan kredit masing-masing Rp842.678.014 dengan selisih Rp0. Selisih historis Rp2.400.000 sempat dit</w:t>
-      </w:r>
-      <w:r>
-        <w:rPr>
-          <w:sz w:val="18"/>
-        </w:rPr>
-        <w:t>emukan pada LPJ Kas Besar, ditelusuri sampai jurnal sumber, kemudian 103 dokumen diposting ulang dengan baris beban yang benar. Perbaikan itu dicatat terbuka agar status lulus dapat diaudit.</w:t>
-      </w:r>
-    </w:p>
-    <w:p>
-      <w:pPr>
-        <w:spacing w:after="40" w:line="240" w:lineRule="auto"/>
-      </w:pPr>
-      <w:r>
-        <w:rPr>
-          <w:sz w:val="18"/>
-        </w:rPr>
-        <w:t>Hasil aktual untuk Laporan Buku Besar — halaman awal dinilai LULUS. Jika reproduksi berikutnya gagal, jangan memaksa jurnal atau mengganti akun hanya agar tombol aktif. Catat pesan lengkap, nomor dokumen, tanggal, toko, dan sisi akun yang bermasalah; perbaiki master yang ditunjuk; ulangi pratinjau; lalu bandingkan jumlah draf sebelum dan sesudah. Untuk laporan yang tampak kosong, pastikan jurnal sudah terposting dan filter tidak berhenti sebelum tanggal transaksi. Untuk laporan yang tampak terpotong, gunaka</w:t>
-      </w:r>
-      <w:r>
-        <w:rPr>
-          <w:sz w:val="18"/>
-        </w:rPr>
-        <w:t>n pagination dan tangkapan halaman terakhir/terbawah. Dengan prosedur itu, layar ini berfungsi sebagai petunjuk operasional, bukti pengujian, dan titik kontrol audit yang dapat diulang oleh pengguna lain tanpa membutuhkan akses langsung ke basis data.</w:t>
+        <w:spacing w:after="140"/>
+      </w:pPr>
+      <w:r>
+        <w:rPr>
+          <w:b/>
+          <w:sz w:val="20"/>
+        </w:rPr>
+        <w:t>Konteks layar.</w:t>
+      </w:r>
+      <w:r>
+        <w:rPr>
+          <w:sz w:val="20"/>
+        </w:rPr>
+        <w:t xml:space="preserve"> Halaman awal Buku Besar menyajikan mutasi berdasarkan akun, bukan berdasarkan modul. Laporan ini dipakai setelah Keseluruhan Jurnal untuk melihat bagaimana transaksi yang berbeda memengaruhi satu akun tertentu sepanjang periode.</w:t>
+      </w:r>
+    </w:p>
+    <w:p>
+      <w:pPr>
+        <w:spacing w:after="140"/>
+      </w:pPr>
+      <w:r>
+        <w:rPr>
+          <w:b/>
+          <w:sz w:val="20"/>
+        </w:rPr>
+        <w:t>Cara membaca.</w:t>
+      </w:r>
+      <w:r>
+        <w:rPr>
+          <w:sz w:val="20"/>
+        </w:rPr>
+        <w:t xml:space="preserve"> Setiap bagian akun biasanya memperlihatkan saldo awal, tanggal dan referensi mutasi, nilai Debet atau Kredit, serta saldo berjalan. Untuk alur Kantin, akun yang paling penting ialah 111.101 Kas Yayasan, 151.200 Persediaan Barang Lainnya, 310.600 Utang Usaha Toko, 410.900 Pendapatan Penjualan Toko, dan 510.900 Beban Pokok Penjualan Toko.</w:t>
+      </w:r>
+    </w:p>
+    <w:p>
+      <w:pPr>
+        <w:spacing w:after="140"/>
+      </w:pPr>
+      <w:r>
+        <w:rPr>
+          <w:b/>
+          <w:sz w:val="20"/>
+        </w:rPr>
+        <w:t>Tindakan pengguna.</w:t>
+      </w:r>
+      <w:r>
+        <w:rPr>
+          <w:sz w:val="20"/>
+        </w:rPr>
+        <w:t xml:space="preserve"> Terapkan periode, pilih atau cari akun, lalu cocokkan referensi dengan dokumen sumber. Pada Persediaan, Kulakan harus muncul sebagai penambahan dan HPP sebagai pengurangan. Pada Kas, Penjualan tunai menjadi penambahan sedangkan Kulakan tunai menjadi pengurangan. Pastikan saldo berjalan berubah sesuai sifat normal akun.</w:t>
+      </w:r>
+    </w:p>
+    <w:p>
+      <w:pPr>
+        <w:spacing w:after="140"/>
+      </w:pPr>
+      <w:r>
+        <w:rPr>
+          <w:b/>
+          <w:sz w:val="20"/>
+        </w:rPr>
+        <w:t>Makna akuntansi.</w:t>
+      </w:r>
+      <w:r>
+        <w:rPr>
+          <w:sz w:val="20"/>
+        </w:rPr>
+        <w:t xml:space="preserve"> Buku Besar membantu membedakan jurnal yang seimbang tetapi salah akun. Jika Kulakan terposting ke akun Persediaan lain, total keseluruhan jurnal tetap seimbang namun saldo 151.200 tidak akan menjelaskan stok Kantin. Penelusuran per akun menemukan masalah semacam itu.</w:t>
+      </w:r>
+    </w:p>
+    <w:p>
+      <w:pPr>
+        <w:spacing w:after="140"/>
+      </w:pPr>
+      <w:r>
+        <w:rPr>
+          <w:b/>
+          <w:sz w:val="20"/>
+        </w:rPr>
+        <w:t>Hasil UAT.</w:t>
+      </w:r>
+      <w:r>
+        <w:rPr>
+          <w:sz w:val="20"/>
+        </w:rPr>
+        <w:t xml:space="preserve"> Struktur akun dan mutasi awal dapat dimuat untuk periode pengujian. Status LULUS menunjukkan referensi transaksi tersedia pada level akun dan saldo berjalan dapat diikuti.</w:t>
       </w:r>
     </w:p>
     <w:p>
@@ -18099,7 +16985,7 @@
           <w:noProof/>
         </w:rPr>
         <w:drawing>
-          <wp:inline distT="0" distB="0" distL="0" distR="0" wp14:anchorId="0743A123" wp14:editId="488967FF">
+          <wp:inline distT="0" distB="0" distL="0" distR="0" wp14:anchorId="6CAF3344" wp14:editId="184EB85C">
             <wp:extent cx="8412480" cy="1682496"/>
             <wp:effectExtent l="0" t="0" r="0" b="0"/>
             <wp:docPr id="95" name="Picture 95"/>
@@ -18159,7 +17045,7 @@
           <w:noProof/>
         </w:rPr>
         <w:drawing>
-          <wp:inline distT="0" distB="0" distL="0" distR="0" wp14:anchorId="5A6788E3" wp14:editId="50FB51D8">
+          <wp:inline distT="0" distB="0" distL="0" distR="0" wp14:anchorId="1F035041" wp14:editId="5D2A953E">
             <wp:extent cx="8412480" cy="1682496"/>
             <wp:effectExtent l="0" t="0" r="0" b="0"/>
             <wp:docPr id="96" name="Picture 96"/>
@@ -18219,7 +17105,7 @@
           <w:noProof/>
         </w:rPr>
         <w:drawing>
-          <wp:inline distT="0" distB="0" distL="0" distR="0" wp14:anchorId="547F9C17" wp14:editId="3E940947">
+          <wp:inline distT="0" distB="0" distL="0" distR="0" wp14:anchorId="45AC5E3D" wp14:editId="00A82786">
             <wp:extent cx="8412480" cy="1682496"/>
             <wp:effectExtent l="0" t="0" r="0" b="0"/>
             <wp:docPr id="97" name="Picture 97"/>
@@ -18475,7 +17361,7 @@
           <w:noProof/>
         </w:rPr>
         <w:drawing>
-          <wp:inline distT="0" distB="0" distL="0" distR="0" wp14:anchorId="5034CA59" wp14:editId="1443A535">
+          <wp:inline distT="0" distB="0" distL="0" distR="0" wp14:anchorId="4E00FF98" wp14:editId="175A41BD">
             <wp:extent cx="9464040" cy="5146072"/>
             <wp:effectExtent l="0" t="0" r="0" b="0"/>
             <wp:docPr id="98" name="Picture 98"/>
@@ -18540,138 +17426,92 @@
     </w:p>
     <w:p>
       <w:pPr>
-        <w:spacing w:after="40" w:line="240" w:lineRule="auto"/>
-      </w:pPr>
-      <w:r>
-        <w:rPr>
-          <w:sz w:val="18"/>
-        </w:rPr>
-        <w:t>Tangkapan layar 25 mendokumentasikan Laporan Buku Besar — halaman terakhir/terbawah pada tahap Laporan Keuangan. Tujuan layar ini adalah membuktikan seluruh mutasi per akun dan saldo berjalan telah ditelusuri sampai halaman terakhir dan bagian terbawah. Aktor utama yang menjalankan pemeriksaan ialah Akuntansi / Manajemen / Auditor, tetapi hasilnya juga relevan bagi supervisor, Akuntansi, administrator master, dan auditor internal. Gambar diambil langsung dari build Windows varian eBisnis pada Toko Kantin De</w:t>
-      </w:r>
-      <w:r>
-        <w:rPr>
-          <w:sz w:val="18"/>
-        </w:rPr>
-        <w:t>mo, bukan ilustrasi statis. Jendela telah dimaksimalkan ke area kerja 2560 × 1392 piksel agar judul, sidebar, filter, tombol, tabel, status, dan bagian bawah layar dapat dibaca bersama. Karena satu gambar dipakai sebagai bukti UAT dan sebagai petunjuk pengguna, pembaca perlu memeriksa konteks toko, tanggal, pengguna aktif, serta status koneksi sebelum menyimpulkan hasil transaksi.</w:t>
-      </w:r>
-    </w:p>
-    <w:p>
-      <w:pPr>
-        <w:spacing w:after="40" w:line="240" w:lineRule="auto"/>
-      </w:pPr>
-      <w:r>
-        <w:rPr>
-          <w:sz w:val="18"/>
-        </w:rPr>
-        <w:t>Bukti yang harus dibaca dari layar ini adalah bahwa kontrol pagination mencapai halaman terakhir; total akhir dan jumlah baris terlihat tanpa tertutup scroll. Informasi tersebut tidak berdiri sendiri. Pembaca perlu menghubungkannya dengan dokumen sebelum dan sesudahnya: transaksi sumber menghasilkan draf, draf yang lolos validasi menghasilkan jurnal, dan jurnal terposting menjadi sumber Buku Besar serta laporan keuangan. Jika angka pada layar berbeda dari laporan, pemeriksaan pertama adalah kesamaan periode</w:t>
-      </w:r>
-      <w:r>
-        <w:rPr>
-          <w:sz w:val="18"/>
-        </w:rPr>
-        <w:t xml:space="preserve"> dan satuan kerja, kemudian status posting. Perbedaan antara jumlah pada cache lokal dan hasil API juga harus dicatat transparan; untuk keputusan volume UAT, hasil API server digunakan sebagai sumber kebenaran karena server yang memegang seluruh transaksi. Layar tetap berguna untuk membuktikan bahwa operator dapat menelusuri baris dan referensi secara visual.</w:t>
-      </w:r>
-    </w:p>
-    <w:p>
-      <w:pPr>
-        <w:spacing w:after="40" w:line="240" w:lineRule="auto"/>
-      </w:pPr>
-      <w:r>
-        <w:rPr>
-          <w:sz w:val="18"/>
-        </w:rPr>
-        <w:t>Urutan kerja yang direkomendasikan adalah Maju halaman, kemudian Capai halaman terakhir, kemudian Gulir terbawah, kemudian Baca total, kemudian Simpan bukti. Setiap langkah dilakukan berurutan supaya kegagalan mudah diisolasi. Operator tidak menekan tombol Posting hanya karena tombol tersedia. Ia harus membaca ringkasan, mengambil sampel beberapa baris, membandingkan nomor referensi dan nilai terhadap dokumen sumber, lalu memastikan tidak ada pesan akun kosong. Pada daftar yang memiliki banyak halaman, guna</w:t>
-      </w:r>
-      <w:r>
-        <w:rPr>
-          <w:sz w:val="18"/>
-        </w:rPr>
-        <w:t>kan pagination sampai halaman terakhir dan gulir ke bawah. Pada formulir, isi satu sisi debit atau kredit untuk setiap baris, jangan keduanya. Simpan sebagai draf lebih dahulu apabila transaksi manual masih menunggu review. Setelah kembali dari master akun, muat ulang pratinjau agar pasangan jurnal dihitung kembali oleh server.</w:t>
-      </w:r>
-    </w:p>
-    <w:p>
-      <w:pPr>
-        <w:spacing w:after="40" w:line="240" w:lineRule="auto"/>
-      </w:pPr>
-      <w:r>
-        <w:rPr>
-          <w:sz w:val="18"/>
-        </w:rPr>
-        <w:t>Dampak akuntansi pada layar ini diringkas sebagai berikut: nilai akhir menjadi bukti rekonsiliasi; khusus Jurnal dan Neraca Saldo total debit harus sama dengan kredit. Prinsip pengendaliannya adalah akun yang dipakai harus berupa akun daun, aktif, berada pada tenant yang sama, dan relevan dengan substansi transaksi. Sistem tidak mengandalkan ID akun yang ditulis permanen di aplikasi; kode dan relasi master di-resolve oleh server. Untuk alur Kantin, akun kunci yang sudah diverifikasi ialah 111.101 Kas Yayasa</w:t>
-      </w:r>
-      <w:r>
-        <w:rPr>
-          <w:sz w:val="18"/>
-        </w:rPr>
-        <w:t>n, 131.300 Piutang Usaha Toko, 151.200 Persediaan Barang Lainnya, 310.600 Utang Usaha Toko, 410.900 Pendapatan Penjualan Toko, dan 510.900 Beban Pokok Penjualan Toko. Kesamaan akun 151.200 antara debit Kulakan dan kredit HPP menjaga mutasi persediaan tidak terpecah.</w:t>
-      </w:r>
-    </w:p>
-    <w:p>
-      <w:pPr>
-        <w:spacing w:after="40" w:line="240" w:lineRule="auto"/>
-      </w:pPr>
-      <w:r>
-        <w:rPr>
-          <w:sz w:val="18"/>
-        </w:rPr>
-        <w:t xml:space="preserve">Bila akun terlihat tidak sesuai, gunakan tombol Sesuaikan Akun Debet atau Sesuaikan Akun Kredit pada layar posting. Tombol itu membuka master sumber, bukan mengubah baris jurnal sementara. Pendekatan ini penting karena koreksi pada master juga memperbaiki dokumen lain yang memiliki jenis produk, barang, pemasok, toko, atau metode pembayaran yang sama. Setelah perubahan disimpan dan pengguna kembali, aplikasi memuat ulang draf secara otomatis. Penjualan membaca kas atau piutang dari Cara Pembayaran/Toko dan </w:t>
-      </w:r>
-      <w:r>
-        <w:rPr>
-          <w:sz w:val="18"/>
-        </w:rPr>
-        <w:t>pendapatan dari Jenis Produk. HPP membaca beban dari Jenis Produk atau Kelompok Aset serta persediaan dari Master/Kelompok Aset. Kulakan membaca persediaan dari aset dan kas atau utang dari metode bayar, toko, atau pemasok.</w:t>
-      </w:r>
-    </w:p>
-    <w:p>
-      <w:pPr>
-        <w:spacing w:after="40" w:line="240" w:lineRule="auto"/>
-      </w:pPr>
-      <w:r>
-        <w:rPr>
-          <w:sz w:val="18"/>
-        </w:rPr>
-        <w:t>Diagram setelah penjelasan ini memodelkan use case, flowchart, dan aliran data untuk Laporan Buku Besar — halaman terakhir/terbawah. Entitas yang relevan ialah Transaksi Akuntansi, Agregasi Akun, Pagination, Buku Besar. Use case menjelaskan siapa memicu tindakan dan siapa meninjau hasil. Flowchart menjelaskan urutan serta gerbang validasi sebelum status berubah. Diagram aliran data/ERD ringkas menunjukkan kunci hubungan antara dokumen sumber, detail, akun, transaksi akuntansi, dan laporan. Diagram bukan pen</w:t>
-      </w:r>
-      <w:r>
-        <w:rPr>
-          <w:sz w:val="18"/>
-        </w:rPr>
-        <w:t>gganti skema basis data fisik; ia sengaja menampilkan relasi bisnis yang perlu dipahami key user. Keterlacakan dianggap cukup apabila nomor referensi pada transaksi dapat ditemukan pada jurnal, kode akun yang sama dapat ditemukan pada Buku Besar, dan saldo akhirnya dapat dijelaskan pada laporan.</w:t>
-      </w:r>
-    </w:p>
-    <w:p>
-      <w:pPr>
-        <w:spacing w:after="40" w:line="240" w:lineRule="auto"/>
-      </w:pPr>
-      <w:r>
-        <w:rPr>
-          <w:sz w:val="18"/>
-        </w:rPr>
-        <w:t>Kontrol UAT yang diterapkan meliputi volume data antara 100 dan 10.000 record, periode konsisten, data bernilai, akun lengkap, tidak ada baris tertahan, dan total debit sama dengan total kredit. Bukti volume dalam eksekusi ini adalah 102 transaksi penjualan, 207 faktur Kulakan secara kumulatif, batch baru 100 faktur Kulakan, serta 2.901 baris pada laporan Keseluruhan Jurnal. Audit server menghitung total debit dan kredit masing-masing Rp842.678.014 dengan selisih Rp0. Selisih historis Rp2.400.000 sempat dit</w:t>
-      </w:r>
-      <w:r>
-        <w:rPr>
-          <w:sz w:val="18"/>
-        </w:rPr>
-        <w:t>emukan pada LPJ Kas Besar, ditelusuri sampai jurnal sumber, kemudian 103 dokumen diposting ulang dengan baris beban yang benar. Perbaikan itu dicatat terbuka agar status lulus dapat diaudit.</w:t>
-      </w:r>
-    </w:p>
-    <w:p>
-      <w:pPr>
-        <w:spacing w:after="40" w:line="240" w:lineRule="auto"/>
-      </w:pPr>
-      <w:r>
-        <w:rPr>
-          <w:sz w:val="18"/>
-        </w:rPr>
-        <w:t>Hasil aktual untuk Laporan Buku Besar — halaman terakhir/terbawah dinilai LULUS. Jika reproduksi berikutnya gagal, jangan memaksa jurnal atau mengganti akun hanya agar tombol aktif. Catat pesan lengkap, nomor dokumen, tanggal, toko, dan sisi akun yang bermasalah; perbaiki master yang ditunjuk; ulangi pratinjau; lalu bandingkan jumlah draf sebelum dan sesudah. Untuk laporan yang tampak kosong, pastikan jurnal sudah terposting dan filter tidak berhenti sebelum tanggal transaksi. Untuk laporan yang tampak terp</w:t>
-      </w:r>
-      <w:r>
-        <w:rPr>
-          <w:sz w:val="18"/>
-        </w:rPr>
-        <w:t>otong, gunakan pagination dan tangkapan halaman terakhir/terbawah. Dengan prosedur itu, layar ini berfungsi sebagai petunjuk operasional, bukti pengujian, dan titik kontrol audit yang dapat diulang oleh pengguna lain tanpa membutuhkan akses langsung ke basis data.</w:t>
+        <w:spacing w:after="140"/>
+      </w:pPr>
+      <w:r>
+        <w:rPr>
+          <w:b/>
+          <w:sz w:val="20"/>
+        </w:rPr>
+        <w:t>Konteks layar.</w:t>
+      </w:r>
+      <w:r>
+        <w:rPr>
+          <w:sz w:val="20"/>
+        </w:rPr>
+        <w:t xml:space="preserve"> Halaman terakhir Buku Besar membuktikan bahwa seluruh mutasi akun telah ditelusuri sampai saldo penutup. Bukti ini melengkapi halaman awal yang hanya memperlihatkan sebagian transaksi dan belum tentu menampilkan saldo akhir.</w:t>
+      </w:r>
+    </w:p>
+    <w:p>
+      <w:pPr>
+        <w:spacing w:after="140"/>
+      </w:pPr>
+      <w:r>
+        <w:rPr>
+          <w:b/>
+          <w:sz w:val="20"/>
+        </w:rPr>
+        <w:t>Cara membaca.</w:t>
+      </w:r>
+      <w:r>
+        <w:rPr>
+          <w:sz w:val="20"/>
+        </w:rPr>
+        <w:t xml:space="preserve"> Perhatikan referensi terakhir, posisi Debet atau Kredit, dan saldo setelah transaksi tersebut. Saldo Persediaan akhir harus mencerminkan penambahan dari Kulakan dikurangi nilai yang keluar melalui HPP. Saldo Kas harus mencerminkan penerimaan dan pembayaran yang benar-benar memakai akun Kas.</w:t>
+      </w:r>
+    </w:p>
+    <w:p>
+      <w:pPr>
+        <w:spacing w:after="140"/>
+      </w:pPr>
+      <w:r>
+        <w:rPr>
+          <w:b/>
+          <w:sz w:val="20"/>
+        </w:rPr>
+        <w:t>Tindakan pengguna.</w:t>
+      </w:r>
+      <w:r>
+        <w:rPr>
+          <w:sz w:val="20"/>
+        </w:rPr>
+        <w:t xml:space="preserve"> Gunakan pagination atau scroll sampai baris terakhir akun, catat saldo penutup, lalu bandingkan dengan Neraca atau Neraca Saldo. Jika saldo berubah arah secara tidak wajar, kembali ke referensi yang menyebabkan perubahan dan periksa pasangan jurnalnya pada Keseluruhan Jurnal.</w:t>
+      </w:r>
+    </w:p>
+    <w:p>
+      <w:pPr>
+        <w:spacing w:after="140"/>
+      </w:pPr>
+      <w:r>
+        <w:rPr>
+          <w:b/>
+          <w:sz w:val="20"/>
+        </w:rPr>
+        <w:t>Makna akuntansi.</w:t>
+      </w:r>
+      <w:r>
+        <w:rPr>
+          <w:sz w:val="20"/>
+        </w:rPr>
+        <w:t xml:space="preserve"> Saldo akhir per akun adalah bahan pembentuk laporan keuangan. Karena itu rekonsiliasi Buku Besar menjadi jembatan antara jurnal detail dan angka ringkas pada Neraca atau Laba Rugi. Pemeriksaan ini juga memastikan tidak ada halaman mutasi yang terlewat.</w:t>
+      </w:r>
+    </w:p>
+    <w:p>
+      <w:pPr>
+        <w:spacing w:after="140"/>
+      </w:pPr>
+      <w:r>
+        <w:rPr>
+          <w:b/>
+          <w:sz w:val="20"/>
+        </w:rPr>
+        <w:t>Hasil UAT.</w:t>
+      </w:r>
+      <w:r>
+        <w:rPr>
+          <w:sz w:val="20"/>
+        </w:rPr>
+        <w:t xml:space="preserve"> Baris terakhir dan saldo berjalan akhir tampil tanpa tertutup. Status LULUS menunjukkan pengguna dapat menelusuri akun dari saldo awal hingga saldo penutup dan menghubungkannya dengan laporan ringkas.</w:t>
       </w:r>
     </w:p>
     <w:p>
@@ -18697,7 +17537,7 @@
           <w:noProof/>
         </w:rPr>
         <w:drawing>
-          <wp:inline distT="0" distB="0" distL="0" distR="0" wp14:anchorId="022592D0" wp14:editId="767DDDA5">
+          <wp:inline distT="0" distB="0" distL="0" distR="0" wp14:anchorId="7C98B497" wp14:editId="09550942">
             <wp:extent cx="8412480" cy="1682496"/>
             <wp:effectExtent l="0" t="0" r="0" b="0"/>
             <wp:docPr id="99" name="Picture 99"/>
@@ -18757,7 +17597,7 @@
           <w:noProof/>
         </w:rPr>
         <w:drawing>
-          <wp:inline distT="0" distB="0" distL="0" distR="0" wp14:anchorId="55AD09F7" wp14:editId="6A641F6C">
+          <wp:inline distT="0" distB="0" distL="0" distR="0" wp14:anchorId="1E50DAF5" wp14:editId="1EECA267">
             <wp:extent cx="8412480" cy="1682496"/>
             <wp:effectExtent l="0" t="0" r="0" b="0"/>
             <wp:docPr id="100" name="Picture 100"/>
@@ -18817,7 +17657,7 @@
           <w:noProof/>
         </w:rPr>
         <w:drawing>
-          <wp:inline distT="0" distB="0" distL="0" distR="0" wp14:anchorId="1E165225" wp14:editId="595A1C19">
+          <wp:inline distT="0" distB="0" distL="0" distR="0" wp14:anchorId="771F0223" wp14:editId="7BA1E5CF">
             <wp:extent cx="8412480" cy="1682496"/>
             <wp:effectExtent l="0" t="0" r="0" b="0"/>
             <wp:docPr id="101" name="Picture 101"/>
@@ -19073,7 +17913,7 @@
           <w:noProof/>
         </w:rPr>
         <w:drawing>
-          <wp:inline distT="0" distB="0" distL="0" distR="0" wp14:anchorId="70F4CFEF" wp14:editId="7AD9F064">
+          <wp:inline distT="0" distB="0" distL="0" distR="0" wp14:anchorId="0CFA2206" wp14:editId="72F80257">
             <wp:extent cx="9464040" cy="5146072"/>
             <wp:effectExtent l="0" t="0" r="0" b="0"/>
             <wp:docPr id="102" name="Picture 102"/>
@@ -19138,138 +17978,92 @@
     </w:p>
     <w:p>
       <w:pPr>
-        <w:spacing w:after="40" w:line="240" w:lineRule="auto"/>
-      </w:pPr>
-      <w:r>
-        <w:rPr>
-          <w:sz w:val="18"/>
-        </w:rPr>
-        <w:t>Tangkapan layar 26 mendokumentasikan Laporan Neraca Saldo — halaman awal pada tahap Laporan Keuangan. Tujuan layar ini adalah menampilkan saldo debit dan kredit seluruh akun pada periode yang sama dengan posting Kantin. Aktor utama yang menjalankan pemeriksaan ialah Akuntansi / Manajemen / Auditor, tetapi hasilnya juga relevan bagi supervisor, Akuntansi, administrator master, dan auditor internal. Gambar diambil langsung dari build Windows varian eBisnis pada Toko Kantin Demo, bukan ilustrasi statis. Jendel</w:t>
-      </w:r>
-      <w:r>
-        <w:rPr>
-          <w:sz w:val="18"/>
-        </w:rPr>
-        <w:t>a telah dimaksimalkan ke area kerja 2560 × 1392 piksel agar judul, sidebar, filter, tombol, tabel, status, dan bagian bawah layar dapat dibaca bersama. Karena satu gambar dipakai sebagai bukti UAT dan sebagai petunjuk pengguna, pembaca perlu memeriksa konteks toko, tanggal, pengguna aktif, serta status koneksi sebelum menyimpulkan hasil transaksi.</w:t>
-      </w:r>
-    </w:p>
-    <w:p>
-      <w:pPr>
-        <w:spacing w:after="40" w:line="240" w:lineRule="auto"/>
-      </w:pPr>
-      <w:r>
-        <w:rPr>
-          <w:sz w:val="18"/>
-        </w:rPr>
-        <w:t>Bukti yang harus dibaca dari layar ini adalah bahwa filter 1–30 September 2026 diterapkan dan halaman pertama menampilkan struktur serta baris awal laporan. Informasi tersebut tidak berdiri sendiri. Pembaca perlu menghubungkannya dengan dokumen sebelum dan sesudahnya: transaksi sumber menghasilkan draf, draf yang lolos validasi menghasilkan jurnal, dan jurnal terposting menjadi sumber Buku Besar serta laporan keuangan. Jika angka pada layar berbeda dari laporan, pemeriksaan pertama adalah kesamaan periode d</w:t>
-      </w:r>
-      <w:r>
-        <w:rPr>
-          <w:sz w:val="18"/>
-        </w:rPr>
-        <w:t>an satuan kerja, kemudian status posting. Perbedaan antara jumlah pada cache lokal dan hasil API juga harus dicatat transparan; untuk keputusan volume UAT, hasil API server digunakan sebagai sumber kebenaran karena server yang memegang seluruh transaksi. Layar tetap berguna untuk membuktikan bahwa operator dapat menelusuri baris dan referensi secara visual.</w:t>
-      </w:r>
-    </w:p>
-    <w:p>
-      <w:pPr>
-        <w:spacing w:after="40" w:line="240" w:lineRule="auto"/>
-      </w:pPr>
-      <w:r>
-        <w:rPr>
-          <w:sz w:val="18"/>
-        </w:rPr>
-        <w:t>Urutan kerja yang direkomendasikan adalah Buka Katalog, kemudian Pilih laporan, kemudian Atur periode, kemudian Klik Tampilkan, kemudian Periksa halaman awal. Setiap langkah dilakukan berurutan supaya kegagalan mudah diisolasi. Operator tidak menekan tombol Posting hanya karena tombol tersedia. Ia harus membaca ringkasan, mengambil sampel beberapa baris, membandingkan nomor referensi dan nilai terhadap dokumen sumber, lalu memastikan tidak ada pesan akun kosong. Pada daftar yang memiliki banyak halaman, gun</w:t>
-      </w:r>
-      <w:r>
-        <w:rPr>
-          <w:sz w:val="18"/>
-        </w:rPr>
-        <w:t>akan pagination sampai halaman terakhir dan gulir ke bawah. Pada formulir, isi satu sisi debit atau kredit untuk setiap baris, jangan keduanya. Simpan sebagai draf lebih dahulu apabila transaksi manual masih menunggu review. Setelah kembali dari master akun, muat ulang pratinjau agar pasangan jurnal dihitung kembali oleh server.</w:t>
-      </w:r>
-    </w:p>
-    <w:p>
-      <w:pPr>
-        <w:spacing w:after="40" w:line="240" w:lineRule="auto"/>
-      </w:pPr>
-      <w:r>
-        <w:rPr>
-          <w:sz w:val="18"/>
-        </w:rPr>
-        <w:t>Dampak akuntansi pada layar ini diringkas sebagai berikut: laporan hanya membaca jurnal berstatus terposting pada satuan kerja Kantin. Prinsip pengendaliannya adalah akun yang dipakai harus berupa akun daun, aktif, berada pada tenant yang sama, dan relevan dengan substansi transaksi. Sistem tidak mengandalkan ID akun yang ditulis permanen di aplikasi; kode dan relasi master di-resolve oleh server. Untuk alur Kantin, akun kunci yang sudah diverifikasi ialah 111.101 Kas Yayasan, 131.300 Piutang Usaha Toko, 15</w:t>
-      </w:r>
-      <w:r>
-        <w:rPr>
-          <w:sz w:val="18"/>
-        </w:rPr>
-        <w:t>1.200 Persediaan Barang Lainnya, 310.600 Utang Usaha Toko, 410.900 Pendapatan Penjualan Toko, dan 510.900 Beban Pokok Penjualan Toko. Kesamaan akun 151.200 antara debit Kulakan dan kredit HPP menjaga mutasi persediaan tidak terpecah.</w:t>
-      </w:r>
-    </w:p>
-    <w:p>
-      <w:pPr>
-        <w:spacing w:after="40" w:line="240" w:lineRule="auto"/>
-      </w:pPr>
-      <w:r>
-        <w:rPr>
-          <w:sz w:val="18"/>
-        </w:rPr>
-        <w:t xml:space="preserve">Bila akun terlihat tidak sesuai, gunakan tombol Sesuaikan Akun Debet atau Sesuaikan Akun Kredit pada layar posting. Tombol itu membuka master sumber, bukan mengubah baris jurnal sementara. Pendekatan ini penting karena koreksi pada master juga memperbaiki dokumen lain yang memiliki jenis produk, barang, pemasok, toko, atau metode pembayaran yang sama. Setelah perubahan disimpan dan pengguna kembali, aplikasi memuat ulang draf secara otomatis. Penjualan membaca kas atau piutang dari Cara Pembayaran/Toko dan </w:t>
-      </w:r>
-      <w:r>
-        <w:rPr>
-          <w:sz w:val="18"/>
-        </w:rPr>
-        <w:t>pendapatan dari Jenis Produk. HPP membaca beban dari Jenis Produk atau Kelompok Aset serta persediaan dari Master/Kelompok Aset. Kulakan membaca persediaan dari aset dan kas atau utang dari metode bayar, toko, atau pemasok.</w:t>
-      </w:r>
-    </w:p>
-    <w:p>
-      <w:pPr>
-        <w:spacing w:after="40" w:line="240" w:lineRule="auto"/>
-      </w:pPr>
-      <w:r>
-        <w:rPr>
-          <w:sz w:val="18"/>
-        </w:rPr>
-        <w:t>Diagram setelah penjelasan ini memodelkan use case, flowchart, dan aliran data untuk Laporan Neraca Saldo — halaman awal. Entitas yang relevan ialah Transaksi Akuntansi, Detail Transaksi, Akun, Neraca Saldo. Use case menjelaskan siapa memicu tindakan dan siapa meninjau hasil. Flowchart menjelaskan urutan serta gerbang validasi sebelum status berubah. Diagram aliran data/ERD ringkas menunjukkan kunci hubungan antara dokumen sumber, detail, akun, transaksi akuntansi, dan laporan. Diagram bukan pengganti skema</w:t>
-      </w:r>
-      <w:r>
-        <w:rPr>
-          <w:sz w:val="18"/>
-        </w:rPr>
-        <w:t xml:space="preserve"> basis data fisik; ia sengaja menampilkan relasi bisnis yang perlu dipahami key user. Keterlacakan dianggap cukup apabila nomor referensi pada transaksi dapat ditemukan pada jurnal, kode akun yang sama dapat ditemukan pada Buku Besar, dan saldo akhirnya dapat dijelaskan pada laporan.</w:t>
-      </w:r>
-    </w:p>
-    <w:p>
-      <w:pPr>
-        <w:spacing w:after="40" w:line="240" w:lineRule="auto"/>
-      </w:pPr>
-      <w:r>
-        <w:rPr>
-          <w:sz w:val="18"/>
-        </w:rPr>
-        <w:t>Kontrol UAT yang diterapkan meliputi volume data antara 100 dan 10.000 record, periode konsisten, data bernilai, akun lengkap, tidak ada baris tertahan, dan total debit sama dengan total kredit. Bukti volume dalam eksekusi ini adalah 102 transaksi penjualan, 207 faktur Kulakan secara kumulatif, batch baru 100 faktur Kulakan, serta 2.901 baris pada laporan Keseluruhan Jurnal. Audit server menghitung total debit dan kredit masing-masing Rp842.678.014 dengan selisih Rp0. Selisih historis Rp2.400.000 sempat dit</w:t>
-      </w:r>
-      <w:r>
-        <w:rPr>
-          <w:sz w:val="18"/>
-        </w:rPr>
-        <w:t>emukan pada LPJ Kas Besar, ditelusuri sampai jurnal sumber, kemudian 103 dokumen diposting ulang dengan baris beban yang benar. Perbaikan itu dicatat terbuka agar status lulus dapat diaudit.</w:t>
-      </w:r>
-    </w:p>
-    <w:p>
-      <w:pPr>
-        <w:spacing w:after="40" w:line="240" w:lineRule="auto"/>
-      </w:pPr>
-      <w:r>
-        <w:rPr>
-          <w:sz w:val="18"/>
-        </w:rPr>
-        <w:t>Hasil aktual untuk Laporan Neraca Saldo — halaman awal dinilai LULUS. Jika reproduksi berikutnya gagal, jangan memaksa jurnal atau mengganti akun hanya agar tombol aktif. Catat pesan lengkap, nomor dokumen, tanggal, toko, dan sisi akun yang bermasalah; perbaiki master yang ditunjuk; ulangi pratinjau; lalu bandingkan jumlah draf sebelum dan sesudah. Untuk laporan yang tampak kosong, pastikan jurnal sudah terposting dan filter tidak berhenti sebelum tanggal transaksi. Untuk laporan yang tampak terpotong, guna</w:t>
-      </w:r>
-      <w:r>
-        <w:rPr>
-          <w:sz w:val="18"/>
-        </w:rPr>
-        <w:t>kan pagination dan tangkapan halaman terakhir/terbawah. Dengan prosedur itu, layar ini berfungsi sebagai petunjuk operasional, bukti pengujian, dan titik kontrol audit yang dapat diulang oleh pengguna lain tanpa membutuhkan akses langsung ke basis data.</w:t>
+        <w:spacing w:after="140"/>
+      </w:pPr>
+      <w:r>
+        <w:rPr>
+          <w:b/>
+          <w:sz w:val="20"/>
+        </w:rPr>
+        <w:t>Konteks layar.</w:t>
+      </w:r>
+      <w:r>
+        <w:rPr>
+          <w:sz w:val="20"/>
+        </w:rPr>
+        <w:t xml:space="preserve"> Halaman awal Neraca Saldo merangkum saldo Debet dan Kredit seluruh akun setelah posting. Laporan ini memberi pandangan lintas akun yang lebih ringkas daripada Buku Besar dan dipakai sebagai pemeriksaan sebelum menilai laporan keuangan utama.</w:t>
+      </w:r>
+    </w:p>
+    <w:p>
+      <w:pPr>
+        <w:spacing w:after="140"/>
+      </w:pPr>
+      <w:r>
+        <w:rPr>
+          <w:b/>
+          <w:sz w:val="20"/>
+        </w:rPr>
+        <w:t>Cara membaca.</w:t>
+      </w:r>
+      <w:r>
+        <w:rPr>
+          <w:sz w:val="20"/>
+        </w:rPr>
+        <w:t xml:space="preserve"> Setiap akun muncul dengan saldo pada sisi yang sesuai. Aset dan beban umumnya memiliki saldo Debet, sedangkan kewajiban dan pendapatan umumnya memiliki saldo Kredit, walaupun koreksi atau saldo abnormal tetap mungkin terjadi dan perlu dijelaskan. Halaman awal digunakan untuk memeriksa urutan serta klasifikasi akun.</w:t>
+      </w:r>
+    </w:p>
+    <w:p>
+      <w:pPr>
+        <w:spacing w:after="140"/>
+      </w:pPr>
+      <w:r>
+        <w:rPr>
+          <w:b/>
+          <w:sz w:val="20"/>
+        </w:rPr>
+        <w:t>Tindakan pengguna.</w:t>
+      </w:r>
+      <w:r>
+        <w:rPr>
+          <w:sz w:val="20"/>
+        </w:rPr>
+        <w:t xml:space="preserve"> Terapkan periode dan satuan kerja yang sama, lalu cari akun Kas, Piutang, Persediaan, Utang, Pendapatan, dan HPP. Bandingkan saldo masing-masing dengan Buku Besar. Akun dengan saldo nol tetap perlu dipahami apakah memang tidak bertransaksi atau tersaring oleh periode.</w:t>
+      </w:r>
+    </w:p>
+    <w:p>
+      <w:pPr>
+        <w:spacing w:after="140"/>
+      </w:pPr>
+      <w:r>
+        <w:rPr>
+          <w:b/>
+          <w:sz w:val="20"/>
+        </w:rPr>
+        <w:t>Makna akuntansi.</w:t>
+      </w:r>
+      <w:r>
+        <w:rPr>
+          <w:sz w:val="20"/>
+        </w:rPr>
+        <w:t xml:space="preserve"> Neraca Saldo tidak menggantikan Neraca. Fungsinya adalah memastikan seluruh saldo buku besar masuk ke ringkasan dan total kedua sisi dapat diseimbangkan. Dari laporan ini, akun yang salah arah atau salah klasifikasi lebih cepat ditemukan sebelum laporan resmi dianalisis.</w:t>
+      </w:r>
+    </w:p>
+    <w:p>
+      <w:pPr>
+        <w:spacing w:after="140"/>
+      </w:pPr>
+      <w:r>
+        <w:rPr>
+          <w:b/>
+          <w:sz w:val="20"/>
+        </w:rPr>
+        <w:t>Hasil UAT.</w:t>
+      </w:r>
+      <w:r>
+        <w:rPr>
+          <w:sz w:val="20"/>
+        </w:rPr>
+        <w:t xml:space="preserve"> Daftar akun dan saldo awal laporan dapat ditampilkan dari jurnal terposting. Status LULUS pada halaman pertama menunjukkan cakupan akun tersedia untuk pemeriksaan hingga grand total.</w:t>
       </w:r>
     </w:p>
     <w:p>
@@ -19295,7 +18089,7 @@
           <w:noProof/>
         </w:rPr>
         <w:drawing>
-          <wp:inline distT="0" distB="0" distL="0" distR="0" wp14:anchorId="15E8342D" wp14:editId="082661F7">
+          <wp:inline distT="0" distB="0" distL="0" distR="0" wp14:anchorId="2F7EAC5B" wp14:editId="29A6F680">
             <wp:extent cx="8412480" cy="1682496"/>
             <wp:effectExtent l="0" t="0" r="0" b="0"/>
             <wp:docPr id="103" name="Picture 103"/>
@@ -19355,7 +18149,7 @@
           <w:noProof/>
         </w:rPr>
         <w:drawing>
-          <wp:inline distT="0" distB="0" distL="0" distR="0" wp14:anchorId="4388FC60" wp14:editId="7946B8D3">
+          <wp:inline distT="0" distB="0" distL="0" distR="0" wp14:anchorId="054B655E" wp14:editId="387C8AF6">
             <wp:extent cx="8412480" cy="1682496"/>
             <wp:effectExtent l="0" t="0" r="0" b="0"/>
             <wp:docPr id="104" name="Picture 104"/>
@@ -19415,7 +18209,7 @@
           <w:noProof/>
         </w:rPr>
         <w:drawing>
-          <wp:inline distT="0" distB="0" distL="0" distR="0" wp14:anchorId="292D8192" wp14:editId="51D08EE3">
+          <wp:inline distT="0" distB="0" distL="0" distR="0" wp14:anchorId="1CEBC19B" wp14:editId="1B6F20AA">
             <wp:extent cx="8412480" cy="1682496"/>
             <wp:effectExtent l="0" t="0" r="0" b="0"/>
             <wp:docPr id="105" name="Picture 105"/>
@@ -19671,7 +18465,7 @@
           <w:noProof/>
         </w:rPr>
         <w:drawing>
-          <wp:inline distT="0" distB="0" distL="0" distR="0" wp14:anchorId="490673EE" wp14:editId="179A46A8">
+          <wp:inline distT="0" distB="0" distL="0" distR="0" wp14:anchorId="1144ECEE" wp14:editId="1C4231C4">
             <wp:extent cx="9464040" cy="5146072"/>
             <wp:effectExtent l="0" t="0" r="0" b="0"/>
             <wp:docPr id="106" name="Picture 106"/>
@@ -19736,138 +18530,92 @@
     </w:p>
     <w:p>
       <w:pPr>
-        <w:spacing w:after="40" w:line="240" w:lineRule="auto"/>
-      </w:pPr>
-      <w:r>
-        <w:rPr>
-          <w:sz w:val="18"/>
-        </w:rPr>
-        <w:t>Tangkapan layar 27 mendokumentasikan Laporan Neraca Saldo — halaman terakhir/terbawah pada tahap Laporan Keuangan. Tujuan layar ini adalah membuktikan seluruh saldo debit dan kredit seluruh akun telah ditelusuri sampai halaman terakhir dan bagian terbawah. Aktor utama yang menjalankan pemeriksaan ialah Akuntansi / Manajemen / Auditor, tetapi hasilnya juga relevan bagi supervisor, Akuntansi, administrator master, dan auditor internal. Gambar diambil langsung dari build Windows varian eBisnis pada Toko Kantin</w:t>
-      </w:r>
-      <w:r>
-        <w:rPr>
-          <w:sz w:val="18"/>
-        </w:rPr>
-        <w:t xml:space="preserve"> Demo, bukan ilustrasi statis. Jendela telah dimaksimalkan ke area kerja 2560 × 1392 piksel agar judul, sidebar, filter, tombol, tabel, status, dan bagian bawah layar dapat dibaca bersama. Karena satu gambar dipakai sebagai bukti UAT dan sebagai petunjuk pengguna, pembaca perlu memeriksa konteks toko, tanggal, pengguna aktif, serta status koneksi sebelum menyimpulkan hasil transaksi.</w:t>
-      </w:r>
-    </w:p>
-    <w:p>
-      <w:pPr>
-        <w:spacing w:after="40" w:line="240" w:lineRule="auto"/>
-      </w:pPr>
-      <w:r>
-        <w:rPr>
-          <w:sz w:val="18"/>
-        </w:rPr>
-        <w:t>Bukti yang harus dibaca dari layar ini adalah bahwa kontrol pagination mencapai halaman terakhir; total akhir dan jumlah baris terlihat tanpa tertutup scroll. Informasi tersebut tidak berdiri sendiri. Pembaca perlu menghubungkannya dengan dokumen sebelum dan sesudahnya: transaksi sumber menghasilkan draf, draf yang lolos validasi menghasilkan jurnal, dan jurnal terposting menjadi sumber Buku Besar serta laporan keuangan. Jika angka pada layar berbeda dari laporan, pemeriksaan pertama adalah kesamaan periode</w:t>
-      </w:r>
-      <w:r>
-        <w:rPr>
-          <w:sz w:val="18"/>
-        </w:rPr>
-        <w:t xml:space="preserve"> dan satuan kerja, kemudian status posting. Perbedaan antara jumlah pada cache lokal dan hasil API juga harus dicatat transparan; untuk keputusan volume UAT, hasil API server digunakan sebagai sumber kebenaran karena server yang memegang seluruh transaksi. Layar tetap berguna untuk membuktikan bahwa operator dapat menelusuri baris dan referensi secara visual.</w:t>
-      </w:r>
-    </w:p>
-    <w:p>
-      <w:pPr>
-        <w:spacing w:after="40" w:line="240" w:lineRule="auto"/>
-      </w:pPr>
-      <w:r>
-        <w:rPr>
-          <w:sz w:val="18"/>
-        </w:rPr>
-        <w:t>Urutan kerja yang direkomendasikan adalah Maju halaman, kemudian Capai halaman terakhir, kemudian Gulir terbawah, kemudian Baca total, kemudian Simpan bukti. Setiap langkah dilakukan berurutan supaya kegagalan mudah diisolasi. Operator tidak menekan tombol Posting hanya karena tombol tersedia. Ia harus membaca ringkasan, mengambil sampel beberapa baris, membandingkan nomor referensi dan nilai terhadap dokumen sumber, lalu memastikan tidak ada pesan akun kosong. Pada daftar yang memiliki banyak halaman, guna</w:t>
-      </w:r>
-      <w:r>
-        <w:rPr>
-          <w:sz w:val="18"/>
-        </w:rPr>
-        <w:t>kan pagination sampai halaman terakhir dan gulir ke bawah. Pada formulir, isi satu sisi debit atau kredit untuk setiap baris, jangan keduanya. Simpan sebagai draf lebih dahulu apabila transaksi manual masih menunggu review. Setelah kembali dari master akun, muat ulang pratinjau agar pasangan jurnal dihitung kembali oleh server.</w:t>
-      </w:r>
-    </w:p>
-    <w:p>
-      <w:pPr>
-        <w:spacing w:after="40" w:line="240" w:lineRule="auto"/>
-      </w:pPr>
-      <w:r>
-        <w:rPr>
-          <w:sz w:val="18"/>
-        </w:rPr>
-        <w:t>Dampak akuntansi pada layar ini diringkas sebagai berikut: nilai akhir menjadi bukti rekonsiliasi; khusus Jurnal dan Neraca Saldo total debit harus sama dengan kredit. Prinsip pengendaliannya adalah akun yang dipakai harus berupa akun daun, aktif, berada pada tenant yang sama, dan relevan dengan substansi transaksi. Sistem tidak mengandalkan ID akun yang ditulis permanen di aplikasi; kode dan relasi master di-resolve oleh server. Untuk alur Kantin, akun kunci yang sudah diverifikasi ialah 111.101 Kas Yayasa</w:t>
-      </w:r>
-      <w:r>
-        <w:rPr>
-          <w:sz w:val="18"/>
-        </w:rPr>
-        <w:t>n, 131.300 Piutang Usaha Toko, 151.200 Persediaan Barang Lainnya, 310.600 Utang Usaha Toko, 410.900 Pendapatan Penjualan Toko, dan 510.900 Beban Pokok Penjualan Toko. Kesamaan akun 151.200 antara debit Kulakan dan kredit HPP menjaga mutasi persediaan tidak terpecah.</w:t>
-      </w:r>
-    </w:p>
-    <w:p>
-      <w:pPr>
-        <w:spacing w:after="40" w:line="240" w:lineRule="auto"/>
-      </w:pPr>
-      <w:r>
-        <w:rPr>
-          <w:sz w:val="18"/>
-        </w:rPr>
-        <w:t xml:space="preserve">Bila akun terlihat tidak sesuai, gunakan tombol Sesuaikan Akun Debet atau Sesuaikan Akun Kredit pada layar posting. Tombol itu membuka master sumber, bukan mengubah baris jurnal sementara. Pendekatan ini penting karena koreksi pada master juga memperbaiki dokumen lain yang memiliki jenis produk, barang, pemasok, toko, atau metode pembayaran yang sama. Setelah perubahan disimpan dan pengguna kembali, aplikasi memuat ulang draf secara otomatis. Penjualan membaca kas atau piutang dari Cara Pembayaran/Toko dan </w:t>
-      </w:r>
-      <w:r>
-        <w:rPr>
-          <w:sz w:val="18"/>
-        </w:rPr>
-        <w:t>pendapatan dari Jenis Produk. HPP membaca beban dari Jenis Produk atau Kelompok Aset serta persediaan dari Master/Kelompok Aset. Kulakan membaca persediaan dari aset dan kas atau utang dari metode bayar, toko, atau pemasok.</w:t>
-      </w:r>
-    </w:p>
-    <w:p>
-      <w:pPr>
-        <w:spacing w:after="40" w:line="240" w:lineRule="auto"/>
-      </w:pPr>
-      <w:r>
-        <w:rPr>
-          <w:sz w:val="18"/>
-        </w:rPr>
-        <w:t>Diagram setelah penjelasan ini memodelkan use case, flowchart, dan aliran data untuk Laporan Neraca Saldo — halaman terakhir/terbawah. Entitas yang relevan ialah Transaksi Akuntansi, Agregasi Akun, Pagination, Neraca Saldo. Use case menjelaskan siapa memicu tindakan dan siapa meninjau hasil. Flowchart menjelaskan urutan serta gerbang validasi sebelum status berubah. Diagram aliran data/ERD ringkas menunjukkan kunci hubungan antara dokumen sumber, detail, akun, transaksi akuntansi, dan laporan. Diagram bukan</w:t>
-      </w:r>
-      <w:r>
-        <w:rPr>
-          <w:sz w:val="18"/>
-        </w:rPr>
-        <w:t xml:space="preserve"> pengganti skema basis data fisik; ia sengaja menampilkan relasi bisnis yang perlu dipahami key user. Keterlacakan dianggap cukup apabila nomor referensi pada transaksi dapat ditemukan pada jurnal, kode akun yang sama dapat ditemukan pada Buku Besar, dan saldo akhirnya dapat dijelaskan pada laporan.</w:t>
-      </w:r>
-    </w:p>
-    <w:p>
-      <w:pPr>
-        <w:spacing w:after="40" w:line="240" w:lineRule="auto"/>
-      </w:pPr>
-      <w:r>
-        <w:rPr>
-          <w:sz w:val="18"/>
-        </w:rPr>
-        <w:t>Kontrol UAT yang diterapkan meliputi volume data antara 100 dan 10.000 record, periode konsisten, data bernilai, akun lengkap, tidak ada baris tertahan, dan total debit sama dengan total kredit. Bukti volume dalam eksekusi ini adalah 102 transaksi penjualan, 207 faktur Kulakan secara kumulatif, batch baru 100 faktur Kulakan, serta 2.901 baris pada laporan Keseluruhan Jurnal. Audit server menghitung total debit dan kredit masing-masing Rp842.678.014 dengan selisih Rp0. Selisih historis Rp2.400.000 sempat dit</w:t>
-      </w:r>
-      <w:r>
-        <w:rPr>
-          <w:sz w:val="18"/>
-        </w:rPr>
-        <w:t>emukan pada LPJ Kas Besar, ditelusuri sampai jurnal sumber, kemudian 103 dokumen diposting ulang dengan baris beban yang benar. Perbaikan itu dicatat terbuka agar status lulus dapat diaudit.</w:t>
-      </w:r>
-    </w:p>
-    <w:p>
-      <w:pPr>
-        <w:spacing w:after="40" w:line="240" w:lineRule="auto"/>
-      </w:pPr>
-      <w:r>
-        <w:rPr>
-          <w:sz w:val="18"/>
-        </w:rPr>
-        <w:t>Hasil aktual untuk Laporan Neraca Saldo — halaman terakhir/terbawah dinilai LULUS. Jika reproduksi berikutnya gagal, jangan memaksa jurnal atau mengganti akun hanya agar tombol aktif. Catat pesan lengkap, nomor dokumen, tanggal, toko, dan sisi akun yang bermasalah; perbaiki master yang ditunjuk; ulangi pratinjau; lalu bandingkan jumlah draf sebelum dan sesudah. Untuk laporan yang tampak kosong, pastikan jurnal sudah terposting dan filter tidak berhenti sebelum tanggal transaksi. Untuk laporan yang tampak te</w:t>
-      </w:r>
-      <w:r>
-        <w:rPr>
-          <w:sz w:val="18"/>
-        </w:rPr>
-        <w:t>rpotong, gunakan pagination dan tangkapan halaman terakhir/terbawah. Dengan prosedur itu, layar ini berfungsi sebagai petunjuk operasional, bukti pengujian, dan titik kontrol audit yang dapat diulang oleh pengguna lain tanpa membutuhkan akses langsung ke basis data.</w:t>
+        <w:spacing w:after="140"/>
+      </w:pPr>
+      <w:r>
+        <w:rPr>
+          <w:b/>
+          <w:sz w:val="20"/>
+        </w:rPr>
+        <w:t>Konteks layar.</w:t>
+      </w:r>
+      <w:r>
+        <w:rPr>
+          <w:sz w:val="20"/>
+        </w:rPr>
+        <w:t xml:space="preserve"> Halaman terakhir Neraca Saldo menampilkan grand total Debet dan Kredit serta bagian akun yang tidak terlihat pada halaman awal. Inilah bukti penutup bahwa seluruh saldo buku besar ikut dihitung dan tidak ada bagian yang tertahan di balik scroll.</w:t>
+      </w:r>
+    </w:p>
+    <w:p>
+      <w:pPr>
+        <w:spacing w:after="140"/>
+      </w:pPr>
+      <w:r>
+        <w:rPr>
+          <w:b/>
+          <w:sz w:val="20"/>
+        </w:rPr>
+        <w:t>Cara membaca.</w:t>
+      </w:r>
+      <w:r>
+        <w:rPr>
+          <w:sz w:val="20"/>
+        </w:rPr>
+        <w:t xml:space="preserve"> Total Debet harus sama dengan total Kredit. Kesamaan ini konsisten dengan audit Keseluruhan Jurnal sebesar Rp842.678.014 pada masing-masing sisi. Jika Neraca Saldo tidak seimbang sementara Keseluruhan Jurnal seimbang, periksa filter akun, periode, satuan kerja, atau aturan agregasi laporan.</w:t>
+      </w:r>
+    </w:p>
+    <w:p>
+      <w:pPr>
+        <w:spacing w:after="140"/>
+      </w:pPr>
+      <w:r>
+        <w:rPr>
+          <w:b/>
+          <w:sz w:val="20"/>
+        </w:rPr>
+        <w:t>Tindakan pengguna.</w:t>
+      </w:r>
+      <w:r>
+        <w:rPr>
+          <w:sz w:val="20"/>
+        </w:rPr>
+        <w:t xml:space="preserve"> Capai halaman terakhir, gulir sampai total, dan simpan bukti bersama halaman awal. Bandingkan beberapa saldo akun dengan Buku Besar serta pastikan akun Pendapatan dan HPP mengalir ke Laba Rugi, sedangkan Kas, Piutang, Persediaan, dan Utang mengalir ke Neraca.</w:t>
+      </w:r>
+    </w:p>
+    <w:p>
+      <w:pPr>
+        <w:spacing w:after="140"/>
+      </w:pPr>
+      <w:r>
+        <w:rPr>
+          <w:b/>
+          <w:sz w:val="20"/>
+        </w:rPr>
+        <w:t>Makna akuntansi.</w:t>
+      </w:r>
+      <w:r>
+        <w:rPr>
+          <w:sz w:val="20"/>
+        </w:rPr>
+        <w:t xml:space="preserve"> Neraca Saldo menjadi titik rekonsiliasi antara jurnal detail, saldo per akun, dan laporan keuangan. Total yang seimbang tidak meniadakan pemeriksaan substansi, tetapi memberikan kepastian bahwa tidak ada sisi Debet atau Kredit yang hilang selama agregasi.</w:t>
+      </w:r>
+    </w:p>
+    <w:p>
+      <w:pPr>
+        <w:spacing w:after="140"/>
+      </w:pPr>
+      <w:r>
+        <w:rPr>
+          <w:b/>
+          <w:sz w:val="20"/>
+        </w:rPr>
+        <w:t>Hasil UAT.</w:t>
+      </w:r>
+      <w:r>
+        <w:rPr>
+          <w:sz w:val="20"/>
+        </w:rPr>
+        <w:t xml:space="preserve"> Grand total dapat dibaca pada bagian terbawah dan kedua sisi seimbang. Status LULUS menutup rangkaian end-to-end karena transaksi sumber, posting, jurnal, buku besar, dan laporan ringkas telah terhubung tanpa selisih.</w:t>
       </w:r>
     </w:p>
     <w:p>
@@ -19893,7 +18641,7 @@
           <w:noProof/>
         </w:rPr>
         <w:drawing>
-          <wp:inline distT="0" distB="0" distL="0" distR="0" wp14:anchorId="149562AA" wp14:editId="41F6E01C">
+          <wp:inline distT="0" distB="0" distL="0" distR="0" wp14:anchorId="327BF4BC" wp14:editId="5868A38B">
             <wp:extent cx="8412480" cy="1682496"/>
             <wp:effectExtent l="0" t="0" r="0" b="0"/>
             <wp:docPr id="107" name="Picture 107"/>
@@ -19953,7 +18701,7 @@
           <w:noProof/>
         </w:rPr>
         <w:drawing>
-          <wp:inline distT="0" distB="0" distL="0" distR="0" wp14:anchorId="37006F89" wp14:editId="26C39AAF">
+          <wp:inline distT="0" distB="0" distL="0" distR="0" wp14:anchorId="4156DDC5" wp14:editId="3C8692FA">
             <wp:extent cx="8412480" cy="1682496"/>
             <wp:effectExtent l="0" t="0" r="0" b="0"/>
             <wp:docPr id="108" name="Picture 108"/>
@@ -20013,7 +18761,7 @@
           <w:noProof/>
         </w:rPr>
         <w:drawing>
-          <wp:inline distT="0" distB="0" distL="0" distR="0" wp14:anchorId="39120317" wp14:editId="030D6931">
+          <wp:inline distT="0" distB="0" distL="0" distR="0" wp14:anchorId="11C15472" wp14:editId="40D141CD">
             <wp:extent cx="8412480" cy="1682496"/>
             <wp:effectExtent l="0" t="0" r="0" b="0"/>
             <wp:docPr id="109" name="Picture 109"/>
@@ -21509,31 +20257,31 @@
       </w:rPr>
     </w:lvl>
   </w:abstractNum>
-  <w:num w:numId="1" w16cid:durableId="832140571">
+  <w:num w:numId="1" w16cid:durableId="405492460">
     <w:abstractNumId w:val="8"/>
   </w:num>
-  <w:num w:numId="2" w16cid:durableId="398093912">
+  <w:num w:numId="2" w16cid:durableId="1752727248">
     <w:abstractNumId w:val="6"/>
   </w:num>
-  <w:num w:numId="3" w16cid:durableId="1233075774">
+  <w:num w:numId="3" w16cid:durableId="943683045">
     <w:abstractNumId w:val="5"/>
   </w:num>
-  <w:num w:numId="4" w16cid:durableId="21707103">
+  <w:num w:numId="4" w16cid:durableId="882523434">
     <w:abstractNumId w:val="4"/>
   </w:num>
-  <w:num w:numId="5" w16cid:durableId="1388647270">
+  <w:num w:numId="5" w16cid:durableId="1191721333">
     <w:abstractNumId w:val="7"/>
   </w:num>
-  <w:num w:numId="6" w16cid:durableId="277417923">
+  <w:num w:numId="6" w16cid:durableId="1282343253">
     <w:abstractNumId w:val="3"/>
   </w:num>
-  <w:num w:numId="7" w16cid:durableId="1210144835">
+  <w:num w:numId="7" w16cid:durableId="275990979">
     <w:abstractNumId w:val="2"/>
   </w:num>
-  <w:num w:numId="8" w16cid:durableId="797602518">
+  <w:num w:numId="8" w16cid:durableId="1932809915">
     <w:abstractNumId w:val="1"/>
   </w:num>
-  <w:num w:numId="9" w16cid:durableId="2139519286">
+  <w:num w:numId="9" w16cid:durableId="1193956812">
     <w:abstractNumId w:val="0"/>
   </w:num>
 </w:numbering>
